--- a/[Sempro] setelah revisi/Penerapan Natural Language Processing (NLP) & Speech-to-text untuk Otomatisasi Entitas pada Inventaris Mobile.docx
+++ b/[Sempro] setelah revisi/Penerapan Natural Language Processing (NLP) & Speech-to-text untuk Otomatisasi Entitas pada Inventaris Mobile.docx
@@ -16,6 +16,16 @@
           <w:szCs w:val="32"/>
         </w:rPr>
       </w:pPr>
+      <w:r>
+        <w:rPr>
+          <w:rFonts w:ascii="Times New Roman" w:hAnsi="Times New Roman" w:cs="Times New Roman"/>
+          <w:b/>
+          <w:bCs/>
+          <w:sz w:val="32"/>
+          <w:szCs w:val="32"/>
+        </w:rPr>
+        <w:t xml:space="preserve"> </w:t>
+      </w:r>
       <w:r>
         <w:rPr>
           <w:rFonts w:ascii="Times New Roman" w:hAnsi="Times New Roman" w:cs="Times New Roman"/>
@@ -317,6 +327,7 @@
           <w:sz w:val="24"/>
         </w:rPr>
       </w:pPr>
+      <w:proofErr w:type="spellStart"/>
       <w:r>
         <w:rPr>
           <w:rFonts w:ascii="Times New Roman" w:hAnsi="Times New Roman" w:cs="Times New Roman"/>
@@ -324,7 +335,17 @@
           <w:bCs/>
           <w:sz w:val="24"/>
         </w:rPr>
-        <w:t>Disusun oleh:</w:t>
+        <w:t>Disusun</w:t>
+      </w:r>
+      <w:proofErr w:type="spellEnd"/>
+      <w:r>
+        <w:rPr>
+          <w:rFonts w:ascii="Times New Roman" w:hAnsi="Times New Roman" w:cs="Times New Roman"/>
+          <w:b/>
+          <w:bCs/>
+          <w:sz w:val="24"/>
+        </w:rPr>
+        <w:t xml:space="preserve"> oleh:</w:t>
       </w:r>
     </w:p>
     <w:tbl>
@@ -1083,14 +1104,34 @@
           <w:szCs w:val="28"/>
         </w:rPr>
       </w:pPr>
-      <w:r>
-        <w:rPr>
-          <w:rFonts w:ascii="Times New Roman" w:hAnsi="Times New Roman" w:cs="Times New Roman"/>
-          <w:sz w:val="24"/>
-          <w:szCs w:val="24"/>
-        </w:rPr>
-        <w:t>Disusun Oleh :</w:t>
-      </w:r>
+      <w:proofErr w:type="spellStart"/>
+      <w:r>
+        <w:rPr>
+          <w:rFonts w:ascii="Times New Roman" w:hAnsi="Times New Roman" w:cs="Times New Roman"/>
+          <w:sz w:val="24"/>
+          <w:szCs w:val="24"/>
+        </w:rPr>
+        <w:t>Disusun</w:t>
+      </w:r>
+      <w:proofErr w:type="spellEnd"/>
+      <w:r>
+        <w:rPr>
+          <w:rFonts w:ascii="Times New Roman" w:hAnsi="Times New Roman" w:cs="Times New Roman"/>
+          <w:sz w:val="24"/>
+          <w:szCs w:val="24"/>
+        </w:rPr>
+        <w:t xml:space="preserve"> </w:t>
+      </w:r>
+      <w:proofErr w:type="gramStart"/>
+      <w:r>
+        <w:rPr>
+          <w:rFonts w:ascii="Times New Roman" w:hAnsi="Times New Roman" w:cs="Times New Roman"/>
+          <w:sz w:val="24"/>
+          <w:szCs w:val="24"/>
+        </w:rPr>
+        <w:t>Oleh :</w:t>
+      </w:r>
+      <w:proofErr w:type="gramEnd"/>
     </w:p>
     <w:p>
       <w:pPr>
@@ -1290,13 +1331,23 @@
                 <w:szCs w:val="24"/>
               </w:rPr>
             </w:pPr>
-            <w:r>
-              <w:rPr>
-                <w:rFonts w:ascii="Times New Roman" w:hAnsi="Times New Roman" w:cs="Times New Roman"/>
-                <w:sz w:val="24"/>
-                <w:szCs w:val="24"/>
-              </w:rPr>
-              <w:t xml:space="preserve">Fakultas </w:t>
+            <w:proofErr w:type="spellStart"/>
+            <w:r>
+              <w:rPr>
+                <w:rFonts w:ascii="Times New Roman" w:hAnsi="Times New Roman" w:cs="Times New Roman"/>
+                <w:sz w:val="24"/>
+                <w:szCs w:val="24"/>
+              </w:rPr>
+              <w:t>Fakultas</w:t>
+            </w:r>
+            <w:proofErr w:type="spellEnd"/>
+            <w:r>
+              <w:rPr>
+                <w:rFonts w:ascii="Times New Roman" w:hAnsi="Times New Roman" w:cs="Times New Roman"/>
+                <w:sz w:val="24"/>
+                <w:szCs w:val="24"/>
+              </w:rPr>
+              <w:t xml:space="preserve"> </w:t>
             </w:r>
           </w:p>
         </w:tc>
@@ -1326,7 +1377,61 @@
                 <w:sz w:val="24"/>
                 <w:szCs w:val="24"/>
               </w:rPr>
-              <w:t xml:space="preserve">: Teknologi Informasi dan Komunikasi </w:t>
+              <w:t xml:space="preserve">: </w:t>
+            </w:r>
+            <w:proofErr w:type="spellStart"/>
+            <w:r>
+              <w:rPr>
+                <w:rFonts w:ascii="Times New Roman" w:hAnsi="Times New Roman" w:cs="Times New Roman"/>
+                <w:sz w:val="24"/>
+                <w:szCs w:val="24"/>
+              </w:rPr>
+              <w:t>Teknologi</w:t>
+            </w:r>
+            <w:proofErr w:type="spellEnd"/>
+            <w:r>
+              <w:rPr>
+                <w:rFonts w:ascii="Times New Roman" w:hAnsi="Times New Roman" w:cs="Times New Roman"/>
+                <w:sz w:val="24"/>
+                <w:szCs w:val="24"/>
+              </w:rPr>
+              <w:t xml:space="preserve"> </w:t>
+            </w:r>
+            <w:proofErr w:type="spellStart"/>
+            <w:r>
+              <w:rPr>
+                <w:rFonts w:ascii="Times New Roman" w:hAnsi="Times New Roman" w:cs="Times New Roman"/>
+                <w:sz w:val="24"/>
+                <w:szCs w:val="24"/>
+              </w:rPr>
+              <w:t>Informasi</w:t>
+            </w:r>
+            <w:proofErr w:type="spellEnd"/>
+            <w:r>
+              <w:rPr>
+                <w:rFonts w:ascii="Times New Roman" w:hAnsi="Times New Roman" w:cs="Times New Roman"/>
+                <w:sz w:val="24"/>
+                <w:szCs w:val="24"/>
+              </w:rPr>
+              <w:t xml:space="preserve"> dan </w:t>
+            </w:r>
+            <w:proofErr w:type="spellStart"/>
+            <w:r>
+              <w:rPr>
+                <w:rFonts w:ascii="Times New Roman" w:hAnsi="Times New Roman" w:cs="Times New Roman"/>
+                <w:sz w:val="24"/>
+                <w:szCs w:val="24"/>
+              </w:rPr>
+              <w:t>Komunikasi</w:t>
+            </w:r>
+            <w:proofErr w:type="spellEnd"/>
+            <w:r>
+              <w:rPr>
+                <w:rFonts w:ascii="Times New Roman" w:hAnsi="Times New Roman" w:cs="Times New Roman"/>
+                <w:sz w:val="24"/>
+                <w:szCs w:val="24"/>
+              </w:rPr>
+              <w:t xml:space="preserve"> </w:t>
             </w:r>
             <w:r>
               <w:rPr>
@@ -1363,13 +1468,23 @@
                 <w:szCs w:val="24"/>
               </w:rPr>
             </w:pPr>
-            <w:r>
-              <w:rPr>
-                <w:rFonts w:ascii="Times New Roman" w:hAnsi="Times New Roman" w:cs="Times New Roman"/>
-                <w:sz w:val="24"/>
-                <w:szCs w:val="24"/>
-              </w:rPr>
-              <w:t xml:space="preserve">Jenjang Studi </w:t>
+            <w:proofErr w:type="spellStart"/>
+            <w:r>
+              <w:rPr>
+                <w:rFonts w:ascii="Times New Roman" w:hAnsi="Times New Roman" w:cs="Times New Roman"/>
+                <w:sz w:val="24"/>
+                <w:szCs w:val="24"/>
+              </w:rPr>
+              <w:t>Jenjang</w:t>
+            </w:r>
+            <w:proofErr w:type="spellEnd"/>
+            <w:r>
+              <w:rPr>
+                <w:rFonts w:ascii="Times New Roman" w:hAnsi="Times New Roman" w:cs="Times New Roman"/>
+                <w:sz w:val="24"/>
+                <w:szCs w:val="24"/>
+              </w:rPr>
+              <w:t xml:space="preserve"> Studi </w:t>
             </w:r>
           </w:p>
         </w:tc>
@@ -1480,8 +1595,18 @@
                 <w:sz w:val="24"/>
                 <w:szCs w:val="24"/>
               </w:rPr>
-              <w:t>Teknik Informatika</w:t>
-            </w:r>
+              <w:t xml:space="preserve">Teknik </w:t>
+            </w:r>
+            <w:proofErr w:type="spellStart"/>
+            <w:r>
+              <w:rPr>
+                <w:rFonts w:ascii="Times New Roman" w:hAnsi="Times New Roman" w:cs="Times New Roman"/>
+                <w:sz w:val="24"/>
+                <w:szCs w:val="24"/>
+              </w:rPr>
+              <w:t>Informatika</w:t>
+            </w:r>
+            <w:proofErr w:type="spellEnd"/>
           </w:p>
         </w:tc>
       </w:tr>
@@ -1508,13 +1633,23 @@
                 <w:szCs w:val="24"/>
               </w:rPr>
             </w:pPr>
-            <w:r>
-              <w:rPr>
-                <w:rFonts w:ascii="Times New Roman" w:hAnsi="Times New Roman" w:cs="Times New Roman"/>
-                <w:sz w:val="24"/>
-                <w:szCs w:val="24"/>
-              </w:rPr>
-              <w:t xml:space="preserve">Konsentrasi </w:t>
+            <w:proofErr w:type="spellStart"/>
+            <w:r>
+              <w:rPr>
+                <w:rFonts w:ascii="Times New Roman" w:hAnsi="Times New Roman" w:cs="Times New Roman"/>
+                <w:sz w:val="24"/>
+                <w:szCs w:val="24"/>
+              </w:rPr>
+              <w:t>Konsentrasi</w:t>
+            </w:r>
+            <w:proofErr w:type="spellEnd"/>
+            <w:r>
+              <w:rPr>
+                <w:rFonts w:ascii="Times New Roman" w:hAnsi="Times New Roman" w:cs="Times New Roman"/>
+                <w:sz w:val="24"/>
+                <w:szCs w:val="24"/>
+              </w:rPr>
+              <w:t xml:space="preserve"> </w:t>
             </w:r>
           </w:p>
         </w:tc>
@@ -1644,6 +1779,7 @@
                 <w:szCs w:val="24"/>
               </w:rPr>
             </w:pPr>
+            <w:proofErr w:type="gramStart"/>
             <w:r>
               <w:rPr>
                 <w:rFonts w:ascii="Times New Roman" w:hAnsi="Times New Roman" w:cs="Times New Roman"/>
@@ -1658,7 +1794,16 @@
                 <w:sz w:val="24"/>
                 <w:szCs w:val="24"/>
               </w:rPr>
-              <w:t>………………</w:t>
+              <w:t>…</w:t>
+            </w:r>
+            <w:proofErr w:type="gramEnd"/>
+            <w:r>
+              <w:rPr>
+                <w:rFonts w:ascii="Times New Roman" w:hAnsi="Times New Roman" w:cs="Times New Roman"/>
+                <w:sz w:val="24"/>
+                <w:szCs w:val="24"/>
+              </w:rPr>
+              <w:t>……………</w:t>
             </w:r>
             <w:r>
               <w:rPr>
@@ -2111,13 +2256,23 @@
                 <w:szCs w:val="24"/>
               </w:rPr>
             </w:pPr>
-            <w:r>
-              <w:rPr>
-                <w:rFonts w:ascii="Times New Roman" w:hAnsi="Times New Roman" w:cs="Times New Roman"/>
-                <w:sz w:val="24"/>
-                <w:szCs w:val="24"/>
-              </w:rPr>
-              <w:t>Rektor,</w:t>
+            <w:proofErr w:type="spellStart"/>
+            <w:r>
+              <w:rPr>
+                <w:rFonts w:ascii="Times New Roman" w:hAnsi="Times New Roman" w:cs="Times New Roman"/>
+                <w:sz w:val="24"/>
+                <w:szCs w:val="24"/>
+              </w:rPr>
+              <w:t>Rektor</w:t>
+            </w:r>
+            <w:proofErr w:type="spellEnd"/>
+            <w:r>
+              <w:rPr>
+                <w:rFonts w:ascii="Times New Roman" w:hAnsi="Times New Roman" w:cs="Times New Roman"/>
+                <w:sz w:val="24"/>
+                <w:szCs w:val="24"/>
+              </w:rPr>
+              <w:t>,</w:t>
             </w:r>
           </w:p>
         </w:tc>
@@ -2172,8 +2327,9 @@
                 <w:szCs w:val="24"/>
                 <w:u w:val="single"/>
               </w:rPr>
-              <w:t>(Assoc. Prof. Dr. H. Dedi Ro</w:t>
-            </w:r>
+              <w:t xml:space="preserve">(Assoc. Prof. Dr. H. Dedi </w:t>
+            </w:r>
+            <w:proofErr w:type="spellStart"/>
             <w:r>
               <w:rPr>
                 <w:rFonts w:ascii="Times New Roman" w:hAnsi="Times New Roman" w:cs="Times New Roman"/>
@@ -2183,7 +2339,7 @@
                 <w:szCs w:val="24"/>
                 <w:u w:val="single"/>
               </w:rPr>
-              <w:t>y</w:t>
+              <w:t>Ro</w:t>
             </w:r>
             <w:r>
               <w:rPr>
@@ -2194,7 +2350,54 @@
                 <w:szCs w:val="24"/>
                 <w:u w:val="single"/>
               </w:rPr>
-              <w:t>adi, M.Si.)</w:t>
+              <w:t>y</w:t>
+            </w:r>
+            <w:r>
+              <w:rPr>
+                <w:rFonts w:ascii="Times New Roman" w:hAnsi="Times New Roman" w:cs="Times New Roman"/>
+                <w:b/>
+                <w:bCs/>
+                <w:sz w:val="24"/>
+                <w:szCs w:val="24"/>
+                <w:u w:val="single"/>
+              </w:rPr>
+              <w:t>adi</w:t>
+            </w:r>
+            <w:proofErr w:type="spellEnd"/>
+            <w:r>
+              <w:rPr>
+                <w:rFonts w:ascii="Times New Roman" w:hAnsi="Times New Roman" w:cs="Times New Roman"/>
+                <w:b/>
+                <w:bCs/>
+                <w:sz w:val="24"/>
+                <w:szCs w:val="24"/>
+                <w:u w:val="single"/>
+              </w:rPr>
+              <w:t xml:space="preserve">, </w:t>
+            </w:r>
+            <w:proofErr w:type="spellStart"/>
+            <w:r>
+              <w:rPr>
+                <w:rFonts w:ascii="Times New Roman" w:hAnsi="Times New Roman" w:cs="Times New Roman"/>
+                <w:b/>
+                <w:bCs/>
+                <w:sz w:val="24"/>
+                <w:szCs w:val="24"/>
+                <w:u w:val="single"/>
+              </w:rPr>
+              <w:t>M.Si</w:t>
+            </w:r>
+            <w:proofErr w:type="spellEnd"/>
+            <w:r>
+              <w:rPr>
+                <w:rFonts w:ascii="Times New Roman" w:hAnsi="Times New Roman" w:cs="Times New Roman"/>
+                <w:b/>
+                <w:bCs/>
+                <w:sz w:val="24"/>
+                <w:szCs w:val="24"/>
+                <w:u w:val="single"/>
+              </w:rPr>
+              <w:t>.)</w:t>
             </w:r>
           </w:p>
           <w:p>
@@ -2557,13 +2760,23 @@
                 <w:szCs w:val="24"/>
               </w:rPr>
             </w:pPr>
-            <w:r>
-              <w:rPr>
-                <w:rFonts w:ascii="Times New Roman" w:hAnsi="Times New Roman" w:cs="Times New Roman"/>
-                <w:sz w:val="24"/>
-                <w:szCs w:val="24"/>
-              </w:rPr>
-              <w:t xml:space="preserve">Fakultas </w:t>
+            <w:proofErr w:type="spellStart"/>
+            <w:r>
+              <w:rPr>
+                <w:rFonts w:ascii="Times New Roman" w:hAnsi="Times New Roman" w:cs="Times New Roman"/>
+                <w:sz w:val="24"/>
+                <w:szCs w:val="24"/>
+              </w:rPr>
+              <w:t>Fakultas</w:t>
+            </w:r>
+            <w:proofErr w:type="spellEnd"/>
+            <w:r>
+              <w:rPr>
+                <w:rFonts w:ascii="Times New Roman" w:hAnsi="Times New Roman" w:cs="Times New Roman"/>
+                <w:sz w:val="24"/>
+                <w:szCs w:val="24"/>
+              </w:rPr>
+              <w:t xml:space="preserve"> </w:t>
             </w:r>
           </w:p>
         </w:tc>
@@ -2586,7 +2799,61 @@
                 <w:sz w:val="24"/>
                 <w:szCs w:val="24"/>
               </w:rPr>
-              <w:t xml:space="preserve">: Teknologi Informasi dan Komunikasi </w:t>
+              <w:t xml:space="preserve">: </w:t>
+            </w:r>
+            <w:proofErr w:type="spellStart"/>
+            <w:r>
+              <w:rPr>
+                <w:rFonts w:ascii="Times New Roman" w:hAnsi="Times New Roman" w:cs="Times New Roman"/>
+                <w:sz w:val="24"/>
+                <w:szCs w:val="24"/>
+              </w:rPr>
+              <w:t>Teknologi</w:t>
+            </w:r>
+            <w:proofErr w:type="spellEnd"/>
+            <w:r>
+              <w:rPr>
+                <w:rFonts w:ascii="Times New Roman" w:hAnsi="Times New Roman" w:cs="Times New Roman"/>
+                <w:sz w:val="24"/>
+                <w:szCs w:val="24"/>
+              </w:rPr>
+              <w:t xml:space="preserve"> </w:t>
+            </w:r>
+            <w:proofErr w:type="spellStart"/>
+            <w:r>
+              <w:rPr>
+                <w:rFonts w:ascii="Times New Roman" w:hAnsi="Times New Roman" w:cs="Times New Roman"/>
+                <w:sz w:val="24"/>
+                <w:szCs w:val="24"/>
+              </w:rPr>
+              <w:t>Informasi</w:t>
+            </w:r>
+            <w:proofErr w:type="spellEnd"/>
+            <w:r>
+              <w:rPr>
+                <w:rFonts w:ascii="Times New Roman" w:hAnsi="Times New Roman" w:cs="Times New Roman"/>
+                <w:sz w:val="24"/>
+                <w:szCs w:val="24"/>
+              </w:rPr>
+              <w:t xml:space="preserve"> dan </w:t>
+            </w:r>
+            <w:proofErr w:type="spellStart"/>
+            <w:r>
+              <w:rPr>
+                <w:rFonts w:ascii="Times New Roman" w:hAnsi="Times New Roman" w:cs="Times New Roman"/>
+                <w:sz w:val="24"/>
+                <w:szCs w:val="24"/>
+              </w:rPr>
+              <w:t>Komunikasi</w:t>
+            </w:r>
+            <w:proofErr w:type="spellEnd"/>
+            <w:r>
+              <w:rPr>
+                <w:rFonts w:ascii="Times New Roman" w:hAnsi="Times New Roman" w:cs="Times New Roman"/>
+                <w:sz w:val="24"/>
+                <w:szCs w:val="24"/>
+              </w:rPr>
+              <w:t xml:space="preserve"> </w:t>
             </w:r>
             <w:r>
               <w:rPr>
@@ -2616,13 +2883,23 @@
                 <w:szCs w:val="24"/>
               </w:rPr>
             </w:pPr>
-            <w:r>
-              <w:rPr>
-                <w:rFonts w:ascii="Times New Roman" w:hAnsi="Times New Roman" w:cs="Times New Roman"/>
-                <w:sz w:val="24"/>
-                <w:szCs w:val="24"/>
-              </w:rPr>
-              <w:t xml:space="preserve">Jenjang Studi </w:t>
+            <w:proofErr w:type="spellStart"/>
+            <w:r>
+              <w:rPr>
+                <w:rFonts w:ascii="Times New Roman" w:hAnsi="Times New Roman" w:cs="Times New Roman"/>
+                <w:sz w:val="24"/>
+                <w:szCs w:val="24"/>
+              </w:rPr>
+              <w:t>Jenjang</w:t>
+            </w:r>
+            <w:proofErr w:type="spellEnd"/>
+            <w:r>
+              <w:rPr>
+                <w:rFonts w:ascii="Times New Roman" w:hAnsi="Times New Roman" w:cs="Times New Roman"/>
+                <w:sz w:val="24"/>
+                <w:szCs w:val="24"/>
+              </w:rPr>
+              <w:t xml:space="preserve"> Studi </w:t>
             </w:r>
           </w:p>
         </w:tc>
@@ -2712,8 +2989,18 @@
                 <w:sz w:val="24"/>
                 <w:szCs w:val="24"/>
               </w:rPr>
-              <w:t>Teknik Informatika</w:t>
-            </w:r>
+              <w:t xml:space="preserve">Teknik </w:t>
+            </w:r>
+            <w:proofErr w:type="spellStart"/>
+            <w:r>
+              <w:rPr>
+                <w:rFonts w:ascii="Times New Roman" w:hAnsi="Times New Roman" w:cs="Times New Roman"/>
+                <w:sz w:val="24"/>
+                <w:szCs w:val="24"/>
+              </w:rPr>
+              <w:t>Informatika</w:t>
+            </w:r>
+            <w:proofErr w:type="spellEnd"/>
           </w:p>
         </w:tc>
       </w:tr>
@@ -2733,13 +3020,23 @@
                 <w:szCs w:val="24"/>
               </w:rPr>
             </w:pPr>
-            <w:r>
-              <w:rPr>
-                <w:rFonts w:ascii="Times New Roman" w:hAnsi="Times New Roman" w:cs="Times New Roman"/>
-                <w:sz w:val="24"/>
-                <w:szCs w:val="24"/>
-              </w:rPr>
-              <w:t xml:space="preserve">Konsentrasi </w:t>
+            <w:proofErr w:type="spellStart"/>
+            <w:r>
+              <w:rPr>
+                <w:rFonts w:ascii="Times New Roman" w:hAnsi="Times New Roman" w:cs="Times New Roman"/>
+                <w:sz w:val="24"/>
+                <w:szCs w:val="24"/>
+              </w:rPr>
+              <w:t>Konsentrasi</w:t>
+            </w:r>
+            <w:proofErr w:type="spellEnd"/>
+            <w:r>
+              <w:rPr>
+                <w:rFonts w:ascii="Times New Roman" w:hAnsi="Times New Roman" w:cs="Times New Roman"/>
+                <w:sz w:val="24"/>
+                <w:szCs w:val="24"/>
+              </w:rPr>
+              <w:t xml:space="preserve"> </w:t>
             </w:r>
           </w:p>
         </w:tc>
@@ -2821,6 +3118,7 @@
                 <w:szCs w:val="24"/>
               </w:rPr>
             </w:pPr>
+            <w:proofErr w:type="spellStart"/>
             <w:r>
               <w:rPr>
                 <w:rFonts w:ascii="Times New Roman" w:hAnsi="Times New Roman" w:cs="Times New Roman"/>
@@ -2829,6 +3127,7 @@
               </w:rPr>
               <w:t>Judul</w:t>
             </w:r>
+            <w:proofErr w:type="spellEnd"/>
           </w:p>
         </w:tc>
         <w:tc>
@@ -2853,6 +3152,7 @@
               </w:rPr>
               <w:t xml:space="preserve">: </w:t>
             </w:r>
+            <w:proofErr w:type="spellStart"/>
             <w:r>
               <w:rPr>
                 <w:rFonts w:ascii="Times New Roman" w:hAnsi="Times New Roman" w:cs="Times New Roman"/>
@@ -2860,7 +3160,17 @@
                 <w:sz w:val="24"/>
                 <w:szCs w:val="24"/>
               </w:rPr>
-              <w:t xml:space="preserve">Penerapan </w:t>
+              <w:t>Penerapan</w:t>
+            </w:r>
+            <w:proofErr w:type="spellEnd"/>
+            <w:r>
+              <w:rPr>
+                <w:rFonts w:ascii="Times New Roman" w:hAnsi="Times New Roman" w:cs="Times New Roman"/>
+                <w:iCs/>
+                <w:sz w:val="24"/>
+                <w:szCs w:val="24"/>
+              </w:rPr>
+              <w:t xml:space="preserve"> </w:t>
             </w:r>
             <w:r>
               <w:rPr>
@@ -2896,7 +3206,87 @@
                 <w:sz w:val="24"/>
                 <w:szCs w:val="24"/>
               </w:rPr>
-              <w:t xml:space="preserve"> untuk Otomatisasi Entitas pada Inventaris </w:t>
+              <w:t xml:space="preserve"> </w:t>
+            </w:r>
+            <w:proofErr w:type="spellStart"/>
+            <w:r>
+              <w:rPr>
+                <w:rFonts w:ascii="Times New Roman" w:hAnsi="Times New Roman" w:cs="Times New Roman"/>
+                <w:iCs/>
+                <w:sz w:val="24"/>
+                <w:szCs w:val="24"/>
+              </w:rPr>
+              <w:t>untuk</w:t>
+            </w:r>
+            <w:proofErr w:type="spellEnd"/>
+            <w:r>
+              <w:rPr>
+                <w:rFonts w:ascii="Times New Roman" w:hAnsi="Times New Roman" w:cs="Times New Roman"/>
+                <w:iCs/>
+                <w:sz w:val="24"/>
+                <w:szCs w:val="24"/>
+              </w:rPr>
+              <w:t xml:space="preserve"> </w:t>
+            </w:r>
+            <w:proofErr w:type="spellStart"/>
+            <w:r>
+              <w:rPr>
+                <w:rFonts w:ascii="Times New Roman" w:hAnsi="Times New Roman" w:cs="Times New Roman"/>
+                <w:iCs/>
+                <w:sz w:val="24"/>
+                <w:szCs w:val="24"/>
+              </w:rPr>
+              <w:t>Otomatisasi</w:t>
+            </w:r>
+            <w:proofErr w:type="spellEnd"/>
+            <w:r>
+              <w:rPr>
+                <w:rFonts w:ascii="Times New Roman" w:hAnsi="Times New Roman" w:cs="Times New Roman"/>
+                <w:iCs/>
+                <w:sz w:val="24"/>
+                <w:szCs w:val="24"/>
+              </w:rPr>
+              <w:t xml:space="preserve"> </w:t>
+            </w:r>
+            <w:proofErr w:type="spellStart"/>
+            <w:r>
+              <w:rPr>
+                <w:rFonts w:ascii="Times New Roman" w:hAnsi="Times New Roman" w:cs="Times New Roman"/>
+                <w:iCs/>
+                <w:sz w:val="24"/>
+                <w:szCs w:val="24"/>
+              </w:rPr>
+              <w:t>Entitas</w:t>
+            </w:r>
+            <w:proofErr w:type="spellEnd"/>
+            <w:r>
+              <w:rPr>
+                <w:rFonts w:ascii="Times New Roman" w:hAnsi="Times New Roman" w:cs="Times New Roman"/>
+                <w:iCs/>
+                <w:sz w:val="24"/>
+                <w:szCs w:val="24"/>
+              </w:rPr>
+              <w:t xml:space="preserve"> pada </w:t>
+            </w:r>
+            <w:proofErr w:type="spellStart"/>
+            <w:r>
+              <w:rPr>
+                <w:rFonts w:ascii="Times New Roman" w:hAnsi="Times New Roman" w:cs="Times New Roman"/>
+                <w:iCs/>
+                <w:sz w:val="24"/>
+                <w:szCs w:val="24"/>
+              </w:rPr>
+              <w:t>Inventaris</w:t>
+            </w:r>
+            <w:proofErr w:type="spellEnd"/>
+            <w:r>
+              <w:rPr>
+                <w:rFonts w:ascii="Times New Roman" w:hAnsi="Times New Roman" w:cs="Times New Roman"/>
+                <w:iCs/>
+                <w:sz w:val="24"/>
+                <w:szCs w:val="24"/>
+              </w:rPr>
+              <w:t xml:space="preserve"> </w:t>
             </w:r>
             <w:r>
               <w:rPr>
@@ -2929,7 +3319,7 @@
           <w:iCs w:val="0"/>
           <w:lang w:val="sv-SE"/>
         </w:rPr>
-        <w:t>Disetujui untuk dipertahankan dalam sidang proposal Skripsi Periode Semester Ganjil Tahun 2026/2027</w:t>
+        <w:t>Disetujui untuk dipertahankan dalam sidang proposal Skripsi Periode Semester Ganjil Tahun 2026/202</w:t>
       </w:r>
       <w:r>
         <w:rPr>
@@ -2937,7 +3327,7 @@
           <w:iCs w:val="0"/>
           <w:lang w:val="sv-SE"/>
         </w:rPr>
-        <w:t>…...</w:t>
+        <w:t>7</w:t>
       </w:r>
     </w:p>
     <w:p>
@@ -3019,7 +3409,23 @@
                 <w:sz w:val="24"/>
                 <w:szCs w:val="24"/>
               </w:rPr>
-              <w:t>………………202</w:t>
+              <w:t xml:space="preserve"> </w:t>
+            </w:r>
+            <w:r>
+              <w:rPr>
+                <w:rFonts w:ascii="Times New Roman" w:hAnsi="Times New Roman" w:cs="Times New Roman"/>
+                <w:sz w:val="24"/>
+                <w:szCs w:val="24"/>
+              </w:rPr>
+              <w:t xml:space="preserve">30 September </w:t>
+            </w:r>
+            <w:r>
+              <w:rPr>
+                <w:rFonts w:ascii="Times New Roman" w:hAnsi="Times New Roman" w:cs="Times New Roman"/>
+                <w:sz w:val="24"/>
+                <w:szCs w:val="24"/>
+              </w:rPr>
+              <w:t>202</w:t>
             </w:r>
             <w:r>
               <w:rPr>
@@ -3203,6 +3609,76 @@
                 <w:lang w:val="sv-SE"/>
               </w:rPr>
             </w:pPr>
+            <w:r>
+              <w:rPr>
+                <w:rFonts w:ascii="Times New Roman" w:hAnsi="Times New Roman" w:cs="Times New Roman"/>
+                <w:noProof/>
+                <w:sz w:val="24"/>
+                <w:szCs w:val="24"/>
+              </w:rPr>
+              <w:drawing>
+                <wp:anchor distT="0" distB="0" distL="114300" distR="114300" simplePos="0" relativeHeight="251661312" behindDoc="0" locked="0" layoutInCell="1" allowOverlap="1" wp14:anchorId="66DE989F" wp14:editId="739A663A">
+                  <wp:simplePos x="0" y="0"/>
+                  <wp:positionH relativeFrom="column">
+                    <wp:posOffset>851111</wp:posOffset>
+                  </wp:positionH>
+                  <wp:positionV relativeFrom="page">
+                    <wp:posOffset>334010</wp:posOffset>
+                  </wp:positionV>
+                  <wp:extent cx="2268146" cy="1081154"/>
+                  <wp:effectExtent l="0" t="0" r="0" b="0"/>
+                  <wp:wrapNone/>
+                  <wp:docPr id="1383949608" name="Picture 1"/>
+                  <wp:cNvGraphicFramePr>
+                    <a:graphicFrameLocks xmlns:a="http://schemas.openxmlformats.org/drawingml/2006/main" noChangeAspect="1"/>
+                  </wp:cNvGraphicFramePr>
+                  <a:graphic xmlns:a="http://schemas.openxmlformats.org/drawingml/2006/main">
+                    <a:graphicData uri="http://schemas.openxmlformats.org/drawingml/2006/picture">
+                      <pic:pic xmlns:pic="http://schemas.openxmlformats.org/drawingml/2006/picture">
+                        <pic:nvPicPr>
+                          <pic:cNvPr id="0" name="Picture 2"/>
+                          <pic:cNvPicPr>
+                            <a:picLocks noChangeAspect="1" noChangeArrowheads="1"/>
+                          </pic:cNvPicPr>
+                        </pic:nvPicPr>
+                        <pic:blipFill>
+                          <a:blip r:embed="rId9" cstate="print">
+                            <a:extLst>
+                              <a:ext uri="{28A0092B-C50C-407E-A947-70E740481C1C}">
+                                <a14:useLocalDpi xmlns:a14="http://schemas.microsoft.com/office/drawing/2010/main" val="0"/>
+                              </a:ext>
+                            </a:extLst>
+                          </a:blip>
+                          <a:srcRect/>
+                          <a:stretch>
+                            <a:fillRect/>
+                          </a:stretch>
+                        </pic:blipFill>
+                        <pic:spPr bwMode="auto">
+                          <a:xfrm>
+                            <a:off x="0" y="0"/>
+                            <a:ext cx="2268146" cy="1081154"/>
+                          </a:xfrm>
+                          <a:prstGeom prst="rect">
+                            <a:avLst/>
+                          </a:prstGeom>
+                          <a:noFill/>
+                          <a:ln>
+                            <a:noFill/>
+                          </a:ln>
+                        </pic:spPr>
+                      </pic:pic>
+                    </a:graphicData>
+                  </a:graphic>
+                  <wp14:sizeRelH relativeFrom="page">
+                    <wp14:pctWidth>0</wp14:pctWidth>
+                  </wp14:sizeRelH>
+                  <wp14:sizeRelV relativeFrom="page">
+                    <wp14:pctHeight>0</wp14:pctHeight>
+                  </wp14:sizeRelV>
+                </wp:anchor>
+              </w:drawing>
+            </w:r>
           </w:p>
           <w:p>
             <w:pPr>
@@ -3664,13 +4140,23 @@
                 <w:szCs w:val="24"/>
               </w:rPr>
             </w:pPr>
-            <w:r>
-              <w:rPr>
-                <w:rFonts w:ascii="Times New Roman" w:hAnsi="Times New Roman" w:cs="Times New Roman"/>
-                <w:sz w:val="24"/>
-                <w:szCs w:val="24"/>
-              </w:rPr>
-              <w:t xml:space="preserve">Fakultas </w:t>
+            <w:proofErr w:type="spellStart"/>
+            <w:r>
+              <w:rPr>
+                <w:rFonts w:ascii="Times New Roman" w:hAnsi="Times New Roman" w:cs="Times New Roman"/>
+                <w:sz w:val="24"/>
+                <w:szCs w:val="24"/>
+              </w:rPr>
+              <w:t>Fakultas</w:t>
+            </w:r>
+            <w:proofErr w:type="spellEnd"/>
+            <w:r>
+              <w:rPr>
+                <w:rFonts w:ascii="Times New Roman" w:hAnsi="Times New Roman" w:cs="Times New Roman"/>
+                <w:sz w:val="24"/>
+                <w:szCs w:val="24"/>
+              </w:rPr>
+              <w:t xml:space="preserve"> </w:t>
             </w:r>
           </w:p>
         </w:tc>
@@ -3693,7 +4179,61 @@
                 <w:sz w:val="24"/>
                 <w:szCs w:val="24"/>
               </w:rPr>
-              <w:t xml:space="preserve">: Teknologi Informasi dan Komunikasi </w:t>
+              <w:t xml:space="preserve">: </w:t>
+            </w:r>
+            <w:proofErr w:type="spellStart"/>
+            <w:r>
+              <w:rPr>
+                <w:rFonts w:ascii="Times New Roman" w:hAnsi="Times New Roman" w:cs="Times New Roman"/>
+                <w:sz w:val="24"/>
+                <w:szCs w:val="24"/>
+              </w:rPr>
+              <w:t>Teknologi</w:t>
+            </w:r>
+            <w:proofErr w:type="spellEnd"/>
+            <w:r>
+              <w:rPr>
+                <w:rFonts w:ascii="Times New Roman" w:hAnsi="Times New Roman" w:cs="Times New Roman"/>
+                <w:sz w:val="24"/>
+                <w:szCs w:val="24"/>
+              </w:rPr>
+              <w:t xml:space="preserve"> </w:t>
+            </w:r>
+            <w:proofErr w:type="spellStart"/>
+            <w:r>
+              <w:rPr>
+                <w:rFonts w:ascii="Times New Roman" w:hAnsi="Times New Roman" w:cs="Times New Roman"/>
+                <w:sz w:val="24"/>
+                <w:szCs w:val="24"/>
+              </w:rPr>
+              <w:t>Informasi</w:t>
+            </w:r>
+            <w:proofErr w:type="spellEnd"/>
+            <w:r>
+              <w:rPr>
+                <w:rFonts w:ascii="Times New Roman" w:hAnsi="Times New Roman" w:cs="Times New Roman"/>
+                <w:sz w:val="24"/>
+                <w:szCs w:val="24"/>
+              </w:rPr>
+              <w:t xml:space="preserve"> dan </w:t>
+            </w:r>
+            <w:proofErr w:type="spellStart"/>
+            <w:r>
+              <w:rPr>
+                <w:rFonts w:ascii="Times New Roman" w:hAnsi="Times New Roman" w:cs="Times New Roman"/>
+                <w:sz w:val="24"/>
+                <w:szCs w:val="24"/>
+              </w:rPr>
+              <w:t>Komunikasi</w:t>
+            </w:r>
+            <w:proofErr w:type="spellEnd"/>
+            <w:r>
+              <w:rPr>
+                <w:rFonts w:ascii="Times New Roman" w:hAnsi="Times New Roman" w:cs="Times New Roman"/>
+                <w:sz w:val="24"/>
+                <w:szCs w:val="24"/>
+              </w:rPr>
+              <w:t xml:space="preserve"> </w:t>
             </w:r>
             <w:r>
               <w:rPr>
@@ -3723,13 +4263,23 @@
                 <w:szCs w:val="24"/>
               </w:rPr>
             </w:pPr>
-            <w:r>
-              <w:rPr>
-                <w:rFonts w:ascii="Times New Roman" w:hAnsi="Times New Roman" w:cs="Times New Roman"/>
-                <w:sz w:val="24"/>
-                <w:szCs w:val="24"/>
-              </w:rPr>
-              <w:t xml:space="preserve">Jenjang Studi </w:t>
+            <w:proofErr w:type="spellStart"/>
+            <w:r>
+              <w:rPr>
+                <w:rFonts w:ascii="Times New Roman" w:hAnsi="Times New Roman" w:cs="Times New Roman"/>
+                <w:sz w:val="24"/>
+                <w:szCs w:val="24"/>
+              </w:rPr>
+              <w:t>Jenjang</w:t>
+            </w:r>
+            <w:proofErr w:type="spellEnd"/>
+            <w:r>
+              <w:rPr>
+                <w:rFonts w:ascii="Times New Roman" w:hAnsi="Times New Roman" w:cs="Times New Roman"/>
+                <w:sz w:val="24"/>
+                <w:szCs w:val="24"/>
+              </w:rPr>
+              <w:t xml:space="preserve"> Studi </w:t>
             </w:r>
           </w:p>
         </w:tc>
@@ -3819,8 +4369,18 @@
                 <w:sz w:val="24"/>
                 <w:szCs w:val="24"/>
               </w:rPr>
-              <w:t>Teknik Informatika</w:t>
-            </w:r>
+              <w:t xml:space="preserve">Teknik </w:t>
+            </w:r>
+            <w:proofErr w:type="spellStart"/>
+            <w:r>
+              <w:rPr>
+                <w:rFonts w:ascii="Times New Roman" w:hAnsi="Times New Roman" w:cs="Times New Roman"/>
+                <w:sz w:val="24"/>
+                <w:szCs w:val="24"/>
+              </w:rPr>
+              <w:t>Informatika</w:t>
+            </w:r>
+            <w:proofErr w:type="spellEnd"/>
           </w:p>
         </w:tc>
       </w:tr>
@@ -3840,13 +4400,23 @@
                 <w:szCs w:val="24"/>
               </w:rPr>
             </w:pPr>
-            <w:r>
-              <w:rPr>
-                <w:rFonts w:ascii="Times New Roman" w:hAnsi="Times New Roman" w:cs="Times New Roman"/>
-                <w:sz w:val="24"/>
-                <w:szCs w:val="24"/>
-              </w:rPr>
-              <w:t xml:space="preserve">Konsentrasi </w:t>
+            <w:proofErr w:type="spellStart"/>
+            <w:r>
+              <w:rPr>
+                <w:rFonts w:ascii="Times New Roman" w:hAnsi="Times New Roman" w:cs="Times New Roman"/>
+                <w:sz w:val="24"/>
+                <w:szCs w:val="24"/>
+              </w:rPr>
+              <w:t>Konsentrasi</w:t>
+            </w:r>
+            <w:proofErr w:type="spellEnd"/>
+            <w:r>
+              <w:rPr>
+                <w:rFonts w:ascii="Times New Roman" w:hAnsi="Times New Roman" w:cs="Times New Roman"/>
+                <w:sz w:val="24"/>
+                <w:szCs w:val="24"/>
+              </w:rPr>
+              <w:t xml:space="preserve"> </w:t>
             </w:r>
           </w:p>
         </w:tc>
@@ -3880,16 +4450,16 @@
                 <w:sz w:val="24"/>
                 <w:szCs w:val="24"/>
               </w:rPr>
-              <w:t>Software Enginnering</w:t>
-            </w:r>
-            <w:r>
-              <w:rPr>
-                <w:rFonts w:ascii="Times New Roman" w:eastAsia="Times New Roman" w:hAnsi="Times New Roman" w:cs="Times New Roman"/>
+              <w:t xml:space="preserve">Software </w:t>
+            </w:r>
+            <w:r>
+              <w:rPr>
+                <w:rFonts w:ascii="Times New Roman" w:hAnsi="Times New Roman" w:cs="Times New Roman"/>
                 <w:i/>
                 <w:sz w:val="24"/>
                 <w:szCs w:val="24"/>
               </w:rPr>
-              <w:t xml:space="preserve"> </w:t>
+              <w:t>Engineering</w:t>
             </w:r>
           </w:p>
         </w:tc>
@@ -3910,6 +4480,7 @@
                 <w:szCs w:val="24"/>
               </w:rPr>
             </w:pPr>
+            <w:proofErr w:type="spellStart"/>
             <w:r>
               <w:rPr>
                 <w:rFonts w:ascii="Times New Roman" w:hAnsi="Times New Roman" w:cs="Times New Roman"/>
@@ -3918,6 +4489,7 @@
               </w:rPr>
               <w:t>Judul</w:t>
             </w:r>
+            <w:proofErr w:type="spellEnd"/>
           </w:p>
         </w:tc>
         <w:tc>
@@ -3942,6 +4514,7 @@
               </w:rPr>
               <w:t xml:space="preserve">: </w:t>
             </w:r>
+            <w:proofErr w:type="spellStart"/>
             <w:r>
               <w:rPr>
                 <w:rFonts w:ascii="Times New Roman" w:hAnsi="Times New Roman" w:cs="Times New Roman"/>
@@ -3949,7 +4522,17 @@
                 <w:sz w:val="24"/>
                 <w:szCs w:val="24"/>
               </w:rPr>
-              <w:t xml:space="preserve">Penerapan </w:t>
+              <w:t>Penerapan</w:t>
+            </w:r>
+            <w:proofErr w:type="spellEnd"/>
+            <w:r>
+              <w:rPr>
+                <w:rFonts w:ascii="Times New Roman" w:hAnsi="Times New Roman" w:cs="Times New Roman"/>
+                <w:iCs/>
+                <w:sz w:val="24"/>
+                <w:szCs w:val="24"/>
+              </w:rPr>
+              <w:t xml:space="preserve"> </w:t>
             </w:r>
             <w:r>
               <w:rPr>
@@ -3985,7 +4568,87 @@
                 <w:sz w:val="24"/>
                 <w:szCs w:val="24"/>
               </w:rPr>
-              <w:t xml:space="preserve"> untuk Otomatisasi Entitas pada Inventaris </w:t>
+              <w:t xml:space="preserve"> </w:t>
+            </w:r>
+            <w:proofErr w:type="spellStart"/>
+            <w:r>
+              <w:rPr>
+                <w:rFonts w:ascii="Times New Roman" w:hAnsi="Times New Roman" w:cs="Times New Roman"/>
+                <w:iCs/>
+                <w:sz w:val="24"/>
+                <w:szCs w:val="24"/>
+              </w:rPr>
+              <w:t>untuk</w:t>
+            </w:r>
+            <w:proofErr w:type="spellEnd"/>
+            <w:r>
+              <w:rPr>
+                <w:rFonts w:ascii="Times New Roman" w:hAnsi="Times New Roman" w:cs="Times New Roman"/>
+                <w:iCs/>
+                <w:sz w:val="24"/>
+                <w:szCs w:val="24"/>
+              </w:rPr>
+              <w:t xml:space="preserve"> </w:t>
+            </w:r>
+            <w:proofErr w:type="spellStart"/>
+            <w:r>
+              <w:rPr>
+                <w:rFonts w:ascii="Times New Roman" w:hAnsi="Times New Roman" w:cs="Times New Roman"/>
+                <w:iCs/>
+                <w:sz w:val="24"/>
+                <w:szCs w:val="24"/>
+              </w:rPr>
+              <w:t>Otomatisasi</w:t>
+            </w:r>
+            <w:proofErr w:type="spellEnd"/>
+            <w:r>
+              <w:rPr>
+                <w:rFonts w:ascii="Times New Roman" w:hAnsi="Times New Roman" w:cs="Times New Roman"/>
+                <w:iCs/>
+                <w:sz w:val="24"/>
+                <w:szCs w:val="24"/>
+              </w:rPr>
+              <w:t xml:space="preserve"> </w:t>
+            </w:r>
+            <w:proofErr w:type="spellStart"/>
+            <w:r>
+              <w:rPr>
+                <w:rFonts w:ascii="Times New Roman" w:hAnsi="Times New Roman" w:cs="Times New Roman"/>
+                <w:iCs/>
+                <w:sz w:val="24"/>
+                <w:szCs w:val="24"/>
+              </w:rPr>
+              <w:t>Entitas</w:t>
+            </w:r>
+            <w:proofErr w:type="spellEnd"/>
+            <w:r>
+              <w:rPr>
+                <w:rFonts w:ascii="Times New Roman" w:hAnsi="Times New Roman" w:cs="Times New Roman"/>
+                <w:iCs/>
+                <w:sz w:val="24"/>
+                <w:szCs w:val="24"/>
+              </w:rPr>
+              <w:t xml:space="preserve"> pada </w:t>
+            </w:r>
+            <w:proofErr w:type="spellStart"/>
+            <w:r>
+              <w:rPr>
+                <w:rFonts w:ascii="Times New Roman" w:hAnsi="Times New Roman" w:cs="Times New Roman"/>
+                <w:iCs/>
+                <w:sz w:val="24"/>
+                <w:szCs w:val="24"/>
+              </w:rPr>
+              <w:t>Inventaris</w:t>
+            </w:r>
+            <w:proofErr w:type="spellEnd"/>
+            <w:r>
+              <w:rPr>
+                <w:rFonts w:ascii="Times New Roman" w:hAnsi="Times New Roman" w:cs="Times New Roman"/>
+                <w:iCs/>
+                <w:sz w:val="24"/>
+                <w:szCs w:val="24"/>
+              </w:rPr>
+              <w:t xml:space="preserve"> </w:t>
             </w:r>
             <w:r>
               <w:rPr>
@@ -4011,12 +4674,133 @@
           <w:iCs w:val="0"/>
         </w:rPr>
       </w:pPr>
+      <w:proofErr w:type="spellStart"/>
       <w:r>
         <w:rPr>
           <w:i w:val="0"/>
           <w:iCs w:val="0"/>
         </w:rPr>
-        <w:t>Disetujui setelah berhasil dipertahankan di hadapan Tim Penguji Ujian Komprehensif.</w:t>
+        <w:t>Disetujui</w:t>
+      </w:r>
+      <w:proofErr w:type="spellEnd"/>
+      <w:r>
+        <w:rPr>
+          <w:i w:val="0"/>
+          <w:iCs w:val="0"/>
+        </w:rPr>
+        <w:t xml:space="preserve"> </w:t>
+      </w:r>
+      <w:proofErr w:type="spellStart"/>
+      <w:r>
+        <w:rPr>
+          <w:i w:val="0"/>
+          <w:iCs w:val="0"/>
+        </w:rPr>
+        <w:t>setelah</w:t>
+      </w:r>
+      <w:proofErr w:type="spellEnd"/>
+      <w:r>
+        <w:rPr>
+          <w:i w:val="0"/>
+          <w:iCs w:val="0"/>
+        </w:rPr>
+        <w:t xml:space="preserve"> </w:t>
+      </w:r>
+      <w:proofErr w:type="spellStart"/>
+      <w:r>
+        <w:rPr>
+          <w:i w:val="0"/>
+          <w:iCs w:val="0"/>
+        </w:rPr>
+        <w:t>berhasil</w:t>
+      </w:r>
+      <w:proofErr w:type="spellEnd"/>
+      <w:r>
+        <w:rPr>
+          <w:i w:val="0"/>
+          <w:iCs w:val="0"/>
+        </w:rPr>
+        <w:t xml:space="preserve"> </w:t>
+      </w:r>
+      <w:proofErr w:type="spellStart"/>
+      <w:r>
+        <w:rPr>
+          <w:i w:val="0"/>
+          <w:iCs w:val="0"/>
+        </w:rPr>
+        <w:t>dipertahankan</w:t>
+      </w:r>
+      <w:proofErr w:type="spellEnd"/>
+      <w:r>
+        <w:rPr>
+          <w:i w:val="0"/>
+          <w:iCs w:val="0"/>
+        </w:rPr>
+        <w:t xml:space="preserve"> di </w:t>
+      </w:r>
+      <w:proofErr w:type="spellStart"/>
+      <w:r>
+        <w:rPr>
+          <w:i w:val="0"/>
+          <w:iCs w:val="0"/>
+        </w:rPr>
+        <w:t>hadapan</w:t>
+      </w:r>
+      <w:proofErr w:type="spellEnd"/>
+      <w:r>
+        <w:rPr>
+          <w:i w:val="0"/>
+          <w:iCs w:val="0"/>
+        </w:rPr>
+        <w:t xml:space="preserve"> Tim </w:t>
+      </w:r>
+      <w:proofErr w:type="spellStart"/>
+      <w:r>
+        <w:rPr>
+          <w:i w:val="0"/>
+          <w:iCs w:val="0"/>
+        </w:rPr>
+        <w:t>Penguji</w:t>
+      </w:r>
+      <w:proofErr w:type="spellEnd"/>
+      <w:r>
+        <w:rPr>
+          <w:i w:val="0"/>
+          <w:iCs w:val="0"/>
+        </w:rPr>
+        <w:t xml:space="preserve"> </w:t>
+      </w:r>
+      <w:proofErr w:type="spellStart"/>
+      <w:r>
+        <w:rPr>
+          <w:i w:val="0"/>
+          <w:iCs w:val="0"/>
+        </w:rPr>
+        <w:t>Ujian</w:t>
+      </w:r>
+      <w:proofErr w:type="spellEnd"/>
+      <w:r>
+        <w:rPr>
+          <w:i w:val="0"/>
+          <w:iCs w:val="0"/>
+        </w:rPr>
+        <w:t xml:space="preserve"> </w:t>
+      </w:r>
+      <w:proofErr w:type="spellStart"/>
+      <w:r>
+        <w:rPr>
+          <w:i w:val="0"/>
+          <w:iCs w:val="0"/>
+        </w:rPr>
+        <w:t>Komprehensif</w:t>
+      </w:r>
+      <w:proofErr w:type="spellEnd"/>
+      <w:r>
+        <w:rPr>
+          <w:i w:val="0"/>
+          <w:iCs w:val="0"/>
+        </w:rPr>
+        <w:t>.</w:t>
       </w:r>
     </w:p>
     <w:p>
@@ -4045,6 +4829,13 @@
           <w:iCs w:val="0"/>
         </w:rPr>
       </w:pPr>
+      <w:r>
+        <w:rPr>
+          <w:i w:val="0"/>
+          <w:iCs w:val="0"/>
+        </w:rPr>
+        <w:t xml:space="preserve"> </w:t>
+      </w:r>
     </w:p>
     <w:tbl>
       <w:tblPr>
@@ -4104,7 +4895,31 @@
                 <w:sz w:val="24"/>
                 <w:szCs w:val="24"/>
               </w:rPr>
-              <w:t>………………202</w:t>
+              <w:t xml:space="preserve"> </w:t>
+            </w:r>
+            <w:r>
+              <w:rPr>
+                <w:rFonts w:ascii="Times New Roman" w:hAnsi="Times New Roman" w:cs="Times New Roman"/>
+                <w:sz w:val="24"/>
+                <w:szCs w:val="24"/>
+              </w:rPr>
+              <w:t>30 September</w:t>
+            </w:r>
+            <w:r>
+              <w:rPr>
+                <w:rFonts w:ascii="Times New Roman" w:hAnsi="Times New Roman" w:cs="Times New Roman"/>
+                <w:sz w:val="24"/>
+                <w:szCs w:val="24"/>
+              </w:rPr>
+              <w:t xml:space="preserve"> </w:t>
+            </w:r>
+            <w:r>
+              <w:rPr>
+                <w:rFonts w:ascii="Times New Roman" w:hAnsi="Times New Roman" w:cs="Times New Roman"/>
+                <w:sz w:val="24"/>
+                <w:szCs w:val="24"/>
+              </w:rPr>
+              <w:t>202</w:t>
             </w:r>
             <w:r>
               <w:rPr>
@@ -4274,6 +5089,73 @@
                 <w:lang w:val="sv-SE"/>
               </w:rPr>
             </w:pPr>
+            <w:r>
+              <w:rPr>
+                <w:noProof/>
+              </w:rPr>
+              <w:drawing>
+                <wp:anchor distT="0" distB="0" distL="114300" distR="114300" simplePos="0" relativeHeight="251663360" behindDoc="0" locked="0" layoutInCell="1" allowOverlap="1" wp14:anchorId="2E889259" wp14:editId="6A9964C0">
+                  <wp:simplePos x="0" y="0"/>
+                  <wp:positionH relativeFrom="column">
+                    <wp:posOffset>590972</wp:posOffset>
+                  </wp:positionH>
+                  <wp:positionV relativeFrom="paragraph">
+                    <wp:posOffset>-12489</wp:posOffset>
+                  </wp:positionV>
+                  <wp:extent cx="2003691" cy="1109133"/>
+                  <wp:effectExtent l="0" t="0" r="0" b="0"/>
+                  <wp:wrapNone/>
+                  <wp:docPr id="1948207999" name="Picture 4"/>
+                  <wp:cNvGraphicFramePr>
+                    <a:graphicFrameLocks xmlns:a="http://schemas.openxmlformats.org/drawingml/2006/main" noChangeAspect="1"/>
+                  </wp:cNvGraphicFramePr>
+                  <a:graphic xmlns:a="http://schemas.openxmlformats.org/drawingml/2006/main">
+                    <a:graphicData uri="http://schemas.openxmlformats.org/drawingml/2006/picture">
+                      <pic:pic xmlns:pic="http://schemas.openxmlformats.org/drawingml/2006/picture">
+                        <pic:nvPicPr>
+                          <pic:cNvPr id="0" name="Picture 3"/>
+                          <pic:cNvPicPr>
+                            <a:picLocks noChangeAspect="1" noChangeArrowheads="1"/>
+                          </pic:cNvPicPr>
+                        </pic:nvPicPr>
+                        <pic:blipFill>
+                          <a:blip r:embed="rId10" cstate="print">
+                            <a:extLst>
+                              <a:ext uri="{28A0092B-C50C-407E-A947-70E740481C1C}">
+                                <a14:useLocalDpi xmlns:a14="http://schemas.microsoft.com/office/drawing/2010/main" val="0"/>
+                              </a:ext>
+                            </a:extLst>
+                          </a:blip>
+                          <a:srcRect/>
+                          <a:stretch>
+                            <a:fillRect/>
+                          </a:stretch>
+                        </pic:blipFill>
+                        <pic:spPr bwMode="auto">
+                          <a:xfrm>
+                            <a:off x="0" y="0"/>
+                            <a:ext cx="2006655" cy="1110774"/>
+                          </a:xfrm>
+                          <a:prstGeom prst="rect">
+                            <a:avLst/>
+                          </a:prstGeom>
+                          <a:noFill/>
+                          <a:ln>
+                            <a:noFill/>
+                          </a:ln>
+                        </pic:spPr>
+                      </pic:pic>
+                    </a:graphicData>
+                  </a:graphic>
+                  <wp14:sizeRelH relativeFrom="page">
+                    <wp14:pctWidth>0</wp14:pctWidth>
+                  </wp14:sizeRelH>
+                  <wp14:sizeRelV relativeFrom="page">
+                    <wp14:pctHeight>0</wp14:pctHeight>
+                  </wp14:sizeRelV>
+                </wp:anchor>
+              </w:drawing>
+            </w:r>
           </w:p>
           <w:p>
             <w:pPr>
@@ -4838,8 +5720,18 @@
                 <w:sz w:val="24"/>
                 <w:szCs w:val="24"/>
               </w:rPr>
-              <w:t>Teknik Informatika</w:t>
-            </w:r>
+              <w:t xml:space="preserve">Teknik </w:t>
+            </w:r>
+            <w:proofErr w:type="spellStart"/>
+            <w:r>
+              <w:rPr>
+                <w:rFonts w:ascii="Times New Roman" w:hAnsi="Times New Roman" w:cs="Times New Roman"/>
+                <w:sz w:val="24"/>
+                <w:szCs w:val="24"/>
+              </w:rPr>
+              <w:t>Informatika</w:t>
+            </w:r>
+            <w:proofErr w:type="spellEnd"/>
           </w:p>
         </w:tc>
       </w:tr>
@@ -4860,6 +5752,7 @@
                 <w:szCs w:val="24"/>
               </w:rPr>
             </w:pPr>
+            <w:proofErr w:type="spellStart"/>
             <w:r>
               <w:rPr>
                 <w:rFonts w:ascii="Times New Roman" w:hAnsi="Times New Roman" w:cs="Times New Roman"/>
@@ -4868,6 +5761,7 @@
               </w:rPr>
               <w:t>Fakultas</w:t>
             </w:r>
+            <w:proofErr w:type="spellEnd"/>
           </w:p>
         </w:tc>
         <w:tc>
@@ -4890,7 +5784,61 @@
                 <w:sz w:val="24"/>
                 <w:szCs w:val="24"/>
               </w:rPr>
-              <w:t xml:space="preserve">: Teknologi Informasi dan Komunikasi </w:t>
+              <w:t xml:space="preserve">: </w:t>
+            </w:r>
+            <w:proofErr w:type="spellStart"/>
+            <w:r>
+              <w:rPr>
+                <w:rFonts w:ascii="Times New Roman" w:hAnsi="Times New Roman" w:cs="Times New Roman"/>
+                <w:sz w:val="24"/>
+                <w:szCs w:val="24"/>
+              </w:rPr>
+              <w:t>Teknologi</w:t>
+            </w:r>
+            <w:proofErr w:type="spellEnd"/>
+            <w:r>
+              <w:rPr>
+                <w:rFonts w:ascii="Times New Roman" w:hAnsi="Times New Roman" w:cs="Times New Roman"/>
+                <w:sz w:val="24"/>
+                <w:szCs w:val="24"/>
+              </w:rPr>
+              <w:t xml:space="preserve"> </w:t>
+            </w:r>
+            <w:proofErr w:type="spellStart"/>
+            <w:r>
+              <w:rPr>
+                <w:rFonts w:ascii="Times New Roman" w:hAnsi="Times New Roman" w:cs="Times New Roman"/>
+                <w:sz w:val="24"/>
+                <w:szCs w:val="24"/>
+              </w:rPr>
+              <w:t>Informasi</w:t>
+            </w:r>
+            <w:proofErr w:type="spellEnd"/>
+            <w:r>
+              <w:rPr>
+                <w:rFonts w:ascii="Times New Roman" w:hAnsi="Times New Roman" w:cs="Times New Roman"/>
+                <w:sz w:val="24"/>
+                <w:szCs w:val="24"/>
+              </w:rPr>
+              <w:t xml:space="preserve"> dan </w:t>
+            </w:r>
+            <w:proofErr w:type="spellStart"/>
+            <w:r>
+              <w:rPr>
+                <w:rFonts w:ascii="Times New Roman" w:hAnsi="Times New Roman" w:cs="Times New Roman"/>
+                <w:sz w:val="24"/>
+                <w:szCs w:val="24"/>
+              </w:rPr>
+              <w:t>Komunikasi</w:t>
+            </w:r>
+            <w:proofErr w:type="spellEnd"/>
+            <w:r>
+              <w:rPr>
+                <w:rFonts w:ascii="Times New Roman" w:hAnsi="Times New Roman" w:cs="Times New Roman"/>
+                <w:sz w:val="24"/>
+                <w:szCs w:val="24"/>
+              </w:rPr>
+              <w:t xml:space="preserve"> </w:t>
             </w:r>
             <w:r>
               <w:rPr>
@@ -4921,13 +5869,23 @@
                 <w:szCs w:val="24"/>
               </w:rPr>
             </w:pPr>
-            <w:r>
-              <w:rPr>
-                <w:rFonts w:ascii="Times New Roman" w:hAnsi="Times New Roman" w:cs="Times New Roman"/>
-                <w:sz w:val="24"/>
-                <w:szCs w:val="24"/>
-              </w:rPr>
-              <w:t xml:space="preserve">Jenjang Studi </w:t>
+            <w:proofErr w:type="spellStart"/>
+            <w:r>
+              <w:rPr>
+                <w:rFonts w:ascii="Times New Roman" w:hAnsi="Times New Roman" w:cs="Times New Roman"/>
+                <w:sz w:val="24"/>
+                <w:szCs w:val="24"/>
+              </w:rPr>
+              <w:t>Jenjang</w:t>
+            </w:r>
+            <w:proofErr w:type="spellEnd"/>
+            <w:r>
+              <w:rPr>
+                <w:rFonts w:ascii="Times New Roman" w:hAnsi="Times New Roman" w:cs="Times New Roman"/>
+                <w:sz w:val="24"/>
+                <w:szCs w:val="24"/>
+              </w:rPr>
+              <w:t xml:space="preserve"> Studi </w:t>
             </w:r>
           </w:p>
         </w:tc>
@@ -4977,13 +5935,653 @@
           <w:szCs w:val="24"/>
         </w:rPr>
       </w:pPr>
-      <w:r>
-        <w:rPr>
-          <w:rFonts w:ascii="Times New Roman" w:hAnsi="Times New Roman" w:cs="Times New Roman"/>
-          <w:sz w:val="24"/>
-          <w:szCs w:val="24"/>
-        </w:rPr>
-        <w:t xml:space="preserve">Menyatakan bahwa skripsi dan aplikasi ini merupakan karya tulis saya sendiri dan bukan merupakan tiruan, salinan atau duplikasi dari skripsi dan aplikasi yang telah dipergunakan untuk mendapatkan gelar akademik baik di lingkungan Institut Teknologi dan Bisnis Bina Sarana Global maupun di Perguruan Tinggi lain, serta belum pernah dipublikasikan. </w:t>
+      <w:proofErr w:type="spellStart"/>
+      <w:r>
+        <w:rPr>
+          <w:rFonts w:ascii="Times New Roman" w:hAnsi="Times New Roman" w:cs="Times New Roman"/>
+          <w:sz w:val="24"/>
+          <w:szCs w:val="24"/>
+        </w:rPr>
+        <w:t>Menyatakan</w:t>
+      </w:r>
+      <w:proofErr w:type="spellEnd"/>
+      <w:r>
+        <w:rPr>
+          <w:rFonts w:ascii="Times New Roman" w:hAnsi="Times New Roman" w:cs="Times New Roman"/>
+          <w:sz w:val="24"/>
+          <w:szCs w:val="24"/>
+        </w:rPr>
+        <w:t xml:space="preserve"> </w:t>
+      </w:r>
+      <w:proofErr w:type="spellStart"/>
+      <w:r>
+        <w:rPr>
+          <w:rFonts w:ascii="Times New Roman" w:hAnsi="Times New Roman" w:cs="Times New Roman"/>
+          <w:sz w:val="24"/>
+          <w:szCs w:val="24"/>
+        </w:rPr>
+        <w:t>bahwa</w:t>
+      </w:r>
+      <w:proofErr w:type="spellEnd"/>
+      <w:r>
+        <w:rPr>
+          <w:rFonts w:ascii="Times New Roman" w:hAnsi="Times New Roman" w:cs="Times New Roman"/>
+          <w:sz w:val="24"/>
+          <w:szCs w:val="24"/>
+        </w:rPr>
+        <w:t xml:space="preserve"> </w:t>
+      </w:r>
+      <w:proofErr w:type="spellStart"/>
+      <w:r>
+        <w:rPr>
+          <w:rFonts w:ascii="Times New Roman" w:hAnsi="Times New Roman" w:cs="Times New Roman"/>
+          <w:sz w:val="24"/>
+          <w:szCs w:val="24"/>
+        </w:rPr>
+        <w:t>skripsi</w:t>
+      </w:r>
+      <w:proofErr w:type="spellEnd"/>
+      <w:r>
+        <w:rPr>
+          <w:rFonts w:ascii="Times New Roman" w:hAnsi="Times New Roman" w:cs="Times New Roman"/>
+          <w:sz w:val="24"/>
+          <w:szCs w:val="24"/>
+        </w:rPr>
+        <w:t xml:space="preserve"> dan </w:t>
+      </w:r>
+      <w:proofErr w:type="spellStart"/>
+      <w:r>
+        <w:rPr>
+          <w:rFonts w:ascii="Times New Roman" w:hAnsi="Times New Roman" w:cs="Times New Roman"/>
+          <w:sz w:val="24"/>
+          <w:szCs w:val="24"/>
+        </w:rPr>
+        <w:t>aplikasi</w:t>
+      </w:r>
+      <w:proofErr w:type="spellEnd"/>
+      <w:r>
+        <w:rPr>
+          <w:rFonts w:ascii="Times New Roman" w:hAnsi="Times New Roman" w:cs="Times New Roman"/>
+          <w:sz w:val="24"/>
+          <w:szCs w:val="24"/>
+        </w:rPr>
+        <w:t xml:space="preserve"> </w:t>
+      </w:r>
+      <w:proofErr w:type="spellStart"/>
+      <w:r>
+        <w:rPr>
+          <w:rFonts w:ascii="Times New Roman" w:hAnsi="Times New Roman" w:cs="Times New Roman"/>
+          <w:sz w:val="24"/>
+          <w:szCs w:val="24"/>
+        </w:rPr>
+        <w:t>ini</w:t>
+      </w:r>
+      <w:proofErr w:type="spellEnd"/>
+      <w:r>
+        <w:rPr>
+          <w:rFonts w:ascii="Times New Roman" w:hAnsi="Times New Roman" w:cs="Times New Roman"/>
+          <w:sz w:val="24"/>
+          <w:szCs w:val="24"/>
+        </w:rPr>
+        <w:t xml:space="preserve"> </w:t>
+      </w:r>
+      <w:proofErr w:type="spellStart"/>
+      <w:r>
+        <w:rPr>
+          <w:rFonts w:ascii="Times New Roman" w:hAnsi="Times New Roman" w:cs="Times New Roman"/>
+          <w:sz w:val="24"/>
+          <w:szCs w:val="24"/>
+        </w:rPr>
+        <w:t>merupakan</w:t>
+      </w:r>
+      <w:proofErr w:type="spellEnd"/>
+      <w:r>
+        <w:rPr>
+          <w:rFonts w:ascii="Times New Roman" w:hAnsi="Times New Roman" w:cs="Times New Roman"/>
+          <w:sz w:val="24"/>
+          <w:szCs w:val="24"/>
+        </w:rPr>
+        <w:t xml:space="preserve"> </w:t>
+      </w:r>
+      <w:proofErr w:type="spellStart"/>
+      <w:r>
+        <w:rPr>
+          <w:rFonts w:ascii="Times New Roman" w:hAnsi="Times New Roman" w:cs="Times New Roman"/>
+          <w:sz w:val="24"/>
+          <w:szCs w:val="24"/>
+        </w:rPr>
+        <w:t>karya</w:t>
+      </w:r>
+      <w:proofErr w:type="spellEnd"/>
+      <w:r>
+        <w:rPr>
+          <w:rFonts w:ascii="Times New Roman" w:hAnsi="Times New Roman" w:cs="Times New Roman"/>
+          <w:sz w:val="24"/>
+          <w:szCs w:val="24"/>
+        </w:rPr>
+        <w:t xml:space="preserve"> </w:t>
+      </w:r>
+      <w:proofErr w:type="spellStart"/>
+      <w:r>
+        <w:rPr>
+          <w:rFonts w:ascii="Times New Roman" w:hAnsi="Times New Roman" w:cs="Times New Roman"/>
+          <w:sz w:val="24"/>
+          <w:szCs w:val="24"/>
+        </w:rPr>
+        <w:t>tulis</w:t>
+      </w:r>
+      <w:proofErr w:type="spellEnd"/>
+      <w:r>
+        <w:rPr>
+          <w:rFonts w:ascii="Times New Roman" w:hAnsi="Times New Roman" w:cs="Times New Roman"/>
+          <w:sz w:val="24"/>
+          <w:szCs w:val="24"/>
+        </w:rPr>
+        <w:t xml:space="preserve"> </w:t>
+      </w:r>
+      <w:proofErr w:type="spellStart"/>
+      <w:r>
+        <w:rPr>
+          <w:rFonts w:ascii="Times New Roman" w:hAnsi="Times New Roman" w:cs="Times New Roman"/>
+          <w:sz w:val="24"/>
+          <w:szCs w:val="24"/>
+        </w:rPr>
+        <w:t>saya</w:t>
+      </w:r>
+      <w:proofErr w:type="spellEnd"/>
+      <w:r>
+        <w:rPr>
+          <w:rFonts w:ascii="Times New Roman" w:hAnsi="Times New Roman" w:cs="Times New Roman"/>
+          <w:sz w:val="24"/>
+          <w:szCs w:val="24"/>
+        </w:rPr>
+        <w:t xml:space="preserve"> </w:t>
+      </w:r>
+      <w:proofErr w:type="spellStart"/>
+      <w:r>
+        <w:rPr>
+          <w:rFonts w:ascii="Times New Roman" w:hAnsi="Times New Roman" w:cs="Times New Roman"/>
+          <w:sz w:val="24"/>
+          <w:szCs w:val="24"/>
+        </w:rPr>
+        <w:t>sendiri</w:t>
+      </w:r>
+      <w:proofErr w:type="spellEnd"/>
+      <w:r>
+        <w:rPr>
+          <w:rFonts w:ascii="Times New Roman" w:hAnsi="Times New Roman" w:cs="Times New Roman"/>
+          <w:sz w:val="24"/>
+          <w:szCs w:val="24"/>
+        </w:rPr>
+        <w:t xml:space="preserve"> dan </w:t>
+      </w:r>
+      <w:proofErr w:type="spellStart"/>
+      <w:r>
+        <w:rPr>
+          <w:rFonts w:ascii="Times New Roman" w:hAnsi="Times New Roman" w:cs="Times New Roman"/>
+          <w:sz w:val="24"/>
+          <w:szCs w:val="24"/>
+        </w:rPr>
+        <w:t>bukan</w:t>
+      </w:r>
+      <w:proofErr w:type="spellEnd"/>
+      <w:r>
+        <w:rPr>
+          <w:rFonts w:ascii="Times New Roman" w:hAnsi="Times New Roman" w:cs="Times New Roman"/>
+          <w:sz w:val="24"/>
+          <w:szCs w:val="24"/>
+        </w:rPr>
+        <w:t xml:space="preserve"> </w:t>
+      </w:r>
+      <w:proofErr w:type="spellStart"/>
+      <w:r>
+        <w:rPr>
+          <w:rFonts w:ascii="Times New Roman" w:hAnsi="Times New Roman" w:cs="Times New Roman"/>
+          <w:sz w:val="24"/>
+          <w:szCs w:val="24"/>
+        </w:rPr>
+        <w:t>merupakan</w:t>
+      </w:r>
+      <w:proofErr w:type="spellEnd"/>
+      <w:r>
+        <w:rPr>
+          <w:rFonts w:ascii="Times New Roman" w:hAnsi="Times New Roman" w:cs="Times New Roman"/>
+          <w:sz w:val="24"/>
+          <w:szCs w:val="24"/>
+        </w:rPr>
+        <w:t xml:space="preserve"> </w:t>
+      </w:r>
+      <w:proofErr w:type="spellStart"/>
+      <w:r>
+        <w:rPr>
+          <w:rFonts w:ascii="Times New Roman" w:hAnsi="Times New Roman" w:cs="Times New Roman"/>
+          <w:sz w:val="24"/>
+          <w:szCs w:val="24"/>
+        </w:rPr>
+        <w:t>tiruan</w:t>
+      </w:r>
+      <w:proofErr w:type="spellEnd"/>
+      <w:r>
+        <w:rPr>
+          <w:rFonts w:ascii="Times New Roman" w:hAnsi="Times New Roman" w:cs="Times New Roman"/>
+          <w:sz w:val="24"/>
+          <w:szCs w:val="24"/>
+        </w:rPr>
+        <w:t xml:space="preserve">, </w:t>
+      </w:r>
+      <w:proofErr w:type="spellStart"/>
+      <w:r>
+        <w:rPr>
+          <w:rFonts w:ascii="Times New Roman" w:hAnsi="Times New Roman" w:cs="Times New Roman"/>
+          <w:sz w:val="24"/>
+          <w:szCs w:val="24"/>
+        </w:rPr>
+        <w:t>salinan</w:t>
+      </w:r>
+      <w:proofErr w:type="spellEnd"/>
+      <w:r>
+        <w:rPr>
+          <w:rFonts w:ascii="Times New Roman" w:hAnsi="Times New Roman" w:cs="Times New Roman"/>
+          <w:sz w:val="24"/>
+          <w:szCs w:val="24"/>
+        </w:rPr>
+        <w:t xml:space="preserve"> </w:t>
+      </w:r>
+      <w:proofErr w:type="spellStart"/>
+      <w:r>
+        <w:rPr>
+          <w:rFonts w:ascii="Times New Roman" w:hAnsi="Times New Roman" w:cs="Times New Roman"/>
+          <w:sz w:val="24"/>
+          <w:szCs w:val="24"/>
+        </w:rPr>
+        <w:t>atau</w:t>
+      </w:r>
+      <w:proofErr w:type="spellEnd"/>
+      <w:r>
+        <w:rPr>
+          <w:rFonts w:ascii="Times New Roman" w:hAnsi="Times New Roman" w:cs="Times New Roman"/>
+          <w:sz w:val="24"/>
+          <w:szCs w:val="24"/>
+        </w:rPr>
+        <w:t xml:space="preserve"> </w:t>
+      </w:r>
+      <w:proofErr w:type="spellStart"/>
+      <w:r>
+        <w:rPr>
+          <w:rFonts w:ascii="Times New Roman" w:hAnsi="Times New Roman" w:cs="Times New Roman"/>
+          <w:sz w:val="24"/>
+          <w:szCs w:val="24"/>
+        </w:rPr>
+        <w:t>duplikasi</w:t>
+      </w:r>
+      <w:proofErr w:type="spellEnd"/>
+      <w:r>
+        <w:rPr>
+          <w:rFonts w:ascii="Times New Roman" w:hAnsi="Times New Roman" w:cs="Times New Roman"/>
+          <w:sz w:val="24"/>
+          <w:szCs w:val="24"/>
+        </w:rPr>
+        <w:t xml:space="preserve"> </w:t>
+      </w:r>
+      <w:proofErr w:type="spellStart"/>
+      <w:r>
+        <w:rPr>
+          <w:rFonts w:ascii="Times New Roman" w:hAnsi="Times New Roman" w:cs="Times New Roman"/>
+          <w:sz w:val="24"/>
+          <w:szCs w:val="24"/>
+        </w:rPr>
+        <w:t>dari</w:t>
+      </w:r>
+      <w:proofErr w:type="spellEnd"/>
+      <w:r>
+        <w:rPr>
+          <w:rFonts w:ascii="Times New Roman" w:hAnsi="Times New Roman" w:cs="Times New Roman"/>
+          <w:sz w:val="24"/>
+          <w:szCs w:val="24"/>
+        </w:rPr>
+        <w:t xml:space="preserve"> </w:t>
+      </w:r>
+      <w:proofErr w:type="spellStart"/>
+      <w:r>
+        <w:rPr>
+          <w:rFonts w:ascii="Times New Roman" w:hAnsi="Times New Roman" w:cs="Times New Roman"/>
+          <w:sz w:val="24"/>
+          <w:szCs w:val="24"/>
+        </w:rPr>
+        <w:t>skripsi</w:t>
+      </w:r>
+      <w:proofErr w:type="spellEnd"/>
+      <w:r>
+        <w:rPr>
+          <w:rFonts w:ascii="Times New Roman" w:hAnsi="Times New Roman" w:cs="Times New Roman"/>
+          <w:sz w:val="24"/>
+          <w:szCs w:val="24"/>
+        </w:rPr>
+        <w:t xml:space="preserve"> dan </w:t>
+      </w:r>
+      <w:proofErr w:type="spellStart"/>
+      <w:r>
+        <w:rPr>
+          <w:rFonts w:ascii="Times New Roman" w:hAnsi="Times New Roman" w:cs="Times New Roman"/>
+          <w:sz w:val="24"/>
+          <w:szCs w:val="24"/>
+        </w:rPr>
+        <w:t>aplikasi</w:t>
+      </w:r>
+      <w:proofErr w:type="spellEnd"/>
+      <w:r>
+        <w:rPr>
+          <w:rFonts w:ascii="Times New Roman" w:hAnsi="Times New Roman" w:cs="Times New Roman"/>
+          <w:sz w:val="24"/>
+          <w:szCs w:val="24"/>
+        </w:rPr>
+        <w:t xml:space="preserve"> yang </w:t>
+      </w:r>
+      <w:proofErr w:type="spellStart"/>
+      <w:r>
+        <w:rPr>
+          <w:rFonts w:ascii="Times New Roman" w:hAnsi="Times New Roman" w:cs="Times New Roman"/>
+          <w:sz w:val="24"/>
+          <w:szCs w:val="24"/>
+        </w:rPr>
+        <w:t>telah</w:t>
+      </w:r>
+      <w:proofErr w:type="spellEnd"/>
+      <w:r>
+        <w:rPr>
+          <w:rFonts w:ascii="Times New Roman" w:hAnsi="Times New Roman" w:cs="Times New Roman"/>
+          <w:sz w:val="24"/>
+          <w:szCs w:val="24"/>
+        </w:rPr>
+        <w:t xml:space="preserve"> </w:t>
+      </w:r>
+      <w:proofErr w:type="spellStart"/>
+      <w:r>
+        <w:rPr>
+          <w:rFonts w:ascii="Times New Roman" w:hAnsi="Times New Roman" w:cs="Times New Roman"/>
+          <w:sz w:val="24"/>
+          <w:szCs w:val="24"/>
+        </w:rPr>
+        <w:t>dipergunakan</w:t>
+      </w:r>
+      <w:proofErr w:type="spellEnd"/>
+      <w:r>
+        <w:rPr>
+          <w:rFonts w:ascii="Times New Roman" w:hAnsi="Times New Roman" w:cs="Times New Roman"/>
+          <w:sz w:val="24"/>
+          <w:szCs w:val="24"/>
+        </w:rPr>
+        <w:t xml:space="preserve"> </w:t>
+      </w:r>
+      <w:proofErr w:type="spellStart"/>
+      <w:r>
+        <w:rPr>
+          <w:rFonts w:ascii="Times New Roman" w:hAnsi="Times New Roman" w:cs="Times New Roman"/>
+          <w:sz w:val="24"/>
+          <w:szCs w:val="24"/>
+        </w:rPr>
+        <w:t>untuk</w:t>
+      </w:r>
+      <w:proofErr w:type="spellEnd"/>
+      <w:r>
+        <w:rPr>
+          <w:rFonts w:ascii="Times New Roman" w:hAnsi="Times New Roman" w:cs="Times New Roman"/>
+          <w:sz w:val="24"/>
+          <w:szCs w:val="24"/>
+        </w:rPr>
+        <w:t xml:space="preserve"> </w:t>
+      </w:r>
+      <w:proofErr w:type="spellStart"/>
+      <w:r>
+        <w:rPr>
+          <w:rFonts w:ascii="Times New Roman" w:hAnsi="Times New Roman" w:cs="Times New Roman"/>
+          <w:sz w:val="24"/>
+          <w:szCs w:val="24"/>
+        </w:rPr>
+        <w:t>mendapatkan</w:t>
+      </w:r>
+      <w:proofErr w:type="spellEnd"/>
+      <w:r>
+        <w:rPr>
+          <w:rFonts w:ascii="Times New Roman" w:hAnsi="Times New Roman" w:cs="Times New Roman"/>
+          <w:sz w:val="24"/>
+          <w:szCs w:val="24"/>
+        </w:rPr>
+        <w:t xml:space="preserve"> </w:t>
+      </w:r>
+      <w:proofErr w:type="spellStart"/>
+      <w:r>
+        <w:rPr>
+          <w:rFonts w:ascii="Times New Roman" w:hAnsi="Times New Roman" w:cs="Times New Roman"/>
+          <w:sz w:val="24"/>
+          <w:szCs w:val="24"/>
+        </w:rPr>
+        <w:t>gelar</w:t>
+      </w:r>
+      <w:proofErr w:type="spellEnd"/>
+      <w:r>
+        <w:rPr>
+          <w:rFonts w:ascii="Times New Roman" w:hAnsi="Times New Roman" w:cs="Times New Roman"/>
+          <w:sz w:val="24"/>
+          <w:szCs w:val="24"/>
+        </w:rPr>
+        <w:t xml:space="preserve"> </w:t>
+      </w:r>
+      <w:proofErr w:type="spellStart"/>
+      <w:r>
+        <w:rPr>
+          <w:rFonts w:ascii="Times New Roman" w:hAnsi="Times New Roman" w:cs="Times New Roman"/>
+          <w:sz w:val="24"/>
+          <w:szCs w:val="24"/>
+        </w:rPr>
+        <w:t>akademik</w:t>
+      </w:r>
+      <w:proofErr w:type="spellEnd"/>
+      <w:r>
+        <w:rPr>
+          <w:rFonts w:ascii="Times New Roman" w:hAnsi="Times New Roman" w:cs="Times New Roman"/>
+          <w:sz w:val="24"/>
+          <w:szCs w:val="24"/>
+        </w:rPr>
+        <w:t xml:space="preserve"> </w:t>
+      </w:r>
+      <w:proofErr w:type="spellStart"/>
+      <w:r>
+        <w:rPr>
+          <w:rFonts w:ascii="Times New Roman" w:hAnsi="Times New Roman" w:cs="Times New Roman"/>
+          <w:sz w:val="24"/>
+          <w:szCs w:val="24"/>
+        </w:rPr>
+        <w:t>baik</w:t>
+      </w:r>
+      <w:proofErr w:type="spellEnd"/>
+      <w:r>
+        <w:rPr>
+          <w:rFonts w:ascii="Times New Roman" w:hAnsi="Times New Roman" w:cs="Times New Roman"/>
+          <w:sz w:val="24"/>
+          <w:szCs w:val="24"/>
+        </w:rPr>
+        <w:t xml:space="preserve"> di </w:t>
+      </w:r>
+      <w:proofErr w:type="spellStart"/>
+      <w:r>
+        <w:rPr>
+          <w:rFonts w:ascii="Times New Roman" w:hAnsi="Times New Roman" w:cs="Times New Roman"/>
+          <w:sz w:val="24"/>
+          <w:szCs w:val="24"/>
+        </w:rPr>
+        <w:t>lingkungan</w:t>
+      </w:r>
+      <w:proofErr w:type="spellEnd"/>
+      <w:r>
+        <w:rPr>
+          <w:rFonts w:ascii="Times New Roman" w:hAnsi="Times New Roman" w:cs="Times New Roman"/>
+          <w:sz w:val="24"/>
+          <w:szCs w:val="24"/>
+        </w:rPr>
+        <w:t xml:space="preserve"> </w:t>
+      </w:r>
+      <w:proofErr w:type="spellStart"/>
+      <w:r>
+        <w:rPr>
+          <w:rFonts w:ascii="Times New Roman" w:hAnsi="Times New Roman" w:cs="Times New Roman"/>
+          <w:sz w:val="24"/>
+          <w:szCs w:val="24"/>
+        </w:rPr>
+        <w:t>Institut</w:t>
+      </w:r>
+      <w:proofErr w:type="spellEnd"/>
+      <w:r>
+        <w:rPr>
+          <w:rFonts w:ascii="Times New Roman" w:hAnsi="Times New Roman" w:cs="Times New Roman"/>
+          <w:sz w:val="24"/>
+          <w:szCs w:val="24"/>
+        </w:rPr>
+        <w:t xml:space="preserve"> </w:t>
+      </w:r>
+      <w:proofErr w:type="spellStart"/>
+      <w:r>
+        <w:rPr>
+          <w:rFonts w:ascii="Times New Roman" w:hAnsi="Times New Roman" w:cs="Times New Roman"/>
+          <w:sz w:val="24"/>
+          <w:szCs w:val="24"/>
+        </w:rPr>
+        <w:t>Teknologi</w:t>
+      </w:r>
+      <w:proofErr w:type="spellEnd"/>
+      <w:r>
+        <w:rPr>
+          <w:rFonts w:ascii="Times New Roman" w:hAnsi="Times New Roman" w:cs="Times New Roman"/>
+          <w:sz w:val="24"/>
+          <w:szCs w:val="24"/>
+        </w:rPr>
+        <w:t xml:space="preserve"> dan </w:t>
+      </w:r>
+      <w:proofErr w:type="spellStart"/>
+      <w:r>
+        <w:rPr>
+          <w:rFonts w:ascii="Times New Roman" w:hAnsi="Times New Roman" w:cs="Times New Roman"/>
+          <w:sz w:val="24"/>
+          <w:szCs w:val="24"/>
+        </w:rPr>
+        <w:t>Bisnis</w:t>
+      </w:r>
+      <w:proofErr w:type="spellEnd"/>
+      <w:r>
+        <w:rPr>
+          <w:rFonts w:ascii="Times New Roman" w:hAnsi="Times New Roman" w:cs="Times New Roman"/>
+          <w:sz w:val="24"/>
+          <w:szCs w:val="24"/>
+        </w:rPr>
+        <w:t xml:space="preserve"> Bina Sarana Global </w:t>
+      </w:r>
+      <w:proofErr w:type="spellStart"/>
+      <w:r>
+        <w:rPr>
+          <w:rFonts w:ascii="Times New Roman" w:hAnsi="Times New Roman" w:cs="Times New Roman"/>
+          <w:sz w:val="24"/>
+          <w:szCs w:val="24"/>
+        </w:rPr>
+        <w:t>maupun</w:t>
+      </w:r>
+      <w:proofErr w:type="spellEnd"/>
+      <w:r>
+        <w:rPr>
+          <w:rFonts w:ascii="Times New Roman" w:hAnsi="Times New Roman" w:cs="Times New Roman"/>
+          <w:sz w:val="24"/>
+          <w:szCs w:val="24"/>
+        </w:rPr>
+        <w:t xml:space="preserve"> di </w:t>
+      </w:r>
+      <w:proofErr w:type="spellStart"/>
+      <w:r>
+        <w:rPr>
+          <w:rFonts w:ascii="Times New Roman" w:hAnsi="Times New Roman" w:cs="Times New Roman"/>
+          <w:sz w:val="24"/>
+          <w:szCs w:val="24"/>
+        </w:rPr>
+        <w:t>Perguruan</w:t>
+      </w:r>
+      <w:proofErr w:type="spellEnd"/>
+      <w:r>
+        <w:rPr>
+          <w:rFonts w:ascii="Times New Roman" w:hAnsi="Times New Roman" w:cs="Times New Roman"/>
+          <w:sz w:val="24"/>
+          <w:szCs w:val="24"/>
+        </w:rPr>
+        <w:t xml:space="preserve"> Tinggi lain, </w:t>
+      </w:r>
+      <w:proofErr w:type="spellStart"/>
+      <w:r>
+        <w:rPr>
+          <w:rFonts w:ascii="Times New Roman" w:hAnsi="Times New Roman" w:cs="Times New Roman"/>
+          <w:sz w:val="24"/>
+          <w:szCs w:val="24"/>
+        </w:rPr>
+        <w:t>serta</w:t>
+      </w:r>
+      <w:proofErr w:type="spellEnd"/>
+      <w:r>
+        <w:rPr>
+          <w:rFonts w:ascii="Times New Roman" w:hAnsi="Times New Roman" w:cs="Times New Roman"/>
+          <w:sz w:val="24"/>
+          <w:szCs w:val="24"/>
+        </w:rPr>
+        <w:t xml:space="preserve"> </w:t>
+      </w:r>
+      <w:proofErr w:type="spellStart"/>
+      <w:r>
+        <w:rPr>
+          <w:rFonts w:ascii="Times New Roman" w:hAnsi="Times New Roman" w:cs="Times New Roman"/>
+          <w:sz w:val="24"/>
+          <w:szCs w:val="24"/>
+        </w:rPr>
+        <w:t>belum</w:t>
+      </w:r>
+      <w:proofErr w:type="spellEnd"/>
+      <w:r>
+        <w:rPr>
+          <w:rFonts w:ascii="Times New Roman" w:hAnsi="Times New Roman" w:cs="Times New Roman"/>
+          <w:sz w:val="24"/>
+          <w:szCs w:val="24"/>
+        </w:rPr>
+        <w:t xml:space="preserve"> </w:t>
+      </w:r>
+      <w:proofErr w:type="spellStart"/>
+      <w:r>
+        <w:rPr>
+          <w:rFonts w:ascii="Times New Roman" w:hAnsi="Times New Roman" w:cs="Times New Roman"/>
+          <w:sz w:val="24"/>
+          <w:szCs w:val="24"/>
+        </w:rPr>
+        <w:t>pernah</w:t>
+      </w:r>
+      <w:proofErr w:type="spellEnd"/>
+      <w:r>
+        <w:rPr>
+          <w:rFonts w:ascii="Times New Roman" w:hAnsi="Times New Roman" w:cs="Times New Roman"/>
+          <w:sz w:val="24"/>
+          <w:szCs w:val="24"/>
+        </w:rPr>
+        <w:t xml:space="preserve"> </w:t>
+      </w:r>
+      <w:proofErr w:type="spellStart"/>
+      <w:r>
+        <w:rPr>
+          <w:rFonts w:ascii="Times New Roman" w:hAnsi="Times New Roman" w:cs="Times New Roman"/>
+          <w:sz w:val="24"/>
+          <w:szCs w:val="24"/>
+        </w:rPr>
+        <w:t>dipublikasikan</w:t>
+      </w:r>
+      <w:proofErr w:type="spellEnd"/>
+      <w:r>
+        <w:rPr>
+          <w:rFonts w:ascii="Times New Roman" w:hAnsi="Times New Roman" w:cs="Times New Roman"/>
+          <w:sz w:val="24"/>
+          <w:szCs w:val="24"/>
+        </w:rPr>
+        <w:t xml:space="preserve">. </w:t>
       </w:r>
     </w:p>
     <w:p>
@@ -5061,6 +6659,7 @@
                 <w:szCs w:val="24"/>
               </w:rPr>
             </w:pPr>
+            <w:proofErr w:type="gramStart"/>
             <w:r>
               <w:rPr>
                 <w:rFonts w:ascii="Times New Roman" w:hAnsi="Times New Roman" w:cs="Times New Roman"/>
@@ -5075,7 +6674,24 @@
                 <w:sz w:val="24"/>
                 <w:szCs w:val="24"/>
               </w:rPr>
-              <w:t>………………202</w:t>
+              <w:t>…</w:t>
+            </w:r>
+            <w:proofErr w:type="gramEnd"/>
+            <w:r>
+              <w:rPr>
+                <w:rFonts w:ascii="Times New Roman" w:hAnsi="Times New Roman" w:cs="Times New Roman"/>
+                <w:sz w:val="24"/>
+                <w:szCs w:val="24"/>
+              </w:rPr>
+              <w:t>…….</w:t>
+            </w:r>
+            <w:r>
+              <w:rPr>
+                <w:rFonts w:ascii="Times New Roman" w:hAnsi="Times New Roman" w:cs="Times New Roman"/>
+                <w:sz w:val="24"/>
+                <w:szCs w:val="24"/>
+              </w:rPr>
+              <w:t>202</w:t>
             </w:r>
             <w:r>
               <w:rPr>
@@ -5468,8 +7084,9 @@
           <w:rFonts w:ascii="Times New Roman" w:hAnsi="Times New Roman" w:cs="Times New Roman"/>
           <w:sz w:val="24"/>
           <w:szCs w:val="24"/>
-        </w:rPr>
-        <w:t xml:space="preserve">Pengelolaan inventaris pribadi yang masih dilakukan secara manual, baik melalui catatan kertas maupun spreadsheet sederhana, sering menyulitkan individu dalam mengingat lokasi barang serta masa garansi peralatan elektronik, sehingga rentan terhadap kesalahan pencatatan, data yang tidak diperbarui, dan inefisiensi waktu. Penelitian ini bertujuan untuk merancang dan membangun aplikasi inventaris pribadi berbasis </w:t>
+          <w:lang w:val="sv-SE"/>
+        </w:rPr>
+        <w:t xml:space="preserve">Pencatatan inventaris barang pada aplikasi mobile umumnya masih mengandalkan input manual melalui formulir yang diisi satu per satu, sehingga memakan waktu dan membuat pengguna enggan mencatat secara konsisten. </w:t>
       </w:r>
       <w:r>
         <w:rPr>
@@ -5478,16 +7095,18 @@
           <w:iCs/>
           <w:sz w:val="24"/>
           <w:szCs w:val="24"/>
-        </w:rPr>
-        <w:t>mobile</w:t>
-      </w:r>
-      <w:r>
-        <w:rPr>
-          <w:rFonts w:ascii="Times New Roman" w:hAnsi="Times New Roman" w:cs="Times New Roman"/>
-          <w:sz w:val="24"/>
-          <w:szCs w:val="24"/>
-        </w:rPr>
-        <w:t xml:space="preserve"> Android yang mengintegrasikan teknologi </w:t>
+          <w:lang w:val="sv-SE"/>
+        </w:rPr>
+        <w:t>Teknologi Speech-to-Text</w:t>
+      </w:r>
+      <w:r>
+        <w:rPr>
+          <w:rFonts w:ascii="Times New Roman" w:hAnsi="Times New Roman" w:cs="Times New Roman"/>
+          <w:sz w:val="24"/>
+          <w:szCs w:val="24"/>
+          <w:lang w:val="sv-SE"/>
+        </w:rPr>
+        <w:t xml:space="preserve"> memungkinkan input melalui suara, namun keluarannya berupa teks bebas yang belum terstruktur. Penelitian ini bertujuan merancang dan membangun aplikasi inventaris mobile berbasis Android yang menerapkan </w:t>
       </w:r>
       <w:r>
         <w:rPr>
@@ -5496,14 +7115,16 @@
           <w:iCs/>
           <w:sz w:val="24"/>
           <w:szCs w:val="24"/>
-        </w:rPr>
-        <w:t>Speech-to-Text</w:t>
-      </w:r>
-      <w:r>
-        <w:rPr>
-          <w:rFonts w:ascii="Times New Roman" w:hAnsi="Times New Roman" w:cs="Times New Roman"/>
-          <w:sz w:val="24"/>
-          <w:szCs w:val="24"/>
+          <w:lang w:val="sv-SE"/>
+        </w:rPr>
+        <w:t>Natural Language Processing (NLP)</w:t>
+      </w:r>
+      <w:r>
+        <w:rPr>
+          <w:rFonts w:ascii="Times New Roman" w:hAnsi="Times New Roman" w:cs="Times New Roman"/>
+          <w:sz w:val="24"/>
+          <w:szCs w:val="24"/>
+          <w:lang w:val="sv-SE"/>
         </w:rPr>
         <w:t xml:space="preserve"> dan </w:t>
       </w:r>
@@ -5514,25 +7135,18 @@
           <w:iCs/>
           <w:sz w:val="24"/>
           <w:szCs w:val="24"/>
-        </w:rPr>
-        <w:t>(QR) Code</w:t>
-      </w:r>
-      <w:r>
-        <w:rPr>
-          <w:rFonts w:ascii="Times New Roman" w:hAnsi="Times New Roman" w:cs="Times New Roman"/>
-          <w:sz w:val="24"/>
-          <w:szCs w:val="24"/>
-        </w:rPr>
-        <w:t xml:space="preserve"> guna memudahkan proses pencatatan, pencarian, dan pengelolaan barang pribadi, khususnya bagi individu yang sering lupa. </w:t>
-      </w:r>
-      <w:r>
-        <w:rPr>
-          <w:rFonts w:ascii="Times New Roman" w:hAnsi="Times New Roman" w:cs="Times New Roman"/>
-          <w:sz w:val="24"/>
-          <w:szCs w:val="24"/>
-          <w:lang w:val="sv-SE"/>
-        </w:rPr>
-        <w:t xml:space="preserve">Penelitian ini menggunakan metode </w:t>
+          <w:lang w:val="sv-SE"/>
+        </w:rPr>
+        <w:t>Speech-to-Text</w:t>
+      </w:r>
+      <w:r>
+        <w:rPr>
+          <w:rFonts w:ascii="Times New Roman" w:hAnsi="Times New Roman" w:cs="Times New Roman"/>
+          <w:sz w:val="24"/>
+          <w:szCs w:val="24"/>
+          <w:lang w:val="sv-SE"/>
+        </w:rPr>
+        <w:t xml:space="preserve"> untuk mengotomasi ekstraksi entitas, seperti nama barang, lokasi penyimpanan, jumlah, dan tanggal garansi, dari ucapan pengguna, kemudian menyimpannya secara otomatis ke basis data. Data yang tersimpan dapat dicari kembali melalui fitur pencarian. Sebagai fitur pendukung, aplikasi dilengkapi pengingat masa garansi serta </w:t>
       </w:r>
       <w:r>
         <w:rPr>
@@ -5543,7 +7157,16 @@
           <w:szCs w:val="24"/>
           <w:lang w:val="sv-SE"/>
         </w:rPr>
-        <w:t>Research</w:t>
+        <w:t>QR Code</w:t>
+      </w:r>
+      <w:r>
+        <w:rPr>
+          <w:rFonts w:ascii="Times New Roman" w:hAnsi="Times New Roman" w:cs="Times New Roman"/>
+          <w:sz w:val="24"/>
+          <w:szCs w:val="24"/>
+          <w:lang w:val="sv-SE"/>
+        </w:rPr>
+        <w:t xml:space="preserve"> untuk identifikasi wadah penyimpanan. Penelitian ini menggunakan metode </w:t>
       </w:r>
       <w:r>
         <w:rPr>
@@ -5554,16 +7177,16 @@
           <w:szCs w:val="24"/>
           <w:lang w:val="sv-SE"/>
         </w:rPr>
-        <w:t xml:space="preserve"> and Development</w:t>
-      </w:r>
-      <w:r>
-        <w:rPr>
-          <w:rFonts w:ascii="Times New Roman" w:hAnsi="Times New Roman" w:cs="Times New Roman"/>
-          <w:sz w:val="24"/>
-          <w:szCs w:val="24"/>
-          <w:lang w:val="sv-SE"/>
-        </w:rPr>
-        <w:t xml:space="preserve"> (R&amp;D), dengan teknik pengumpulan data melalui studi literatur dan observasi terhadap aplikasi inventaris yang telah ada. Perancangan sistem dilakukan dengan pendekatan berorientasi objek menggunakan UML, meliputi </w:t>
+        <w:t>Research and Development (R&amp;D)</w:t>
+      </w:r>
+      <w:r>
+        <w:rPr>
+          <w:rFonts w:ascii="Times New Roman" w:hAnsi="Times New Roman" w:cs="Times New Roman"/>
+          <w:sz w:val="24"/>
+          <w:szCs w:val="24"/>
+          <w:lang w:val="sv-SE"/>
+        </w:rPr>
+        <w:t xml:space="preserve"> dengan pengumpulan data melalui studi literatur dan observasi terhadap aplikasi inventaris yang telah ada. Perancangan sistem dilakukan dengan pendekatan berorientasi objek menggunakan UML, meliputi </w:t>
       </w:r>
       <w:r>
         <w:rPr>
@@ -5643,8 +7266,32 @@
           <w:szCs w:val="24"/>
           <w:lang w:val="sv-SE"/>
         </w:rPr>
-        <w:t>. Aplikasi yang dikembangkan memiliki fitur utama berupa pencatatan data barang melalui suara (</w:t>
-      </w:r>
+        <w:t>. Hasil penelitian ini diharapkan dapat membantu pengguna mencatat dan mengelola barang secara lebih cepat, akurat, dan nyaman.</w:t>
+      </w:r>
+    </w:p>
+    <w:p>
+      <w:pPr>
+        <w:spacing w:line="240" w:lineRule="auto"/>
+        <w:ind w:firstLine="426"/>
+        <w:rPr>
+          <w:rFonts w:ascii="Times New Roman" w:hAnsi="Times New Roman" w:cs="Times New Roman"/>
+          <w:sz w:val="24"/>
+          <w:szCs w:val="24"/>
+          <w:lang w:val="sv-SE"/>
+        </w:rPr>
+      </w:pPr>
+    </w:p>
+    <w:p>
+      <w:pPr>
+        <w:spacing w:line="276" w:lineRule="auto"/>
+        <w:rPr>
+          <w:rFonts w:ascii="Times New Roman" w:hAnsi="Times New Roman" w:cs="Times New Roman"/>
+          <w:b/>
+          <w:bCs/>
+          <w:sz w:val="32"/>
+          <w:szCs w:val="32"/>
+        </w:rPr>
+      </w:pPr>
       <w:r>
         <w:rPr>
           <w:rFonts w:ascii="Times New Roman" w:hAnsi="Times New Roman" w:cs="Times New Roman"/>
@@ -5652,19 +7299,10 @@
           <w:iCs/>
           <w:sz w:val="24"/>
           <w:szCs w:val="24"/>
-          <w:lang w:val="sv-SE"/>
-        </w:rPr>
-        <w:t>Speech-to-Text</w:t>
-      </w:r>
-      <w:r>
-        <w:rPr>
-          <w:rFonts w:ascii="Times New Roman" w:hAnsi="Times New Roman" w:cs="Times New Roman"/>
-          <w:sz w:val="24"/>
-          <w:szCs w:val="24"/>
-          <w:lang w:val="sv-SE"/>
-        </w:rPr>
-        <w:t xml:space="preserve">), pembuatan dan pemindaian </w:t>
-      </w:r>
+        </w:rPr>
+        <w:t xml:space="preserve">Kata </w:t>
+      </w:r>
+      <w:proofErr w:type="spellStart"/>
       <w:r>
         <w:rPr>
           <w:rFonts w:ascii="Times New Roman" w:hAnsi="Times New Roman" w:cs="Times New Roman"/>
@@ -5672,19 +7310,10 @@
           <w:iCs/>
           <w:sz w:val="24"/>
           <w:szCs w:val="24"/>
-          <w:lang w:val="sv-SE"/>
-        </w:rPr>
-        <w:t>QR Code</w:t>
-      </w:r>
-      <w:r>
-        <w:rPr>
-          <w:rFonts w:ascii="Times New Roman" w:hAnsi="Times New Roman" w:cs="Times New Roman"/>
-          <w:sz w:val="24"/>
-          <w:szCs w:val="24"/>
-          <w:lang w:val="sv-SE"/>
-        </w:rPr>
-        <w:t xml:space="preserve"> pada wadah penyimpanan, pengingat masa garansi barang, pencarian data barang, serta proteksi akses berbasis </w:t>
-      </w:r>
+        </w:rPr>
+        <w:t>kunci</w:t>
+      </w:r>
+      <w:proofErr w:type="spellEnd"/>
       <w:r>
         <w:rPr>
           <w:rFonts w:ascii="Times New Roman" w:hAnsi="Times New Roman" w:cs="Times New Roman"/>
@@ -5692,70 +7321,8 @@
           <w:iCs/>
           <w:sz w:val="24"/>
           <w:szCs w:val="24"/>
-          <w:lang w:val="sv-SE"/>
-        </w:rPr>
-        <w:t>login</w:t>
-      </w:r>
-      <w:r>
-        <w:rPr>
-          <w:rFonts w:ascii="Times New Roman" w:hAnsi="Times New Roman" w:cs="Times New Roman"/>
-          <w:sz w:val="24"/>
-          <w:szCs w:val="24"/>
-          <w:lang w:val="sv-SE"/>
-        </w:rPr>
-        <w:t xml:space="preserve"> dan/atau </w:t>
-      </w:r>
-      <w:r>
-        <w:rPr>
-          <w:rFonts w:ascii="Times New Roman" w:hAnsi="Times New Roman" w:cs="Times New Roman"/>
-          <w:i/>
-          <w:iCs/>
-          <w:sz w:val="24"/>
-          <w:szCs w:val="24"/>
-          <w:lang w:val="sv-SE"/>
-        </w:rPr>
-        <w:t>password</w:t>
-      </w:r>
-      <w:r>
-        <w:rPr>
-          <w:rFonts w:ascii="Times New Roman" w:hAnsi="Times New Roman" w:cs="Times New Roman"/>
-          <w:sz w:val="24"/>
-          <w:szCs w:val="24"/>
-          <w:lang w:val="sv-SE"/>
-        </w:rPr>
-        <w:t xml:space="preserve"> pada wadah tertentu. Hasil penelitian ini diharapkan dapat membantu pengguna mencatat, mencari, dan mengelola barang pribadi secara lebih akurat, cepat, dan nyaman, sekaligus mengingatkan masa garansi barang sebelum berakhir.</w:t>
-      </w:r>
-    </w:p>
-    <w:p>
-      <w:pPr>
-        <w:spacing w:line="240" w:lineRule="auto"/>
-        <w:ind w:firstLine="426"/>
-        <w:rPr>
-          <w:rFonts w:ascii="Times New Roman" w:hAnsi="Times New Roman" w:cs="Times New Roman"/>
-          <w:sz w:val="24"/>
-          <w:szCs w:val="24"/>
-          <w:lang w:val="sv-SE"/>
-        </w:rPr>
-      </w:pPr>
-    </w:p>
-    <w:p>
-      <w:pPr>
-        <w:spacing w:line="276" w:lineRule="auto"/>
-        <w:rPr>
-          <w:rFonts w:ascii="Times New Roman" w:hAnsi="Times New Roman" w:cs="Times New Roman"/>
-          <w:sz w:val="24"/>
-          <w:szCs w:val="24"/>
-        </w:rPr>
-      </w:pPr>
-      <w:r>
-        <w:rPr>
-          <w:rFonts w:ascii="Times New Roman" w:hAnsi="Times New Roman" w:cs="Times New Roman"/>
-          <w:i/>
-          <w:iCs/>
-          <w:sz w:val="24"/>
-          <w:szCs w:val="24"/>
-        </w:rPr>
-        <w:t>Kata kunci:</w:t>
+        </w:rPr>
+        <w:t>:</w:t>
       </w:r>
       <w:r>
         <w:rPr>
@@ -5777,8 +7344,9 @@
           <w:sz w:val="24"/>
           <w:szCs w:val="24"/>
         </w:rPr>
-        <w:t xml:space="preserve">inventaris pribadi, aplikasi </w:t>
-      </w:r>
+        <w:t xml:space="preserve">Natural Language Processing, Speech-to-Text, </w:t>
+      </w:r>
+      <w:proofErr w:type="spellStart"/>
       <w:r>
         <w:rPr>
           <w:rFonts w:ascii="Times New Roman" w:hAnsi="Times New Roman" w:cs="Times New Roman"/>
@@ -5787,8 +7355,9 @@
           <w:sz w:val="24"/>
           <w:szCs w:val="24"/>
         </w:rPr>
-        <w:t>mobile</w:t>
-      </w:r>
+        <w:t>ekstraksi</w:t>
+      </w:r>
+      <w:proofErr w:type="spellEnd"/>
       <w:r>
         <w:rPr>
           <w:rFonts w:ascii="Times New Roman" w:hAnsi="Times New Roman" w:cs="Times New Roman"/>
@@ -5797,8 +7366,9 @@
           <w:sz w:val="24"/>
           <w:szCs w:val="24"/>
         </w:rPr>
-        <w:t xml:space="preserve">, </w:t>
-      </w:r>
+        <w:t xml:space="preserve"> </w:t>
+      </w:r>
+      <w:proofErr w:type="spellStart"/>
       <w:r>
         <w:rPr>
           <w:rFonts w:ascii="Times New Roman" w:hAnsi="Times New Roman" w:cs="Times New Roman"/>
@@ -5807,8 +7377,9 @@
           <w:sz w:val="24"/>
           <w:szCs w:val="24"/>
         </w:rPr>
-        <w:t>Speech-to-Text</w:t>
-      </w:r>
+        <w:t>entitas</w:t>
+      </w:r>
+      <w:proofErr w:type="spellEnd"/>
       <w:r>
         <w:rPr>
           <w:rFonts w:ascii="Times New Roman" w:hAnsi="Times New Roman" w:cs="Times New Roman"/>
@@ -5819,6 +7390,7 @@
         </w:rPr>
         <w:t xml:space="preserve">, </w:t>
       </w:r>
+      <w:proofErr w:type="spellStart"/>
       <w:r>
         <w:rPr>
           <w:rFonts w:ascii="Times New Roman" w:hAnsi="Times New Roman" w:cs="Times New Roman"/>
@@ -5827,8 +7399,9 @@
           <w:sz w:val="24"/>
           <w:szCs w:val="24"/>
         </w:rPr>
-        <w:t>QR Code</w:t>
-      </w:r>
+        <w:t>inventaris</w:t>
+      </w:r>
+      <w:proofErr w:type="spellEnd"/>
       <w:r>
         <w:rPr>
           <w:rFonts w:ascii="Times New Roman" w:hAnsi="Times New Roman" w:cs="Times New Roman"/>
@@ -5837,20 +7410,8 @@
           <w:sz w:val="24"/>
           <w:szCs w:val="24"/>
         </w:rPr>
-        <w:t>, Android</w:t>
-      </w:r>
-    </w:p>
-    <w:p>
-      <w:pPr>
-        <w:spacing w:line="240" w:lineRule="auto"/>
-        <w:rPr>
-          <w:rFonts w:ascii="Times New Roman" w:hAnsi="Times New Roman" w:cs="Times New Roman"/>
-          <w:b/>
-          <w:bCs/>
-          <w:sz w:val="32"/>
-          <w:szCs w:val="32"/>
-        </w:rPr>
-      </w:pPr>
+        <w:t xml:space="preserve"> mobile, Android</w:t>
+      </w:r>
     </w:p>
     <w:p>
       <w:pPr>
@@ -6141,9 +7702,13 @@
           <w:sz w:val="24"/>
           <w:szCs w:val="24"/>
         </w:rPr>
-        <w:t xml:space="preserve">Personal inventory management that is still carried out manually, whether through paper notes or simple spreadsheets, often makes it difficult for individuals to remember where items are stored and when electronic-item warranties expire, leaving the process prone to recording errors, outdated data, and wasted time. This study aims to design and build an Android-based personal inventory application that integrates </w:t>
-      </w:r>
-      <w:r>
+        <w:t>Recording inventory in mobile applications generally still relies on manual input through forms that must be filled in field by field, which is time-consuming and discourages users from recording consistently. Speech-to-Text technology enables voice input, but its output is unstructured free text. This study aims to design and build an Android-based mobile inventory application that applies Natural Language Processing (NLP) and Speech-to-Text to automate entity extraction, such as item name, storage location, quantity, and warranty date, from the user’s speech, and then store it automatically in a database. The stored data can be retrieved through a search feature. As supporting features, the application includes a warranty reminder and QR Codes for identifying storage containers. The study uses the Research and Development (R&amp;D) method, with data collected through literature study and observation of existing inventory applications. The system is designed with an object-oriented approach using UML, including Use Case, Activity, Class, and Sequence Diagrams. The results are expected to help users record and manage items faster, more accurately, and more comfortably.</w:t>
+      </w:r>
+    </w:p>
+    <w:p>
+      <w:pPr>
+        <w:spacing w:line="240" w:lineRule="auto"/>
+        <w:ind w:firstLine="426"/>
         <w:rPr>
           <w:rFonts w:ascii="Times New Roman" w:hAnsi="Times New Roman" w:cs="Times New Roman"/>
           <w:i/>
@@ -6151,8 +7716,9 @@
           <w:sz w:val="24"/>
           <w:szCs w:val="24"/>
         </w:rPr>
-        <w:t>Speech-to-Text</w:t>
-      </w:r>
+      </w:pPr>
+    </w:p>
+    <w:p>
       <w:r>
         <w:rPr>
           <w:rFonts w:ascii="Times New Roman" w:hAnsi="Times New Roman" w:cs="Times New Roman"/>
@@ -6161,317 +7727,9 @@
           <w:sz w:val="24"/>
           <w:szCs w:val="24"/>
         </w:rPr>
-        <w:t xml:space="preserve"> and </w:t>
-      </w:r>
-      <w:r>
-        <w:rPr>
-          <w:rFonts w:ascii="Times New Roman" w:hAnsi="Times New Roman" w:cs="Times New Roman"/>
-          <w:i/>
-          <w:iCs/>
-          <w:sz w:val="24"/>
-          <w:szCs w:val="24"/>
-        </w:rPr>
-        <w:t>(QR) Code</w:t>
-      </w:r>
-      <w:r>
-        <w:rPr>
-          <w:rFonts w:ascii="Times New Roman" w:hAnsi="Times New Roman" w:cs="Times New Roman"/>
-          <w:i/>
-          <w:iCs/>
-          <w:sz w:val="24"/>
-          <w:szCs w:val="24"/>
-        </w:rPr>
-        <w:t xml:space="preserve"> technology to simplify the recording, searching, and management of personal belongings, particularly for individuals who frequently forget. The </w:t>
-      </w:r>
-      <w:r>
-        <w:rPr>
-          <w:rFonts w:ascii="Times New Roman" w:hAnsi="Times New Roman" w:cs="Times New Roman"/>
-          <w:i/>
-          <w:iCs/>
-          <w:sz w:val="24"/>
-          <w:szCs w:val="24"/>
-        </w:rPr>
-        <w:t>Research</w:t>
-      </w:r>
-      <w:r>
-        <w:rPr>
-          <w:rFonts w:ascii="Times New Roman" w:hAnsi="Times New Roman" w:cs="Times New Roman"/>
-          <w:i/>
-          <w:iCs/>
-          <w:sz w:val="24"/>
-          <w:szCs w:val="24"/>
-        </w:rPr>
-        <w:t xml:space="preserve"> uses the </w:t>
-      </w:r>
-      <w:r>
-        <w:rPr>
-          <w:rFonts w:ascii="Times New Roman" w:hAnsi="Times New Roman" w:cs="Times New Roman"/>
-          <w:i/>
-          <w:iCs/>
-          <w:sz w:val="24"/>
-          <w:szCs w:val="24"/>
-        </w:rPr>
-        <w:t>Research</w:t>
-      </w:r>
-      <w:r>
-        <w:rPr>
-          <w:rFonts w:ascii="Times New Roman" w:hAnsi="Times New Roman" w:cs="Times New Roman"/>
-          <w:i/>
-          <w:iCs/>
-          <w:sz w:val="24"/>
-          <w:szCs w:val="24"/>
-        </w:rPr>
-        <w:t xml:space="preserve"> and Development</w:t>
-      </w:r>
-      <w:r>
-        <w:rPr>
-          <w:rFonts w:ascii="Times New Roman" w:hAnsi="Times New Roman" w:cs="Times New Roman"/>
-          <w:i/>
-          <w:iCs/>
-          <w:sz w:val="24"/>
-          <w:szCs w:val="24"/>
-        </w:rPr>
-        <w:t xml:space="preserve"> (R&amp;D) method, with data collected through a literature study and observation of existing inventory applications. The system was designed using an object-oriented approach with UML, including Use Case, Activity, Class, and </w:t>
-      </w:r>
-      <w:r>
-        <w:rPr>
-          <w:rFonts w:ascii="Times New Roman" w:hAnsi="Times New Roman" w:cs="Times New Roman"/>
-          <w:i/>
-          <w:iCs/>
-          <w:sz w:val="24"/>
-          <w:szCs w:val="24"/>
-        </w:rPr>
-        <w:t>Sequence Diagram</w:t>
-      </w:r>
-      <w:r>
-        <w:rPr>
-          <w:rFonts w:ascii="Times New Roman" w:hAnsi="Times New Roman" w:cs="Times New Roman"/>
-          <w:i/>
-          <w:iCs/>
-          <w:sz w:val="24"/>
-          <w:szCs w:val="24"/>
-        </w:rPr>
-        <w:t>s. The developed application's main features include voice-based item recording (</w:t>
-      </w:r>
-      <w:r>
-        <w:rPr>
-          <w:rFonts w:ascii="Times New Roman" w:hAnsi="Times New Roman" w:cs="Times New Roman"/>
-          <w:i/>
-          <w:iCs/>
-          <w:sz w:val="24"/>
-          <w:szCs w:val="24"/>
-        </w:rPr>
-        <w:t>Speech-to-Text</w:t>
-      </w:r>
-      <w:r>
-        <w:rPr>
-          <w:rFonts w:ascii="Times New Roman" w:hAnsi="Times New Roman" w:cs="Times New Roman"/>
-          <w:i/>
-          <w:iCs/>
-          <w:sz w:val="24"/>
-          <w:szCs w:val="24"/>
-        </w:rPr>
-        <w:t xml:space="preserve">), </w:t>
-      </w:r>
-      <w:r>
-        <w:rPr>
-          <w:rFonts w:ascii="Times New Roman" w:hAnsi="Times New Roman" w:cs="Times New Roman"/>
-          <w:i/>
-          <w:iCs/>
-          <w:sz w:val="24"/>
-          <w:szCs w:val="24"/>
-        </w:rPr>
-        <w:t>QR Code</w:t>
-      </w:r>
-      <w:r>
-        <w:rPr>
-          <w:rFonts w:ascii="Times New Roman" w:hAnsi="Times New Roman" w:cs="Times New Roman"/>
-          <w:i/>
-          <w:iCs/>
-          <w:sz w:val="24"/>
-          <w:szCs w:val="24"/>
-        </w:rPr>
-        <w:t xml:space="preserve"> generation and </w:t>
-      </w:r>
-      <w:r>
-        <w:rPr>
-          <w:rFonts w:ascii="Times New Roman" w:hAnsi="Times New Roman" w:cs="Times New Roman"/>
-          <w:i/>
-          <w:iCs/>
-          <w:sz w:val="24"/>
-          <w:szCs w:val="24"/>
-        </w:rPr>
-        <w:t>scan</w:t>
-      </w:r>
-      <w:r>
-        <w:rPr>
-          <w:rFonts w:ascii="Times New Roman" w:hAnsi="Times New Roman" w:cs="Times New Roman"/>
-          <w:i/>
-          <w:iCs/>
-          <w:sz w:val="24"/>
-          <w:szCs w:val="24"/>
-        </w:rPr>
-        <w:t xml:space="preserve">ning for storage containers, warranty-expiration reminders, item search, and </w:t>
-      </w:r>
-      <w:r>
-        <w:rPr>
-          <w:rFonts w:ascii="Times New Roman" w:hAnsi="Times New Roman" w:cs="Times New Roman"/>
-          <w:i/>
-          <w:iCs/>
-          <w:sz w:val="24"/>
-          <w:szCs w:val="24"/>
-        </w:rPr>
-        <w:t>login</w:t>
-      </w:r>
-      <w:r>
-        <w:rPr>
-          <w:rFonts w:ascii="Times New Roman" w:hAnsi="Times New Roman" w:cs="Times New Roman"/>
-          <w:i/>
-          <w:iCs/>
-          <w:sz w:val="24"/>
-          <w:szCs w:val="24"/>
-        </w:rPr>
-        <w:t xml:space="preserve"> and/or </w:t>
-      </w:r>
-      <w:r>
-        <w:rPr>
-          <w:rFonts w:ascii="Times New Roman" w:hAnsi="Times New Roman" w:cs="Times New Roman"/>
-          <w:i/>
-          <w:iCs/>
-          <w:sz w:val="24"/>
-          <w:szCs w:val="24"/>
-        </w:rPr>
-        <w:t>password</w:t>
-      </w:r>
-      <w:r>
-        <w:rPr>
-          <w:rFonts w:ascii="Times New Roman" w:hAnsi="Times New Roman" w:cs="Times New Roman"/>
-          <w:i/>
-          <w:iCs/>
-          <w:sz w:val="24"/>
-          <w:szCs w:val="24"/>
-        </w:rPr>
-        <w:t>-based access protection for specific containers. The resulting application is expected to help users record, search for, and manage personal belongings more accurately, quickly, and conveniently, while reminding them of warranty periods before they expire.</w:t>
+        <w:t>Keywords: Natural Language Processing, Speech-to-Text, entity extraction, mobile inventory, Android</w:t>
       </w:r>
     </w:p>
-    <w:p>
-      <w:pPr>
-        <w:spacing w:line="240" w:lineRule="auto"/>
-        <w:ind w:firstLine="426"/>
-        <w:rPr>
-          <w:rFonts w:ascii="Times New Roman" w:hAnsi="Times New Roman" w:cs="Times New Roman"/>
-          <w:i/>
-          <w:iCs/>
-          <w:sz w:val="24"/>
-          <w:szCs w:val="24"/>
-        </w:rPr>
-      </w:pPr>
-    </w:p>
-    <w:p>
-      <w:pPr>
-        <w:spacing w:line="276" w:lineRule="auto"/>
-        <w:rPr>
-          <w:rFonts w:ascii="Times New Roman" w:hAnsi="Times New Roman" w:cs="Times New Roman"/>
-          <w:i/>
-          <w:iCs/>
-          <w:sz w:val="24"/>
-          <w:szCs w:val="24"/>
-        </w:rPr>
-      </w:pPr>
-      <w:r>
-        <w:rPr>
-          <w:rFonts w:ascii="Times New Roman" w:hAnsi="Times New Roman" w:cs="Times New Roman"/>
-          <w:i/>
-          <w:iCs/>
-          <w:sz w:val="24"/>
-          <w:szCs w:val="24"/>
-        </w:rPr>
-        <w:t>Keywords:</w:t>
-      </w:r>
-      <w:r>
-        <w:rPr>
-          <w:rFonts w:ascii="Times New Roman" w:hAnsi="Times New Roman" w:cs="Times New Roman"/>
-          <w:b/>
-          <w:bCs/>
-          <w:i/>
-          <w:iCs/>
-          <w:sz w:val="24"/>
-          <w:szCs w:val="24"/>
-        </w:rPr>
-        <w:t xml:space="preserve"> </w:t>
-      </w:r>
-      <w:r>
-        <w:rPr>
-          <w:rFonts w:ascii="Times New Roman" w:hAnsi="Times New Roman" w:cs="Times New Roman"/>
-          <w:i/>
-          <w:iCs/>
-          <w:sz w:val="24"/>
-          <w:szCs w:val="24"/>
-        </w:rPr>
-        <w:t xml:space="preserve">personal inventory, </w:t>
-      </w:r>
-      <w:r>
-        <w:rPr>
-          <w:rFonts w:ascii="Times New Roman" w:hAnsi="Times New Roman" w:cs="Times New Roman"/>
-          <w:i/>
-          <w:iCs/>
-          <w:sz w:val="24"/>
-          <w:szCs w:val="24"/>
-        </w:rPr>
-        <w:t>mobile</w:t>
-      </w:r>
-      <w:r>
-        <w:rPr>
-          <w:rFonts w:ascii="Times New Roman" w:hAnsi="Times New Roman" w:cs="Times New Roman"/>
-          <w:i/>
-          <w:iCs/>
-          <w:sz w:val="24"/>
-          <w:szCs w:val="24"/>
-        </w:rPr>
-        <w:t xml:space="preserve"> application, </w:t>
-      </w:r>
-      <w:r>
-        <w:rPr>
-          <w:rFonts w:ascii="Times New Roman" w:hAnsi="Times New Roman" w:cs="Times New Roman"/>
-          <w:i/>
-          <w:iCs/>
-          <w:sz w:val="24"/>
-          <w:szCs w:val="24"/>
-        </w:rPr>
-        <w:t>Speech-to-Text</w:t>
-      </w:r>
-      <w:r>
-        <w:rPr>
-          <w:rFonts w:ascii="Times New Roman" w:hAnsi="Times New Roman" w:cs="Times New Roman"/>
-          <w:i/>
-          <w:iCs/>
-          <w:sz w:val="24"/>
-          <w:szCs w:val="24"/>
-        </w:rPr>
-        <w:t xml:space="preserve">, </w:t>
-      </w:r>
-      <w:r>
-        <w:rPr>
-          <w:rFonts w:ascii="Times New Roman" w:hAnsi="Times New Roman" w:cs="Times New Roman"/>
-          <w:i/>
-          <w:iCs/>
-          <w:sz w:val="24"/>
-          <w:szCs w:val="24"/>
-        </w:rPr>
-        <w:t>QR Code</w:t>
-      </w:r>
-      <w:r>
-        <w:rPr>
-          <w:rFonts w:ascii="Times New Roman" w:hAnsi="Times New Roman" w:cs="Times New Roman"/>
-          <w:i/>
-          <w:iCs/>
-          <w:sz w:val="24"/>
-          <w:szCs w:val="24"/>
-        </w:rPr>
-        <w:t>, Android</w:t>
-      </w:r>
-    </w:p>
-    <w:p/>
     <w:p>
       <w:pPr>
         <w:pStyle w:val="Heading1"/>
@@ -6529,24 +7787,234 @@
           <w:color w:val="000000"/>
           <w:sz w:val="24"/>
         </w:rPr>
-        <w:t xml:space="preserve">Puji syukur penulis panjatkan kehadirat Allah SWT, karena atas rahmat dan karunia-Nya, penulis dapat menyelesaikan </w:t>
-      </w:r>
+        <w:t xml:space="preserve">Puji </w:t>
+      </w:r>
+      <w:proofErr w:type="spellStart"/>
       <w:r>
         <w:rPr>
           <w:rFonts w:ascii="Times New Roman" w:eastAsia="Times New Roman" w:hAnsi="Times New Roman" w:cs="Times New Roman"/>
           <w:color w:val="000000"/>
           <w:sz w:val="24"/>
         </w:rPr>
-        <w:t>Skripsi</w:t>
-      </w:r>
+        <w:t>syukur</w:t>
+      </w:r>
+      <w:proofErr w:type="spellEnd"/>
       <w:r>
         <w:rPr>
           <w:rFonts w:ascii="Times New Roman" w:eastAsia="Times New Roman" w:hAnsi="Times New Roman" w:cs="Times New Roman"/>
           <w:color w:val="000000"/>
           <w:sz w:val="24"/>
         </w:rPr>
-        <w:t xml:space="preserve"> yang berjudul</w:t>
-      </w:r>
+        <w:t xml:space="preserve"> </w:t>
+      </w:r>
+      <w:proofErr w:type="spellStart"/>
+      <w:r>
+        <w:rPr>
+          <w:rFonts w:ascii="Times New Roman" w:eastAsia="Times New Roman" w:hAnsi="Times New Roman" w:cs="Times New Roman"/>
+          <w:color w:val="000000"/>
+          <w:sz w:val="24"/>
+        </w:rPr>
+        <w:t>penulis</w:t>
+      </w:r>
+      <w:proofErr w:type="spellEnd"/>
+      <w:r>
+        <w:rPr>
+          <w:rFonts w:ascii="Times New Roman" w:eastAsia="Times New Roman" w:hAnsi="Times New Roman" w:cs="Times New Roman"/>
+          <w:color w:val="000000"/>
+          <w:sz w:val="24"/>
+        </w:rPr>
+        <w:t xml:space="preserve"> </w:t>
+      </w:r>
+      <w:proofErr w:type="spellStart"/>
+      <w:r>
+        <w:rPr>
+          <w:rFonts w:ascii="Times New Roman" w:eastAsia="Times New Roman" w:hAnsi="Times New Roman" w:cs="Times New Roman"/>
+          <w:color w:val="000000"/>
+          <w:sz w:val="24"/>
+        </w:rPr>
+        <w:t>panjatkan</w:t>
+      </w:r>
+      <w:proofErr w:type="spellEnd"/>
+      <w:r>
+        <w:rPr>
+          <w:rFonts w:ascii="Times New Roman" w:eastAsia="Times New Roman" w:hAnsi="Times New Roman" w:cs="Times New Roman"/>
+          <w:color w:val="000000"/>
+          <w:sz w:val="24"/>
+        </w:rPr>
+        <w:t xml:space="preserve"> </w:t>
+      </w:r>
+      <w:proofErr w:type="spellStart"/>
+      <w:r>
+        <w:rPr>
+          <w:rFonts w:ascii="Times New Roman" w:eastAsia="Times New Roman" w:hAnsi="Times New Roman" w:cs="Times New Roman"/>
+          <w:color w:val="000000"/>
+          <w:sz w:val="24"/>
+        </w:rPr>
+        <w:t>kehadirat</w:t>
+      </w:r>
+      <w:proofErr w:type="spellEnd"/>
+      <w:r>
+        <w:rPr>
+          <w:rFonts w:ascii="Times New Roman" w:eastAsia="Times New Roman" w:hAnsi="Times New Roman" w:cs="Times New Roman"/>
+          <w:color w:val="000000"/>
+          <w:sz w:val="24"/>
+        </w:rPr>
+        <w:t xml:space="preserve"> Allah SWT, </w:t>
+      </w:r>
+      <w:proofErr w:type="spellStart"/>
+      <w:r>
+        <w:rPr>
+          <w:rFonts w:ascii="Times New Roman" w:eastAsia="Times New Roman" w:hAnsi="Times New Roman" w:cs="Times New Roman"/>
+          <w:color w:val="000000"/>
+          <w:sz w:val="24"/>
+        </w:rPr>
+        <w:t>karena</w:t>
+      </w:r>
+      <w:proofErr w:type="spellEnd"/>
+      <w:r>
+        <w:rPr>
+          <w:rFonts w:ascii="Times New Roman" w:eastAsia="Times New Roman" w:hAnsi="Times New Roman" w:cs="Times New Roman"/>
+          <w:color w:val="000000"/>
+          <w:sz w:val="24"/>
+        </w:rPr>
+        <w:t xml:space="preserve"> </w:t>
+      </w:r>
+      <w:proofErr w:type="spellStart"/>
+      <w:r>
+        <w:rPr>
+          <w:rFonts w:ascii="Times New Roman" w:eastAsia="Times New Roman" w:hAnsi="Times New Roman" w:cs="Times New Roman"/>
+          <w:color w:val="000000"/>
+          <w:sz w:val="24"/>
+        </w:rPr>
+        <w:t>atas</w:t>
+      </w:r>
+      <w:proofErr w:type="spellEnd"/>
+      <w:r>
+        <w:rPr>
+          <w:rFonts w:ascii="Times New Roman" w:eastAsia="Times New Roman" w:hAnsi="Times New Roman" w:cs="Times New Roman"/>
+          <w:color w:val="000000"/>
+          <w:sz w:val="24"/>
+        </w:rPr>
+        <w:t xml:space="preserve"> </w:t>
+      </w:r>
+      <w:proofErr w:type="spellStart"/>
+      <w:r>
+        <w:rPr>
+          <w:rFonts w:ascii="Times New Roman" w:eastAsia="Times New Roman" w:hAnsi="Times New Roman" w:cs="Times New Roman"/>
+          <w:color w:val="000000"/>
+          <w:sz w:val="24"/>
+        </w:rPr>
+        <w:t>rahmat</w:t>
+      </w:r>
+      <w:proofErr w:type="spellEnd"/>
+      <w:r>
+        <w:rPr>
+          <w:rFonts w:ascii="Times New Roman" w:eastAsia="Times New Roman" w:hAnsi="Times New Roman" w:cs="Times New Roman"/>
+          <w:color w:val="000000"/>
+          <w:sz w:val="24"/>
+        </w:rPr>
+        <w:t xml:space="preserve"> dan </w:t>
+      </w:r>
+      <w:proofErr w:type="spellStart"/>
+      <w:r>
+        <w:rPr>
+          <w:rFonts w:ascii="Times New Roman" w:eastAsia="Times New Roman" w:hAnsi="Times New Roman" w:cs="Times New Roman"/>
+          <w:color w:val="000000"/>
+          <w:sz w:val="24"/>
+        </w:rPr>
+        <w:t>karunia</w:t>
+      </w:r>
+      <w:proofErr w:type="spellEnd"/>
+      <w:r>
+        <w:rPr>
+          <w:rFonts w:ascii="Times New Roman" w:eastAsia="Times New Roman" w:hAnsi="Times New Roman" w:cs="Times New Roman"/>
+          <w:color w:val="000000"/>
+          <w:sz w:val="24"/>
+        </w:rPr>
+        <w:t xml:space="preserve">-Nya, </w:t>
+      </w:r>
+      <w:proofErr w:type="spellStart"/>
+      <w:r>
+        <w:rPr>
+          <w:rFonts w:ascii="Times New Roman" w:eastAsia="Times New Roman" w:hAnsi="Times New Roman" w:cs="Times New Roman"/>
+          <w:color w:val="000000"/>
+          <w:sz w:val="24"/>
+        </w:rPr>
+        <w:t>penulis</w:t>
+      </w:r>
+      <w:proofErr w:type="spellEnd"/>
+      <w:r>
+        <w:rPr>
+          <w:rFonts w:ascii="Times New Roman" w:eastAsia="Times New Roman" w:hAnsi="Times New Roman" w:cs="Times New Roman"/>
+          <w:color w:val="000000"/>
+          <w:sz w:val="24"/>
+        </w:rPr>
+        <w:t xml:space="preserve"> </w:t>
+      </w:r>
+      <w:proofErr w:type="spellStart"/>
+      <w:r>
+        <w:rPr>
+          <w:rFonts w:ascii="Times New Roman" w:eastAsia="Times New Roman" w:hAnsi="Times New Roman" w:cs="Times New Roman"/>
+          <w:color w:val="000000"/>
+          <w:sz w:val="24"/>
+        </w:rPr>
+        <w:t>dapat</w:t>
+      </w:r>
+      <w:proofErr w:type="spellEnd"/>
+      <w:r>
+        <w:rPr>
+          <w:rFonts w:ascii="Times New Roman" w:eastAsia="Times New Roman" w:hAnsi="Times New Roman" w:cs="Times New Roman"/>
+          <w:color w:val="000000"/>
+          <w:sz w:val="24"/>
+        </w:rPr>
+        <w:t xml:space="preserve"> </w:t>
+      </w:r>
+      <w:proofErr w:type="spellStart"/>
+      <w:r>
+        <w:rPr>
+          <w:rFonts w:ascii="Times New Roman" w:eastAsia="Times New Roman" w:hAnsi="Times New Roman" w:cs="Times New Roman"/>
+          <w:color w:val="000000"/>
+          <w:sz w:val="24"/>
+        </w:rPr>
+        <w:t>menyelesaikan</w:t>
+      </w:r>
+      <w:proofErr w:type="spellEnd"/>
+      <w:r>
+        <w:rPr>
+          <w:rFonts w:ascii="Times New Roman" w:eastAsia="Times New Roman" w:hAnsi="Times New Roman" w:cs="Times New Roman"/>
+          <w:color w:val="000000"/>
+          <w:sz w:val="24"/>
+        </w:rPr>
+        <w:t xml:space="preserve"> </w:t>
+      </w:r>
+      <w:proofErr w:type="spellStart"/>
+      <w:r>
+        <w:rPr>
+          <w:rFonts w:ascii="Times New Roman" w:eastAsia="Times New Roman" w:hAnsi="Times New Roman" w:cs="Times New Roman"/>
+          <w:color w:val="000000"/>
+          <w:sz w:val="24"/>
+        </w:rPr>
+        <w:t>Skripsi</w:t>
+      </w:r>
+      <w:proofErr w:type="spellEnd"/>
+      <w:r>
+        <w:rPr>
+          <w:rFonts w:ascii="Times New Roman" w:eastAsia="Times New Roman" w:hAnsi="Times New Roman" w:cs="Times New Roman"/>
+          <w:color w:val="000000"/>
+          <w:sz w:val="24"/>
+        </w:rPr>
+        <w:t xml:space="preserve"> yang </w:t>
+      </w:r>
+      <w:proofErr w:type="spellStart"/>
+      <w:r>
+        <w:rPr>
+          <w:rFonts w:ascii="Times New Roman" w:eastAsia="Times New Roman" w:hAnsi="Times New Roman" w:cs="Times New Roman"/>
+          <w:color w:val="000000"/>
+          <w:sz w:val="24"/>
+        </w:rPr>
+        <w:t>berjudul</w:t>
+      </w:r>
+      <w:proofErr w:type="spellEnd"/>
       <w:r>
         <w:rPr>
           <w:rFonts w:ascii="Calibri" w:eastAsia="Calibri" w:hAnsi="Calibri" w:cs="Calibri"/>
@@ -6561,10 +8029,7 @@
           <w:color w:val="000000"/>
           <w:sz w:val="24"/>
         </w:rPr>
-        <w:t>"</w:t>
-      </w:r>
-      <w:r>
-        <w:t xml:space="preserve"> </w:t>
+        <w:t>“</w:t>
       </w:r>
       <w:r>
         <w:rPr>
@@ -6573,7 +8038,7 @@
           <w:color w:val="000000"/>
           <w:sz w:val="24"/>
         </w:rPr>
-        <w:t xml:space="preserve">RANCANG BANGUN APLIKASI INVENTARIS PRIBADI BERBASIS </w:t>
+        <w:t xml:space="preserve">PENERAPAN </w:t>
       </w:r>
       <w:r>
         <w:rPr>
@@ -6584,7 +8049,7 @@
           <w:color w:val="000000"/>
           <w:sz w:val="24"/>
         </w:rPr>
-        <w:t>MOBILE</w:t>
+        <w:t>NATURAL</w:t>
       </w:r>
       <w:r>
         <w:rPr>
@@ -6594,15 +8059,6 @@
           <w:sz w:val="24"/>
         </w:rPr>
         <w:t xml:space="preserve"> </w:t>
-      </w:r>
-      <w:r>
-        <w:rPr>
-          <w:rFonts w:ascii="Times New Roman" w:eastAsia="Times New Roman" w:hAnsi="Times New Roman" w:cs="Times New Roman"/>
-          <w:b/>
-          <w:color w:val="000000"/>
-          <w:sz w:val="24"/>
-        </w:rPr>
-        <w:t xml:space="preserve">MENGGUNAKAN TEKNOLOGI </w:t>
       </w:r>
       <w:r>
         <w:rPr>
@@ -6613,7 +8069,7 @@
           <w:color w:val="000000"/>
           <w:sz w:val="24"/>
         </w:rPr>
-        <w:t>SPEECH-TO-TEXT</w:t>
+        <w:t>LANGUAGE PROCESSING (NLP)</w:t>
       </w:r>
       <w:r>
         <w:rPr>
@@ -6622,16 +8078,7 @@
           <w:color w:val="000000"/>
           <w:sz w:val="24"/>
         </w:rPr>
-        <w:t xml:space="preserve"> DAN</w:t>
-      </w:r>
-      <w:r>
-        <w:rPr>
-          <w:rFonts w:ascii="Times New Roman" w:eastAsia="Times New Roman" w:hAnsi="Times New Roman" w:cs="Times New Roman"/>
-          <w:b/>
-          <w:color w:val="000000"/>
-          <w:sz w:val="24"/>
-        </w:rPr>
-        <w:t xml:space="preserve"> </w:t>
+        <w:t xml:space="preserve"> &amp; </w:t>
       </w:r>
       <w:r>
         <w:rPr>
@@ -6642,7 +8089,27 @@
           <w:color w:val="000000"/>
           <w:sz w:val="24"/>
         </w:rPr>
-        <w:t>(QR) CODE</w:t>
+        <w:t>SPEECH-TO-TEXT</w:t>
+      </w:r>
+      <w:r>
+        <w:rPr>
+          <w:rFonts w:ascii="Times New Roman" w:eastAsia="Times New Roman" w:hAnsi="Times New Roman" w:cs="Times New Roman"/>
+          <w:b/>
+          <w:color w:val="000000"/>
+          <w:sz w:val="24"/>
+        </w:rPr>
+        <w:t xml:space="preserve"> UNTUK OTOMATISASI ENTITAS PADA INVENTARIS </w:t>
+      </w:r>
+      <w:r>
+        <w:rPr>
+          <w:rFonts w:ascii="Times New Roman" w:eastAsia="Times New Roman" w:hAnsi="Times New Roman" w:cs="Times New Roman"/>
+          <w:b/>
+          <w:i/>
+          <w:iCs/>
+          <w:color w:val="000000"/>
+          <w:sz w:val="24"/>
+        </w:rPr>
+        <w:t>MOBILE</w:t>
       </w:r>
       <w:r>
         <w:rPr>
@@ -7057,7 +8524,25 @@
                 <w:sz w:val="24"/>
                 <w:szCs w:val="24"/>
               </w:rPr>
-              <w:t>Tangerang, 11 Juli 2026</w:t>
+              <w:t xml:space="preserve">Tangerang, 11 </w:t>
+            </w:r>
+            <w:proofErr w:type="spellStart"/>
+            <w:r>
+              <w:rPr>
+                <w:rFonts w:ascii="Times New Roman" w:hAnsi="Times New Roman" w:cs="Times New Roman"/>
+                <w:sz w:val="24"/>
+                <w:szCs w:val="24"/>
+              </w:rPr>
+              <w:t>Juli</w:t>
+            </w:r>
+            <w:proofErr w:type="spellEnd"/>
+            <w:r>
+              <w:rPr>
+                <w:rFonts w:ascii="Times New Roman" w:hAnsi="Times New Roman" w:cs="Times New Roman"/>
+                <w:sz w:val="24"/>
+                <w:szCs w:val="24"/>
+              </w:rPr>
+              <w:t xml:space="preserve"> 2026</w:t>
             </w:r>
           </w:p>
         </w:tc>
@@ -7081,13 +8566,23 @@
                 <w:szCs w:val="24"/>
               </w:rPr>
             </w:pPr>
-            <w:r>
-              <w:rPr>
-                <w:rFonts w:ascii="Times New Roman" w:hAnsi="Times New Roman" w:cs="Times New Roman"/>
-                <w:sz w:val="24"/>
-                <w:szCs w:val="24"/>
-              </w:rPr>
-              <w:t>Penulis,</w:t>
+            <w:proofErr w:type="spellStart"/>
+            <w:r>
+              <w:rPr>
+                <w:rFonts w:ascii="Times New Roman" w:hAnsi="Times New Roman" w:cs="Times New Roman"/>
+                <w:sz w:val="24"/>
+                <w:szCs w:val="24"/>
+              </w:rPr>
+              <w:t>Penulis</w:t>
+            </w:r>
+            <w:proofErr w:type="spellEnd"/>
+            <w:r>
+              <w:rPr>
+                <w:rFonts w:ascii="Times New Roman" w:hAnsi="Times New Roman" w:cs="Times New Roman"/>
+                <w:sz w:val="24"/>
+                <w:szCs w:val="24"/>
+              </w:rPr>
+              <w:t>,</w:t>
             </w:r>
           </w:p>
         </w:tc>
@@ -11635,9 +13130,9 @@
           <w:szCs w:val="24"/>
         </w:rPr>
         <w:sectPr>
-          <w:footerReference w:type="even" r:id="rId9"/>
-          <w:footerReference w:type="default" r:id="rId10"/>
-          <w:footerReference w:type="first" r:id="rId11"/>
+          <w:footerReference w:type="even" r:id="rId11"/>
+          <w:footerReference w:type="default" r:id="rId12"/>
+          <w:footerReference w:type="first" r:id="rId13"/>
           <w:pgSz w:w="11906" w:h="16838" w:code="9"/>
           <w:pgMar w:top="1418" w:right="1418" w:bottom="1418" w:left="1701" w:header="720" w:footer="720" w:gutter="0"/>
           <w:pgNumType w:fmt="lowerRoman"/>
@@ -12056,16 +13551,7 @@
           <w:szCs w:val="24"/>
           <w:lang w:val="sv-SE"/>
         </w:rPr>
-        <w:t>Pada bahasa Indonesia, pengenalan suara otomatis juga terus berkembang. Model berbasis Wav2Vec2 yang disesuaikan (fine-tuned) dilaporkan mencapai word error rate sebesar 5,59% pada data validasi</w:t>
-      </w:r>
-      <w:r>
-        <w:rPr>
-          <w:rFonts w:ascii="Times New Roman" w:hAnsi="Times New Roman" w:cs="Times New Roman"/>
-          <w:sz w:val="24"/>
-          <w:szCs w:val="24"/>
-          <w:lang w:val="sv-SE"/>
-        </w:rPr>
-        <w:t xml:space="preserve"> </w:t>
+        <w:t xml:space="preserve">Pada bahasa Indonesia, pengenalan suara otomatis juga terus berkembang. Model berbasis Wav2Vec2 yang disesuaikan (fine-tuned) dilaporkan mencapai word error rate sebesar 5,59% pada data validasi </w:t>
       </w:r>
       <w:r>
         <w:rPr>
@@ -12452,6 +13938,7 @@
         <w:rPr>
           <w:rFonts w:ascii="Times New Roman" w:hAnsi="Times New Roman" w:cs="Times New Roman"/>
           <w:sz w:val="24"/>
+          <w:lang w:val="sv-SE"/>
         </w:rPr>
         <w:t>(Reswan et al., 2024)</w:t>
       </w:r>
@@ -12472,6 +13959,15 @@
           <w:lang w:val="sv-SE"/>
         </w:rPr>
         <w:t>. Penelitian yang memadukan Speech-to-Text dengan NLP untuk mengotomasi pengisian data barang dari ucapan pengguna masih terbatas.</w:t>
+      </w:r>
+      <w:r>
+        <w:rPr>
+          <w:rFonts w:ascii="Times New Roman" w:hAnsi="Times New Roman" w:cs="Times New Roman"/>
+          <w:sz w:val="24"/>
+          <w:szCs w:val="24"/>
+          <w:lang w:val="sv-SE"/>
+        </w:rPr>
+        <w:t xml:space="preserve"> </w:t>
       </w:r>
     </w:p>
     <w:p>
@@ -12530,22 +14026,21 @@
           <w:ilvl w:val="0"/>
           <w:numId w:val="1"/>
         </w:numPr>
-        <w:ind w:hanging="294"/>
-        <w:rPr>
-          <w:rFonts w:ascii="Times New Roman" w:hAnsi="Times New Roman" w:cs="Times New Roman"/>
-          <w:sz w:val="24"/>
-          <w:szCs w:val="24"/>
-          <w:lang w:val="sv-SE"/>
-        </w:rPr>
-      </w:pPr>
-      <w:r>
-        <w:rPr>
-          <w:rFonts w:ascii="Times New Roman" w:hAnsi="Times New Roman" w:cs="Times New Roman"/>
-          <w:sz w:val="24"/>
-          <w:szCs w:val="24"/>
-          <w:lang w:val="sv-SE"/>
-        </w:rPr>
-        <w:t>Banyak individu sering lupa di mana menaruh barang-barang harian maupun barang berharga (seperti kunci, remote, dokumen penting, atau barang elektronik), sehingga menghabiskan waktu dan tenaga untuk mencari.</w:t>
+        <w:rPr>
+          <w:rFonts w:ascii="Times New Roman" w:hAnsi="Times New Roman" w:cs="Times New Roman"/>
+          <w:sz w:val="24"/>
+          <w:szCs w:val="24"/>
+          <w:lang w:val="sv-SE"/>
+        </w:rPr>
+      </w:pPr>
+      <w:r>
+        <w:rPr>
+          <w:rFonts w:ascii="Times New Roman" w:hAnsi="Times New Roman" w:cs="Times New Roman"/>
+          <w:sz w:val="24"/>
+          <w:szCs w:val="24"/>
+          <w:lang w:val="sv-SE"/>
+        </w:rPr>
+        <w:t>Pengguna, baik individu, rumah tangga, maupun usaha kecil, sering kesulitan menemukan kembali barang yang telah disimpan karena lokasi penyimpanan tersebar dan tidak tercatat dengan baik.</w:t>
       </w:r>
     </w:p>
     <w:p>
@@ -12555,23 +14050,21 @@
           <w:ilvl w:val="0"/>
           <w:numId w:val="1"/>
         </w:numPr>
-        <w:ind w:hanging="294"/>
-        <w:rPr>
-          <w:rFonts w:ascii="Times New Roman" w:hAnsi="Times New Roman" w:cs="Times New Roman"/>
-          <w:sz w:val="24"/>
-          <w:szCs w:val="24"/>
-          <w:lang w:val="sv-SE"/>
-        </w:rPr>
-      </w:pPr>
-      <w:r>
-        <w:rPr>
-          <w:rFonts w:ascii="Times New Roman" w:hAnsi="Times New Roman" w:cs="Times New Roman"/>
-          <w:sz w:val="24"/>
-          <w:szCs w:val="24"/>
-          <w:lang w:val="sv-SE"/>
-        </w:rPr>
-        <w:lastRenderedPageBreak/>
-        <w:t>Pengguna sering tidak mencatat atau melupakan masa garansi barang baru, sehingga tidak sempat memeriksa kondisi barang secara maksimal sebelum masa garansi berakhir.</w:t>
+        <w:rPr>
+          <w:rFonts w:ascii="Times New Roman" w:hAnsi="Times New Roman" w:cs="Times New Roman"/>
+          <w:sz w:val="24"/>
+          <w:szCs w:val="24"/>
+          <w:lang w:val="sv-SE"/>
+        </w:rPr>
+      </w:pPr>
+      <w:r>
+        <w:rPr>
+          <w:rFonts w:ascii="Times New Roman" w:hAnsi="Times New Roman" w:cs="Times New Roman"/>
+          <w:sz w:val="24"/>
+          <w:szCs w:val="24"/>
+          <w:lang w:val="sv-SE"/>
+        </w:rPr>
+        <w:t>Masa garansi barang baru sering tidak dicatat, sehingga pengguna tidak sempat memeriksa kondisi barang secara maksimal sebelum masa garansi berakhir.</w:t>
       </w:r>
     </w:p>
     <w:p>
@@ -12595,7 +14088,28 @@
           <w:szCs w:val="24"/>
           <w:lang w:val="sv-SE"/>
         </w:rPr>
-        <w:t>Proses pencatatan inventaris secara manual (baik di kertas maupun aplikasi biasa) masih terasa merepotkan dan memakan waktu, terutama bagi orang yang tidak rajin atau mudah lupa, sehingga banyak yang akhirnya malas mengisi data.</w:t>
+        <w:lastRenderedPageBreak/>
+        <w:t xml:space="preserve">Pencatatan inventaris pada aplikasi </w:t>
+      </w:r>
+      <w:r>
+        <w:rPr>
+          <w:rFonts w:ascii="Times New Roman" w:hAnsi="Times New Roman" w:cs="Times New Roman"/>
+          <w:i/>
+          <w:iCs/>
+          <w:sz w:val="24"/>
+          <w:szCs w:val="24"/>
+          <w:lang w:val="sv-SE"/>
+        </w:rPr>
+        <w:t>mobile</w:t>
+      </w:r>
+      <w:r>
+        <w:rPr>
+          <w:rFonts w:ascii="Times New Roman" w:hAnsi="Times New Roman" w:cs="Times New Roman"/>
+          <w:sz w:val="24"/>
+          <w:szCs w:val="24"/>
+          <w:lang w:val="sv-SE"/>
+        </w:rPr>
+        <w:t xml:space="preserve"> umumnya masih dilakukan secara manual melalui formulir yang harus diisi satu per satu (nama barang, lokasi, jumlah, dan tanggal garansi), sehingga memakan waktu dan membuat pengguna enggan mencatat secara konsisten.</w:t>
       </w:r>
     </w:p>
     <w:p>
@@ -12619,7 +14133,27 @@
           <w:szCs w:val="24"/>
           <w:lang w:val="sv-SE"/>
         </w:rPr>
-        <w:t>Belum banyak aplikasi inventaris pribadi yang secara khusus dirancang untuk membantu orang yang pelupa, dengan fitur pengingat lokasi barang dan masa garansi, serta proses input data yang sangat mudah dan minim usaha.</w:t>
+        <w:t xml:space="preserve">Teknologi </w:t>
+      </w:r>
+      <w:r>
+        <w:rPr>
+          <w:rFonts w:ascii="Times New Roman" w:hAnsi="Times New Roman" w:cs="Times New Roman"/>
+          <w:i/>
+          <w:iCs/>
+          <w:sz w:val="24"/>
+          <w:szCs w:val="24"/>
+          <w:lang w:val="sv-SE"/>
+        </w:rPr>
+        <w:t>Speech-to-Text</w:t>
+      </w:r>
+      <w:r>
+        <w:rPr>
+          <w:rFonts w:ascii="Times New Roman" w:hAnsi="Times New Roman" w:cs="Times New Roman"/>
+          <w:sz w:val="24"/>
+          <w:szCs w:val="24"/>
+          <w:lang w:val="sv-SE"/>
+        </w:rPr>
+        <w:t xml:space="preserve"> memungkinkan input melalui suara, tetapi keluarannya berupa teks bebas yang belum terstruktur, sehingga belum dapat langsung disimpan sebagai data inventaris dan pengguna tetap harus memilah serta mengisi kolom data secara manual.</w:t>
       </w:r>
     </w:p>
     <w:p>
@@ -12636,14 +14170,15 @@
           <w:lang w:val="sv-SE"/>
         </w:rPr>
       </w:pPr>
-      <w:r>
-        <w:rPr>
-          <w:rFonts w:ascii="Times New Roman" w:hAnsi="Times New Roman" w:cs="Times New Roman"/>
-          <w:sz w:val="24"/>
-          <w:szCs w:val="24"/>
-          <w:lang w:val="sv-SE"/>
-        </w:rPr>
-        <w:t xml:space="preserve">Teknologi </w:t>
+      <w:bookmarkStart w:id="14" w:name="_Toc241005453"/>
+      <w:r>
+        <w:rPr>
+          <w:rFonts w:ascii="Times New Roman" w:hAnsi="Times New Roman" w:cs="Times New Roman"/>
+          <w:sz w:val="24"/>
+          <w:szCs w:val="24"/>
+          <w:lang w:val="sv-SE"/>
+        </w:rPr>
+        <w:t xml:space="preserve">Belum banyak aplikasi inventaris </w:t>
       </w:r>
       <w:r>
         <w:rPr>
@@ -12654,16 +14189,16 @@
           <w:szCs w:val="24"/>
           <w:lang w:val="sv-SE"/>
         </w:rPr>
-        <w:t>Speech-to-Text</w:t>
-      </w:r>
-      <w:r>
-        <w:rPr>
-          <w:rFonts w:ascii="Times New Roman" w:hAnsi="Times New Roman" w:cs="Times New Roman"/>
-          <w:sz w:val="24"/>
-          <w:szCs w:val="24"/>
-          <w:lang w:val="sv-SE"/>
-        </w:rPr>
-        <w:t xml:space="preserve"> dan </w:t>
+        <w:t>mobile</w:t>
+      </w:r>
+      <w:r>
+        <w:rPr>
+          <w:rFonts w:ascii="Times New Roman" w:hAnsi="Times New Roman" w:cs="Times New Roman"/>
+          <w:sz w:val="24"/>
+          <w:szCs w:val="24"/>
+          <w:lang w:val="sv-SE"/>
+        </w:rPr>
+        <w:t xml:space="preserve"> yang menerapkan </w:t>
       </w:r>
       <w:r>
         <w:rPr>
@@ -12674,16 +14209,16 @@
           <w:szCs w:val="24"/>
           <w:lang w:val="sv-SE"/>
         </w:rPr>
-        <w:t>QR Code</w:t>
-      </w:r>
-      <w:r>
-        <w:rPr>
-          <w:rFonts w:ascii="Times New Roman" w:hAnsi="Times New Roman" w:cs="Times New Roman"/>
-          <w:sz w:val="24"/>
-          <w:szCs w:val="24"/>
-          <w:lang w:val="sv-SE"/>
-        </w:rPr>
-        <w:t xml:space="preserve"> belum dimanfaatkan secara optimal dalam satu aplikasi sederhana yang difokuskan untuk kebutuhan individu yang sering lupa.</w:t>
+        <w:t>Natural Language Processing</w:t>
+      </w:r>
+      <w:r>
+        <w:rPr>
+          <w:rFonts w:ascii="Times New Roman" w:hAnsi="Times New Roman" w:cs="Times New Roman"/>
+          <w:sz w:val="24"/>
+          <w:szCs w:val="24"/>
+          <w:lang w:val="sv-SE"/>
+        </w:rPr>
+        <w:t xml:space="preserve"> (NLP) untuk mengekstraksi entitas (nama barang, lokasi penyimpanan, jumlah, dan tanggal garansi) dari ucapan pengguna dan menyimpannya secara otomatis ke basis data.</w:t>
       </w:r>
     </w:p>
     <w:p>
@@ -12700,7 +14235,6 @@
           <w:lang w:val="sv-SE"/>
         </w:rPr>
       </w:pPr>
-      <w:bookmarkStart w:id="14" w:name="_Toc241005453"/>
       <w:r>
         <w:rPr>
           <w:rFonts w:ascii="Times New Roman" w:eastAsia="Times New Roman" w:hAnsi="Times New Roman" w:cs="Times New Roman"/>
@@ -12757,7 +14291,7 @@
           <w:szCs w:val="24"/>
           <w:lang w:val="sv-SE"/>
         </w:rPr>
-        <w:t xml:space="preserve">Bagaimana merancang dan membangun aplikasi inventaris pribadi berbasis </w:t>
+        <w:t xml:space="preserve">Bagaimana merancang dan membangun aplikasi inventaris </w:t>
       </w:r>
       <w:r>
         <w:rPr>
@@ -12777,7 +14311,7 @@
           <w:szCs w:val="24"/>
           <w:lang w:val="sv-SE"/>
         </w:rPr>
-        <w:t xml:space="preserve"> yang mengintegrasikan teknologi </w:t>
+        <w:t xml:space="preserve"> berbasis Android yang menerapkan </w:t>
       </w:r>
       <w:r>
         <w:rPr>
@@ -12788,16 +14322,16 @@
           <w:szCs w:val="24"/>
           <w:lang w:val="sv-SE"/>
         </w:rPr>
-        <w:t>Speech-to-Text</w:t>
-      </w:r>
-      <w:r>
-        <w:rPr>
-          <w:rFonts w:ascii="Times New Roman" w:hAnsi="Times New Roman" w:cs="Times New Roman"/>
-          <w:sz w:val="24"/>
-          <w:szCs w:val="24"/>
-          <w:lang w:val="sv-SE"/>
-        </w:rPr>
-        <w:t xml:space="preserve"> dan </w:t>
+        <w:t>Natural Language Processing</w:t>
+      </w:r>
+      <w:r>
+        <w:rPr>
+          <w:rFonts w:ascii="Times New Roman" w:hAnsi="Times New Roman" w:cs="Times New Roman"/>
+          <w:sz w:val="24"/>
+          <w:szCs w:val="24"/>
+          <w:lang w:val="sv-SE"/>
+        </w:rPr>
+        <w:t xml:space="preserve"> (NLP) dan </w:t>
       </w:r>
       <w:r>
         <w:rPr>
@@ -12808,16 +14342,16 @@
           <w:szCs w:val="24"/>
           <w:lang w:val="sv-SE"/>
         </w:rPr>
-        <w:t>QR Code</w:t>
-      </w:r>
-      <w:r>
-        <w:rPr>
-          <w:rFonts w:ascii="Times New Roman" w:hAnsi="Times New Roman" w:cs="Times New Roman"/>
-          <w:sz w:val="24"/>
-          <w:szCs w:val="24"/>
-          <w:lang w:val="sv-SE"/>
-        </w:rPr>
-        <w:t xml:space="preserve"> untuk memudahkan pencatatan dan pencarian barang bagi individu yang sering lupa?</w:t>
+        <w:t>Speech-to-Text</w:t>
+      </w:r>
+      <w:r>
+        <w:rPr>
+          <w:rFonts w:ascii="Times New Roman" w:hAnsi="Times New Roman" w:cs="Times New Roman"/>
+          <w:sz w:val="24"/>
+          <w:szCs w:val="24"/>
+          <w:lang w:val="sv-SE"/>
+        </w:rPr>
+        <w:t xml:space="preserve"> untuk mengotomasi entitas pada proses input data barang?</w:t>
       </w:r>
     </w:p>
     <w:p>
@@ -12842,67 +14376,16 @@
           <w:szCs w:val="24"/>
           <w:lang w:val="sv-SE"/>
         </w:rPr>
-        <w:t xml:space="preserve">Bagaimana mengimplementasikan fitur input data menggunakan </w:t>
-      </w:r>
-      <w:r>
-        <w:rPr>
-          <w:rFonts w:ascii="Times New Roman" w:hAnsi="Times New Roman" w:cs="Times New Roman"/>
-          <w:i/>
-          <w:iCs/>
-          <w:sz w:val="24"/>
-          <w:szCs w:val="24"/>
-          <w:lang w:val="sv-SE"/>
-        </w:rPr>
-        <w:t>Speech-to-Text</w:t>
-      </w:r>
-      <w:r>
-        <w:rPr>
-          <w:rFonts w:ascii="Times New Roman" w:hAnsi="Times New Roman" w:cs="Times New Roman"/>
-          <w:sz w:val="24"/>
-          <w:szCs w:val="24"/>
-          <w:lang w:val="sv-SE"/>
-        </w:rPr>
-        <w:t xml:space="preserve"> dan </w:t>
-      </w:r>
-      <w:r>
-        <w:rPr>
-          <w:rFonts w:ascii="Times New Roman" w:hAnsi="Times New Roman" w:cs="Times New Roman"/>
-          <w:i/>
-          <w:iCs/>
-          <w:sz w:val="24"/>
-          <w:szCs w:val="24"/>
-          <w:lang w:val="sv-SE"/>
-        </w:rPr>
-        <w:t>QR Code</w:t>
-      </w:r>
-      <w:r>
-        <w:rPr>
-          <w:rFonts w:ascii="Times New Roman" w:hAnsi="Times New Roman" w:cs="Times New Roman"/>
-          <w:sz w:val="24"/>
-          <w:szCs w:val="24"/>
-          <w:lang w:val="sv-SE"/>
-        </w:rPr>
-        <w:t xml:space="preserve"> agar proses pencatatan serta </w:t>
-      </w:r>
-      <w:r>
-        <w:rPr>
-          <w:rFonts w:ascii="Times New Roman" w:hAnsi="Times New Roman" w:cs="Times New Roman"/>
-          <w:i/>
-          <w:iCs/>
-          <w:sz w:val="24"/>
-          <w:szCs w:val="24"/>
-          <w:lang w:val="sv-SE"/>
-        </w:rPr>
-        <w:t>update</w:t>
-      </w:r>
-      <w:r>
-        <w:rPr>
-          <w:rFonts w:ascii="Times New Roman" w:hAnsi="Times New Roman" w:cs="Times New Roman"/>
-          <w:sz w:val="24"/>
-          <w:szCs w:val="24"/>
-          <w:lang w:val="sv-SE"/>
-        </w:rPr>
-        <w:t xml:space="preserve"> lokasi barang menjadi lebih cepat dan mudah?</w:t>
+        <w:t>Bagaimana mengimplementasikan ekstraksi entitas (nama barang, lokasi penyimpanan, jumlah, dan tanggal garansi) dari ucapan pengguna agar tersimpan otomatis ke basis data, sehingga proses pencatatan menjadi lebih cepat dan mudah</w:t>
+      </w:r>
+      <w:r>
+        <w:rPr>
+          <w:rFonts w:ascii="Times New Roman" w:hAnsi="Times New Roman" w:cs="Times New Roman"/>
+          <w:sz w:val="24"/>
+          <w:szCs w:val="24"/>
+          <w:lang w:val="sv-SE"/>
+        </w:rPr>
+        <w:t>?</w:t>
       </w:r>
     </w:p>
     <w:p>
@@ -12927,7 +14410,27 @@
           <w:szCs w:val="24"/>
           <w:lang w:val="sv-SE"/>
         </w:rPr>
-        <w:t xml:space="preserve">Bagaimana hasil pengujian fungsionalitas dan kemudahan penggunaan aplikasi inventaris pribadi berbasis </w:t>
+        <w:t xml:space="preserve">Bagaimana hasil pengujian fungsionalitas dengan </w:t>
+      </w:r>
+      <w:r>
+        <w:rPr>
+          <w:rFonts w:ascii="Times New Roman" w:hAnsi="Times New Roman" w:cs="Times New Roman"/>
+          <w:i/>
+          <w:iCs/>
+          <w:sz w:val="24"/>
+          <w:szCs w:val="24"/>
+          <w:lang w:val="sv-SE"/>
+        </w:rPr>
+        <w:t>black box testing</w:t>
+      </w:r>
+      <w:r>
+        <w:rPr>
+          <w:rFonts w:ascii="Times New Roman" w:hAnsi="Times New Roman" w:cs="Times New Roman"/>
+          <w:sz w:val="24"/>
+          <w:szCs w:val="24"/>
+          <w:lang w:val="sv-SE"/>
+        </w:rPr>
+        <w:t xml:space="preserve"> dan kemudahan penggunaan dengan kuesioner SUS pada aplikasi inventaris </w:t>
       </w:r>
       <w:r>
         <w:rPr>
@@ -13116,7 +14619,61 @@
           <w:sz w:val="24"/>
           <w:szCs w:val="24"/>
         </w:rPr>
-        <w:t xml:space="preserve"> untuk memudahkan proses input data barang. </w:t>
+        <w:t xml:space="preserve"> </w:t>
+      </w:r>
+      <w:proofErr w:type="spellStart"/>
+      <w:r>
+        <w:rPr>
+          <w:rFonts w:ascii="Times New Roman" w:hAnsi="Times New Roman" w:cs="Times New Roman"/>
+          <w:sz w:val="24"/>
+          <w:szCs w:val="24"/>
+        </w:rPr>
+        <w:t>untuk</w:t>
+      </w:r>
+      <w:proofErr w:type="spellEnd"/>
+      <w:r>
+        <w:rPr>
+          <w:rFonts w:ascii="Times New Roman" w:hAnsi="Times New Roman" w:cs="Times New Roman"/>
+          <w:sz w:val="24"/>
+          <w:szCs w:val="24"/>
+        </w:rPr>
+        <w:t xml:space="preserve"> </w:t>
+      </w:r>
+      <w:proofErr w:type="spellStart"/>
+      <w:r>
+        <w:rPr>
+          <w:rFonts w:ascii="Times New Roman" w:hAnsi="Times New Roman" w:cs="Times New Roman"/>
+          <w:sz w:val="24"/>
+          <w:szCs w:val="24"/>
+        </w:rPr>
+        <w:t>memudahkan</w:t>
+      </w:r>
+      <w:proofErr w:type="spellEnd"/>
+      <w:r>
+        <w:rPr>
+          <w:rFonts w:ascii="Times New Roman" w:hAnsi="Times New Roman" w:cs="Times New Roman"/>
+          <w:sz w:val="24"/>
+          <w:szCs w:val="24"/>
+        </w:rPr>
+        <w:t xml:space="preserve"> proses input data </w:t>
+      </w:r>
+      <w:proofErr w:type="spellStart"/>
+      <w:r>
+        <w:rPr>
+          <w:rFonts w:ascii="Times New Roman" w:hAnsi="Times New Roman" w:cs="Times New Roman"/>
+          <w:sz w:val="24"/>
+          <w:szCs w:val="24"/>
+        </w:rPr>
+        <w:t>barang</w:t>
+      </w:r>
+      <w:proofErr w:type="spellEnd"/>
+      <w:r>
+        <w:rPr>
+          <w:rFonts w:ascii="Times New Roman" w:hAnsi="Times New Roman" w:cs="Times New Roman"/>
+          <w:sz w:val="24"/>
+          <w:szCs w:val="24"/>
+        </w:rPr>
+        <w:t xml:space="preserve">. </w:t>
       </w:r>
     </w:p>
     <w:p>
@@ -13156,7 +14713,61 @@
           <w:sz w:val="24"/>
           <w:szCs w:val="24"/>
         </w:rPr>
-        <w:t xml:space="preserve"> untuk proses identifikasi barang.</w:t>
+        <w:t xml:space="preserve"> </w:t>
+      </w:r>
+      <w:proofErr w:type="spellStart"/>
+      <w:r>
+        <w:rPr>
+          <w:rFonts w:ascii="Times New Roman" w:hAnsi="Times New Roman" w:cs="Times New Roman"/>
+          <w:sz w:val="24"/>
+          <w:szCs w:val="24"/>
+        </w:rPr>
+        <w:t>untuk</w:t>
+      </w:r>
+      <w:proofErr w:type="spellEnd"/>
+      <w:r>
+        <w:rPr>
+          <w:rFonts w:ascii="Times New Roman" w:hAnsi="Times New Roman" w:cs="Times New Roman"/>
+          <w:sz w:val="24"/>
+          <w:szCs w:val="24"/>
+        </w:rPr>
+        <w:t xml:space="preserve"> proses </w:t>
+      </w:r>
+      <w:proofErr w:type="spellStart"/>
+      <w:r>
+        <w:rPr>
+          <w:rFonts w:ascii="Times New Roman" w:hAnsi="Times New Roman" w:cs="Times New Roman"/>
+          <w:sz w:val="24"/>
+          <w:szCs w:val="24"/>
+        </w:rPr>
+        <w:t>identifikasi</w:t>
+      </w:r>
+      <w:proofErr w:type="spellEnd"/>
+      <w:r>
+        <w:rPr>
+          <w:rFonts w:ascii="Times New Roman" w:hAnsi="Times New Roman" w:cs="Times New Roman"/>
+          <w:sz w:val="24"/>
+          <w:szCs w:val="24"/>
+        </w:rPr>
+        <w:t xml:space="preserve"> </w:t>
+      </w:r>
+      <w:proofErr w:type="spellStart"/>
+      <w:r>
+        <w:rPr>
+          <w:rFonts w:ascii="Times New Roman" w:hAnsi="Times New Roman" w:cs="Times New Roman"/>
+          <w:sz w:val="24"/>
+          <w:szCs w:val="24"/>
+        </w:rPr>
+        <w:t>barang</w:t>
+      </w:r>
+      <w:proofErr w:type="spellEnd"/>
+      <w:r>
+        <w:rPr>
+          <w:rFonts w:ascii="Times New Roman" w:hAnsi="Times New Roman" w:cs="Times New Roman"/>
+          <w:sz w:val="24"/>
+          <w:szCs w:val="24"/>
+        </w:rPr>
+        <w:t>.</w:t>
       </w:r>
     </w:p>
     <w:p>
@@ -13181,6 +14792,7 @@
           <w:szCs w:val="24"/>
           <w:lang w:val="sv-SE"/>
         </w:rPr>
+        <w:lastRenderedPageBreak/>
         <w:t>Fitur utama yang dikembangkan meliputi:</w:t>
       </w:r>
     </w:p>
@@ -13265,7 +14877,6 @@
           <w:lang w:val="sv-SE"/>
           <w14:ligatures w14:val="none"/>
         </w:rPr>
-        <w:lastRenderedPageBreak/>
         <w:t>Generate</w:t>
       </w:r>
       <w:r>
@@ -14034,6 +15645,7 @@
           <w:szCs w:val="24"/>
           <w:lang w:val="sv-SE"/>
         </w:rPr>
+        <w:lastRenderedPageBreak/>
         <w:t>Mengimplementasikan fitur proteksi akses (</w:t>
       </w:r>
       <w:r>
@@ -14107,7 +15719,6 @@
           <w:color w:val="auto"/>
           <w:lang w:val="sv-SE"/>
         </w:rPr>
-        <w:lastRenderedPageBreak/>
         <w:t>1.5.</w:t>
       </w:r>
       <w:r>
@@ -14371,32 +15982,57 @@
           <w:szCs w:val="24"/>
           <w:lang w:val="en-US"/>
         </w:rPr>
-        <w:t>1.6. Metode Penelitian</w:t>
-      </w:r>
-      <w:bookmarkEnd w:id="20"/>
-    </w:p>
-    <w:p>
-      <w:pPr>
-        <w:pStyle w:val="Heading3"/>
-        <w:ind w:firstLine="426"/>
+        <w:t xml:space="preserve">1.6. Metode </w:t>
+      </w:r>
+      <w:proofErr w:type="spellStart"/>
+      <w:r>
         <w:rPr>
           <w:rFonts w:ascii="Times New Roman" w:eastAsia="Times New Roman" w:hAnsi="Times New Roman" w:cs="Times New Roman"/>
           <w:b/>
           <w:bCs/>
           <w:color w:val="auto"/>
-        </w:rPr>
-      </w:pPr>
-      <w:bookmarkStart w:id="21" w:name="_Toc241005459"/>
-      <w:r>
+          <w:sz w:val="24"/>
+          <w:szCs w:val="24"/>
+          <w:lang w:val="en-US"/>
+        </w:rPr>
+        <w:t>Penelitian</w:t>
+      </w:r>
+      <w:bookmarkEnd w:id="20"/>
+      <w:proofErr w:type="spellEnd"/>
+    </w:p>
+    <w:p>
+      <w:pPr>
+        <w:pStyle w:val="Heading3"/>
+        <w:ind w:firstLine="426"/>
         <w:rPr>
           <w:rFonts w:ascii="Times New Roman" w:eastAsia="Times New Roman" w:hAnsi="Times New Roman" w:cs="Times New Roman"/>
           <w:b/>
           <w:bCs/>
           <w:color w:val="auto"/>
         </w:rPr>
-        <w:t>1.6.1. Jenis Penelitian</w:t>
+      </w:pPr>
+      <w:bookmarkStart w:id="21" w:name="_Toc241005459"/>
+      <w:r>
+        <w:rPr>
+          <w:rFonts w:ascii="Times New Roman" w:eastAsia="Times New Roman" w:hAnsi="Times New Roman" w:cs="Times New Roman"/>
+          <w:b/>
+          <w:bCs/>
+          <w:color w:val="auto"/>
+        </w:rPr>
+        <w:t xml:space="preserve">1.6.1. Jenis </w:t>
+      </w:r>
+      <w:proofErr w:type="spellStart"/>
+      <w:r>
+        <w:rPr>
+          <w:rFonts w:ascii="Times New Roman" w:eastAsia="Times New Roman" w:hAnsi="Times New Roman" w:cs="Times New Roman"/>
+          <w:b/>
+          <w:bCs/>
+          <w:color w:val="auto"/>
+        </w:rPr>
+        <w:t>Penelitian</w:t>
       </w:r>
       <w:bookmarkEnd w:id="21"/>
+      <w:proofErr w:type="spellEnd"/>
     </w:p>
     <w:p>
       <w:pPr>
@@ -14408,13 +16044,95 @@
           <w:lang w:val="sv-SE"/>
         </w:rPr>
       </w:pPr>
-      <w:r>
-        <w:rPr>
-          <w:rFonts w:ascii="Times New Roman" w:hAnsi="Times New Roman" w:cs="Times New Roman"/>
-          <w:sz w:val="24"/>
-          <w:szCs w:val="24"/>
-        </w:rPr>
-        <w:t xml:space="preserve">Penelitian ini termasuk jenis penelitian </w:t>
+      <w:proofErr w:type="spellStart"/>
+      <w:r>
+        <w:rPr>
+          <w:rFonts w:ascii="Times New Roman" w:hAnsi="Times New Roman" w:cs="Times New Roman"/>
+          <w:sz w:val="24"/>
+          <w:szCs w:val="24"/>
+        </w:rPr>
+        <w:t>Penelitian</w:t>
+      </w:r>
+      <w:proofErr w:type="spellEnd"/>
+      <w:r>
+        <w:rPr>
+          <w:rFonts w:ascii="Times New Roman" w:hAnsi="Times New Roman" w:cs="Times New Roman"/>
+          <w:sz w:val="24"/>
+          <w:szCs w:val="24"/>
+        </w:rPr>
+        <w:t xml:space="preserve"> </w:t>
+      </w:r>
+      <w:proofErr w:type="spellStart"/>
+      <w:r>
+        <w:rPr>
+          <w:rFonts w:ascii="Times New Roman" w:hAnsi="Times New Roman" w:cs="Times New Roman"/>
+          <w:sz w:val="24"/>
+          <w:szCs w:val="24"/>
+        </w:rPr>
+        <w:t>ini</w:t>
+      </w:r>
+      <w:proofErr w:type="spellEnd"/>
+      <w:r>
+        <w:rPr>
+          <w:rFonts w:ascii="Times New Roman" w:hAnsi="Times New Roman" w:cs="Times New Roman"/>
+          <w:sz w:val="24"/>
+          <w:szCs w:val="24"/>
+        </w:rPr>
+        <w:t xml:space="preserve"> </w:t>
+      </w:r>
+      <w:proofErr w:type="spellStart"/>
+      <w:r>
+        <w:rPr>
+          <w:rFonts w:ascii="Times New Roman" w:hAnsi="Times New Roman" w:cs="Times New Roman"/>
+          <w:sz w:val="24"/>
+          <w:szCs w:val="24"/>
+        </w:rPr>
+        <w:t>termasuk</w:t>
+      </w:r>
+      <w:proofErr w:type="spellEnd"/>
+      <w:r>
+        <w:rPr>
+          <w:rFonts w:ascii="Times New Roman" w:hAnsi="Times New Roman" w:cs="Times New Roman"/>
+          <w:sz w:val="24"/>
+          <w:szCs w:val="24"/>
+        </w:rPr>
+        <w:t xml:space="preserve"> </w:t>
+      </w:r>
+      <w:proofErr w:type="spellStart"/>
+      <w:r>
+        <w:rPr>
+          <w:rFonts w:ascii="Times New Roman" w:hAnsi="Times New Roman" w:cs="Times New Roman"/>
+          <w:sz w:val="24"/>
+          <w:szCs w:val="24"/>
+        </w:rPr>
+        <w:t>jenis</w:t>
+      </w:r>
+      <w:proofErr w:type="spellEnd"/>
+      <w:r>
+        <w:rPr>
+          <w:rFonts w:ascii="Times New Roman" w:hAnsi="Times New Roman" w:cs="Times New Roman"/>
+          <w:sz w:val="24"/>
+          <w:szCs w:val="24"/>
+        </w:rPr>
+        <w:t xml:space="preserve"> </w:t>
+      </w:r>
+      <w:proofErr w:type="spellStart"/>
+      <w:r>
+        <w:rPr>
+          <w:rFonts w:ascii="Times New Roman" w:hAnsi="Times New Roman" w:cs="Times New Roman"/>
+          <w:sz w:val="24"/>
+          <w:szCs w:val="24"/>
+        </w:rPr>
+        <w:t>penelitian</w:t>
+      </w:r>
+      <w:proofErr w:type="spellEnd"/>
+      <w:r>
+        <w:rPr>
+          <w:rFonts w:ascii="Times New Roman" w:hAnsi="Times New Roman" w:cs="Times New Roman"/>
+          <w:sz w:val="24"/>
+          <w:szCs w:val="24"/>
+        </w:rPr>
+        <w:t xml:space="preserve"> </w:t>
       </w:r>
       <w:r>
         <w:rPr>
@@ -14442,7 +16160,61 @@
           <w:sz w:val="24"/>
           <w:szCs w:val="24"/>
         </w:rPr>
-        <w:t xml:space="preserve"> (R&amp;D) atau penelitian pengembangan. </w:t>
+        <w:t xml:space="preserve"> (R&amp;D) </w:t>
+      </w:r>
+      <w:proofErr w:type="spellStart"/>
+      <w:r>
+        <w:rPr>
+          <w:rFonts w:ascii="Times New Roman" w:hAnsi="Times New Roman" w:cs="Times New Roman"/>
+          <w:sz w:val="24"/>
+          <w:szCs w:val="24"/>
+        </w:rPr>
+        <w:t>atau</w:t>
+      </w:r>
+      <w:proofErr w:type="spellEnd"/>
+      <w:r>
+        <w:rPr>
+          <w:rFonts w:ascii="Times New Roman" w:hAnsi="Times New Roman" w:cs="Times New Roman"/>
+          <w:sz w:val="24"/>
+          <w:szCs w:val="24"/>
+        </w:rPr>
+        <w:t xml:space="preserve"> </w:t>
+      </w:r>
+      <w:proofErr w:type="spellStart"/>
+      <w:r>
+        <w:rPr>
+          <w:rFonts w:ascii="Times New Roman" w:hAnsi="Times New Roman" w:cs="Times New Roman"/>
+          <w:sz w:val="24"/>
+          <w:szCs w:val="24"/>
+        </w:rPr>
+        <w:t>penelitian</w:t>
+      </w:r>
+      <w:proofErr w:type="spellEnd"/>
+      <w:r>
+        <w:rPr>
+          <w:rFonts w:ascii="Times New Roman" w:hAnsi="Times New Roman" w:cs="Times New Roman"/>
+          <w:sz w:val="24"/>
+          <w:szCs w:val="24"/>
+        </w:rPr>
+        <w:t xml:space="preserve"> </w:t>
+      </w:r>
+      <w:proofErr w:type="spellStart"/>
+      <w:r>
+        <w:rPr>
+          <w:rFonts w:ascii="Times New Roman" w:hAnsi="Times New Roman" w:cs="Times New Roman"/>
+          <w:sz w:val="24"/>
+          <w:szCs w:val="24"/>
+        </w:rPr>
+        <w:t>pengembangan</w:t>
+      </w:r>
+      <w:proofErr w:type="spellEnd"/>
+      <w:r>
+        <w:rPr>
+          <w:rFonts w:ascii="Times New Roman" w:hAnsi="Times New Roman" w:cs="Times New Roman"/>
+          <w:sz w:val="24"/>
+          <w:szCs w:val="24"/>
+        </w:rPr>
+        <w:t xml:space="preserve">. </w:t>
       </w:r>
       <w:r>
         <w:rPr>
@@ -14735,6 +16507,7 @@
           <w:szCs w:val="24"/>
           <w:lang w:val="sv-SE"/>
         </w:rPr>
+        <w:lastRenderedPageBreak/>
         <w:tab/>
       </w:r>
       <w:r>
@@ -14768,7 +16541,6 @@
           <w:color w:val="auto"/>
           <w:lang w:val="sv-SE"/>
         </w:rPr>
-        <w:lastRenderedPageBreak/>
         <w:t>1.6.3. Metode Pengembangan/Metode Analisis dan Rancangan</w:t>
       </w:r>
       <w:bookmarkEnd w:id="23"/>
@@ -14814,7 +16586,25 @@
           <w:sz w:val="24"/>
           <w:szCs w:val="24"/>
         </w:rPr>
-        <w:t xml:space="preserve">Metode Analisis </w:t>
+        <w:t xml:space="preserve">Metode </w:t>
+      </w:r>
+      <w:proofErr w:type="spellStart"/>
+      <w:r>
+        <w:rPr>
+          <w:rFonts w:ascii="Times New Roman" w:hAnsi="Times New Roman" w:cs="Times New Roman"/>
+          <w:sz w:val="24"/>
+          <w:szCs w:val="24"/>
+        </w:rPr>
+        <w:t>Analisis</w:t>
+      </w:r>
+      <w:proofErr w:type="spellEnd"/>
+      <w:r>
+        <w:rPr>
+          <w:rFonts w:ascii="Times New Roman" w:hAnsi="Times New Roman" w:cs="Times New Roman"/>
+          <w:sz w:val="24"/>
+          <w:szCs w:val="24"/>
+        </w:rPr>
+        <w:t xml:space="preserve"> </w:t>
       </w:r>
     </w:p>
     <w:p>
@@ -14926,13 +16716,59 @@
           <w:szCs w:val="24"/>
         </w:rPr>
       </w:pPr>
-      <w:r>
-        <w:rPr>
-          <w:rFonts w:ascii="Times New Roman" w:hAnsi="Times New Roman" w:cs="Times New Roman"/>
-          <w:sz w:val="24"/>
-          <w:szCs w:val="24"/>
-        </w:rPr>
-        <w:t>Identifikasi persyaratan sistem (</w:t>
+      <w:proofErr w:type="spellStart"/>
+      <w:r>
+        <w:rPr>
+          <w:rFonts w:ascii="Times New Roman" w:hAnsi="Times New Roman" w:cs="Times New Roman"/>
+          <w:sz w:val="24"/>
+          <w:szCs w:val="24"/>
+        </w:rPr>
+        <w:t>Identifikasi</w:t>
+      </w:r>
+      <w:proofErr w:type="spellEnd"/>
+      <w:r>
+        <w:rPr>
+          <w:rFonts w:ascii="Times New Roman" w:hAnsi="Times New Roman" w:cs="Times New Roman"/>
+          <w:sz w:val="24"/>
+          <w:szCs w:val="24"/>
+        </w:rPr>
+        <w:t xml:space="preserve"> </w:t>
+      </w:r>
+      <w:proofErr w:type="spellStart"/>
+      <w:r>
+        <w:rPr>
+          <w:rFonts w:ascii="Times New Roman" w:hAnsi="Times New Roman" w:cs="Times New Roman"/>
+          <w:sz w:val="24"/>
+          <w:szCs w:val="24"/>
+        </w:rPr>
+        <w:t>persyaratan</w:t>
+      </w:r>
+      <w:proofErr w:type="spellEnd"/>
+      <w:r>
+        <w:rPr>
+          <w:rFonts w:ascii="Times New Roman" w:hAnsi="Times New Roman" w:cs="Times New Roman"/>
+          <w:sz w:val="24"/>
+          <w:szCs w:val="24"/>
+        </w:rPr>
+        <w:t xml:space="preserve"> </w:t>
+      </w:r>
+      <w:proofErr w:type="spellStart"/>
+      <w:r>
+        <w:rPr>
+          <w:rFonts w:ascii="Times New Roman" w:hAnsi="Times New Roman" w:cs="Times New Roman"/>
+          <w:sz w:val="24"/>
+          <w:szCs w:val="24"/>
+        </w:rPr>
+        <w:t>sistem</w:t>
+      </w:r>
+      <w:proofErr w:type="spellEnd"/>
+      <w:r>
+        <w:rPr>
+          <w:rFonts w:ascii="Times New Roman" w:hAnsi="Times New Roman" w:cs="Times New Roman"/>
+          <w:sz w:val="24"/>
+          <w:szCs w:val="24"/>
+        </w:rPr>
+        <w:t xml:space="preserve"> (</w:t>
       </w:r>
       <w:r>
         <w:rPr>
@@ -15016,7 +16852,25 @@
           <w:sz w:val="24"/>
           <w:szCs w:val="24"/>
         </w:rPr>
-        <w:t xml:space="preserve">Metode Rancangan </w:t>
+        <w:t xml:space="preserve">Metode </w:t>
+      </w:r>
+      <w:proofErr w:type="spellStart"/>
+      <w:r>
+        <w:rPr>
+          <w:rFonts w:ascii="Times New Roman" w:hAnsi="Times New Roman" w:cs="Times New Roman"/>
+          <w:sz w:val="24"/>
+          <w:szCs w:val="24"/>
+        </w:rPr>
+        <w:t>Rancangan</w:t>
+      </w:r>
+      <w:proofErr w:type="spellEnd"/>
+      <w:r>
+        <w:rPr>
+          <w:rFonts w:ascii="Times New Roman" w:hAnsi="Times New Roman" w:cs="Times New Roman"/>
+          <w:sz w:val="24"/>
+          <w:szCs w:val="24"/>
+        </w:rPr>
+        <w:t xml:space="preserve"> </w:t>
       </w:r>
     </w:p>
     <w:p>
@@ -15346,7 +17200,17 @@
           <w:szCs w:val="24"/>
           <w:lang w:val="sv-SE"/>
         </w:rPr>
-        <w:t>Bab ini membahas latar belakang penelitian yang mendasari pentingnya pengembangan aplikasi inventaris pribadi berbasis mobile, identifikasi masalah, rumusan masalah, ruang lingkup penelitian, tujuan dan manfaat penelitian, metode penelitian yang digunakan, serta sistematika penulisan laporan.</w:t>
+        <w:t xml:space="preserve">Bab ini membahas latar belakang penelitian yang mendasari pentingnya pengembangan aplikasi inventaris pribadi berbasis mobile, </w:t>
+      </w:r>
+      <w:r>
+        <w:rPr>
+          <w:rFonts w:ascii="Times New Roman" w:hAnsi="Times New Roman" w:cs="Times New Roman"/>
+          <w:sz w:val="24"/>
+          <w:szCs w:val="24"/>
+          <w:lang w:val="sv-SE"/>
+        </w:rPr>
+        <w:lastRenderedPageBreak/>
+        <w:t>identifikasi masalah, rumusan masalah, ruang lingkup penelitian, tujuan dan manfaat penelitian, metode penelitian yang digunakan, serta sistematika penulisan laporan.</w:t>
       </w:r>
     </w:p>
     <w:p>
@@ -15386,17 +17250,7 @@
           <w:szCs w:val="24"/>
           <w:lang w:val="sv-SE"/>
         </w:rPr>
-        <w:t xml:space="preserve">Bab ini memuat teori-teori dasar dan khusus yang berkaitan dengan topik penelitian, meliputi konsep sistem informasi, sistem inventaris, </w:t>
-      </w:r>
-      <w:r>
-        <w:rPr>
-          <w:rFonts w:ascii="Times New Roman" w:hAnsi="Times New Roman" w:cs="Times New Roman"/>
-          <w:sz w:val="24"/>
-          <w:szCs w:val="24"/>
-          <w:lang w:val="sv-SE"/>
-        </w:rPr>
-        <w:lastRenderedPageBreak/>
-        <w:t xml:space="preserve">teknologi </w:t>
+        <w:t xml:space="preserve">Bab ini memuat teori-teori dasar dan khusus yang berkaitan dengan topik penelitian, meliputi konsep sistem informasi, sistem inventaris, teknologi </w:t>
       </w:r>
       <w:r>
         <w:rPr>
@@ -18272,7 +20126,15 @@
         </w:r>
       </w:fldSimple>
       <w:r>
-        <w:t xml:space="preserve"> Literatur Review</w:t>
+        <w:t xml:space="preserve"> </w:t>
+      </w:r>
+      <w:proofErr w:type="spellStart"/>
+      <w:r>
+        <w:t>Literatur</w:t>
+      </w:r>
+      <w:proofErr w:type="spellEnd"/>
+      <w:r>
+        <w:t xml:space="preserve"> Review</w:t>
       </w:r>
       <w:bookmarkEnd w:id="40"/>
       <w:bookmarkEnd w:id="41"/>
@@ -18344,6 +20206,7 @@
                 <w:szCs w:val="20"/>
               </w:rPr>
             </w:pPr>
+            <w:proofErr w:type="spellStart"/>
             <w:r>
               <w:rPr>
                 <w:rFonts w:ascii="Times New Roman" w:eastAsia="Times New Roman" w:hAnsi="Times New Roman" w:cs="Times New Roman"/>
@@ -18352,25 +20215,9 @@
                 <w:sz w:val="20"/>
                 <w:szCs w:val="20"/>
               </w:rPr>
-              <w:t>Judul dan Kutipan</w:t>
-            </w:r>
-          </w:p>
-        </w:tc>
-        <w:tc>
-          <w:tcPr>
-            <w:tcW w:w="1991" w:type="dxa"/>
-            <w:shd w:val="clear" w:color="auto" w:fill="auto"/>
-            <w:vAlign w:val="center"/>
-          </w:tcPr>
-          <w:p>
-            <w:pPr>
-              <w:jc w:val="center"/>
-              <w:rPr>
-                <w:rFonts w:ascii="Times New Roman" w:eastAsia="Times New Roman" w:hAnsi="Times New Roman" w:cs="Times New Roman"/>
-                <w:sz w:val="20"/>
-                <w:szCs w:val="20"/>
-              </w:rPr>
-            </w:pPr>
+              <w:t>Judul</w:t>
+            </w:r>
+            <w:proofErr w:type="spellEnd"/>
             <w:r>
               <w:rPr>
                 <w:rFonts w:ascii="Times New Roman" w:eastAsia="Times New Roman" w:hAnsi="Times New Roman" w:cs="Times New Roman"/>
@@ -18379,25 +20226,9 @@
                 <w:sz w:val="20"/>
                 <w:szCs w:val="20"/>
               </w:rPr>
-              <w:t>Metode Penelitian</w:t>
-            </w:r>
-          </w:p>
-        </w:tc>
-        <w:tc>
-          <w:tcPr>
-            <w:tcW w:w="2691" w:type="dxa"/>
-            <w:shd w:val="clear" w:color="auto" w:fill="auto"/>
-            <w:vAlign w:val="center"/>
-          </w:tcPr>
-          <w:p>
-            <w:pPr>
-              <w:jc w:val="center"/>
-              <w:rPr>
-                <w:rFonts w:ascii="Times New Roman" w:eastAsia="Times New Roman" w:hAnsi="Times New Roman" w:cs="Times New Roman"/>
-                <w:sz w:val="20"/>
-                <w:szCs w:val="20"/>
-              </w:rPr>
-            </w:pPr>
+              <w:t xml:space="preserve"> dan </w:t>
+            </w:r>
+            <w:proofErr w:type="spellStart"/>
             <w:r>
               <w:rPr>
                 <w:rFonts w:ascii="Times New Roman" w:eastAsia="Times New Roman" w:hAnsi="Times New Roman" w:cs="Times New Roman"/>
@@ -18406,8 +20237,87 @@
                 <w:sz w:val="20"/>
                 <w:szCs w:val="20"/>
               </w:rPr>
-              <w:t>Hasil Penelitian</w:t>
-            </w:r>
+              <w:t>Kutipan</w:t>
+            </w:r>
+            <w:proofErr w:type="spellEnd"/>
+          </w:p>
+        </w:tc>
+        <w:tc>
+          <w:tcPr>
+            <w:tcW w:w="1991" w:type="dxa"/>
+            <w:shd w:val="clear" w:color="auto" w:fill="auto"/>
+            <w:vAlign w:val="center"/>
+          </w:tcPr>
+          <w:p>
+            <w:pPr>
+              <w:jc w:val="center"/>
+              <w:rPr>
+                <w:rFonts w:ascii="Times New Roman" w:eastAsia="Times New Roman" w:hAnsi="Times New Roman" w:cs="Times New Roman"/>
+                <w:sz w:val="20"/>
+                <w:szCs w:val="20"/>
+              </w:rPr>
+            </w:pPr>
+            <w:r>
+              <w:rPr>
+                <w:rFonts w:ascii="Times New Roman" w:eastAsia="Times New Roman" w:hAnsi="Times New Roman" w:cs="Times New Roman"/>
+                <w:b/>
+                <w:bCs/>
+                <w:sz w:val="20"/>
+                <w:szCs w:val="20"/>
+              </w:rPr>
+              <w:t xml:space="preserve">Metode </w:t>
+            </w:r>
+            <w:proofErr w:type="spellStart"/>
+            <w:r>
+              <w:rPr>
+                <w:rFonts w:ascii="Times New Roman" w:eastAsia="Times New Roman" w:hAnsi="Times New Roman" w:cs="Times New Roman"/>
+                <w:b/>
+                <w:bCs/>
+                <w:sz w:val="20"/>
+                <w:szCs w:val="20"/>
+              </w:rPr>
+              <w:t>Penelitian</w:t>
+            </w:r>
+            <w:proofErr w:type="spellEnd"/>
+          </w:p>
+        </w:tc>
+        <w:tc>
+          <w:tcPr>
+            <w:tcW w:w="2691" w:type="dxa"/>
+            <w:shd w:val="clear" w:color="auto" w:fill="auto"/>
+            <w:vAlign w:val="center"/>
+          </w:tcPr>
+          <w:p>
+            <w:pPr>
+              <w:jc w:val="center"/>
+              <w:rPr>
+                <w:rFonts w:ascii="Times New Roman" w:eastAsia="Times New Roman" w:hAnsi="Times New Roman" w:cs="Times New Roman"/>
+                <w:sz w:val="20"/>
+                <w:szCs w:val="20"/>
+              </w:rPr>
+            </w:pPr>
+            <w:r>
+              <w:rPr>
+                <w:rFonts w:ascii="Times New Roman" w:eastAsia="Times New Roman" w:hAnsi="Times New Roman" w:cs="Times New Roman"/>
+                <w:b/>
+                <w:bCs/>
+                <w:sz w:val="20"/>
+                <w:szCs w:val="20"/>
+              </w:rPr>
+              <w:t xml:space="preserve">Hasil </w:t>
+            </w:r>
+            <w:proofErr w:type="spellStart"/>
+            <w:r>
+              <w:rPr>
+                <w:rFonts w:ascii="Times New Roman" w:eastAsia="Times New Roman" w:hAnsi="Times New Roman" w:cs="Times New Roman"/>
+                <w:b/>
+                <w:bCs/>
+                <w:sz w:val="20"/>
+                <w:szCs w:val="20"/>
+              </w:rPr>
+              <w:t>Penelitian</w:t>
+            </w:r>
+            <w:proofErr w:type="spellEnd"/>
           </w:p>
         </w:tc>
       </w:tr>
@@ -18639,13 +20549,23 @@
                 <w:lang w:val="sv-SE"/>
               </w:rPr>
             </w:pPr>
-            <w:r>
-              <w:rPr>
-                <w:rFonts w:ascii="Times New Roman" w:hAnsi="Times New Roman" w:cs="Times New Roman"/>
-                <w:sz w:val="24"/>
-                <w:szCs w:val="24"/>
-              </w:rPr>
-              <w:t xml:space="preserve">Pengembangan </w:t>
+            <w:proofErr w:type="spellStart"/>
+            <w:r>
+              <w:rPr>
+                <w:rFonts w:ascii="Times New Roman" w:hAnsi="Times New Roman" w:cs="Times New Roman"/>
+                <w:sz w:val="24"/>
+                <w:szCs w:val="24"/>
+              </w:rPr>
+              <w:t>Pengembangan</w:t>
+            </w:r>
+            <w:proofErr w:type="spellEnd"/>
+            <w:r>
+              <w:rPr>
+                <w:rFonts w:ascii="Times New Roman" w:hAnsi="Times New Roman" w:cs="Times New Roman"/>
+                <w:sz w:val="24"/>
+                <w:szCs w:val="24"/>
+              </w:rPr>
+              <w:t xml:space="preserve"> </w:t>
             </w:r>
             <w:r>
               <w:rPr>
@@ -18663,7 +20583,25 @@
                 <w:sz w:val="24"/>
                 <w:szCs w:val="24"/>
               </w:rPr>
-              <w:t xml:space="preserve"> Inventaris Dengan Metode </w:t>
+              <w:t xml:space="preserve"> </w:t>
+            </w:r>
+            <w:proofErr w:type="spellStart"/>
+            <w:r>
+              <w:rPr>
+                <w:rFonts w:ascii="Times New Roman" w:hAnsi="Times New Roman" w:cs="Times New Roman"/>
+                <w:sz w:val="24"/>
+                <w:szCs w:val="24"/>
+              </w:rPr>
+              <w:t>Inventaris</w:t>
+            </w:r>
+            <w:proofErr w:type="spellEnd"/>
+            <w:r>
+              <w:rPr>
+                <w:rFonts w:ascii="Times New Roman" w:hAnsi="Times New Roman" w:cs="Times New Roman"/>
+                <w:sz w:val="24"/>
+                <w:szCs w:val="24"/>
+              </w:rPr>
+              <w:t xml:space="preserve"> Dengan Metode </w:t>
             </w:r>
             <w:r>
               <w:rPr>
@@ -18681,7 +20619,25 @@
                 <w:sz w:val="24"/>
                 <w:szCs w:val="24"/>
               </w:rPr>
-              <w:t xml:space="preserve"> Pada LSP Asnakes Indonesia </w:t>
+              <w:t xml:space="preserve"> Pada LSP </w:t>
+            </w:r>
+            <w:proofErr w:type="spellStart"/>
+            <w:r>
+              <w:rPr>
+                <w:rFonts w:ascii="Times New Roman" w:hAnsi="Times New Roman" w:cs="Times New Roman"/>
+                <w:sz w:val="24"/>
+                <w:szCs w:val="24"/>
+              </w:rPr>
+              <w:t>Asnakes</w:t>
+            </w:r>
+            <w:proofErr w:type="spellEnd"/>
+            <w:r>
+              <w:rPr>
+                <w:rFonts w:ascii="Times New Roman" w:hAnsi="Times New Roman" w:cs="Times New Roman"/>
+                <w:sz w:val="24"/>
+                <w:szCs w:val="24"/>
+              </w:rPr>
+              <w:t xml:space="preserve"> Indonesia </w:t>
             </w:r>
             <w:r>
               <w:rPr>
@@ -18779,13 +20735,59 @@
                 <w:lang w:val="sv-SE"/>
               </w:rPr>
             </w:pPr>
-            <w:r>
-              <w:rPr>
-                <w:rFonts w:ascii="Times New Roman" w:hAnsi="Times New Roman" w:cs="Times New Roman"/>
-                <w:sz w:val="24"/>
-                <w:szCs w:val="24"/>
-              </w:rPr>
-              <w:t xml:space="preserve">Sistem inventaris berbasis </w:t>
+            <w:proofErr w:type="spellStart"/>
+            <w:r>
+              <w:rPr>
+                <w:rFonts w:ascii="Times New Roman" w:hAnsi="Times New Roman" w:cs="Times New Roman"/>
+                <w:sz w:val="24"/>
+                <w:szCs w:val="24"/>
+              </w:rPr>
+              <w:t>Sistem</w:t>
+            </w:r>
+            <w:proofErr w:type="spellEnd"/>
+            <w:r>
+              <w:rPr>
+                <w:rFonts w:ascii="Times New Roman" w:hAnsi="Times New Roman" w:cs="Times New Roman"/>
+                <w:sz w:val="24"/>
+                <w:szCs w:val="24"/>
+              </w:rPr>
+              <w:t xml:space="preserve"> </w:t>
+            </w:r>
+            <w:proofErr w:type="spellStart"/>
+            <w:r>
+              <w:rPr>
+                <w:rFonts w:ascii="Times New Roman" w:hAnsi="Times New Roman" w:cs="Times New Roman"/>
+                <w:sz w:val="24"/>
+                <w:szCs w:val="24"/>
+              </w:rPr>
+              <w:t>inventaris</w:t>
+            </w:r>
+            <w:proofErr w:type="spellEnd"/>
+            <w:r>
+              <w:rPr>
+                <w:rFonts w:ascii="Times New Roman" w:hAnsi="Times New Roman" w:cs="Times New Roman"/>
+                <w:sz w:val="24"/>
+                <w:szCs w:val="24"/>
+              </w:rPr>
+              <w:t xml:space="preserve"> </w:t>
+            </w:r>
+            <w:proofErr w:type="spellStart"/>
+            <w:r>
+              <w:rPr>
+                <w:rFonts w:ascii="Times New Roman" w:hAnsi="Times New Roman" w:cs="Times New Roman"/>
+                <w:sz w:val="24"/>
+                <w:szCs w:val="24"/>
+              </w:rPr>
+              <w:t>berbasis</w:t>
+            </w:r>
+            <w:proofErr w:type="spellEnd"/>
+            <w:r>
+              <w:rPr>
+                <w:rFonts w:ascii="Times New Roman" w:hAnsi="Times New Roman" w:cs="Times New Roman"/>
+                <w:sz w:val="24"/>
+                <w:szCs w:val="24"/>
+              </w:rPr>
+              <w:t xml:space="preserve"> </w:t>
             </w:r>
             <w:r>
               <w:rPr>
@@ -18803,8 +20805,108 @@
                 <w:sz w:val="24"/>
                 <w:szCs w:val="24"/>
               </w:rPr>
-              <w:t xml:space="preserve"> berhasil mempercepat proses pendataan dan pelacakan aset lembaga</w:t>
-            </w:r>
+              <w:t xml:space="preserve"> </w:t>
+            </w:r>
+            <w:proofErr w:type="spellStart"/>
+            <w:r>
+              <w:rPr>
+                <w:rFonts w:ascii="Times New Roman" w:hAnsi="Times New Roman" w:cs="Times New Roman"/>
+                <w:sz w:val="24"/>
+                <w:szCs w:val="24"/>
+              </w:rPr>
+              <w:t>berhasil</w:t>
+            </w:r>
+            <w:proofErr w:type="spellEnd"/>
+            <w:r>
+              <w:rPr>
+                <w:rFonts w:ascii="Times New Roman" w:hAnsi="Times New Roman" w:cs="Times New Roman"/>
+                <w:sz w:val="24"/>
+                <w:szCs w:val="24"/>
+              </w:rPr>
+              <w:t xml:space="preserve"> </w:t>
+            </w:r>
+            <w:proofErr w:type="spellStart"/>
+            <w:r>
+              <w:rPr>
+                <w:rFonts w:ascii="Times New Roman" w:hAnsi="Times New Roman" w:cs="Times New Roman"/>
+                <w:sz w:val="24"/>
+                <w:szCs w:val="24"/>
+              </w:rPr>
+              <w:t>mempercepat</w:t>
+            </w:r>
+            <w:proofErr w:type="spellEnd"/>
+            <w:r>
+              <w:rPr>
+                <w:rFonts w:ascii="Times New Roman" w:hAnsi="Times New Roman" w:cs="Times New Roman"/>
+                <w:sz w:val="24"/>
+                <w:szCs w:val="24"/>
+              </w:rPr>
+              <w:t xml:space="preserve"> proses </w:t>
+            </w:r>
+            <w:proofErr w:type="spellStart"/>
+            <w:r>
+              <w:rPr>
+                <w:rFonts w:ascii="Times New Roman" w:hAnsi="Times New Roman" w:cs="Times New Roman"/>
+                <w:sz w:val="24"/>
+                <w:szCs w:val="24"/>
+              </w:rPr>
+              <w:t>pendataan</w:t>
+            </w:r>
+            <w:proofErr w:type="spellEnd"/>
+            <w:r>
+              <w:rPr>
+                <w:rFonts w:ascii="Times New Roman" w:hAnsi="Times New Roman" w:cs="Times New Roman"/>
+                <w:sz w:val="24"/>
+                <w:szCs w:val="24"/>
+              </w:rPr>
+              <w:t xml:space="preserve"> dan </w:t>
+            </w:r>
+            <w:proofErr w:type="spellStart"/>
+            <w:r>
+              <w:rPr>
+                <w:rFonts w:ascii="Times New Roman" w:hAnsi="Times New Roman" w:cs="Times New Roman"/>
+                <w:sz w:val="24"/>
+                <w:szCs w:val="24"/>
+              </w:rPr>
+              <w:t>pelacakan</w:t>
+            </w:r>
+            <w:proofErr w:type="spellEnd"/>
+            <w:r>
+              <w:rPr>
+                <w:rFonts w:ascii="Times New Roman" w:hAnsi="Times New Roman" w:cs="Times New Roman"/>
+                <w:sz w:val="24"/>
+                <w:szCs w:val="24"/>
+              </w:rPr>
+              <w:t xml:space="preserve"> </w:t>
+            </w:r>
+            <w:proofErr w:type="spellStart"/>
+            <w:r>
+              <w:rPr>
+                <w:rFonts w:ascii="Times New Roman" w:hAnsi="Times New Roman" w:cs="Times New Roman"/>
+                <w:sz w:val="24"/>
+                <w:szCs w:val="24"/>
+              </w:rPr>
+              <w:t>aset</w:t>
+            </w:r>
+            <w:proofErr w:type="spellEnd"/>
+            <w:r>
+              <w:rPr>
+                <w:rFonts w:ascii="Times New Roman" w:hAnsi="Times New Roman" w:cs="Times New Roman"/>
+                <w:sz w:val="24"/>
+                <w:szCs w:val="24"/>
+              </w:rPr>
+              <w:t xml:space="preserve"> </w:t>
+            </w:r>
+            <w:proofErr w:type="spellStart"/>
+            <w:r>
+              <w:rPr>
+                <w:rFonts w:ascii="Times New Roman" w:hAnsi="Times New Roman" w:cs="Times New Roman"/>
+                <w:sz w:val="24"/>
+                <w:szCs w:val="24"/>
+              </w:rPr>
+              <w:t>lembaga</w:t>
+            </w:r>
+            <w:proofErr w:type="spellEnd"/>
           </w:p>
         </w:tc>
       </w:tr>
@@ -18925,13 +21027,59 @@
                 <w:lang w:val="sv-SE"/>
               </w:rPr>
             </w:pPr>
-            <w:r>
-              <w:rPr>
-                <w:rFonts w:ascii="Times New Roman" w:hAnsi="Times New Roman" w:cs="Times New Roman"/>
-                <w:sz w:val="24"/>
-                <w:szCs w:val="24"/>
-              </w:rPr>
-              <w:t>Perancangan sistem berbasis Android</w:t>
+            <w:proofErr w:type="spellStart"/>
+            <w:r>
+              <w:rPr>
+                <w:rFonts w:ascii="Times New Roman" w:hAnsi="Times New Roman" w:cs="Times New Roman"/>
+                <w:sz w:val="24"/>
+                <w:szCs w:val="24"/>
+              </w:rPr>
+              <w:t>Perancangan</w:t>
+            </w:r>
+            <w:proofErr w:type="spellEnd"/>
+            <w:r>
+              <w:rPr>
+                <w:rFonts w:ascii="Times New Roman" w:hAnsi="Times New Roman" w:cs="Times New Roman"/>
+                <w:sz w:val="24"/>
+                <w:szCs w:val="24"/>
+              </w:rPr>
+              <w:t xml:space="preserve"> </w:t>
+            </w:r>
+            <w:proofErr w:type="spellStart"/>
+            <w:r>
+              <w:rPr>
+                <w:rFonts w:ascii="Times New Roman" w:hAnsi="Times New Roman" w:cs="Times New Roman"/>
+                <w:sz w:val="24"/>
+                <w:szCs w:val="24"/>
+              </w:rPr>
+              <w:t>sistem</w:t>
+            </w:r>
+            <w:proofErr w:type="spellEnd"/>
+            <w:r>
+              <w:rPr>
+                <w:rFonts w:ascii="Times New Roman" w:hAnsi="Times New Roman" w:cs="Times New Roman"/>
+                <w:sz w:val="24"/>
+                <w:szCs w:val="24"/>
+              </w:rPr>
+              <w:t xml:space="preserve"> </w:t>
+            </w:r>
+            <w:proofErr w:type="spellStart"/>
+            <w:r>
+              <w:rPr>
+                <w:rFonts w:ascii="Times New Roman" w:hAnsi="Times New Roman" w:cs="Times New Roman"/>
+                <w:sz w:val="24"/>
+                <w:szCs w:val="24"/>
+              </w:rPr>
+              <w:t>berbasis</w:t>
+            </w:r>
+            <w:proofErr w:type="spellEnd"/>
+            <w:r>
+              <w:rPr>
+                <w:rFonts w:ascii="Times New Roman" w:hAnsi="Times New Roman" w:cs="Times New Roman"/>
+                <w:sz w:val="24"/>
+                <w:szCs w:val="24"/>
+              </w:rPr>
+              <w:t xml:space="preserve"> Android</w:t>
             </w:r>
           </w:p>
         </w:tc>
@@ -19438,13 +21586,23 @@
                 <w:szCs w:val="24"/>
               </w:rPr>
             </w:pPr>
-            <w:r>
-              <w:rPr>
-                <w:rFonts w:ascii="Times New Roman" w:hAnsi="Times New Roman" w:cs="Times New Roman"/>
-                <w:sz w:val="24"/>
-                <w:szCs w:val="24"/>
-              </w:rPr>
-              <w:t>Algoritma Optical Character Recognition (OCR)</w:t>
+            <w:proofErr w:type="spellStart"/>
+            <w:r>
+              <w:rPr>
+                <w:rFonts w:ascii="Times New Roman" w:hAnsi="Times New Roman" w:cs="Times New Roman"/>
+                <w:sz w:val="24"/>
+                <w:szCs w:val="24"/>
+              </w:rPr>
+              <w:t>Algoritma</w:t>
+            </w:r>
+            <w:proofErr w:type="spellEnd"/>
+            <w:r>
+              <w:rPr>
+                <w:rFonts w:ascii="Times New Roman" w:hAnsi="Times New Roman" w:cs="Times New Roman"/>
+                <w:sz w:val="24"/>
+                <w:szCs w:val="24"/>
+              </w:rPr>
+              <w:t xml:space="preserve"> Optical Character Recognition (OCR)</w:t>
             </w:r>
           </w:p>
         </w:tc>
@@ -19607,7 +21765,61 @@
                 <w:sz w:val="24"/>
                 <w:szCs w:val="24"/>
               </w:rPr>
-              <w:t>Studi kasus dengan pengujian QoS (throughput, packet loss, delay)</w:t>
+              <w:t xml:space="preserve">Studi </w:t>
+            </w:r>
+            <w:proofErr w:type="spellStart"/>
+            <w:r>
+              <w:rPr>
+                <w:rFonts w:ascii="Times New Roman" w:hAnsi="Times New Roman" w:cs="Times New Roman"/>
+                <w:sz w:val="24"/>
+                <w:szCs w:val="24"/>
+              </w:rPr>
+              <w:t>kasus</w:t>
+            </w:r>
+            <w:proofErr w:type="spellEnd"/>
+            <w:r>
+              <w:rPr>
+                <w:rFonts w:ascii="Times New Roman" w:hAnsi="Times New Roman" w:cs="Times New Roman"/>
+                <w:sz w:val="24"/>
+                <w:szCs w:val="24"/>
+              </w:rPr>
+              <w:t xml:space="preserve"> </w:t>
+            </w:r>
+            <w:proofErr w:type="spellStart"/>
+            <w:r>
+              <w:rPr>
+                <w:rFonts w:ascii="Times New Roman" w:hAnsi="Times New Roman" w:cs="Times New Roman"/>
+                <w:sz w:val="24"/>
+                <w:szCs w:val="24"/>
+              </w:rPr>
+              <w:t>dengan</w:t>
+            </w:r>
+            <w:proofErr w:type="spellEnd"/>
+            <w:r>
+              <w:rPr>
+                <w:rFonts w:ascii="Times New Roman" w:hAnsi="Times New Roman" w:cs="Times New Roman"/>
+                <w:sz w:val="24"/>
+                <w:szCs w:val="24"/>
+              </w:rPr>
+              <w:t xml:space="preserve"> </w:t>
+            </w:r>
+            <w:proofErr w:type="spellStart"/>
+            <w:r>
+              <w:rPr>
+                <w:rFonts w:ascii="Times New Roman" w:hAnsi="Times New Roman" w:cs="Times New Roman"/>
+                <w:sz w:val="24"/>
+                <w:szCs w:val="24"/>
+              </w:rPr>
+              <w:t>pengujian</w:t>
+            </w:r>
+            <w:proofErr w:type="spellEnd"/>
+            <w:r>
+              <w:rPr>
+                <w:rFonts w:ascii="Times New Roman" w:hAnsi="Times New Roman" w:cs="Times New Roman"/>
+                <w:sz w:val="24"/>
+                <w:szCs w:val="24"/>
+              </w:rPr>
+              <w:t xml:space="preserve"> QoS (throughput, packet loss, delay)</w:t>
             </w:r>
           </w:p>
         </w:tc>
@@ -19771,7 +21983,43 @@
                 <w:sz w:val="24"/>
                 <w:szCs w:val="24"/>
               </w:rPr>
-              <w:t>Kotlin dengan pendekatan Agile</w:t>
+              <w:t xml:space="preserve">Kotlin </w:t>
+            </w:r>
+            <w:proofErr w:type="spellStart"/>
+            <w:r>
+              <w:rPr>
+                <w:rFonts w:ascii="Times New Roman" w:hAnsi="Times New Roman" w:cs="Times New Roman"/>
+                <w:sz w:val="24"/>
+                <w:szCs w:val="24"/>
+              </w:rPr>
+              <w:t>dengan</w:t>
+            </w:r>
+            <w:proofErr w:type="spellEnd"/>
+            <w:r>
+              <w:rPr>
+                <w:rFonts w:ascii="Times New Roman" w:hAnsi="Times New Roman" w:cs="Times New Roman"/>
+                <w:sz w:val="24"/>
+                <w:szCs w:val="24"/>
+              </w:rPr>
+              <w:t xml:space="preserve"> </w:t>
+            </w:r>
+            <w:proofErr w:type="spellStart"/>
+            <w:r>
+              <w:rPr>
+                <w:rFonts w:ascii="Times New Roman" w:hAnsi="Times New Roman" w:cs="Times New Roman"/>
+                <w:sz w:val="24"/>
+                <w:szCs w:val="24"/>
+              </w:rPr>
+              <w:t>pendekatan</w:t>
+            </w:r>
+            <w:proofErr w:type="spellEnd"/>
+            <w:r>
+              <w:rPr>
+                <w:rFonts w:ascii="Times New Roman" w:hAnsi="Times New Roman" w:cs="Times New Roman"/>
+                <w:sz w:val="24"/>
+                <w:szCs w:val="24"/>
+              </w:rPr>
+              <w:t xml:space="preserve"> Agile</w:t>
             </w:r>
           </w:p>
         </w:tc>
@@ -20054,13 +22302,77 @@
                 <w:szCs w:val="24"/>
               </w:rPr>
             </w:pPr>
-            <w:r>
-              <w:rPr>
-                <w:rFonts w:ascii="Times New Roman" w:eastAsia="Times New Roman" w:hAnsi="Times New Roman" w:cs="Times New Roman"/>
-                <w:sz w:val="24"/>
-                <w:szCs w:val="24"/>
-              </w:rPr>
-              <w:t xml:space="preserve">Sistem Monitoring Data Aset dan Inventaris IT Berbasis Web pada PT. Pan Brothers Tbk </w:t>
+            <w:proofErr w:type="spellStart"/>
+            <w:r>
+              <w:rPr>
+                <w:rFonts w:ascii="Times New Roman" w:eastAsia="Times New Roman" w:hAnsi="Times New Roman" w:cs="Times New Roman"/>
+                <w:sz w:val="24"/>
+                <w:szCs w:val="24"/>
+              </w:rPr>
+              <w:t>Sistem</w:t>
+            </w:r>
+            <w:proofErr w:type="spellEnd"/>
+            <w:r>
+              <w:rPr>
+                <w:rFonts w:ascii="Times New Roman" w:eastAsia="Times New Roman" w:hAnsi="Times New Roman" w:cs="Times New Roman"/>
+                <w:sz w:val="24"/>
+                <w:szCs w:val="24"/>
+              </w:rPr>
+              <w:t xml:space="preserve"> Monitoring Data Aset dan </w:t>
+            </w:r>
+            <w:proofErr w:type="spellStart"/>
+            <w:r>
+              <w:rPr>
+                <w:rFonts w:ascii="Times New Roman" w:eastAsia="Times New Roman" w:hAnsi="Times New Roman" w:cs="Times New Roman"/>
+                <w:sz w:val="24"/>
+                <w:szCs w:val="24"/>
+              </w:rPr>
+              <w:t>Inventaris</w:t>
+            </w:r>
+            <w:proofErr w:type="spellEnd"/>
+            <w:r>
+              <w:rPr>
+                <w:rFonts w:ascii="Times New Roman" w:eastAsia="Times New Roman" w:hAnsi="Times New Roman" w:cs="Times New Roman"/>
+                <w:sz w:val="24"/>
+                <w:szCs w:val="24"/>
+              </w:rPr>
+              <w:t xml:space="preserve"> IT </w:t>
+            </w:r>
+            <w:proofErr w:type="spellStart"/>
+            <w:r>
+              <w:rPr>
+                <w:rFonts w:ascii="Times New Roman" w:eastAsia="Times New Roman" w:hAnsi="Times New Roman" w:cs="Times New Roman"/>
+                <w:sz w:val="24"/>
+                <w:szCs w:val="24"/>
+              </w:rPr>
+              <w:t>Berbasis</w:t>
+            </w:r>
+            <w:proofErr w:type="spellEnd"/>
+            <w:r>
+              <w:rPr>
+                <w:rFonts w:ascii="Times New Roman" w:eastAsia="Times New Roman" w:hAnsi="Times New Roman" w:cs="Times New Roman"/>
+                <w:sz w:val="24"/>
+                <w:szCs w:val="24"/>
+              </w:rPr>
+              <w:t xml:space="preserve"> Web pada PT. Pan Brothers </w:t>
+            </w:r>
+            <w:proofErr w:type="spellStart"/>
+            <w:r>
+              <w:rPr>
+                <w:rFonts w:ascii="Times New Roman" w:eastAsia="Times New Roman" w:hAnsi="Times New Roman" w:cs="Times New Roman"/>
+                <w:sz w:val="24"/>
+                <w:szCs w:val="24"/>
+              </w:rPr>
+              <w:t>Tbk</w:t>
+            </w:r>
+            <w:proofErr w:type="spellEnd"/>
+            <w:r>
+              <w:rPr>
+                <w:rFonts w:ascii="Times New Roman" w:eastAsia="Times New Roman" w:hAnsi="Times New Roman" w:cs="Times New Roman"/>
+                <w:sz w:val="24"/>
+                <w:szCs w:val="24"/>
+              </w:rPr>
+              <w:t xml:space="preserve"> </w:t>
             </w:r>
             <w:r>
               <w:rPr>
@@ -20130,7 +22442,43 @@
                 <w:sz w:val="24"/>
                 <w:szCs w:val="24"/>
               </w:rPr>
-              <w:t>Rapid Application Development (RAD) dengan pemodelan UML (</w:t>
+              <w:t xml:space="preserve">Rapid Application Development (RAD) </w:t>
+            </w:r>
+            <w:proofErr w:type="spellStart"/>
+            <w:r>
+              <w:rPr>
+                <w:rFonts w:ascii="Times New Roman" w:eastAsia="Times New Roman" w:hAnsi="Times New Roman" w:cs="Times New Roman"/>
+                <w:sz w:val="24"/>
+                <w:szCs w:val="24"/>
+              </w:rPr>
+              <w:t>dengan</w:t>
+            </w:r>
+            <w:proofErr w:type="spellEnd"/>
+            <w:r>
+              <w:rPr>
+                <w:rFonts w:ascii="Times New Roman" w:eastAsia="Times New Roman" w:hAnsi="Times New Roman" w:cs="Times New Roman"/>
+                <w:sz w:val="24"/>
+                <w:szCs w:val="24"/>
+              </w:rPr>
+              <w:t xml:space="preserve"> </w:t>
+            </w:r>
+            <w:proofErr w:type="spellStart"/>
+            <w:r>
+              <w:rPr>
+                <w:rFonts w:ascii="Times New Roman" w:eastAsia="Times New Roman" w:hAnsi="Times New Roman" w:cs="Times New Roman"/>
+                <w:sz w:val="24"/>
+                <w:szCs w:val="24"/>
+              </w:rPr>
+              <w:t>pemodelan</w:t>
+            </w:r>
+            <w:proofErr w:type="spellEnd"/>
+            <w:r>
+              <w:rPr>
+                <w:rFonts w:ascii="Times New Roman" w:eastAsia="Times New Roman" w:hAnsi="Times New Roman" w:cs="Times New Roman"/>
+                <w:sz w:val="24"/>
+                <w:szCs w:val="24"/>
+              </w:rPr>
+              <w:t xml:space="preserve"> UML (</w:t>
             </w:r>
             <w:r>
               <w:rPr>
@@ -20184,13 +22532,221 @@
                 <w:szCs w:val="24"/>
               </w:rPr>
             </w:pPr>
-            <w:r>
-              <w:rPr>
-                <w:rFonts w:ascii="Times New Roman" w:eastAsia="Times New Roman" w:hAnsi="Times New Roman" w:cs="Times New Roman"/>
-                <w:sz w:val="24"/>
-                <w:szCs w:val="24"/>
-              </w:rPr>
-              <w:t>Sistem berhasil mempermudah proses monitoring permintaan perbaikan, peminjaman, dan pengadaan aset/inventaris yang sebelumnya dicatat manual menggunakan Excel</w:t>
+            <w:proofErr w:type="spellStart"/>
+            <w:r>
+              <w:rPr>
+                <w:rFonts w:ascii="Times New Roman" w:eastAsia="Times New Roman" w:hAnsi="Times New Roman" w:cs="Times New Roman"/>
+                <w:sz w:val="24"/>
+                <w:szCs w:val="24"/>
+              </w:rPr>
+              <w:t>Sistem</w:t>
+            </w:r>
+            <w:proofErr w:type="spellEnd"/>
+            <w:r>
+              <w:rPr>
+                <w:rFonts w:ascii="Times New Roman" w:eastAsia="Times New Roman" w:hAnsi="Times New Roman" w:cs="Times New Roman"/>
+                <w:sz w:val="24"/>
+                <w:szCs w:val="24"/>
+              </w:rPr>
+              <w:t xml:space="preserve"> </w:t>
+            </w:r>
+            <w:proofErr w:type="spellStart"/>
+            <w:r>
+              <w:rPr>
+                <w:rFonts w:ascii="Times New Roman" w:eastAsia="Times New Roman" w:hAnsi="Times New Roman" w:cs="Times New Roman"/>
+                <w:sz w:val="24"/>
+                <w:szCs w:val="24"/>
+              </w:rPr>
+              <w:t>berhasil</w:t>
+            </w:r>
+            <w:proofErr w:type="spellEnd"/>
+            <w:r>
+              <w:rPr>
+                <w:rFonts w:ascii="Times New Roman" w:eastAsia="Times New Roman" w:hAnsi="Times New Roman" w:cs="Times New Roman"/>
+                <w:sz w:val="24"/>
+                <w:szCs w:val="24"/>
+              </w:rPr>
+              <w:t xml:space="preserve"> </w:t>
+            </w:r>
+            <w:proofErr w:type="spellStart"/>
+            <w:r>
+              <w:rPr>
+                <w:rFonts w:ascii="Times New Roman" w:eastAsia="Times New Roman" w:hAnsi="Times New Roman" w:cs="Times New Roman"/>
+                <w:sz w:val="24"/>
+                <w:szCs w:val="24"/>
+              </w:rPr>
+              <w:t>mempermudah</w:t>
+            </w:r>
+            <w:proofErr w:type="spellEnd"/>
+            <w:r>
+              <w:rPr>
+                <w:rFonts w:ascii="Times New Roman" w:eastAsia="Times New Roman" w:hAnsi="Times New Roman" w:cs="Times New Roman"/>
+                <w:sz w:val="24"/>
+                <w:szCs w:val="24"/>
+              </w:rPr>
+              <w:t xml:space="preserve"> proses monitoring </w:t>
+            </w:r>
+            <w:proofErr w:type="spellStart"/>
+            <w:r>
+              <w:rPr>
+                <w:rFonts w:ascii="Times New Roman" w:eastAsia="Times New Roman" w:hAnsi="Times New Roman" w:cs="Times New Roman"/>
+                <w:sz w:val="24"/>
+                <w:szCs w:val="24"/>
+              </w:rPr>
+              <w:t>permintaan</w:t>
+            </w:r>
+            <w:proofErr w:type="spellEnd"/>
+            <w:r>
+              <w:rPr>
+                <w:rFonts w:ascii="Times New Roman" w:eastAsia="Times New Roman" w:hAnsi="Times New Roman" w:cs="Times New Roman"/>
+                <w:sz w:val="24"/>
+                <w:szCs w:val="24"/>
+              </w:rPr>
+              <w:t xml:space="preserve"> </w:t>
+            </w:r>
+            <w:proofErr w:type="spellStart"/>
+            <w:r>
+              <w:rPr>
+                <w:rFonts w:ascii="Times New Roman" w:eastAsia="Times New Roman" w:hAnsi="Times New Roman" w:cs="Times New Roman"/>
+                <w:sz w:val="24"/>
+                <w:szCs w:val="24"/>
+              </w:rPr>
+              <w:t>perbaikan</w:t>
+            </w:r>
+            <w:proofErr w:type="spellEnd"/>
+            <w:r>
+              <w:rPr>
+                <w:rFonts w:ascii="Times New Roman" w:eastAsia="Times New Roman" w:hAnsi="Times New Roman" w:cs="Times New Roman"/>
+                <w:sz w:val="24"/>
+                <w:szCs w:val="24"/>
+              </w:rPr>
+              <w:t xml:space="preserve">, </w:t>
+            </w:r>
+            <w:proofErr w:type="spellStart"/>
+            <w:r>
+              <w:rPr>
+                <w:rFonts w:ascii="Times New Roman" w:eastAsia="Times New Roman" w:hAnsi="Times New Roman" w:cs="Times New Roman"/>
+                <w:sz w:val="24"/>
+                <w:szCs w:val="24"/>
+              </w:rPr>
+              <w:t>peminjaman</w:t>
+            </w:r>
+            <w:proofErr w:type="spellEnd"/>
+            <w:r>
+              <w:rPr>
+                <w:rFonts w:ascii="Times New Roman" w:eastAsia="Times New Roman" w:hAnsi="Times New Roman" w:cs="Times New Roman"/>
+                <w:sz w:val="24"/>
+                <w:szCs w:val="24"/>
+              </w:rPr>
+              <w:t xml:space="preserve">, dan </w:t>
+            </w:r>
+            <w:proofErr w:type="spellStart"/>
+            <w:r>
+              <w:rPr>
+                <w:rFonts w:ascii="Times New Roman" w:eastAsia="Times New Roman" w:hAnsi="Times New Roman" w:cs="Times New Roman"/>
+                <w:sz w:val="24"/>
+                <w:szCs w:val="24"/>
+              </w:rPr>
+              <w:t>pengadaan</w:t>
+            </w:r>
+            <w:proofErr w:type="spellEnd"/>
+            <w:r>
+              <w:rPr>
+                <w:rFonts w:ascii="Times New Roman" w:eastAsia="Times New Roman" w:hAnsi="Times New Roman" w:cs="Times New Roman"/>
+                <w:sz w:val="24"/>
+                <w:szCs w:val="24"/>
+              </w:rPr>
+              <w:t xml:space="preserve"> </w:t>
+            </w:r>
+            <w:proofErr w:type="spellStart"/>
+            <w:r>
+              <w:rPr>
+                <w:rFonts w:ascii="Times New Roman" w:eastAsia="Times New Roman" w:hAnsi="Times New Roman" w:cs="Times New Roman"/>
+                <w:sz w:val="24"/>
+                <w:szCs w:val="24"/>
+              </w:rPr>
+              <w:t>aset</w:t>
+            </w:r>
+            <w:proofErr w:type="spellEnd"/>
+            <w:r>
+              <w:rPr>
+                <w:rFonts w:ascii="Times New Roman" w:eastAsia="Times New Roman" w:hAnsi="Times New Roman" w:cs="Times New Roman"/>
+                <w:sz w:val="24"/>
+                <w:szCs w:val="24"/>
+              </w:rPr>
+              <w:t>/</w:t>
+            </w:r>
+            <w:proofErr w:type="spellStart"/>
+            <w:r>
+              <w:rPr>
+                <w:rFonts w:ascii="Times New Roman" w:eastAsia="Times New Roman" w:hAnsi="Times New Roman" w:cs="Times New Roman"/>
+                <w:sz w:val="24"/>
+                <w:szCs w:val="24"/>
+              </w:rPr>
+              <w:t>inventaris</w:t>
+            </w:r>
+            <w:proofErr w:type="spellEnd"/>
+            <w:r>
+              <w:rPr>
+                <w:rFonts w:ascii="Times New Roman" w:eastAsia="Times New Roman" w:hAnsi="Times New Roman" w:cs="Times New Roman"/>
+                <w:sz w:val="24"/>
+                <w:szCs w:val="24"/>
+              </w:rPr>
+              <w:t xml:space="preserve"> yang </w:t>
+            </w:r>
+            <w:proofErr w:type="spellStart"/>
+            <w:r>
+              <w:rPr>
+                <w:rFonts w:ascii="Times New Roman" w:eastAsia="Times New Roman" w:hAnsi="Times New Roman" w:cs="Times New Roman"/>
+                <w:sz w:val="24"/>
+                <w:szCs w:val="24"/>
+              </w:rPr>
+              <w:t>sebelumnya</w:t>
+            </w:r>
+            <w:proofErr w:type="spellEnd"/>
+            <w:r>
+              <w:rPr>
+                <w:rFonts w:ascii="Times New Roman" w:eastAsia="Times New Roman" w:hAnsi="Times New Roman" w:cs="Times New Roman"/>
+                <w:sz w:val="24"/>
+                <w:szCs w:val="24"/>
+              </w:rPr>
+              <w:t xml:space="preserve"> </w:t>
+            </w:r>
+            <w:proofErr w:type="spellStart"/>
+            <w:r>
+              <w:rPr>
+                <w:rFonts w:ascii="Times New Roman" w:eastAsia="Times New Roman" w:hAnsi="Times New Roman" w:cs="Times New Roman"/>
+                <w:sz w:val="24"/>
+                <w:szCs w:val="24"/>
+              </w:rPr>
+              <w:t>dicatat</w:t>
+            </w:r>
+            <w:proofErr w:type="spellEnd"/>
+            <w:r>
+              <w:rPr>
+                <w:rFonts w:ascii="Times New Roman" w:eastAsia="Times New Roman" w:hAnsi="Times New Roman" w:cs="Times New Roman"/>
+                <w:sz w:val="24"/>
+                <w:szCs w:val="24"/>
+              </w:rPr>
+              <w:t xml:space="preserve"> manual </w:t>
+            </w:r>
+            <w:proofErr w:type="spellStart"/>
+            <w:r>
+              <w:rPr>
+                <w:rFonts w:ascii="Times New Roman" w:eastAsia="Times New Roman" w:hAnsi="Times New Roman" w:cs="Times New Roman"/>
+                <w:sz w:val="24"/>
+                <w:szCs w:val="24"/>
+              </w:rPr>
+              <w:t>menggunakan</w:t>
+            </w:r>
+            <w:proofErr w:type="spellEnd"/>
+            <w:r>
+              <w:rPr>
+                <w:rFonts w:ascii="Times New Roman" w:eastAsia="Times New Roman" w:hAnsi="Times New Roman" w:cs="Times New Roman"/>
+                <w:sz w:val="24"/>
+                <w:szCs w:val="24"/>
+              </w:rPr>
+              <w:t xml:space="preserve"> Excel</w:t>
             </w:r>
           </w:p>
         </w:tc>
@@ -21225,7 +23781,7 @@
                     </pic:cNvPicPr>
                   </pic:nvPicPr>
                   <pic:blipFill>
-                    <a:blip r:embed="rId12">
+                    <a:blip r:embed="rId14">
                       <a:extLst>
                         <a:ext uri="{28A0092B-C50C-407E-A947-70E740481C1C}">
                           <a14:useLocalDpi xmlns:a14="http://schemas.microsoft.com/office/drawing/2010/main" val="0"/>
@@ -22387,8 +24943,18 @@
                 <w:b/>
                 <w:bCs/>
               </w:rPr>
-              <w:t>Analisa Kebutuhan</w:t>
-            </w:r>
+              <w:t xml:space="preserve">Analisa </w:t>
+            </w:r>
+            <w:proofErr w:type="spellStart"/>
+            <w:r>
+              <w:rPr>
+                <w:rFonts w:ascii="Times New Roman" w:eastAsia="Times New Roman" w:hAnsi="Times New Roman" w:cs="Times New Roman"/>
+                <w:b/>
+                <w:bCs/>
+              </w:rPr>
+              <w:t>Kebutuhan</w:t>
+            </w:r>
+            <w:proofErr w:type="spellEnd"/>
           </w:p>
         </w:tc>
       </w:tr>
@@ -22407,6 +24973,7 @@
             <w:vAlign w:val="center"/>
           </w:tcPr>
           <w:p>
+            <w:proofErr w:type="spellStart"/>
             <w:r>
               <w:rPr>
                 <w:rFonts w:ascii="Times New Roman" w:eastAsia="Times New Roman" w:hAnsi="Times New Roman" w:cs="Times New Roman"/>
@@ -22415,6 +24982,7 @@
               </w:rPr>
               <w:t>Fungsional</w:t>
             </w:r>
+            <w:proofErr w:type="spellEnd"/>
           </w:p>
         </w:tc>
       </w:tr>
@@ -22640,11 +25208,89 @@
             <w:vAlign w:val="center"/>
           </w:tcPr>
           <w:p>
-            <w:r>
-              <w:rPr>
-                <w:rFonts w:ascii="Times New Roman" w:eastAsia="Times New Roman" w:hAnsi="Times New Roman" w:cs="Times New Roman"/>
-              </w:rPr>
-              <w:t xml:space="preserve">Sistem dapat menambahkan data barang menggunakan fitur </w:t>
+            <w:proofErr w:type="spellStart"/>
+            <w:r>
+              <w:rPr>
+                <w:rFonts w:ascii="Times New Roman" w:eastAsia="Times New Roman" w:hAnsi="Times New Roman" w:cs="Times New Roman"/>
+              </w:rPr>
+              <w:t>Sistem</w:t>
+            </w:r>
+            <w:proofErr w:type="spellEnd"/>
+            <w:r>
+              <w:rPr>
+                <w:rFonts w:ascii="Times New Roman" w:eastAsia="Times New Roman" w:hAnsi="Times New Roman" w:cs="Times New Roman"/>
+              </w:rPr>
+              <w:t xml:space="preserve"> </w:t>
+            </w:r>
+            <w:proofErr w:type="spellStart"/>
+            <w:r>
+              <w:rPr>
+                <w:rFonts w:ascii="Times New Roman" w:eastAsia="Times New Roman" w:hAnsi="Times New Roman" w:cs="Times New Roman"/>
+              </w:rPr>
+              <w:t>dapat</w:t>
+            </w:r>
+            <w:proofErr w:type="spellEnd"/>
+            <w:r>
+              <w:rPr>
+                <w:rFonts w:ascii="Times New Roman" w:eastAsia="Times New Roman" w:hAnsi="Times New Roman" w:cs="Times New Roman"/>
+              </w:rPr>
+              <w:t xml:space="preserve"> </w:t>
+            </w:r>
+            <w:proofErr w:type="spellStart"/>
+            <w:r>
+              <w:rPr>
+                <w:rFonts w:ascii="Times New Roman" w:eastAsia="Times New Roman" w:hAnsi="Times New Roman" w:cs="Times New Roman"/>
+              </w:rPr>
+              <w:t>menambahkan</w:t>
+            </w:r>
+            <w:proofErr w:type="spellEnd"/>
+            <w:r>
+              <w:rPr>
+                <w:rFonts w:ascii="Times New Roman" w:eastAsia="Times New Roman" w:hAnsi="Times New Roman" w:cs="Times New Roman"/>
+              </w:rPr>
+              <w:t xml:space="preserve"> data </w:t>
+            </w:r>
+            <w:proofErr w:type="spellStart"/>
+            <w:r>
+              <w:rPr>
+                <w:rFonts w:ascii="Times New Roman" w:eastAsia="Times New Roman" w:hAnsi="Times New Roman" w:cs="Times New Roman"/>
+              </w:rPr>
+              <w:t>barang</w:t>
+            </w:r>
+            <w:proofErr w:type="spellEnd"/>
+            <w:r>
+              <w:rPr>
+                <w:rFonts w:ascii="Times New Roman" w:eastAsia="Times New Roman" w:hAnsi="Times New Roman" w:cs="Times New Roman"/>
+              </w:rPr>
+              <w:t xml:space="preserve"> </w:t>
+            </w:r>
+            <w:proofErr w:type="spellStart"/>
+            <w:r>
+              <w:rPr>
+                <w:rFonts w:ascii="Times New Roman" w:eastAsia="Times New Roman" w:hAnsi="Times New Roman" w:cs="Times New Roman"/>
+              </w:rPr>
+              <w:t>menggunakan</w:t>
+            </w:r>
+            <w:proofErr w:type="spellEnd"/>
+            <w:r>
+              <w:rPr>
+                <w:rFonts w:ascii="Times New Roman" w:eastAsia="Times New Roman" w:hAnsi="Times New Roman" w:cs="Times New Roman"/>
+              </w:rPr>
+              <w:t xml:space="preserve"> </w:t>
+            </w:r>
+            <w:proofErr w:type="spellStart"/>
+            <w:r>
+              <w:rPr>
+                <w:rFonts w:ascii="Times New Roman" w:eastAsia="Times New Roman" w:hAnsi="Times New Roman" w:cs="Times New Roman"/>
+              </w:rPr>
+              <w:t>fitur</w:t>
+            </w:r>
+            <w:proofErr w:type="spellEnd"/>
+            <w:r>
+              <w:rPr>
+                <w:rFonts w:ascii="Times New Roman" w:eastAsia="Times New Roman" w:hAnsi="Times New Roman" w:cs="Times New Roman"/>
+              </w:rPr>
+              <w:t xml:space="preserve"> </w:t>
             </w:r>
             <w:r>
               <w:rPr>
@@ -23517,8 +26163,18 @@
                 <w:b/>
                 <w:bCs/>
               </w:rPr>
-              <w:t>Non Fungsional</w:t>
-            </w:r>
+              <w:t xml:space="preserve">Non </w:t>
+            </w:r>
+            <w:proofErr w:type="spellStart"/>
+            <w:r>
+              <w:rPr>
+                <w:rFonts w:ascii="Times New Roman" w:eastAsia="Times New Roman" w:hAnsi="Times New Roman" w:cs="Times New Roman"/>
+                <w:b/>
+                <w:bCs/>
+              </w:rPr>
+              <w:t>Fungsional</w:t>
+            </w:r>
+            <w:proofErr w:type="spellEnd"/>
           </w:p>
         </w:tc>
       </w:tr>
@@ -23751,11 +26407,89 @@
             <w:vAlign w:val="center"/>
           </w:tcPr>
           <w:p>
-            <w:r>
-              <w:rPr>
-                <w:rFonts w:ascii="Times New Roman" w:eastAsia="Times New Roman" w:hAnsi="Times New Roman" w:cs="Times New Roman"/>
-              </w:rPr>
-              <w:t xml:space="preserve">Sistem memiliki waktu respons yang cepat dalam proses </w:t>
+            <w:proofErr w:type="spellStart"/>
+            <w:r>
+              <w:rPr>
+                <w:rFonts w:ascii="Times New Roman" w:eastAsia="Times New Roman" w:hAnsi="Times New Roman" w:cs="Times New Roman"/>
+              </w:rPr>
+              <w:t>Sistem</w:t>
+            </w:r>
+            <w:proofErr w:type="spellEnd"/>
+            <w:r>
+              <w:rPr>
+                <w:rFonts w:ascii="Times New Roman" w:eastAsia="Times New Roman" w:hAnsi="Times New Roman" w:cs="Times New Roman"/>
+              </w:rPr>
+              <w:t xml:space="preserve"> </w:t>
+            </w:r>
+            <w:proofErr w:type="spellStart"/>
+            <w:r>
+              <w:rPr>
+                <w:rFonts w:ascii="Times New Roman" w:eastAsia="Times New Roman" w:hAnsi="Times New Roman" w:cs="Times New Roman"/>
+              </w:rPr>
+              <w:t>memiliki</w:t>
+            </w:r>
+            <w:proofErr w:type="spellEnd"/>
+            <w:r>
+              <w:rPr>
+                <w:rFonts w:ascii="Times New Roman" w:eastAsia="Times New Roman" w:hAnsi="Times New Roman" w:cs="Times New Roman"/>
+              </w:rPr>
+              <w:t xml:space="preserve"> </w:t>
+            </w:r>
+            <w:proofErr w:type="spellStart"/>
+            <w:r>
+              <w:rPr>
+                <w:rFonts w:ascii="Times New Roman" w:eastAsia="Times New Roman" w:hAnsi="Times New Roman" w:cs="Times New Roman"/>
+              </w:rPr>
+              <w:t>waktu</w:t>
+            </w:r>
+            <w:proofErr w:type="spellEnd"/>
+            <w:r>
+              <w:rPr>
+                <w:rFonts w:ascii="Times New Roman" w:eastAsia="Times New Roman" w:hAnsi="Times New Roman" w:cs="Times New Roman"/>
+              </w:rPr>
+              <w:t xml:space="preserve"> </w:t>
+            </w:r>
+            <w:proofErr w:type="spellStart"/>
+            <w:r>
+              <w:rPr>
+                <w:rFonts w:ascii="Times New Roman" w:eastAsia="Times New Roman" w:hAnsi="Times New Roman" w:cs="Times New Roman"/>
+              </w:rPr>
+              <w:t>respons</w:t>
+            </w:r>
+            <w:proofErr w:type="spellEnd"/>
+            <w:r>
+              <w:rPr>
+                <w:rFonts w:ascii="Times New Roman" w:eastAsia="Times New Roman" w:hAnsi="Times New Roman" w:cs="Times New Roman"/>
+              </w:rPr>
+              <w:t xml:space="preserve"> yang </w:t>
+            </w:r>
+            <w:proofErr w:type="spellStart"/>
+            <w:r>
+              <w:rPr>
+                <w:rFonts w:ascii="Times New Roman" w:eastAsia="Times New Roman" w:hAnsi="Times New Roman" w:cs="Times New Roman"/>
+              </w:rPr>
+              <w:t>cepat</w:t>
+            </w:r>
+            <w:proofErr w:type="spellEnd"/>
+            <w:r>
+              <w:rPr>
+                <w:rFonts w:ascii="Times New Roman" w:eastAsia="Times New Roman" w:hAnsi="Times New Roman" w:cs="Times New Roman"/>
+              </w:rPr>
+              <w:t xml:space="preserve"> </w:t>
+            </w:r>
+            <w:proofErr w:type="spellStart"/>
+            <w:r>
+              <w:rPr>
+                <w:rFonts w:ascii="Times New Roman" w:eastAsia="Times New Roman" w:hAnsi="Times New Roman" w:cs="Times New Roman"/>
+              </w:rPr>
+              <w:t>dalam</w:t>
+            </w:r>
+            <w:proofErr w:type="spellEnd"/>
+            <w:r>
+              <w:rPr>
+                <w:rFonts w:ascii="Times New Roman" w:eastAsia="Times New Roman" w:hAnsi="Times New Roman" w:cs="Times New Roman"/>
+              </w:rPr>
+              <w:t xml:space="preserve"> proses </w:t>
             </w:r>
             <w:r>
               <w:rPr>
@@ -24167,8 +26901,18 @@
                 <w:b/>
                 <w:bCs/>
               </w:rPr>
-              <w:t>Analisa Kebutuhan</w:t>
-            </w:r>
+              <w:t xml:space="preserve">Analisa </w:t>
+            </w:r>
+            <w:proofErr w:type="spellStart"/>
+            <w:r>
+              <w:rPr>
+                <w:rFonts w:ascii="Times New Roman" w:eastAsia="Times New Roman" w:hAnsi="Times New Roman" w:cs="Times New Roman"/>
+                <w:b/>
+                <w:bCs/>
+              </w:rPr>
+              <w:t>Kebutuhan</w:t>
+            </w:r>
+            <w:proofErr w:type="spellEnd"/>
           </w:p>
         </w:tc>
         <w:tc>
@@ -24265,6 +27009,7 @@
             <w:vAlign w:val="center"/>
           </w:tcPr>
           <w:p>
+            <w:proofErr w:type="spellStart"/>
             <w:r>
               <w:rPr>
                 <w:rFonts w:ascii="Times New Roman" w:eastAsia="Times New Roman" w:hAnsi="Times New Roman" w:cs="Times New Roman"/>
@@ -24273,6 +27018,7 @@
               </w:rPr>
               <w:t>Fungsional</w:t>
             </w:r>
+            <w:proofErr w:type="spellEnd"/>
           </w:p>
         </w:tc>
       </w:tr>
@@ -24678,11 +27424,89 @@
             <w:vAlign w:val="center"/>
           </w:tcPr>
           <w:p>
-            <w:r>
-              <w:rPr>
-                <w:rFonts w:ascii="Times New Roman" w:eastAsia="Times New Roman" w:hAnsi="Times New Roman" w:cs="Times New Roman"/>
-              </w:rPr>
-              <w:t xml:space="preserve">Sistem dapat menambahkan data barang menggunakan fitur </w:t>
+            <w:proofErr w:type="spellStart"/>
+            <w:r>
+              <w:rPr>
+                <w:rFonts w:ascii="Times New Roman" w:eastAsia="Times New Roman" w:hAnsi="Times New Roman" w:cs="Times New Roman"/>
+              </w:rPr>
+              <w:t>Sistem</w:t>
+            </w:r>
+            <w:proofErr w:type="spellEnd"/>
+            <w:r>
+              <w:rPr>
+                <w:rFonts w:ascii="Times New Roman" w:eastAsia="Times New Roman" w:hAnsi="Times New Roman" w:cs="Times New Roman"/>
+              </w:rPr>
+              <w:t xml:space="preserve"> </w:t>
+            </w:r>
+            <w:proofErr w:type="spellStart"/>
+            <w:r>
+              <w:rPr>
+                <w:rFonts w:ascii="Times New Roman" w:eastAsia="Times New Roman" w:hAnsi="Times New Roman" w:cs="Times New Roman"/>
+              </w:rPr>
+              <w:t>dapat</w:t>
+            </w:r>
+            <w:proofErr w:type="spellEnd"/>
+            <w:r>
+              <w:rPr>
+                <w:rFonts w:ascii="Times New Roman" w:eastAsia="Times New Roman" w:hAnsi="Times New Roman" w:cs="Times New Roman"/>
+              </w:rPr>
+              <w:t xml:space="preserve"> </w:t>
+            </w:r>
+            <w:proofErr w:type="spellStart"/>
+            <w:r>
+              <w:rPr>
+                <w:rFonts w:ascii="Times New Roman" w:eastAsia="Times New Roman" w:hAnsi="Times New Roman" w:cs="Times New Roman"/>
+              </w:rPr>
+              <w:t>menambahkan</w:t>
+            </w:r>
+            <w:proofErr w:type="spellEnd"/>
+            <w:r>
+              <w:rPr>
+                <w:rFonts w:ascii="Times New Roman" w:eastAsia="Times New Roman" w:hAnsi="Times New Roman" w:cs="Times New Roman"/>
+              </w:rPr>
+              <w:t xml:space="preserve"> data </w:t>
+            </w:r>
+            <w:proofErr w:type="spellStart"/>
+            <w:r>
+              <w:rPr>
+                <w:rFonts w:ascii="Times New Roman" w:eastAsia="Times New Roman" w:hAnsi="Times New Roman" w:cs="Times New Roman"/>
+              </w:rPr>
+              <w:t>barang</w:t>
+            </w:r>
+            <w:proofErr w:type="spellEnd"/>
+            <w:r>
+              <w:rPr>
+                <w:rFonts w:ascii="Times New Roman" w:eastAsia="Times New Roman" w:hAnsi="Times New Roman" w:cs="Times New Roman"/>
+              </w:rPr>
+              <w:t xml:space="preserve"> </w:t>
+            </w:r>
+            <w:proofErr w:type="spellStart"/>
+            <w:r>
+              <w:rPr>
+                <w:rFonts w:ascii="Times New Roman" w:eastAsia="Times New Roman" w:hAnsi="Times New Roman" w:cs="Times New Roman"/>
+              </w:rPr>
+              <w:t>menggunakan</w:t>
+            </w:r>
+            <w:proofErr w:type="spellEnd"/>
+            <w:r>
+              <w:rPr>
+                <w:rFonts w:ascii="Times New Roman" w:eastAsia="Times New Roman" w:hAnsi="Times New Roman" w:cs="Times New Roman"/>
+              </w:rPr>
+              <w:t xml:space="preserve"> </w:t>
+            </w:r>
+            <w:proofErr w:type="spellStart"/>
+            <w:r>
+              <w:rPr>
+                <w:rFonts w:ascii="Times New Roman" w:eastAsia="Times New Roman" w:hAnsi="Times New Roman" w:cs="Times New Roman"/>
+              </w:rPr>
+              <w:t>fitur</w:t>
+            </w:r>
+            <w:proofErr w:type="spellEnd"/>
+            <w:r>
+              <w:rPr>
+                <w:rFonts w:ascii="Times New Roman" w:eastAsia="Times New Roman" w:hAnsi="Times New Roman" w:cs="Times New Roman"/>
+              </w:rPr>
+              <w:t xml:space="preserve"> </w:t>
             </w:r>
             <w:r>
               <w:rPr>
@@ -26472,8 +29296,18 @@
                 <w:b/>
                 <w:bCs/>
               </w:rPr>
-              <w:t>Non Fungsional</w:t>
-            </w:r>
+              <w:t xml:space="preserve">Non </w:t>
+            </w:r>
+            <w:proofErr w:type="spellStart"/>
+            <w:r>
+              <w:rPr>
+                <w:rFonts w:ascii="Times New Roman" w:eastAsia="Times New Roman" w:hAnsi="Times New Roman" w:cs="Times New Roman"/>
+                <w:b/>
+                <w:bCs/>
+              </w:rPr>
+              <w:t>Fungsional</w:t>
+            </w:r>
+            <w:proofErr w:type="spellEnd"/>
           </w:p>
         </w:tc>
       </w:tr>
@@ -26890,11 +29724,89 @@
             <w:vAlign w:val="center"/>
           </w:tcPr>
           <w:p>
-            <w:r>
-              <w:rPr>
-                <w:rFonts w:ascii="Times New Roman" w:eastAsia="Times New Roman" w:hAnsi="Times New Roman" w:cs="Times New Roman"/>
-              </w:rPr>
-              <w:t xml:space="preserve">Sistem memiliki waktu respons yang cepat dalam proses </w:t>
+            <w:proofErr w:type="spellStart"/>
+            <w:r>
+              <w:rPr>
+                <w:rFonts w:ascii="Times New Roman" w:eastAsia="Times New Roman" w:hAnsi="Times New Roman" w:cs="Times New Roman"/>
+              </w:rPr>
+              <w:t>Sistem</w:t>
+            </w:r>
+            <w:proofErr w:type="spellEnd"/>
+            <w:r>
+              <w:rPr>
+                <w:rFonts w:ascii="Times New Roman" w:eastAsia="Times New Roman" w:hAnsi="Times New Roman" w:cs="Times New Roman"/>
+              </w:rPr>
+              <w:t xml:space="preserve"> </w:t>
+            </w:r>
+            <w:proofErr w:type="spellStart"/>
+            <w:r>
+              <w:rPr>
+                <w:rFonts w:ascii="Times New Roman" w:eastAsia="Times New Roman" w:hAnsi="Times New Roman" w:cs="Times New Roman"/>
+              </w:rPr>
+              <w:t>memiliki</w:t>
+            </w:r>
+            <w:proofErr w:type="spellEnd"/>
+            <w:r>
+              <w:rPr>
+                <w:rFonts w:ascii="Times New Roman" w:eastAsia="Times New Roman" w:hAnsi="Times New Roman" w:cs="Times New Roman"/>
+              </w:rPr>
+              <w:t xml:space="preserve"> </w:t>
+            </w:r>
+            <w:proofErr w:type="spellStart"/>
+            <w:r>
+              <w:rPr>
+                <w:rFonts w:ascii="Times New Roman" w:eastAsia="Times New Roman" w:hAnsi="Times New Roman" w:cs="Times New Roman"/>
+              </w:rPr>
+              <w:t>waktu</w:t>
+            </w:r>
+            <w:proofErr w:type="spellEnd"/>
+            <w:r>
+              <w:rPr>
+                <w:rFonts w:ascii="Times New Roman" w:eastAsia="Times New Roman" w:hAnsi="Times New Roman" w:cs="Times New Roman"/>
+              </w:rPr>
+              <w:t xml:space="preserve"> </w:t>
+            </w:r>
+            <w:proofErr w:type="spellStart"/>
+            <w:r>
+              <w:rPr>
+                <w:rFonts w:ascii="Times New Roman" w:eastAsia="Times New Roman" w:hAnsi="Times New Roman" w:cs="Times New Roman"/>
+              </w:rPr>
+              <w:t>respons</w:t>
+            </w:r>
+            <w:proofErr w:type="spellEnd"/>
+            <w:r>
+              <w:rPr>
+                <w:rFonts w:ascii="Times New Roman" w:eastAsia="Times New Roman" w:hAnsi="Times New Roman" w:cs="Times New Roman"/>
+              </w:rPr>
+              <w:t xml:space="preserve"> yang </w:t>
+            </w:r>
+            <w:proofErr w:type="spellStart"/>
+            <w:r>
+              <w:rPr>
+                <w:rFonts w:ascii="Times New Roman" w:eastAsia="Times New Roman" w:hAnsi="Times New Roman" w:cs="Times New Roman"/>
+              </w:rPr>
+              <w:t>cepat</w:t>
+            </w:r>
+            <w:proofErr w:type="spellEnd"/>
+            <w:r>
+              <w:rPr>
+                <w:rFonts w:ascii="Times New Roman" w:eastAsia="Times New Roman" w:hAnsi="Times New Roman" w:cs="Times New Roman"/>
+              </w:rPr>
+              <w:t xml:space="preserve"> </w:t>
+            </w:r>
+            <w:proofErr w:type="spellStart"/>
+            <w:r>
+              <w:rPr>
+                <w:rFonts w:ascii="Times New Roman" w:eastAsia="Times New Roman" w:hAnsi="Times New Roman" w:cs="Times New Roman"/>
+              </w:rPr>
+              <w:t>dalam</w:t>
+            </w:r>
+            <w:proofErr w:type="spellEnd"/>
+            <w:r>
+              <w:rPr>
+                <w:rFonts w:ascii="Times New Roman" w:eastAsia="Times New Roman" w:hAnsi="Times New Roman" w:cs="Times New Roman"/>
+              </w:rPr>
+              <w:t xml:space="preserve"> proses </w:t>
             </w:r>
             <w:r>
               <w:rPr>
@@ -27775,8 +30687,18 @@
                 <w:b/>
                 <w:bCs/>
               </w:rPr>
-              <w:t>Analisa Kebutuhan</w:t>
-            </w:r>
+              <w:t xml:space="preserve">Analisa </w:t>
+            </w:r>
+            <w:proofErr w:type="spellStart"/>
+            <w:r>
+              <w:rPr>
+                <w:rFonts w:ascii="Times New Roman" w:eastAsia="Times New Roman" w:hAnsi="Times New Roman" w:cs="Times New Roman"/>
+                <w:b/>
+                <w:bCs/>
+              </w:rPr>
+              <w:t>Kebutuhan</w:t>
+            </w:r>
+            <w:proofErr w:type="spellEnd"/>
           </w:p>
         </w:tc>
         <w:tc>
@@ -27873,6 +30795,7 @@
             <w:pPr>
               <w:jc w:val="center"/>
             </w:pPr>
+            <w:proofErr w:type="spellStart"/>
             <w:r>
               <w:rPr>
                 <w:rFonts w:ascii="Times New Roman" w:eastAsia="Times New Roman" w:hAnsi="Times New Roman" w:cs="Times New Roman"/>
@@ -27881,6 +30804,7 @@
               </w:rPr>
               <w:t>Keterangan</w:t>
             </w:r>
+            <w:proofErr w:type="spellEnd"/>
           </w:p>
         </w:tc>
       </w:tr>
@@ -27899,6 +30823,7 @@
             <w:vAlign w:val="center"/>
           </w:tcPr>
           <w:p>
+            <w:proofErr w:type="spellStart"/>
             <w:r>
               <w:rPr>
                 <w:rFonts w:ascii="Times New Roman" w:eastAsia="Times New Roman" w:hAnsi="Times New Roman" w:cs="Times New Roman"/>
@@ -27907,6 +30832,7 @@
               </w:rPr>
               <w:t>Fungsional</w:t>
             </w:r>
+            <w:proofErr w:type="spellEnd"/>
           </w:p>
         </w:tc>
       </w:tr>
@@ -28047,12 +30973,14 @@
             <w:vAlign w:val="center"/>
           </w:tcPr>
           <w:p>
+            <w:proofErr w:type="spellStart"/>
             <w:r>
               <w:rPr>
                 <w:rFonts w:ascii="Times New Roman" w:eastAsia="Times New Roman" w:hAnsi="Times New Roman" w:cs="Times New Roman"/>
               </w:rPr>
               <w:t>Dipertahankan</w:t>
             </w:r>
+            <w:proofErr w:type="spellEnd"/>
           </w:p>
         </w:tc>
       </w:tr>
@@ -28218,12 +31146,14 @@
             <w:vAlign w:val="center"/>
           </w:tcPr>
           <w:p>
+            <w:proofErr w:type="spellStart"/>
             <w:r>
               <w:rPr>
                 <w:rFonts w:ascii="Times New Roman" w:eastAsia="Times New Roman" w:hAnsi="Times New Roman" w:cs="Times New Roman"/>
               </w:rPr>
               <w:t>Dipertahankan</w:t>
             </w:r>
+            <w:proofErr w:type="spellEnd"/>
           </w:p>
         </w:tc>
       </w:tr>
@@ -28365,12 +31295,14 @@
             <w:vAlign w:val="center"/>
           </w:tcPr>
           <w:p>
+            <w:proofErr w:type="spellStart"/>
             <w:r>
               <w:rPr>
                 <w:rFonts w:ascii="Times New Roman" w:eastAsia="Times New Roman" w:hAnsi="Times New Roman" w:cs="Times New Roman"/>
               </w:rPr>
               <w:t>Dipertahankan</w:t>
             </w:r>
+            <w:proofErr w:type="spellEnd"/>
           </w:p>
         </w:tc>
       </w:tr>
@@ -28412,11 +31344,89 @@
             <w:vAlign w:val="center"/>
           </w:tcPr>
           <w:p>
-            <w:r>
-              <w:rPr>
-                <w:rFonts w:ascii="Times New Roman" w:eastAsia="Times New Roman" w:hAnsi="Times New Roman" w:cs="Times New Roman"/>
-              </w:rPr>
-              <w:t xml:space="preserve">Sistem dapat menambahkan data barang menggunakan fitur </w:t>
+            <w:proofErr w:type="spellStart"/>
+            <w:r>
+              <w:rPr>
+                <w:rFonts w:ascii="Times New Roman" w:eastAsia="Times New Roman" w:hAnsi="Times New Roman" w:cs="Times New Roman"/>
+              </w:rPr>
+              <w:t>Sistem</w:t>
+            </w:r>
+            <w:proofErr w:type="spellEnd"/>
+            <w:r>
+              <w:rPr>
+                <w:rFonts w:ascii="Times New Roman" w:eastAsia="Times New Roman" w:hAnsi="Times New Roman" w:cs="Times New Roman"/>
+              </w:rPr>
+              <w:t xml:space="preserve"> </w:t>
+            </w:r>
+            <w:proofErr w:type="spellStart"/>
+            <w:r>
+              <w:rPr>
+                <w:rFonts w:ascii="Times New Roman" w:eastAsia="Times New Roman" w:hAnsi="Times New Roman" w:cs="Times New Roman"/>
+              </w:rPr>
+              <w:t>dapat</w:t>
+            </w:r>
+            <w:proofErr w:type="spellEnd"/>
+            <w:r>
+              <w:rPr>
+                <w:rFonts w:ascii="Times New Roman" w:eastAsia="Times New Roman" w:hAnsi="Times New Roman" w:cs="Times New Roman"/>
+              </w:rPr>
+              <w:t xml:space="preserve"> </w:t>
+            </w:r>
+            <w:proofErr w:type="spellStart"/>
+            <w:r>
+              <w:rPr>
+                <w:rFonts w:ascii="Times New Roman" w:eastAsia="Times New Roman" w:hAnsi="Times New Roman" w:cs="Times New Roman"/>
+              </w:rPr>
+              <w:t>menambahkan</w:t>
+            </w:r>
+            <w:proofErr w:type="spellEnd"/>
+            <w:r>
+              <w:rPr>
+                <w:rFonts w:ascii="Times New Roman" w:eastAsia="Times New Roman" w:hAnsi="Times New Roman" w:cs="Times New Roman"/>
+              </w:rPr>
+              <w:t xml:space="preserve"> data </w:t>
+            </w:r>
+            <w:proofErr w:type="spellStart"/>
+            <w:r>
+              <w:rPr>
+                <w:rFonts w:ascii="Times New Roman" w:eastAsia="Times New Roman" w:hAnsi="Times New Roman" w:cs="Times New Roman"/>
+              </w:rPr>
+              <w:t>barang</w:t>
+            </w:r>
+            <w:proofErr w:type="spellEnd"/>
+            <w:r>
+              <w:rPr>
+                <w:rFonts w:ascii="Times New Roman" w:eastAsia="Times New Roman" w:hAnsi="Times New Roman" w:cs="Times New Roman"/>
+              </w:rPr>
+              <w:t xml:space="preserve"> </w:t>
+            </w:r>
+            <w:proofErr w:type="spellStart"/>
+            <w:r>
+              <w:rPr>
+                <w:rFonts w:ascii="Times New Roman" w:eastAsia="Times New Roman" w:hAnsi="Times New Roman" w:cs="Times New Roman"/>
+              </w:rPr>
+              <w:t>menggunakan</w:t>
+            </w:r>
+            <w:proofErr w:type="spellEnd"/>
+            <w:r>
+              <w:rPr>
+                <w:rFonts w:ascii="Times New Roman" w:eastAsia="Times New Roman" w:hAnsi="Times New Roman" w:cs="Times New Roman"/>
+              </w:rPr>
+              <w:t xml:space="preserve"> </w:t>
+            </w:r>
+            <w:proofErr w:type="spellStart"/>
+            <w:r>
+              <w:rPr>
+                <w:rFonts w:ascii="Times New Roman" w:eastAsia="Times New Roman" w:hAnsi="Times New Roman" w:cs="Times New Roman"/>
+              </w:rPr>
+              <w:t>fitur</w:t>
+            </w:r>
+            <w:proofErr w:type="spellEnd"/>
+            <w:r>
+              <w:rPr>
+                <w:rFonts w:ascii="Times New Roman" w:eastAsia="Times New Roman" w:hAnsi="Times New Roman" w:cs="Times New Roman"/>
+              </w:rPr>
+              <w:t xml:space="preserve"> </w:t>
             </w:r>
             <w:r>
               <w:rPr>
@@ -28513,12 +31523,14 @@
             <w:vAlign w:val="center"/>
           </w:tcPr>
           <w:p>
+            <w:proofErr w:type="spellStart"/>
             <w:r>
               <w:rPr>
                 <w:rFonts w:ascii="Times New Roman" w:eastAsia="Times New Roman" w:hAnsi="Times New Roman" w:cs="Times New Roman"/>
               </w:rPr>
               <w:t>Dipertahankan</w:t>
             </w:r>
+            <w:proofErr w:type="spellEnd"/>
           </w:p>
         </w:tc>
       </w:tr>
@@ -28691,12 +31703,14 @@
             <w:vAlign w:val="center"/>
           </w:tcPr>
           <w:p>
+            <w:proofErr w:type="spellStart"/>
             <w:r>
               <w:rPr>
                 <w:rFonts w:ascii="Times New Roman" w:eastAsia="Times New Roman" w:hAnsi="Times New Roman" w:cs="Times New Roman"/>
               </w:rPr>
               <w:t>Dipertahankan</w:t>
             </w:r>
+            <w:proofErr w:type="spellEnd"/>
           </w:p>
         </w:tc>
       </w:tr>
@@ -28869,12 +31883,14 @@
             <w:vAlign w:val="center"/>
           </w:tcPr>
           <w:p>
+            <w:proofErr w:type="spellStart"/>
             <w:r>
               <w:rPr>
                 <w:rFonts w:ascii="Times New Roman" w:eastAsia="Times New Roman" w:hAnsi="Times New Roman" w:cs="Times New Roman"/>
               </w:rPr>
               <w:t>Dipertahankan</w:t>
             </w:r>
+            <w:proofErr w:type="spellEnd"/>
           </w:p>
         </w:tc>
       </w:tr>
@@ -29015,12 +32031,14 @@
             <w:vAlign w:val="center"/>
           </w:tcPr>
           <w:p>
+            <w:proofErr w:type="spellStart"/>
             <w:r>
               <w:rPr>
                 <w:rFonts w:ascii="Times New Roman" w:eastAsia="Times New Roman" w:hAnsi="Times New Roman" w:cs="Times New Roman"/>
               </w:rPr>
               <w:t>Dipertahankan</w:t>
             </w:r>
+            <w:proofErr w:type="spellEnd"/>
           </w:p>
         </w:tc>
       </w:tr>
@@ -29161,12 +32179,14 @@
             <w:vAlign w:val="center"/>
           </w:tcPr>
           <w:p>
+            <w:proofErr w:type="spellStart"/>
             <w:r>
               <w:rPr>
                 <w:rFonts w:ascii="Times New Roman" w:eastAsia="Times New Roman" w:hAnsi="Times New Roman" w:cs="Times New Roman"/>
               </w:rPr>
               <w:t>Dipertahankan</w:t>
             </w:r>
+            <w:proofErr w:type="spellEnd"/>
           </w:p>
         </w:tc>
       </w:tr>
@@ -29307,12 +32327,14 @@
             <w:vAlign w:val="center"/>
           </w:tcPr>
           <w:p>
+            <w:proofErr w:type="spellStart"/>
             <w:r>
               <w:rPr>
                 <w:rFonts w:ascii="Times New Roman" w:eastAsia="Times New Roman" w:hAnsi="Times New Roman" w:cs="Times New Roman"/>
               </w:rPr>
               <w:t>Dipertahankan</w:t>
             </w:r>
+            <w:proofErr w:type="spellEnd"/>
           </w:p>
         </w:tc>
       </w:tr>
@@ -29453,12 +32475,14 @@
             <w:vAlign w:val="center"/>
           </w:tcPr>
           <w:p>
+            <w:proofErr w:type="spellStart"/>
             <w:r>
               <w:rPr>
                 <w:rFonts w:ascii="Times New Roman" w:eastAsia="Times New Roman" w:hAnsi="Times New Roman" w:cs="Times New Roman"/>
               </w:rPr>
               <w:t>Dipertahankan</w:t>
             </w:r>
+            <w:proofErr w:type="spellEnd"/>
           </w:p>
         </w:tc>
       </w:tr>
@@ -29599,12 +32623,14 @@
             <w:vAlign w:val="center"/>
           </w:tcPr>
           <w:p>
+            <w:proofErr w:type="spellStart"/>
             <w:r>
               <w:rPr>
                 <w:rFonts w:ascii="Times New Roman" w:eastAsia="Times New Roman" w:hAnsi="Times New Roman" w:cs="Times New Roman"/>
               </w:rPr>
               <w:t>Dipertahankan</w:t>
             </w:r>
+            <w:proofErr w:type="spellEnd"/>
           </w:p>
         </w:tc>
       </w:tr>
@@ -29761,12 +32787,14 @@
             <w:vAlign w:val="center"/>
           </w:tcPr>
           <w:p>
+            <w:proofErr w:type="spellStart"/>
             <w:r>
               <w:rPr>
                 <w:rFonts w:ascii="Times New Roman" w:eastAsia="Times New Roman" w:hAnsi="Times New Roman" w:cs="Times New Roman"/>
               </w:rPr>
               <w:t>Dipertahankan</w:t>
             </w:r>
+            <w:proofErr w:type="spellEnd"/>
           </w:p>
         </w:tc>
       </w:tr>
@@ -29907,12 +32935,14 @@
             <w:vAlign w:val="center"/>
           </w:tcPr>
           <w:p>
+            <w:proofErr w:type="spellStart"/>
             <w:r>
               <w:rPr>
                 <w:rFonts w:ascii="Times New Roman" w:eastAsia="Times New Roman" w:hAnsi="Times New Roman" w:cs="Times New Roman"/>
               </w:rPr>
               <w:t>Dipertahankan</w:t>
             </w:r>
+            <w:proofErr w:type="spellEnd"/>
           </w:p>
         </w:tc>
       </w:tr>
@@ -30053,12 +33083,14 @@
             <w:vAlign w:val="center"/>
           </w:tcPr>
           <w:p>
+            <w:proofErr w:type="spellStart"/>
             <w:r>
               <w:rPr>
                 <w:rFonts w:ascii="Times New Roman" w:eastAsia="Times New Roman" w:hAnsi="Times New Roman" w:cs="Times New Roman"/>
               </w:rPr>
               <w:t>Dipertahankan</w:t>
             </w:r>
+            <w:proofErr w:type="spellEnd"/>
           </w:p>
         </w:tc>
       </w:tr>
@@ -30200,12 +33232,14 @@
             <w:vAlign w:val="center"/>
           </w:tcPr>
           <w:p>
+            <w:proofErr w:type="spellStart"/>
             <w:r>
               <w:rPr>
                 <w:rFonts w:ascii="Times New Roman" w:eastAsia="Times New Roman" w:hAnsi="Times New Roman" w:cs="Times New Roman"/>
               </w:rPr>
               <w:t>Dipertahankan</w:t>
             </w:r>
+            <w:proofErr w:type="spellEnd"/>
           </w:p>
         </w:tc>
       </w:tr>
@@ -30346,12 +33380,14 @@
             <w:vAlign w:val="center"/>
           </w:tcPr>
           <w:p>
+            <w:proofErr w:type="spellStart"/>
             <w:r>
               <w:rPr>
                 <w:rFonts w:ascii="Times New Roman" w:eastAsia="Times New Roman" w:hAnsi="Times New Roman" w:cs="Times New Roman"/>
               </w:rPr>
               <w:t>Dipertahankan</w:t>
             </w:r>
+            <w:proofErr w:type="spellEnd"/>
           </w:p>
         </w:tc>
       </w:tr>
@@ -30508,12 +33544,14 @@
             <w:vAlign w:val="center"/>
           </w:tcPr>
           <w:p>
+            <w:proofErr w:type="spellStart"/>
             <w:r>
               <w:rPr>
                 <w:rFonts w:ascii="Times New Roman" w:eastAsia="Times New Roman" w:hAnsi="Times New Roman" w:cs="Times New Roman"/>
               </w:rPr>
               <w:t>Dieliminasi</w:t>
             </w:r>
+            <w:proofErr w:type="spellEnd"/>
           </w:p>
         </w:tc>
       </w:tr>
@@ -30538,8 +33576,18 @@
                 <w:b/>
                 <w:bCs/>
               </w:rPr>
-              <w:t>Non Fungsional</w:t>
-            </w:r>
+              <w:t xml:space="preserve">Non </w:t>
+            </w:r>
+            <w:proofErr w:type="spellStart"/>
+            <w:r>
+              <w:rPr>
+                <w:rFonts w:ascii="Times New Roman" w:eastAsia="Times New Roman" w:hAnsi="Times New Roman" w:cs="Times New Roman"/>
+                <w:b/>
+                <w:bCs/>
+              </w:rPr>
+              <w:t>Fungsional</w:t>
+            </w:r>
+            <w:proofErr w:type="spellEnd"/>
           </w:p>
         </w:tc>
       </w:tr>
@@ -30696,12 +33744,14 @@
             <w:vAlign w:val="center"/>
           </w:tcPr>
           <w:p>
+            <w:proofErr w:type="spellStart"/>
             <w:r>
               <w:rPr>
                 <w:rFonts w:ascii="Times New Roman" w:eastAsia="Times New Roman" w:hAnsi="Times New Roman" w:cs="Times New Roman"/>
               </w:rPr>
               <w:t>Dipertahankan</w:t>
             </w:r>
+            <w:proofErr w:type="spellEnd"/>
           </w:p>
         </w:tc>
       </w:tr>
@@ -30842,12 +33892,14 @@
             <w:vAlign w:val="center"/>
           </w:tcPr>
           <w:p>
+            <w:proofErr w:type="spellStart"/>
             <w:r>
               <w:rPr>
                 <w:rFonts w:ascii="Times New Roman" w:eastAsia="Times New Roman" w:hAnsi="Times New Roman" w:cs="Times New Roman"/>
               </w:rPr>
               <w:t>Dipertahankan</w:t>
             </w:r>
+            <w:proofErr w:type="spellEnd"/>
           </w:p>
         </w:tc>
       </w:tr>
@@ -31004,12 +34056,14 @@
             <w:vAlign w:val="center"/>
           </w:tcPr>
           <w:p>
+            <w:proofErr w:type="spellStart"/>
             <w:r>
               <w:rPr>
                 <w:rFonts w:ascii="Times New Roman" w:eastAsia="Times New Roman" w:hAnsi="Times New Roman" w:cs="Times New Roman"/>
               </w:rPr>
               <w:t>Dipertahankan</w:t>
             </w:r>
+            <w:proofErr w:type="spellEnd"/>
           </w:p>
         </w:tc>
       </w:tr>
@@ -31051,11 +34105,89 @@
             <w:vAlign w:val="center"/>
           </w:tcPr>
           <w:p>
-            <w:r>
-              <w:rPr>
-                <w:rFonts w:ascii="Times New Roman" w:eastAsia="Times New Roman" w:hAnsi="Times New Roman" w:cs="Times New Roman"/>
-              </w:rPr>
-              <w:t xml:space="preserve">Sistem memiliki waktu respons yang cepat dalam proses </w:t>
+            <w:proofErr w:type="spellStart"/>
+            <w:r>
+              <w:rPr>
+                <w:rFonts w:ascii="Times New Roman" w:eastAsia="Times New Roman" w:hAnsi="Times New Roman" w:cs="Times New Roman"/>
+              </w:rPr>
+              <w:t>Sistem</w:t>
+            </w:r>
+            <w:proofErr w:type="spellEnd"/>
+            <w:r>
+              <w:rPr>
+                <w:rFonts w:ascii="Times New Roman" w:eastAsia="Times New Roman" w:hAnsi="Times New Roman" w:cs="Times New Roman"/>
+              </w:rPr>
+              <w:t xml:space="preserve"> </w:t>
+            </w:r>
+            <w:proofErr w:type="spellStart"/>
+            <w:r>
+              <w:rPr>
+                <w:rFonts w:ascii="Times New Roman" w:eastAsia="Times New Roman" w:hAnsi="Times New Roman" w:cs="Times New Roman"/>
+              </w:rPr>
+              <w:t>memiliki</w:t>
+            </w:r>
+            <w:proofErr w:type="spellEnd"/>
+            <w:r>
+              <w:rPr>
+                <w:rFonts w:ascii="Times New Roman" w:eastAsia="Times New Roman" w:hAnsi="Times New Roman" w:cs="Times New Roman"/>
+              </w:rPr>
+              <w:t xml:space="preserve"> </w:t>
+            </w:r>
+            <w:proofErr w:type="spellStart"/>
+            <w:r>
+              <w:rPr>
+                <w:rFonts w:ascii="Times New Roman" w:eastAsia="Times New Roman" w:hAnsi="Times New Roman" w:cs="Times New Roman"/>
+              </w:rPr>
+              <w:t>waktu</w:t>
+            </w:r>
+            <w:proofErr w:type="spellEnd"/>
+            <w:r>
+              <w:rPr>
+                <w:rFonts w:ascii="Times New Roman" w:eastAsia="Times New Roman" w:hAnsi="Times New Roman" w:cs="Times New Roman"/>
+              </w:rPr>
+              <w:t xml:space="preserve"> </w:t>
+            </w:r>
+            <w:proofErr w:type="spellStart"/>
+            <w:r>
+              <w:rPr>
+                <w:rFonts w:ascii="Times New Roman" w:eastAsia="Times New Roman" w:hAnsi="Times New Roman" w:cs="Times New Roman"/>
+              </w:rPr>
+              <w:t>respons</w:t>
+            </w:r>
+            <w:proofErr w:type="spellEnd"/>
+            <w:r>
+              <w:rPr>
+                <w:rFonts w:ascii="Times New Roman" w:eastAsia="Times New Roman" w:hAnsi="Times New Roman" w:cs="Times New Roman"/>
+              </w:rPr>
+              <w:t xml:space="preserve"> yang </w:t>
+            </w:r>
+            <w:proofErr w:type="spellStart"/>
+            <w:r>
+              <w:rPr>
+                <w:rFonts w:ascii="Times New Roman" w:eastAsia="Times New Roman" w:hAnsi="Times New Roman" w:cs="Times New Roman"/>
+              </w:rPr>
+              <w:t>cepat</w:t>
+            </w:r>
+            <w:proofErr w:type="spellEnd"/>
+            <w:r>
+              <w:rPr>
+                <w:rFonts w:ascii="Times New Roman" w:eastAsia="Times New Roman" w:hAnsi="Times New Roman" w:cs="Times New Roman"/>
+              </w:rPr>
+              <w:t xml:space="preserve"> </w:t>
+            </w:r>
+            <w:proofErr w:type="spellStart"/>
+            <w:r>
+              <w:rPr>
+                <w:rFonts w:ascii="Times New Roman" w:eastAsia="Times New Roman" w:hAnsi="Times New Roman" w:cs="Times New Roman"/>
+              </w:rPr>
+              <w:t>dalam</w:t>
+            </w:r>
+            <w:proofErr w:type="spellEnd"/>
+            <w:r>
+              <w:rPr>
+                <w:rFonts w:ascii="Times New Roman" w:eastAsia="Times New Roman" w:hAnsi="Times New Roman" w:cs="Times New Roman"/>
+              </w:rPr>
+              <w:t xml:space="preserve"> proses </w:t>
             </w:r>
             <w:r>
               <w:rPr>
@@ -31166,12 +34298,14 @@
             <w:vAlign w:val="center"/>
           </w:tcPr>
           <w:p>
+            <w:proofErr w:type="spellStart"/>
             <w:r>
               <w:rPr>
                 <w:rFonts w:ascii="Times New Roman" w:eastAsia="Times New Roman" w:hAnsi="Times New Roman" w:cs="Times New Roman"/>
               </w:rPr>
               <w:t>Dipertahankan</w:t>
             </w:r>
+            <w:proofErr w:type="spellEnd"/>
           </w:p>
         </w:tc>
       </w:tr>
@@ -31321,12 +34455,14 @@
             <w:vAlign w:val="center"/>
           </w:tcPr>
           <w:p>
+            <w:proofErr w:type="spellStart"/>
             <w:r>
               <w:rPr>
                 <w:rFonts w:ascii="Times New Roman" w:eastAsia="Times New Roman" w:hAnsi="Times New Roman" w:cs="Times New Roman"/>
               </w:rPr>
               <w:t>Dipertahankan</w:t>
             </w:r>
+            <w:proofErr w:type="spellEnd"/>
           </w:p>
         </w:tc>
       </w:tr>
@@ -31470,12 +34606,14 @@
             <w:pPr>
               <w:keepNext/>
             </w:pPr>
+            <w:proofErr w:type="spellStart"/>
             <w:r>
               <w:rPr>
                 <w:rFonts w:ascii="Times New Roman" w:eastAsia="Times New Roman" w:hAnsi="Times New Roman" w:cs="Times New Roman"/>
               </w:rPr>
               <w:t>Dipertahankan</w:t>
             </w:r>
+            <w:proofErr w:type="spellEnd"/>
           </w:p>
         </w:tc>
       </w:tr>
@@ -31770,8 +34908,18 @@
                 <w:b/>
                 <w:bCs/>
               </w:rPr>
-              <w:t>Analisa Kebutuhan</w:t>
-            </w:r>
+              <w:t xml:space="preserve">Analisa </w:t>
+            </w:r>
+            <w:proofErr w:type="spellStart"/>
+            <w:r>
+              <w:rPr>
+                <w:rFonts w:ascii="Times New Roman" w:eastAsia="Times New Roman" w:hAnsi="Times New Roman" w:cs="Times New Roman"/>
+                <w:b/>
+                <w:bCs/>
+              </w:rPr>
+              <w:t>Kebutuhan</w:t>
+            </w:r>
+            <w:proofErr w:type="spellEnd"/>
           </w:p>
         </w:tc>
       </w:tr>
@@ -31790,6 +34938,7 @@
             <w:vAlign w:val="center"/>
           </w:tcPr>
           <w:p>
+            <w:proofErr w:type="spellStart"/>
             <w:r>
               <w:rPr>
                 <w:rFonts w:ascii="Times New Roman" w:eastAsia="Times New Roman" w:hAnsi="Times New Roman" w:cs="Times New Roman"/>
@@ -31798,6 +34947,7 @@
               </w:rPr>
               <w:t>Fungsional</w:t>
             </w:r>
+            <w:proofErr w:type="spellEnd"/>
           </w:p>
         </w:tc>
       </w:tr>
@@ -32023,11 +35173,89 @@
             <w:vAlign w:val="center"/>
           </w:tcPr>
           <w:p>
-            <w:r>
-              <w:rPr>
-                <w:rFonts w:ascii="Times New Roman" w:eastAsia="Times New Roman" w:hAnsi="Times New Roman" w:cs="Times New Roman"/>
-              </w:rPr>
-              <w:t xml:space="preserve">Sistem dapat menambahkan data barang menggunakan fitur </w:t>
+            <w:proofErr w:type="spellStart"/>
+            <w:r>
+              <w:rPr>
+                <w:rFonts w:ascii="Times New Roman" w:eastAsia="Times New Roman" w:hAnsi="Times New Roman" w:cs="Times New Roman"/>
+              </w:rPr>
+              <w:t>Sistem</w:t>
+            </w:r>
+            <w:proofErr w:type="spellEnd"/>
+            <w:r>
+              <w:rPr>
+                <w:rFonts w:ascii="Times New Roman" w:eastAsia="Times New Roman" w:hAnsi="Times New Roman" w:cs="Times New Roman"/>
+              </w:rPr>
+              <w:t xml:space="preserve"> </w:t>
+            </w:r>
+            <w:proofErr w:type="spellStart"/>
+            <w:r>
+              <w:rPr>
+                <w:rFonts w:ascii="Times New Roman" w:eastAsia="Times New Roman" w:hAnsi="Times New Roman" w:cs="Times New Roman"/>
+              </w:rPr>
+              <w:t>dapat</w:t>
+            </w:r>
+            <w:proofErr w:type="spellEnd"/>
+            <w:r>
+              <w:rPr>
+                <w:rFonts w:ascii="Times New Roman" w:eastAsia="Times New Roman" w:hAnsi="Times New Roman" w:cs="Times New Roman"/>
+              </w:rPr>
+              <w:t xml:space="preserve"> </w:t>
+            </w:r>
+            <w:proofErr w:type="spellStart"/>
+            <w:r>
+              <w:rPr>
+                <w:rFonts w:ascii="Times New Roman" w:eastAsia="Times New Roman" w:hAnsi="Times New Roman" w:cs="Times New Roman"/>
+              </w:rPr>
+              <w:t>menambahkan</w:t>
+            </w:r>
+            <w:proofErr w:type="spellEnd"/>
+            <w:r>
+              <w:rPr>
+                <w:rFonts w:ascii="Times New Roman" w:eastAsia="Times New Roman" w:hAnsi="Times New Roman" w:cs="Times New Roman"/>
+              </w:rPr>
+              <w:t xml:space="preserve"> data </w:t>
+            </w:r>
+            <w:proofErr w:type="spellStart"/>
+            <w:r>
+              <w:rPr>
+                <w:rFonts w:ascii="Times New Roman" w:eastAsia="Times New Roman" w:hAnsi="Times New Roman" w:cs="Times New Roman"/>
+              </w:rPr>
+              <w:t>barang</w:t>
+            </w:r>
+            <w:proofErr w:type="spellEnd"/>
+            <w:r>
+              <w:rPr>
+                <w:rFonts w:ascii="Times New Roman" w:eastAsia="Times New Roman" w:hAnsi="Times New Roman" w:cs="Times New Roman"/>
+              </w:rPr>
+              <w:t xml:space="preserve"> </w:t>
+            </w:r>
+            <w:proofErr w:type="spellStart"/>
+            <w:r>
+              <w:rPr>
+                <w:rFonts w:ascii="Times New Roman" w:eastAsia="Times New Roman" w:hAnsi="Times New Roman" w:cs="Times New Roman"/>
+              </w:rPr>
+              <w:t>menggunakan</w:t>
+            </w:r>
+            <w:proofErr w:type="spellEnd"/>
+            <w:r>
+              <w:rPr>
+                <w:rFonts w:ascii="Times New Roman" w:eastAsia="Times New Roman" w:hAnsi="Times New Roman" w:cs="Times New Roman"/>
+              </w:rPr>
+              <w:t xml:space="preserve"> </w:t>
+            </w:r>
+            <w:proofErr w:type="spellStart"/>
+            <w:r>
+              <w:rPr>
+                <w:rFonts w:ascii="Times New Roman" w:eastAsia="Times New Roman" w:hAnsi="Times New Roman" w:cs="Times New Roman"/>
+              </w:rPr>
+              <w:t>fitur</w:t>
+            </w:r>
+            <w:proofErr w:type="spellEnd"/>
+            <w:r>
+              <w:rPr>
+                <w:rFonts w:ascii="Times New Roman" w:eastAsia="Times New Roman" w:hAnsi="Times New Roman" w:cs="Times New Roman"/>
+              </w:rPr>
+              <w:t xml:space="preserve"> </w:t>
             </w:r>
             <w:r>
               <w:rPr>
@@ -32777,8 +36005,18 @@
                 <w:b/>
                 <w:bCs/>
               </w:rPr>
-              <w:t>Non Fungsional</w:t>
-            </w:r>
+              <w:t xml:space="preserve">Non </w:t>
+            </w:r>
+            <w:proofErr w:type="spellStart"/>
+            <w:r>
+              <w:rPr>
+                <w:rFonts w:ascii="Times New Roman" w:eastAsia="Times New Roman" w:hAnsi="Times New Roman" w:cs="Times New Roman"/>
+                <w:b/>
+                <w:bCs/>
+              </w:rPr>
+              <w:t>Fungsional</w:t>
+            </w:r>
+            <w:proofErr w:type="spellEnd"/>
           </w:p>
         </w:tc>
       </w:tr>
@@ -33027,11 +36265,89 @@
             <w:vAlign w:val="center"/>
           </w:tcPr>
           <w:p>
-            <w:r>
-              <w:rPr>
-                <w:rFonts w:ascii="Times New Roman" w:eastAsia="Times New Roman" w:hAnsi="Times New Roman" w:cs="Times New Roman"/>
-              </w:rPr>
-              <w:t xml:space="preserve">Sistem memiliki waktu respons yang cepat dalam proses </w:t>
+            <w:proofErr w:type="spellStart"/>
+            <w:r>
+              <w:rPr>
+                <w:rFonts w:ascii="Times New Roman" w:eastAsia="Times New Roman" w:hAnsi="Times New Roman" w:cs="Times New Roman"/>
+              </w:rPr>
+              <w:t>Sistem</w:t>
+            </w:r>
+            <w:proofErr w:type="spellEnd"/>
+            <w:r>
+              <w:rPr>
+                <w:rFonts w:ascii="Times New Roman" w:eastAsia="Times New Roman" w:hAnsi="Times New Roman" w:cs="Times New Roman"/>
+              </w:rPr>
+              <w:t xml:space="preserve"> </w:t>
+            </w:r>
+            <w:proofErr w:type="spellStart"/>
+            <w:r>
+              <w:rPr>
+                <w:rFonts w:ascii="Times New Roman" w:eastAsia="Times New Roman" w:hAnsi="Times New Roman" w:cs="Times New Roman"/>
+              </w:rPr>
+              <w:t>memiliki</w:t>
+            </w:r>
+            <w:proofErr w:type="spellEnd"/>
+            <w:r>
+              <w:rPr>
+                <w:rFonts w:ascii="Times New Roman" w:eastAsia="Times New Roman" w:hAnsi="Times New Roman" w:cs="Times New Roman"/>
+              </w:rPr>
+              <w:t xml:space="preserve"> </w:t>
+            </w:r>
+            <w:proofErr w:type="spellStart"/>
+            <w:r>
+              <w:rPr>
+                <w:rFonts w:ascii="Times New Roman" w:eastAsia="Times New Roman" w:hAnsi="Times New Roman" w:cs="Times New Roman"/>
+              </w:rPr>
+              <w:t>waktu</w:t>
+            </w:r>
+            <w:proofErr w:type="spellEnd"/>
+            <w:r>
+              <w:rPr>
+                <w:rFonts w:ascii="Times New Roman" w:eastAsia="Times New Roman" w:hAnsi="Times New Roman" w:cs="Times New Roman"/>
+              </w:rPr>
+              <w:t xml:space="preserve"> </w:t>
+            </w:r>
+            <w:proofErr w:type="spellStart"/>
+            <w:r>
+              <w:rPr>
+                <w:rFonts w:ascii="Times New Roman" w:eastAsia="Times New Roman" w:hAnsi="Times New Roman" w:cs="Times New Roman"/>
+              </w:rPr>
+              <w:t>respons</w:t>
+            </w:r>
+            <w:proofErr w:type="spellEnd"/>
+            <w:r>
+              <w:rPr>
+                <w:rFonts w:ascii="Times New Roman" w:eastAsia="Times New Roman" w:hAnsi="Times New Roman" w:cs="Times New Roman"/>
+              </w:rPr>
+              <w:t xml:space="preserve"> yang </w:t>
+            </w:r>
+            <w:proofErr w:type="spellStart"/>
+            <w:r>
+              <w:rPr>
+                <w:rFonts w:ascii="Times New Roman" w:eastAsia="Times New Roman" w:hAnsi="Times New Roman" w:cs="Times New Roman"/>
+              </w:rPr>
+              <w:t>cepat</w:t>
+            </w:r>
+            <w:proofErr w:type="spellEnd"/>
+            <w:r>
+              <w:rPr>
+                <w:rFonts w:ascii="Times New Roman" w:eastAsia="Times New Roman" w:hAnsi="Times New Roman" w:cs="Times New Roman"/>
+              </w:rPr>
+              <w:t xml:space="preserve"> </w:t>
+            </w:r>
+            <w:proofErr w:type="spellStart"/>
+            <w:r>
+              <w:rPr>
+                <w:rFonts w:ascii="Times New Roman" w:eastAsia="Times New Roman" w:hAnsi="Times New Roman" w:cs="Times New Roman"/>
+              </w:rPr>
+              <w:t>dalam</w:t>
+            </w:r>
+            <w:proofErr w:type="spellEnd"/>
+            <w:r>
+              <w:rPr>
+                <w:rFonts w:ascii="Times New Roman" w:eastAsia="Times New Roman" w:hAnsi="Times New Roman" w:cs="Times New Roman"/>
+              </w:rPr>
+              <w:t xml:space="preserve"> proses </w:t>
             </w:r>
             <w:r>
               <w:rPr>
@@ -33309,18 +36625,38 @@
         </w:rPr>
         <w:t xml:space="preserve">(2), 104. </w:t>
       </w:r>
-      <w:hyperlink r:id="rId13" w:history="1">
-        <w:r>
-          <w:rPr>
-            <w:rStyle w:val="Hyperlink"/>
-            <w:rFonts w:ascii="Times New Roman" w:hAnsi="Times New Roman" w:cs="Times New Roman"/>
-            <w:sz w:val="24"/>
-            <w:szCs w:val="24"/>
-            <w:lang w:val="sv-SE"/>
-          </w:rPr>
-          <w:t>https://doi.org/10.31963/elekterika.v20i2.4631</w:t>
-        </w:r>
-      </w:hyperlink>
+      <w:r>
+        <w:fldChar w:fldCharType="begin"/>
+      </w:r>
+      <w:r>
+        <w:rPr>
+          <w:lang w:val="sv-SE"/>
+        </w:rPr>
+        <w:instrText>HYPERLINK "https://doi.org/10.31963/elekterika.v20i2.4631"</w:instrText>
+      </w:r>
+      <w:r>
+        <w:fldChar w:fldCharType="separate"/>
+      </w:r>
+      <w:r>
+        <w:rPr>
+          <w:rStyle w:val="Hyperlink"/>
+          <w:rFonts w:ascii="Times New Roman" w:hAnsi="Times New Roman" w:cs="Times New Roman"/>
+          <w:sz w:val="24"/>
+          <w:szCs w:val="24"/>
+          <w:lang w:val="sv-SE"/>
+        </w:rPr>
+        <w:t>https://doi.org/10.31963/elekterika.v20i2.4631</w:t>
+      </w:r>
+      <w:r>
+        <w:rPr>
+          <w:rStyle w:val="Hyperlink"/>
+          <w:rFonts w:ascii="Times New Roman" w:hAnsi="Times New Roman" w:cs="Times New Roman"/>
+          <w:sz w:val="24"/>
+          <w:szCs w:val="24"/>
+          <w:lang w:val="sv-SE"/>
+        </w:rPr>
+        <w:fldChar w:fldCharType="end"/>
+      </w:r>
     </w:p>
     <w:p>
       <w:pPr>
@@ -33442,18 +36778,38 @@
         </w:rPr>
         <w:t xml:space="preserve">(3), 373–382. </w:t>
       </w:r>
-      <w:hyperlink r:id="rId14" w:history="1">
-        <w:r>
-          <w:rPr>
-            <w:rStyle w:val="Hyperlink"/>
-            <w:rFonts w:ascii="Times New Roman" w:hAnsi="Times New Roman" w:cs="Times New Roman"/>
-            <w:sz w:val="24"/>
-            <w:szCs w:val="24"/>
-            <w:lang w:val="sv-SE"/>
-          </w:rPr>
-          <w:t>https://doi.org/10.28926/ilkomnika.v6i3.682</w:t>
-        </w:r>
-      </w:hyperlink>
+      <w:r>
+        <w:fldChar w:fldCharType="begin"/>
+      </w:r>
+      <w:r>
+        <w:rPr>
+          <w:lang w:val="sv-SE"/>
+        </w:rPr>
+        <w:instrText>HYPERLINK "https://doi.org/10.28926/ilkomnika.v6i3.682"</w:instrText>
+      </w:r>
+      <w:r>
+        <w:fldChar w:fldCharType="separate"/>
+      </w:r>
+      <w:r>
+        <w:rPr>
+          <w:rStyle w:val="Hyperlink"/>
+          <w:rFonts w:ascii="Times New Roman" w:hAnsi="Times New Roman" w:cs="Times New Roman"/>
+          <w:sz w:val="24"/>
+          <w:szCs w:val="24"/>
+          <w:lang w:val="sv-SE"/>
+        </w:rPr>
+        <w:t>https://doi.org/10.28926/ilkomnika.v6i3.682</w:t>
+      </w:r>
+      <w:r>
+        <w:rPr>
+          <w:rStyle w:val="Hyperlink"/>
+          <w:rFonts w:ascii="Times New Roman" w:hAnsi="Times New Roman" w:cs="Times New Roman"/>
+          <w:sz w:val="24"/>
+          <w:szCs w:val="24"/>
+          <w:lang w:val="sv-SE"/>
+        </w:rPr>
+        <w:fldChar w:fldCharType="end"/>
+      </w:r>
     </w:p>
     <w:p>
       <w:pPr>
@@ -33500,6 +36856,7 @@
         </w:rPr>
         <w:t xml:space="preserve">. </w:t>
       </w:r>
+      <w:proofErr w:type="spellStart"/>
       <w:r>
         <w:rPr>
           <w:rFonts w:ascii="Times New Roman" w:hAnsi="Times New Roman" w:cs="Times New Roman"/>
@@ -33510,6 +36867,7 @@
         </w:rPr>
         <w:t>Jartel</w:t>
       </w:r>
+      <w:proofErr w:type="spellEnd"/>
       <w:r>
         <w:rPr>
           <w:rFonts w:ascii="Times New Roman" w:hAnsi="Times New Roman" w:cs="Times New Roman"/>
@@ -33558,13 +36916,59 @@
           <w:szCs w:val="24"/>
         </w:rPr>
       </w:pPr>
-      <w:r>
-        <w:rPr>
-          <w:rFonts w:ascii="Times New Roman" w:hAnsi="Times New Roman" w:cs="Times New Roman"/>
-          <w:sz w:val="24"/>
-          <w:szCs w:val="24"/>
-        </w:rPr>
-        <w:t xml:space="preserve">Hasibuan, L. H., Munaji, A. A., Deolika, A., Chitayae, N., &amp; Setiawan, E. (2022). Student Attendance Information System Using </w:t>
+      <w:proofErr w:type="spellStart"/>
+      <w:r>
+        <w:rPr>
+          <w:rFonts w:ascii="Times New Roman" w:hAnsi="Times New Roman" w:cs="Times New Roman"/>
+          <w:sz w:val="24"/>
+          <w:szCs w:val="24"/>
+        </w:rPr>
+        <w:t>Hasibuan</w:t>
+      </w:r>
+      <w:proofErr w:type="spellEnd"/>
+      <w:r>
+        <w:rPr>
+          <w:rFonts w:ascii="Times New Roman" w:hAnsi="Times New Roman" w:cs="Times New Roman"/>
+          <w:sz w:val="24"/>
+          <w:szCs w:val="24"/>
+        </w:rPr>
+        <w:t xml:space="preserve">, L. H., Munaji, A. A., </w:t>
+      </w:r>
+      <w:proofErr w:type="spellStart"/>
+      <w:r>
+        <w:rPr>
+          <w:rFonts w:ascii="Times New Roman" w:hAnsi="Times New Roman" w:cs="Times New Roman"/>
+          <w:sz w:val="24"/>
+          <w:szCs w:val="24"/>
+        </w:rPr>
+        <w:t>Deolika</w:t>
+      </w:r>
+      <w:proofErr w:type="spellEnd"/>
+      <w:r>
+        <w:rPr>
+          <w:rFonts w:ascii="Times New Roman" w:hAnsi="Times New Roman" w:cs="Times New Roman"/>
+          <w:sz w:val="24"/>
+          <w:szCs w:val="24"/>
+        </w:rPr>
+        <w:t xml:space="preserve">, A., </w:t>
+      </w:r>
+      <w:proofErr w:type="spellStart"/>
+      <w:r>
+        <w:rPr>
+          <w:rFonts w:ascii="Times New Roman" w:hAnsi="Times New Roman" w:cs="Times New Roman"/>
+          <w:sz w:val="24"/>
+          <w:szCs w:val="24"/>
+        </w:rPr>
+        <w:t>Chitayae</w:t>
+      </w:r>
+      <w:proofErr w:type="spellEnd"/>
+      <w:r>
+        <w:rPr>
+          <w:rFonts w:ascii="Times New Roman" w:hAnsi="Times New Roman" w:cs="Times New Roman"/>
+          <w:sz w:val="24"/>
+          <w:szCs w:val="24"/>
+        </w:rPr>
+        <w:t xml:space="preserve">, N., &amp; Setiawan, E. (2022). Student Attendance Information System Using </w:t>
       </w:r>
       <w:r>
         <w:rPr>
@@ -33738,18 +37142,38 @@
         </w:rPr>
         <w:t xml:space="preserve">(1), 47–51. </w:t>
       </w:r>
-      <w:hyperlink r:id="rId17" w:history="1">
-        <w:r>
-          <w:rPr>
-            <w:rStyle w:val="Hyperlink"/>
-            <w:rFonts w:ascii="Times New Roman" w:hAnsi="Times New Roman" w:cs="Times New Roman"/>
-            <w:sz w:val="24"/>
-            <w:szCs w:val="24"/>
-            <w:lang w:val="sv-SE"/>
-          </w:rPr>
-          <w:t>https://doi.org/10.55382/jurnalpustakaai.v3i1.561</w:t>
-        </w:r>
-      </w:hyperlink>
+      <w:r>
+        <w:fldChar w:fldCharType="begin"/>
+      </w:r>
+      <w:r>
+        <w:rPr>
+          <w:lang w:val="sv-SE"/>
+        </w:rPr>
+        <w:instrText>HYPERLINK "https://doi.org/10.55382/jurnalpustakaai.v3i1.561"</w:instrText>
+      </w:r>
+      <w:r>
+        <w:fldChar w:fldCharType="separate"/>
+      </w:r>
+      <w:r>
+        <w:rPr>
+          <w:rStyle w:val="Hyperlink"/>
+          <w:rFonts w:ascii="Times New Roman" w:hAnsi="Times New Roman" w:cs="Times New Roman"/>
+          <w:sz w:val="24"/>
+          <w:szCs w:val="24"/>
+          <w:lang w:val="sv-SE"/>
+        </w:rPr>
+        <w:t>https://doi.org/10.55382/jurnalpustakaai.v3i1.561</w:t>
+      </w:r>
+      <w:r>
+        <w:rPr>
+          <w:rStyle w:val="Hyperlink"/>
+          <w:rFonts w:ascii="Times New Roman" w:hAnsi="Times New Roman" w:cs="Times New Roman"/>
+          <w:sz w:val="24"/>
+          <w:szCs w:val="24"/>
+          <w:lang w:val="sv-SE"/>
+        </w:rPr>
+        <w:fldChar w:fldCharType="end"/>
+      </w:r>
     </w:p>
     <w:p>
       <w:pPr>
@@ -33771,13 +37195,77 @@
         </w:rPr>
         <w:t xml:space="preserve">Rakhma, S. A., Tullah, R., &amp; Maisaroh, S. (2022). </w:t>
       </w:r>
-      <w:r>
-        <w:rPr>
-          <w:rFonts w:ascii="Times New Roman" w:hAnsi="Times New Roman" w:cs="Times New Roman"/>
-          <w:sz w:val="24"/>
-          <w:szCs w:val="24"/>
-        </w:rPr>
-        <w:t xml:space="preserve">Sistem Monitoring Data Aset dan Inventaris IT Berbasis Web pada PT. Pan Brothers Tbk. </w:t>
+      <w:proofErr w:type="spellStart"/>
+      <w:r>
+        <w:rPr>
+          <w:rFonts w:ascii="Times New Roman" w:hAnsi="Times New Roman" w:cs="Times New Roman"/>
+          <w:sz w:val="24"/>
+          <w:szCs w:val="24"/>
+        </w:rPr>
+        <w:t>Sistem</w:t>
+      </w:r>
+      <w:proofErr w:type="spellEnd"/>
+      <w:r>
+        <w:rPr>
+          <w:rFonts w:ascii="Times New Roman" w:hAnsi="Times New Roman" w:cs="Times New Roman"/>
+          <w:sz w:val="24"/>
+          <w:szCs w:val="24"/>
+        </w:rPr>
+        <w:t xml:space="preserve"> Monitoring Data Aset dan </w:t>
+      </w:r>
+      <w:proofErr w:type="spellStart"/>
+      <w:r>
+        <w:rPr>
+          <w:rFonts w:ascii="Times New Roman" w:hAnsi="Times New Roman" w:cs="Times New Roman"/>
+          <w:sz w:val="24"/>
+          <w:szCs w:val="24"/>
+        </w:rPr>
+        <w:t>Inventaris</w:t>
+      </w:r>
+      <w:proofErr w:type="spellEnd"/>
+      <w:r>
+        <w:rPr>
+          <w:rFonts w:ascii="Times New Roman" w:hAnsi="Times New Roman" w:cs="Times New Roman"/>
+          <w:sz w:val="24"/>
+          <w:szCs w:val="24"/>
+        </w:rPr>
+        <w:t xml:space="preserve"> IT </w:t>
+      </w:r>
+      <w:proofErr w:type="spellStart"/>
+      <w:r>
+        <w:rPr>
+          <w:rFonts w:ascii="Times New Roman" w:hAnsi="Times New Roman" w:cs="Times New Roman"/>
+          <w:sz w:val="24"/>
+          <w:szCs w:val="24"/>
+        </w:rPr>
+        <w:t>Berbasis</w:t>
+      </w:r>
+      <w:proofErr w:type="spellEnd"/>
+      <w:r>
+        <w:rPr>
+          <w:rFonts w:ascii="Times New Roman" w:hAnsi="Times New Roman" w:cs="Times New Roman"/>
+          <w:sz w:val="24"/>
+          <w:szCs w:val="24"/>
+        </w:rPr>
+        <w:t xml:space="preserve"> Web pada PT. Pan Brothers </w:t>
+      </w:r>
+      <w:proofErr w:type="spellStart"/>
+      <w:r>
+        <w:rPr>
+          <w:rFonts w:ascii="Times New Roman" w:hAnsi="Times New Roman" w:cs="Times New Roman"/>
+          <w:sz w:val="24"/>
+          <w:szCs w:val="24"/>
+        </w:rPr>
+        <w:t>Tbk</w:t>
+      </w:r>
+      <w:proofErr w:type="spellEnd"/>
+      <w:r>
+        <w:rPr>
+          <w:rFonts w:ascii="Times New Roman" w:hAnsi="Times New Roman" w:cs="Times New Roman"/>
+          <w:sz w:val="24"/>
+          <w:szCs w:val="24"/>
+        </w:rPr>
+        <w:t xml:space="preserve">. </w:t>
       </w:r>
       <w:r>
         <w:rPr>
@@ -33819,7 +37307,7 @@
         </w:rPr>
         <w:t xml:space="preserve">(2). </w:t>
       </w:r>
-      <w:hyperlink r:id="rId18" w:history="1">
+      <w:hyperlink r:id="rId17" w:history="1">
         <w:r>
           <w:rPr>
             <w:rStyle w:val="Hyperlink"/>
@@ -33902,18 +37390,38 @@
         </w:rPr>
         <w:t xml:space="preserve">(5), 11004–11009. </w:t>
       </w:r>
-      <w:hyperlink r:id="rId19" w:history="1">
-        <w:r>
-          <w:rPr>
-            <w:rStyle w:val="Hyperlink"/>
-            <w:rFonts w:ascii="Times New Roman" w:hAnsi="Times New Roman" w:cs="Times New Roman"/>
-            <w:sz w:val="24"/>
-            <w:szCs w:val="24"/>
-            <w:lang w:val="sv-SE"/>
-          </w:rPr>
-          <w:t>https://doi.org/10.36040/jati.v8i5.11006</w:t>
-        </w:r>
-      </w:hyperlink>
+      <w:r>
+        <w:fldChar w:fldCharType="begin"/>
+      </w:r>
+      <w:r>
+        <w:rPr>
+          <w:lang w:val="sv-SE"/>
+        </w:rPr>
+        <w:instrText>HYPERLINK "https://doi.org/10.36040/jati.v8i5.11006"</w:instrText>
+      </w:r>
+      <w:r>
+        <w:fldChar w:fldCharType="separate"/>
+      </w:r>
+      <w:r>
+        <w:rPr>
+          <w:rStyle w:val="Hyperlink"/>
+          <w:rFonts w:ascii="Times New Roman" w:hAnsi="Times New Roman" w:cs="Times New Roman"/>
+          <w:sz w:val="24"/>
+          <w:szCs w:val="24"/>
+          <w:lang w:val="sv-SE"/>
+        </w:rPr>
+        <w:t>https://doi.org/10.36040/jati.v8i5.11006</w:t>
+      </w:r>
+      <w:r>
+        <w:rPr>
+          <w:rStyle w:val="Hyperlink"/>
+          <w:rFonts w:ascii="Times New Roman" w:hAnsi="Times New Roman" w:cs="Times New Roman"/>
+          <w:sz w:val="24"/>
+          <w:szCs w:val="24"/>
+          <w:lang w:val="sv-SE"/>
+        </w:rPr>
+        <w:fldChar w:fldCharType="end"/>
+      </w:r>
     </w:p>
     <w:p>
       <w:pPr>
@@ -33975,7 +37483,7 @@
         </w:rPr>
         <w:t xml:space="preserve">(2). </w:t>
       </w:r>
-      <w:hyperlink r:id="rId20" w:history="1">
+      <w:hyperlink r:id="rId18" w:history="1">
         <w:r>
           <w:rPr>
             <w:rStyle w:val="Hyperlink"/>
@@ -34028,7 +37536,7 @@
         </w:rPr>
         <w:t xml:space="preserve">. </w:t>
       </w:r>
-      <w:hyperlink r:id="rId21" w:history="1">
+      <w:hyperlink r:id="rId19" w:history="1">
         <w:r>
           <w:rPr>
             <w:rStyle w:val="Hyperlink"/>
@@ -34109,18 +37617,38 @@
         </w:rPr>
         <w:t xml:space="preserve">(2), 233–239. </w:t>
       </w:r>
-      <w:hyperlink r:id="rId22" w:history="1">
-        <w:r>
-          <w:rPr>
-            <w:rStyle w:val="Hyperlink"/>
-            <w:rFonts w:ascii="Times New Roman" w:hAnsi="Times New Roman" w:cs="Times New Roman"/>
-            <w:sz w:val="24"/>
-            <w:szCs w:val="24"/>
-            <w:lang w:val="sv-SE"/>
-          </w:rPr>
-          <w:t>https://doi.org/10.31326/jisa.v7i2.2116</w:t>
-        </w:r>
-      </w:hyperlink>
+      <w:r>
+        <w:fldChar w:fldCharType="begin"/>
+      </w:r>
+      <w:r>
+        <w:rPr>
+          <w:lang w:val="sv-SE"/>
+        </w:rPr>
+        <w:instrText>HYPERLINK "https://doi.org/10.31326/jisa.v7i2.2116"</w:instrText>
+      </w:r>
+      <w:r>
+        <w:fldChar w:fldCharType="separate"/>
+      </w:r>
+      <w:r>
+        <w:rPr>
+          <w:rStyle w:val="Hyperlink"/>
+          <w:rFonts w:ascii="Times New Roman" w:hAnsi="Times New Roman" w:cs="Times New Roman"/>
+          <w:sz w:val="24"/>
+          <w:szCs w:val="24"/>
+          <w:lang w:val="sv-SE"/>
+        </w:rPr>
+        <w:t>https://doi.org/10.31326/jisa.v7i2.2116</w:t>
+      </w:r>
+      <w:r>
+        <w:rPr>
+          <w:rStyle w:val="Hyperlink"/>
+          <w:rFonts w:ascii="Times New Roman" w:hAnsi="Times New Roman" w:cs="Times New Roman"/>
+          <w:sz w:val="24"/>
+          <w:szCs w:val="24"/>
+          <w:lang w:val="sv-SE"/>
+        </w:rPr>
+        <w:fldChar w:fldCharType="end"/>
+      </w:r>
     </w:p>
     <w:p>
       <w:pPr>
@@ -34133,13 +37661,59 @@
           <w:lang w:val="sv-SE"/>
         </w:rPr>
       </w:pPr>
-      <w:r>
-        <w:rPr>
-          <w:rFonts w:ascii="Times New Roman" w:hAnsi="Times New Roman" w:cs="Times New Roman"/>
-          <w:sz w:val="24"/>
-          <w:szCs w:val="24"/>
-        </w:rPr>
-        <w:t xml:space="preserve">Tiglla-Arrascue, B., Huerta-Pahuacho, J., &amp; Canaval, L. (2024). </w:t>
+      <w:proofErr w:type="spellStart"/>
+      <w:r>
+        <w:rPr>
+          <w:rFonts w:ascii="Times New Roman" w:hAnsi="Times New Roman" w:cs="Times New Roman"/>
+          <w:sz w:val="24"/>
+          <w:szCs w:val="24"/>
+        </w:rPr>
+        <w:t>Tiglla-Arrascue</w:t>
+      </w:r>
+      <w:proofErr w:type="spellEnd"/>
+      <w:r>
+        <w:rPr>
+          <w:rFonts w:ascii="Times New Roman" w:hAnsi="Times New Roman" w:cs="Times New Roman"/>
+          <w:sz w:val="24"/>
+          <w:szCs w:val="24"/>
+        </w:rPr>
+        <w:t>, B., Huerta-</w:t>
+      </w:r>
+      <w:proofErr w:type="spellStart"/>
+      <w:r>
+        <w:rPr>
+          <w:rFonts w:ascii="Times New Roman" w:hAnsi="Times New Roman" w:cs="Times New Roman"/>
+          <w:sz w:val="24"/>
+          <w:szCs w:val="24"/>
+        </w:rPr>
+        <w:t>Pahuacho</w:t>
+      </w:r>
+      <w:proofErr w:type="spellEnd"/>
+      <w:r>
+        <w:rPr>
+          <w:rFonts w:ascii="Times New Roman" w:hAnsi="Times New Roman" w:cs="Times New Roman"/>
+          <w:sz w:val="24"/>
+          <w:szCs w:val="24"/>
+        </w:rPr>
+        <w:t xml:space="preserve">, J., &amp; </w:t>
+      </w:r>
+      <w:proofErr w:type="spellStart"/>
+      <w:r>
+        <w:rPr>
+          <w:rFonts w:ascii="Times New Roman" w:hAnsi="Times New Roman" w:cs="Times New Roman"/>
+          <w:sz w:val="24"/>
+          <w:szCs w:val="24"/>
+        </w:rPr>
+        <w:t>Canaval</w:t>
+      </w:r>
+      <w:proofErr w:type="spellEnd"/>
+      <w:r>
+        <w:rPr>
+          <w:rFonts w:ascii="Times New Roman" w:hAnsi="Times New Roman" w:cs="Times New Roman"/>
+          <w:sz w:val="24"/>
+          <w:szCs w:val="24"/>
+        </w:rPr>
+        <w:t xml:space="preserve">, L. (2024). </w:t>
       </w:r>
       <w:r>
         <w:rPr>
@@ -34177,7 +37751,7 @@
         </w:rPr>
         <w:t xml:space="preserve">, 95–102. </w:t>
       </w:r>
-      <w:hyperlink r:id="rId23" w:history="1">
+      <w:hyperlink r:id="rId20" w:history="1">
         <w:r>
           <w:rPr>
             <w:rStyle w:val="Hyperlink"/>
@@ -34289,7 +37863,7 @@
         </w:rPr>
         <w:t xml:space="preserve">(3), 638–649. </w:t>
       </w:r>
-      <w:hyperlink r:id="rId24" w:history="1">
+      <w:hyperlink r:id="rId21" w:history="1">
         <w:r>
           <w:rPr>
             <w:rStyle w:val="Hyperlink"/>
@@ -34325,12 +37899,12 @@
       </w:pPr>
     </w:p>
     <w:sectPr>
-      <w:headerReference w:type="even" r:id="rId25"/>
-      <w:headerReference w:type="default" r:id="rId26"/>
-      <w:footerReference w:type="even" r:id="rId27"/>
-      <w:footerReference w:type="default" r:id="rId28"/>
-      <w:headerReference w:type="first" r:id="rId29"/>
-      <w:footerReference w:type="first" r:id="rId30"/>
+      <w:headerReference w:type="even" r:id="rId22"/>
+      <w:headerReference w:type="default" r:id="rId23"/>
+      <w:footerReference w:type="even" r:id="rId24"/>
+      <w:footerReference w:type="default" r:id="rId25"/>
+      <w:headerReference w:type="first" r:id="rId26"/>
+      <w:footerReference w:type="first" r:id="rId27"/>
       <w:pgSz w:w="11906" w:h="16838" w:code="9"/>
       <w:pgMar w:top="1418" w:right="1418" w:bottom="1418" w:left="1701" w:header="720" w:footer="720" w:gutter="0"/>
       <w:pgNumType w:start="1"/>
@@ -38611,6 +42185,7 @@
   <w:style w:type="character" w:default="1" w:styleId="DefaultParagraphFont">
     <w:name w:val="Default Paragraph Font"/>
     <w:uiPriority w:val="1"/>
+    <w:semiHidden/>
     <w:unhideWhenUsed/>
   </w:style>
   <w:style w:type="table" w:default="1" w:styleId="TableNormal">

--- a/[Sempro] setelah revisi/Penerapan Natural Language Processing (NLP) & Speech-to-text untuk Otomatisasi Entitas pada Inventaris Mobile.docx
+++ b/[Sempro] setelah revisi/Penerapan Natural Language Processing (NLP) & Speech-to-text untuk Otomatisasi Entitas pada Inventaris Mobile.docx
@@ -1120,18 +1120,8 @@
           <w:sz w:val="24"/>
           <w:szCs w:val="24"/>
         </w:rPr>
-        <w:t xml:space="preserve"> </w:t>
-      </w:r>
-      <w:proofErr w:type="gramStart"/>
-      <w:r>
-        <w:rPr>
-          <w:rFonts w:ascii="Times New Roman" w:hAnsi="Times New Roman" w:cs="Times New Roman"/>
-          <w:sz w:val="24"/>
-          <w:szCs w:val="24"/>
-        </w:rPr>
-        <w:t>Oleh :</w:t>
-      </w:r>
-      <w:proofErr w:type="gramEnd"/>
+        <w:t xml:space="preserve"> Oleh :</w:t>
+      </w:r>
     </w:p>
     <w:p>
       <w:pPr>
@@ -1779,7 +1769,6 @@
                 <w:szCs w:val="24"/>
               </w:rPr>
             </w:pPr>
-            <w:proofErr w:type="gramStart"/>
             <w:r>
               <w:rPr>
                 <w:rFonts w:ascii="Times New Roman" w:hAnsi="Times New Roman" w:cs="Times New Roman"/>
@@ -1794,16 +1783,7 @@
                 <w:sz w:val="24"/>
                 <w:szCs w:val="24"/>
               </w:rPr>
-              <w:t>…</w:t>
-            </w:r>
-            <w:proofErr w:type="gramEnd"/>
-            <w:r>
-              <w:rPr>
-                <w:rFonts w:ascii="Times New Roman" w:hAnsi="Times New Roman" w:cs="Times New Roman"/>
-                <w:sz w:val="24"/>
-                <w:szCs w:val="24"/>
-              </w:rPr>
-              <w:t>……………</w:t>
+              <w:t>………………</w:t>
             </w:r>
             <w:r>
               <w:rPr>
@@ -3409,15 +3389,7 @@
                 <w:sz w:val="24"/>
                 <w:szCs w:val="24"/>
               </w:rPr>
-              <w:t xml:space="preserve"> </w:t>
-            </w:r>
-            <w:r>
-              <w:rPr>
-                <w:rFonts w:ascii="Times New Roman" w:hAnsi="Times New Roman" w:cs="Times New Roman"/>
-                <w:sz w:val="24"/>
-                <w:szCs w:val="24"/>
-              </w:rPr>
-              <w:t xml:space="preserve">30 September </w:t>
+              <w:t xml:space="preserve"> 30 September </w:t>
             </w:r>
             <w:r>
               <w:rPr>
@@ -4895,23 +4867,7 @@
                 <w:sz w:val="24"/>
                 <w:szCs w:val="24"/>
               </w:rPr>
-              <w:t xml:space="preserve"> </w:t>
-            </w:r>
-            <w:r>
-              <w:rPr>
-                <w:rFonts w:ascii="Times New Roman" w:hAnsi="Times New Roman" w:cs="Times New Roman"/>
-                <w:sz w:val="24"/>
-                <w:szCs w:val="24"/>
-              </w:rPr>
-              <w:t>30 September</w:t>
-            </w:r>
-            <w:r>
-              <w:rPr>
-                <w:rFonts w:ascii="Times New Roman" w:hAnsi="Times New Roman" w:cs="Times New Roman"/>
-                <w:sz w:val="24"/>
-                <w:szCs w:val="24"/>
-              </w:rPr>
-              <w:t xml:space="preserve"> </w:t>
+              <w:t xml:space="preserve"> 30 September </w:t>
             </w:r>
             <w:r>
               <w:rPr>
@@ -6659,7 +6615,6 @@
                 <w:szCs w:val="24"/>
               </w:rPr>
             </w:pPr>
-            <w:proofErr w:type="gramStart"/>
             <w:r>
               <w:rPr>
                 <w:rFonts w:ascii="Times New Roman" w:hAnsi="Times New Roman" w:cs="Times New Roman"/>
@@ -6674,16 +6629,7 @@
                 <w:sz w:val="24"/>
                 <w:szCs w:val="24"/>
               </w:rPr>
-              <w:t>…</w:t>
-            </w:r>
-            <w:proofErr w:type="gramEnd"/>
-            <w:r>
-              <w:rPr>
-                <w:rFonts w:ascii="Times New Roman" w:hAnsi="Times New Roman" w:cs="Times New Roman"/>
-                <w:sz w:val="24"/>
-                <w:szCs w:val="24"/>
-              </w:rPr>
-              <w:t>…….</w:t>
+              <w:t>……….</w:t>
             </w:r>
             <w:r>
               <w:rPr>
@@ -7743,7 +7689,7 @@
           <w:color w:val="auto"/>
           <w:sz w:val="28"/>
           <w:szCs w:val="28"/>
-          <w:lang w:val="en-US"/>
+          <w:lang w:val="sv-SE"/>
         </w:rPr>
       </w:pPr>
       <w:bookmarkStart w:id="4" w:name="_Toc235475827"/>
@@ -7756,7 +7702,7 @@
           <w:color w:val="auto"/>
           <w:sz w:val="28"/>
           <w:szCs w:val="28"/>
-          <w:lang w:val="en-US"/>
+          <w:lang w:val="sv-SE"/>
         </w:rPr>
         <w:lastRenderedPageBreak/>
         <w:t>KATA PENGANTAR</w:t>
@@ -7767,9 +7713,18 @@
     <w:p>
       <w:pPr>
         <w:spacing w:line="240" w:lineRule="auto"/>
+        <w:rPr>
+          <w:lang w:val="sv-SE"/>
+        </w:rPr>
       </w:pPr>
     </w:p>
-    <w:p/>
+    <w:p>
+      <w:pPr>
+        <w:rPr>
+          <w:lang w:val="sv-SE"/>
+        </w:rPr>
+      </w:pPr>
+    </w:p>
     <w:p>
       <w:pPr>
         <w:ind w:right="19" w:firstLine="450"/>
@@ -7786,239 +7741,33 @@
           <w:rFonts w:ascii="Times New Roman" w:eastAsia="Times New Roman" w:hAnsi="Times New Roman" w:cs="Times New Roman"/>
           <w:color w:val="000000"/>
           <w:sz w:val="24"/>
-        </w:rPr>
-        <w:t xml:space="preserve">Puji </w:t>
-      </w:r>
-      <w:proofErr w:type="spellStart"/>
+          <w:lang w:val="sv-SE"/>
+        </w:rPr>
+        <w:t xml:space="preserve">Puji syukur penulis panjatkan kehadirat Allah SWT, karena atas rahmat dan karunia-Nya, penulis dapat menyelesaikan </w:t>
+      </w:r>
       <w:r>
         <w:rPr>
           <w:rFonts w:ascii="Times New Roman" w:eastAsia="Times New Roman" w:hAnsi="Times New Roman" w:cs="Times New Roman"/>
           <w:color w:val="000000"/>
           <w:sz w:val="24"/>
-        </w:rPr>
-        <w:t>syukur</w:t>
-      </w:r>
-      <w:proofErr w:type="spellEnd"/>
+          <w:lang w:val="sv-SE"/>
+        </w:rPr>
+        <w:t>Skripsi</w:t>
+      </w:r>
       <w:r>
         <w:rPr>
           <w:rFonts w:ascii="Times New Roman" w:eastAsia="Times New Roman" w:hAnsi="Times New Roman" w:cs="Times New Roman"/>
           <w:color w:val="000000"/>
           <w:sz w:val="24"/>
-        </w:rPr>
-        <w:t xml:space="preserve"> </w:t>
-      </w:r>
-      <w:proofErr w:type="spellStart"/>
-      <w:r>
-        <w:rPr>
-          <w:rFonts w:ascii="Times New Roman" w:eastAsia="Times New Roman" w:hAnsi="Times New Roman" w:cs="Times New Roman"/>
-          <w:color w:val="000000"/>
-          <w:sz w:val="24"/>
-        </w:rPr>
-        <w:t>penulis</w:t>
-      </w:r>
-      <w:proofErr w:type="spellEnd"/>
-      <w:r>
-        <w:rPr>
-          <w:rFonts w:ascii="Times New Roman" w:eastAsia="Times New Roman" w:hAnsi="Times New Roman" w:cs="Times New Roman"/>
-          <w:color w:val="000000"/>
-          <w:sz w:val="24"/>
-        </w:rPr>
-        <w:t xml:space="preserve"> </w:t>
-      </w:r>
-      <w:proofErr w:type="spellStart"/>
-      <w:r>
-        <w:rPr>
-          <w:rFonts w:ascii="Times New Roman" w:eastAsia="Times New Roman" w:hAnsi="Times New Roman" w:cs="Times New Roman"/>
-          <w:color w:val="000000"/>
-          <w:sz w:val="24"/>
-        </w:rPr>
-        <w:t>panjatkan</w:t>
-      </w:r>
-      <w:proofErr w:type="spellEnd"/>
-      <w:r>
-        <w:rPr>
-          <w:rFonts w:ascii="Times New Roman" w:eastAsia="Times New Roman" w:hAnsi="Times New Roman" w:cs="Times New Roman"/>
-          <w:color w:val="000000"/>
-          <w:sz w:val="24"/>
-        </w:rPr>
-        <w:t xml:space="preserve"> </w:t>
-      </w:r>
-      <w:proofErr w:type="spellStart"/>
-      <w:r>
-        <w:rPr>
-          <w:rFonts w:ascii="Times New Roman" w:eastAsia="Times New Roman" w:hAnsi="Times New Roman" w:cs="Times New Roman"/>
-          <w:color w:val="000000"/>
-          <w:sz w:val="24"/>
-        </w:rPr>
-        <w:t>kehadirat</w:t>
-      </w:r>
-      <w:proofErr w:type="spellEnd"/>
-      <w:r>
-        <w:rPr>
-          <w:rFonts w:ascii="Times New Roman" w:eastAsia="Times New Roman" w:hAnsi="Times New Roman" w:cs="Times New Roman"/>
-          <w:color w:val="000000"/>
-          <w:sz w:val="24"/>
-        </w:rPr>
-        <w:t xml:space="preserve"> Allah SWT, </w:t>
-      </w:r>
-      <w:proofErr w:type="spellStart"/>
-      <w:r>
-        <w:rPr>
-          <w:rFonts w:ascii="Times New Roman" w:eastAsia="Times New Roman" w:hAnsi="Times New Roman" w:cs="Times New Roman"/>
-          <w:color w:val="000000"/>
-          <w:sz w:val="24"/>
-        </w:rPr>
-        <w:t>karena</w:t>
-      </w:r>
-      <w:proofErr w:type="spellEnd"/>
-      <w:r>
-        <w:rPr>
-          <w:rFonts w:ascii="Times New Roman" w:eastAsia="Times New Roman" w:hAnsi="Times New Roman" w:cs="Times New Roman"/>
-          <w:color w:val="000000"/>
-          <w:sz w:val="24"/>
-        </w:rPr>
-        <w:t xml:space="preserve"> </w:t>
-      </w:r>
-      <w:proofErr w:type="spellStart"/>
-      <w:r>
-        <w:rPr>
-          <w:rFonts w:ascii="Times New Roman" w:eastAsia="Times New Roman" w:hAnsi="Times New Roman" w:cs="Times New Roman"/>
-          <w:color w:val="000000"/>
-          <w:sz w:val="24"/>
-        </w:rPr>
-        <w:t>atas</w:t>
-      </w:r>
-      <w:proofErr w:type="spellEnd"/>
-      <w:r>
-        <w:rPr>
-          <w:rFonts w:ascii="Times New Roman" w:eastAsia="Times New Roman" w:hAnsi="Times New Roman" w:cs="Times New Roman"/>
-          <w:color w:val="000000"/>
-          <w:sz w:val="24"/>
-        </w:rPr>
-        <w:t xml:space="preserve"> </w:t>
-      </w:r>
-      <w:proofErr w:type="spellStart"/>
-      <w:r>
-        <w:rPr>
-          <w:rFonts w:ascii="Times New Roman" w:eastAsia="Times New Roman" w:hAnsi="Times New Roman" w:cs="Times New Roman"/>
-          <w:color w:val="000000"/>
-          <w:sz w:val="24"/>
-        </w:rPr>
-        <w:t>rahmat</w:t>
-      </w:r>
-      <w:proofErr w:type="spellEnd"/>
-      <w:r>
-        <w:rPr>
-          <w:rFonts w:ascii="Times New Roman" w:eastAsia="Times New Roman" w:hAnsi="Times New Roman" w:cs="Times New Roman"/>
-          <w:color w:val="000000"/>
-          <w:sz w:val="24"/>
-        </w:rPr>
-        <w:t xml:space="preserve"> dan </w:t>
-      </w:r>
-      <w:proofErr w:type="spellStart"/>
-      <w:r>
-        <w:rPr>
-          <w:rFonts w:ascii="Times New Roman" w:eastAsia="Times New Roman" w:hAnsi="Times New Roman" w:cs="Times New Roman"/>
-          <w:color w:val="000000"/>
-          <w:sz w:val="24"/>
-        </w:rPr>
-        <w:t>karunia</w:t>
-      </w:r>
-      <w:proofErr w:type="spellEnd"/>
-      <w:r>
-        <w:rPr>
-          <w:rFonts w:ascii="Times New Roman" w:eastAsia="Times New Roman" w:hAnsi="Times New Roman" w:cs="Times New Roman"/>
-          <w:color w:val="000000"/>
-          <w:sz w:val="24"/>
-        </w:rPr>
-        <w:t xml:space="preserve">-Nya, </w:t>
-      </w:r>
-      <w:proofErr w:type="spellStart"/>
-      <w:r>
-        <w:rPr>
-          <w:rFonts w:ascii="Times New Roman" w:eastAsia="Times New Roman" w:hAnsi="Times New Roman" w:cs="Times New Roman"/>
-          <w:color w:val="000000"/>
-          <w:sz w:val="24"/>
-        </w:rPr>
-        <w:t>penulis</w:t>
-      </w:r>
-      <w:proofErr w:type="spellEnd"/>
-      <w:r>
-        <w:rPr>
-          <w:rFonts w:ascii="Times New Roman" w:eastAsia="Times New Roman" w:hAnsi="Times New Roman" w:cs="Times New Roman"/>
-          <w:color w:val="000000"/>
-          <w:sz w:val="24"/>
-        </w:rPr>
-        <w:t xml:space="preserve"> </w:t>
-      </w:r>
-      <w:proofErr w:type="spellStart"/>
-      <w:r>
-        <w:rPr>
-          <w:rFonts w:ascii="Times New Roman" w:eastAsia="Times New Roman" w:hAnsi="Times New Roman" w:cs="Times New Roman"/>
-          <w:color w:val="000000"/>
-          <w:sz w:val="24"/>
-        </w:rPr>
-        <w:t>dapat</w:t>
-      </w:r>
-      <w:proofErr w:type="spellEnd"/>
-      <w:r>
-        <w:rPr>
-          <w:rFonts w:ascii="Times New Roman" w:eastAsia="Times New Roman" w:hAnsi="Times New Roman" w:cs="Times New Roman"/>
-          <w:color w:val="000000"/>
-          <w:sz w:val="24"/>
-        </w:rPr>
-        <w:t xml:space="preserve"> </w:t>
-      </w:r>
-      <w:proofErr w:type="spellStart"/>
-      <w:r>
-        <w:rPr>
-          <w:rFonts w:ascii="Times New Roman" w:eastAsia="Times New Roman" w:hAnsi="Times New Roman" w:cs="Times New Roman"/>
-          <w:color w:val="000000"/>
-          <w:sz w:val="24"/>
-        </w:rPr>
-        <w:t>menyelesaikan</w:t>
-      </w:r>
-      <w:proofErr w:type="spellEnd"/>
-      <w:r>
-        <w:rPr>
-          <w:rFonts w:ascii="Times New Roman" w:eastAsia="Times New Roman" w:hAnsi="Times New Roman" w:cs="Times New Roman"/>
-          <w:color w:val="000000"/>
-          <w:sz w:val="24"/>
-        </w:rPr>
-        <w:t xml:space="preserve"> </w:t>
-      </w:r>
-      <w:proofErr w:type="spellStart"/>
-      <w:r>
-        <w:rPr>
-          <w:rFonts w:ascii="Times New Roman" w:eastAsia="Times New Roman" w:hAnsi="Times New Roman" w:cs="Times New Roman"/>
-          <w:color w:val="000000"/>
-          <w:sz w:val="24"/>
-        </w:rPr>
-        <w:t>Skripsi</w:t>
-      </w:r>
-      <w:proofErr w:type="spellEnd"/>
-      <w:r>
-        <w:rPr>
-          <w:rFonts w:ascii="Times New Roman" w:eastAsia="Times New Roman" w:hAnsi="Times New Roman" w:cs="Times New Roman"/>
-          <w:color w:val="000000"/>
-          <w:sz w:val="24"/>
-        </w:rPr>
-        <w:t xml:space="preserve"> yang </w:t>
-      </w:r>
-      <w:proofErr w:type="spellStart"/>
-      <w:r>
-        <w:rPr>
-          <w:rFonts w:ascii="Times New Roman" w:eastAsia="Times New Roman" w:hAnsi="Times New Roman" w:cs="Times New Roman"/>
-          <w:color w:val="000000"/>
-          <w:sz w:val="24"/>
-        </w:rPr>
-        <w:t>berjudul</w:t>
-      </w:r>
-      <w:proofErr w:type="spellEnd"/>
+          <w:lang w:val="sv-SE"/>
+        </w:rPr>
+        <w:t xml:space="preserve"> yang berjudul</w:t>
+      </w:r>
       <w:r>
         <w:rPr>
           <w:rFonts w:ascii="Calibri" w:eastAsia="Calibri" w:hAnsi="Calibri" w:cs="Calibri"/>
           <w:color w:val="000000"/>
+          <w:lang w:val="sv-SE"/>
         </w:rPr>
         <w:t xml:space="preserve"> </w:t>
       </w:r>
@@ -8028,6 +7777,7 @@
           <w:b/>
           <w:color w:val="000000"/>
           <w:sz w:val="24"/>
+          <w:lang w:val="sv-SE"/>
         </w:rPr>
         <w:t>“</w:t>
       </w:r>
@@ -8037,6 +7787,7 @@
           <w:b/>
           <w:color w:val="000000"/>
           <w:sz w:val="24"/>
+          <w:lang w:val="sv-SE"/>
         </w:rPr>
         <w:t xml:space="preserve">PENERAPAN </w:t>
       </w:r>
@@ -8048,6 +7799,7 @@
           <w:iCs/>
           <w:color w:val="000000"/>
           <w:sz w:val="24"/>
+          <w:lang w:val="sv-SE"/>
         </w:rPr>
         <w:t>NATURAL</w:t>
       </w:r>
@@ -8057,6 +7809,7 @@
           <w:b/>
           <w:color w:val="000000"/>
           <w:sz w:val="24"/>
+          <w:lang w:val="sv-SE"/>
         </w:rPr>
         <w:t xml:space="preserve"> </w:t>
       </w:r>
@@ -8068,6 +7821,7 @@
           <w:iCs/>
           <w:color w:val="000000"/>
           <w:sz w:val="24"/>
+          <w:lang w:val="sv-SE"/>
         </w:rPr>
         <w:t>LANGUAGE PROCESSING (NLP)</w:t>
       </w:r>
@@ -8077,6 +7831,7 @@
           <w:b/>
           <w:color w:val="000000"/>
           <w:sz w:val="24"/>
+          <w:lang w:val="sv-SE"/>
         </w:rPr>
         <w:t xml:space="preserve"> &amp; </w:t>
       </w:r>
@@ -8088,6 +7843,7 @@
           <w:iCs/>
           <w:color w:val="000000"/>
           <w:sz w:val="24"/>
+          <w:lang w:val="sv-SE"/>
         </w:rPr>
         <w:t>SPEECH-TO-TEXT</w:t>
       </w:r>
@@ -8097,6 +7853,7 @@
           <w:b/>
           <w:color w:val="000000"/>
           <w:sz w:val="24"/>
+          <w:lang w:val="sv-SE"/>
         </w:rPr>
         <w:t xml:space="preserve"> UNTUK OTOMATISASI ENTITAS PADA INVENTARIS </w:t>
       </w:r>
@@ -8108,6 +7865,7 @@
           <w:iCs/>
           <w:color w:val="000000"/>
           <w:sz w:val="24"/>
+          <w:lang w:val="sv-SE"/>
         </w:rPr>
         <w:t>MOBILE</w:t>
       </w:r>
@@ -8117,6 +7875,7 @@
           <w:b/>
           <w:color w:val="000000"/>
           <w:sz w:val="24"/>
+          <w:lang w:val="sv-SE"/>
         </w:rPr>
         <w:t>"</w:t>
       </w:r>
@@ -8125,6 +7884,7 @@
           <w:rFonts w:ascii="Times New Roman" w:eastAsia="Times New Roman" w:hAnsi="Times New Roman" w:cs="Times New Roman"/>
           <w:color w:val="000000"/>
           <w:sz w:val="24"/>
+          <w:lang w:val="sv-SE"/>
         </w:rPr>
         <w:t xml:space="preserve">. </w:t>
       </w:r>
@@ -14553,7 +14313,16 @@
           <w:szCs w:val="24"/>
           <w:lang w:val="sv-SE"/>
         </w:rPr>
-        <w:t xml:space="preserve"> yang difokuskan untuk membantu individu dalam mencatat, mencari, dan mengelola barang pribadi, khususnya bagi pengguna yang sering lupa lokasi barang.</w:t>
+        <w:t xml:space="preserve"> yang difokuskan untuk membantu individu dalam mencatat, mencari, dan mengelola barang pribadi, khususnya melalui otomatisasi ekstraksi entitas dari ucapan pengguna</w:t>
+      </w:r>
+      <w:r>
+        <w:rPr>
+          <w:rFonts w:ascii="Times New Roman" w:hAnsi="Times New Roman" w:cs="Times New Roman"/>
+          <w:sz w:val="24"/>
+          <w:szCs w:val="24"/>
+          <w:lang w:val="sv-SE"/>
+        </w:rPr>
+        <w:t>.</w:t>
       </w:r>
     </w:p>
     <w:p>
@@ -14599,7 +14368,6 @@
           <w:rFonts w:ascii="Times New Roman" w:hAnsi="Times New Roman" w:cs="Times New Roman"/>
           <w:sz w:val="24"/>
           <w:szCs w:val="24"/>
-          <w:lang w:val="sv-SE"/>
         </w:rPr>
         <w:t xml:space="preserve"> </w:t>
       </w:r>
@@ -14611,8 +14379,18 @@
           <w:sz w:val="24"/>
           <w:szCs w:val="24"/>
         </w:rPr>
-        <w:t>Speech-to-Text</w:t>
-      </w:r>
+        <w:t xml:space="preserve">Speech-to-Text </w:t>
+      </w:r>
+      <w:proofErr w:type="spellStart"/>
+      <w:r>
+        <w:rPr>
+          <w:rFonts w:ascii="Times New Roman" w:hAnsi="Times New Roman" w:cs="Times New Roman"/>
+          <w:sz w:val="24"/>
+          <w:szCs w:val="24"/>
+        </w:rPr>
+        <w:t>untuk</w:t>
+      </w:r>
+      <w:proofErr w:type="spellEnd"/>
       <w:r>
         <w:rPr>
           <w:rFonts w:ascii="Times New Roman" w:hAnsi="Times New Roman" w:cs="Times New Roman"/>
@@ -14628,7 +14406,7 @@
           <w:sz w:val="24"/>
           <w:szCs w:val="24"/>
         </w:rPr>
-        <w:t>untuk</w:t>
+        <w:t>mengubah</w:t>
       </w:r>
       <w:proofErr w:type="spellEnd"/>
       <w:r>
@@ -14646,7 +14424,7 @@
           <w:sz w:val="24"/>
           <w:szCs w:val="24"/>
         </w:rPr>
-        <w:t>memudahkan</w:t>
+        <w:t>ucapan</w:t>
       </w:r>
       <w:proofErr w:type="spellEnd"/>
       <w:r>
@@ -14655,7 +14433,7 @@
           <w:sz w:val="24"/>
           <w:szCs w:val="24"/>
         </w:rPr>
-        <w:t xml:space="preserve"> proses input data </w:t>
+        <w:t xml:space="preserve"> </w:t>
       </w:r>
       <w:proofErr w:type="spellStart"/>
       <w:r>
@@ -14664,7 +14442,43 @@
           <w:sz w:val="24"/>
           <w:szCs w:val="24"/>
         </w:rPr>
-        <w:t>barang</w:t>
+        <w:t>pengguna</w:t>
+      </w:r>
+      <w:proofErr w:type="spellEnd"/>
+      <w:r>
+        <w:rPr>
+          <w:rFonts w:ascii="Times New Roman" w:hAnsi="Times New Roman" w:cs="Times New Roman"/>
+          <w:sz w:val="24"/>
+          <w:szCs w:val="24"/>
+        </w:rPr>
+        <w:t xml:space="preserve"> </w:t>
+      </w:r>
+      <w:proofErr w:type="spellStart"/>
+      <w:r>
+        <w:rPr>
+          <w:rFonts w:ascii="Times New Roman" w:hAnsi="Times New Roman" w:cs="Times New Roman"/>
+          <w:sz w:val="24"/>
+          <w:szCs w:val="24"/>
+        </w:rPr>
+        <w:t>menjadi</w:t>
+      </w:r>
+      <w:proofErr w:type="spellEnd"/>
+      <w:r>
+        <w:rPr>
+          <w:rFonts w:ascii="Times New Roman" w:hAnsi="Times New Roman" w:cs="Times New Roman"/>
+          <w:sz w:val="24"/>
+          <w:szCs w:val="24"/>
+        </w:rPr>
+        <w:t xml:space="preserve"> </w:t>
+      </w:r>
+      <w:proofErr w:type="spellStart"/>
+      <w:r>
+        <w:rPr>
+          <w:rFonts w:ascii="Times New Roman" w:hAnsi="Times New Roman" w:cs="Times New Roman"/>
+          <w:sz w:val="24"/>
+          <w:szCs w:val="24"/>
+        </w:rPr>
+        <w:t>teks</w:t>
       </w:r>
       <w:proofErr w:type="spellEnd"/>
       <w:r>
@@ -14695,6 +14509,7 @@
           <w:sz w:val="24"/>
           <w:szCs w:val="24"/>
         </w:rPr>
+        <w:lastRenderedPageBreak/>
         <w:t xml:space="preserve"> </w:t>
       </w:r>
       <w:r>
@@ -14705,8 +14520,18 @@
           <w:sz w:val="24"/>
           <w:szCs w:val="24"/>
         </w:rPr>
-        <w:t>QR Code</w:t>
-      </w:r>
+        <w:t xml:space="preserve">Natural Language Processing (NLP), </w:t>
+      </w:r>
+      <w:proofErr w:type="spellStart"/>
+      <w:r>
+        <w:rPr>
+          <w:rFonts w:ascii="Times New Roman" w:hAnsi="Times New Roman" w:cs="Times New Roman"/>
+          <w:sz w:val="24"/>
+          <w:szCs w:val="24"/>
+        </w:rPr>
+        <w:t>khususnya</w:t>
+      </w:r>
+      <w:proofErr w:type="spellEnd"/>
       <w:r>
         <w:rPr>
           <w:rFonts w:ascii="Times New Roman" w:hAnsi="Times New Roman" w:cs="Times New Roman"/>
@@ -14722,6 +14547,70 @@
           <w:sz w:val="24"/>
           <w:szCs w:val="24"/>
         </w:rPr>
+        <w:t>teknik</w:t>
+      </w:r>
+      <w:proofErr w:type="spellEnd"/>
+      <w:r>
+        <w:rPr>
+          <w:rFonts w:ascii="Times New Roman" w:hAnsi="Times New Roman" w:cs="Times New Roman"/>
+          <w:sz w:val="24"/>
+          <w:szCs w:val="24"/>
+        </w:rPr>
+        <w:t xml:space="preserve"> </w:t>
+      </w:r>
+      <w:proofErr w:type="spellStart"/>
+      <w:r>
+        <w:rPr>
+          <w:rFonts w:ascii="Times New Roman" w:hAnsi="Times New Roman" w:cs="Times New Roman"/>
+          <w:sz w:val="24"/>
+          <w:szCs w:val="24"/>
+        </w:rPr>
+        <w:t>ekstraksi</w:t>
+      </w:r>
+      <w:proofErr w:type="spellEnd"/>
+      <w:r>
+        <w:rPr>
+          <w:rFonts w:ascii="Times New Roman" w:hAnsi="Times New Roman" w:cs="Times New Roman"/>
+          <w:sz w:val="24"/>
+          <w:szCs w:val="24"/>
+        </w:rPr>
+        <w:t xml:space="preserve"> </w:t>
+      </w:r>
+      <w:proofErr w:type="spellStart"/>
+      <w:r>
+        <w:rPr>
+          <w:rFonts w:ascii="Times New Roman" w:hAnsi="Times New Roman" w:cs="Times New Roman"/>
+          <w:sz w:val="24"/>
+          <w:szCs w:val="24"/>
+        </w:rPr>
+        <w:t>entitas</w:t>
+      </w:r>
+      <w:proofErr w:type="spellEnd"/>
+      <w:r>
+        <w:rPr>
+          <w:rFonts w:ascii="Times New Roman" w:hAnsi="Times New Roman" w:cs="Times New Roman"/>
+          <w:i/>
+          <w:iCs/>
+          <w:sz w:val="24"/>
+          <w:szCs w:val="24"/>
+        </w:rPr>
+        <w:t xml:space="preserve"> (Named Entity Recognition</w:t>
+      </w:r>
+      <w:r>
+        <w:rPr>
+          <w:rFonts w:ascii="Times New Roman" w:hAnsi="Times New Roman" w:cs="Times New Roman"/>
+          <w:sz w:val="24"/>
+          <w:szCs w:val="24"/>
+        </w:rPr>
+        <w:t xml:space="preserve">), </w:t>
+      </w:r>
+      <w:proofErr w:type="spellStart"/>
+      <w:r>
+        <w:rPr>
+          <w:rFonts w:ascii="Times New Roman" w:hAnsi="Times New Roman" w:cs="Times New Roman"/>
+          <w:sz w:val="24"/>
+          <w:szCs w:val="24"/>
+        </w:rPr>
         <w:t>untuk</w:t>
       </w:r>
       <w:proofErr w:type="spellEnd"/>
@@ -14731,7 +14620,7 @@
           <w:sz w:val="24"/>
           <w:szCs w:val="24"/>
         </w:rPr>
-        <w:t xml:space="preserve"> proses </w:t>
+        <w:t xml:space="preserve"> </w:t>
       </w:r>
       <w:proofErr w:type="spellStart"/>
       <w:r>
@@ -14740,7 +14629,7 @@
           <w:sz w:val="24"/>
           <w:szCs w:val="24"/>
         </w:rPr>
-        <w:t>identifikasi</w:t>
+        <w:t>mengenali</w:t>
       </w:r>
       <w:proofErr w:type="spellEnd"/>
       <w:r>
@@ -14749,6 +14638,24 @@
           <w:sz w:val="24"/>
           <w:szCs w:val="24"/>
         </w:rPr>
+        <w:t xml:space="preserve"> dan </w:t>
+      </w:r>
+      <w:proofErr w:type="spellStart"/>
+      <w:r>
+        <w:rPr>
+          <w:rFonts w:ascii="Times New Roman" w:hAnsi="Times New Roman" w:cs="Times New Roman"/>
+          <w:sz w:val="24"/>
+          <w:szCs w:val="24"/>
+        </w:rPr>
+        <w:t>memisahkan</w:t>
+      </w:r>
+      <w:proofErr w:type="spellEnd"/>
+      <w:r>
+        <w:rPr>
+          <w:rFonts w:ascii="Times New Roman" w:hAnsi="Times New Roman" w:cs="Times New Roman"/>
+          <w:sz w:val="24"/>
+          <w:szCs w:val="24"/>
+        </w:rPr>
         <w:t xml:space="preserve"> </w:t>
       </w:r>
       <w:proofErr w:type="spellStart"/>
@@ -14758,9 +14665,307 @@
           <w:sz w:val="24"/>
           <w:szCs w:val="24"/>
         </w:rPr>
+        <w:t>informasi</w:t>
+      </w:r>
+      <w:proofErr w:type="spellEnd"/>
+      <w:r>
+        <w:rPr>
+          <w:rFonts w:ascii="Times New Roman" w:hAnsi="Times New Roman" w:cs="Times New Roman"/>
+          <w:sz w:val="24"/>
+          <w:szCs w:val="24"/>
+        </w:rPr>
+        <w:t xml:space="preserve"> </w:t>
+      </w:r>
+      <w:proofErr w:type="spellStart"/>
+      <w:r>
+        <w:rPr>
+          <w:rFonts w:ascii="Times New Roman" w:hAnsi="Times New Roman" w:cs="Times New Roman"/>
+          <w:sz w:val="24"/>
+          <w:szCs w:val="24"/>
+        </w:rPr>
+        <w:t>penting</w:t>
+      </w:r>
+      <w:proofErr w:type="spellEnd"/>
+      <w:r>
+        <w:rPr>
+          <w:rFonts w:ascii="Times New Roman" w:hAnsi="Times New Roman" w:cs="Times New Roman"/>
+          <w:sz w:val="24"/>
+          <w:szCs w:val="24"/>
+        </w:rPr>
+        <w:t xml:space="preserve"> (</w:t>
+      </w:r>
+      <w:proofErr w:type="spellStart"/>
+      <w:r>
+        <w:rPr>
+          <w:rFonts w:ascii="Times New Roman" w:hAnsi="Times New Roman" w:cs="Times New Roman"/>
+          <w:sz w:val="24"/>
+          <w:szCs w:val="24"/>
+        </w:rPr>
+        <w:t>nama</w:t>
+      </w:r>
+      <w:proofErr w:type="spellEnd"/>
+      <w:r>
+        <w:rPr>
+          <w:rFonts w:ascii="Times New Roman" w:hAnsi="Times New Roman" w:cs="Times New Roman"/>
+          <w:sz w:val="24"/>
+          <w:szCs w:val="24"/>
+        </w:rPr>
+        <w:t xml:space="preserve"> </w:t>
+      </w:r>
+      <w:proofErr w:type="spellStart"/>
+      <w:r>
+        <w:rPr>
+          <w:rFonts w:ascii="Times New Roman" w:hAnsi="Times New Roman" w:cs="Times New Roman"/>
+          <w:sz w:val="24"/>
+          <w:szCs w:val="24"/>
+        </w:rPr>
         <w:t>barang</w:t>
       </w:r>
       <w:proofErr w:type="spellEnd"/>
+      <w:r>
+        <w:rPr>
+          <w:rFonts w:ascii="Times New Roman" w:hAnsi="Times New Roman" w:cs="Times New Roman"/>
+          <w:sz w:val="24"/>
+          <w:szCs w:val="24"/>
+        </w:rPr>
+        <w:t xml:space="preserve">, </w:t>
+      </w:r>
+      <w:proofErr w:type="spellStart"/>
+      <w:r>
+        <w:rPr>
+          <w:rFonts w:ascii="Times New Roman" w:hAnsi="Times New Roman" w:cs="Times New Roman"/>
+          <w:sz w:val="24"/>
+          <w:szCs w:val="24"/>
+        </w:rPr>
+        <w:t>lokasi</w:t>
+      </w:r>
+      <w:proofErr w:type="spellEnd"/>
+      <w:r>
+        <w:rPr>
+          <w:rFonts w:ascii="Times New Roman" w:hAnsi="Times New Roman" w:cs="Times New Roman"/>
+          <w:sz w:val="24"/>
+          <w:szCs w:val="24"/>
+        </w:rPr>
+        <w:t xml:space="preserve"> </w:t>
+      </w:r>
+      <w:proofErr w:type="spellStart"/>
+      <w:r>
+        <w:rPr>
+          <w:rFonts w:ascii="Times New Roman" w:hAnsi="Times New Roman" w:cs="Times New Roman"/>
+          <w:sz w:val="24"/>
+          <w:szCs w:val="24"/>
+        </w:rPr>
+        <w:t>penyimpanan</w:t>
+      </w:r>
+      <w:proofErr w:type="spellEnd"/>
+      <w:r>
+        <w:rPr>
+          <w:rFonts w:ascii="Times New Roman" w:hAnsi="Times New Roman" w:cs="Times New Roman"/>
+          <w:sz w:val="24"/>
+          <w:szCs w:val="24"/>
+        </w:rPr>
+        <w:t xml:space="preserve">, </w:t>
+      </w:r>
+      <w:proofErr w:type="spellStart"/>
+      <w:r>
+        <w:rPr>
+          <w:rFonts w:ascii="Times New Roman" w:hAnsi="Times New Roman" w:cs="Times New Roman"/>
+          <w:sz w:val="24"/>
+          <w:szCs w:val="24"/>
+        </w:rPr>
+        <w:t>jumlah</w:t>
+      </w:r>
+      <w:proofErr w:type="spellEnd"/>
+      <w:r>
+        <w:rPr>
+          <w:rFonts w:ascii="Times New Roman" w:hAnsi="Times New Roman" w:cs="Times New Roman"/>
+          <w:sz w:val="24"/>
+          <w:szCs w:val="24"/>
+        </w:rPr>
+        <w:t xml:space="preserve">, dan </w:t>
+      </w:r>
+      <w:proofErr w:type="spellStart"/>
+      <w:r>
+        <w:rPr>
+          <w:rFonts w:ascii="Times New Roman" w:hAnsi="Times New Roman" w:cs="Times New Roman"/>
+          <w:sz w:val="24"/>
+          <w:szCs w:val="24"/>
+        </w:rPr>
+        <w:t>tanggal</w:t>
+      </w:r>
+      <w:proofErr w:type="spellEnd"/>
+      <w:r>
+        <w:rPr>
+          <w:rFonts w:ascii="Times New Roman" w:hAnsi="Times New Roman" w:cs="Times New Roman"/>
+          <w:sz w:val="24"/>
+          <w:szCs w:val="24"/>
+        </w:rPr>
+        <w:t xml:space="preserve"> </w:t>
+      </w:r>
+      <w:proofErr w:type="spellStart"/>
+      <w:r>
+        <w:rPr>
+          <w:rFonts w:ascii="Times New Roman" w:hAnsi="Times New Roman" w:cs="Times New Roman"/>
+          <w:sz w:val="24"/>
+          <w:szCs w:val="24"/>
+        </w:rPr>
+        <w:t>garansi</w:t>
+      </w:r>
+      <w:proofErr w:type="spellEnd"/>
+      <w:r>
+        <w:rPr>
+          <w:rFonts w:ascii="Times New Roman" w:hAnsi="Times New Roman" w:cs="Times New Roman"/>
+          <w:sz w:val="24"/>
+          <w:szCs w:val="24"/>
+        </w:rPr>
+        <w:t xml:space="preserve">) </w:t>
+      </w:r>
+      <w:proofErr w:type="spellStart"/>
+      <w:r>
+        <w:rPr>
+          <w:rFonts w:ascii="Times New Roman" w:hAnsi="Times New Roman" w:cs="Times New Roman"/>
+          <w:sz w:val="24"/>
+          <w:szCs w:val="24"/>
+        </w:rPr>
+        <w:t>dari</w:t>
+      </w:r>
+      <w:proofErr w:type="spellEnd"/>
+      <w:r>
+        <w:rPr>
+          <w:rFonts w:ascii="Times New Roman" w:hAnsi="Times New Roman" w:cs="Times New Roman"/>
+          <w:sz w:val="24"/>
+          <w:szCs w:val="24"/>
+        </w:rPr>
+        <w:t xml:space="preserve"> </w:t>
+      </w:r>
+      <w:proofErr w:type="spellStart"/>
+      <w:r>
+        <w:rPr>
+          <w:rFonts w:ascii="Times New Roman" w:hAnsi="Times New Roman" w:cs="Times New Roman"/>
+          <w:sz w:val="24"/>
+          <w:szCs w:val="24"/>
+        </w:rPr>
+        <w:t>teks</w:t>
+      </w:r>
+      <w:proofErr w:type="spellEnd"/>
+      <w:r>
+        <w:rPr>
+          <w:rFonts w:ascii="Times New Roman" w:hAnsi="Times New Roman" w:cs="Times New Roman"/>
+          <w:sz w:val="24"/>
+          <w:szCs w:val="24"/>
+        </w:rPr>
+        <w:t xml:space="preserve"> </w:t>
+      </w:r>
+      <w:proofErr w:type="spellStart"/>
+      <w:r>
+        <w:rPr>
+          <w:rFonts w:ascii="Times New Roman" w:hAnsi="Times New Roman" w:cs="Times New Roman"/>
+          <w:sz w:val="24"/>
+          <w:szCs w:val="24"/>
+        </w:rPr>
+        <w:t>hasil</w:t>
+      </w:r>
+      <w:proofErr w:type="spellEnd"/>
+      <w:r>
+        <w:rPr>
+          <w:rFonts w:ascii="Times New Roman" w:hAnsi="Times New Roman" w:cs="Times New Roman"/>
+          <w:i/>
+          <w:iCs/>
+          <w:sz w:val="24"/>
+          <w:szCs w:val="24"/>
+        </w:rPr>
+        <w:t xml:space="preserve"> Speech-to-Text, </w:t>
+      </w:r>
+      <w:proofErr w:type="spellStart"/>
+      <w:r>
+        <w:rPr>
+          <w:rFonts w:ascii="Times New Roman" w:hAnsi="Times New Roman" w:cs="Times New Roman"/>
+          <w:sz w:val="24"/>
+          <w:szCs w:val="24"/>
+        </w:rPr>
+        <w:t>kemudian</w:t>
+      </w:r>
+      <w:proofErr w:type="spellEnd"/>
+      <w:r>
+        <w:rPr>
+          <w:rFonts w:ascii="Times New Roman" w:hAnsi="Times New Roman" w:cs="Times New Roman"/>
+          <w:sz w:val="24"/>
+          <w:szCs w:val="24"/>
+        </w:rPr>
+        <w:t xml:space="preserve"> </w:t>
+      </w:r>
+      <w:proofErr w:type="spellStart"/>
+      <w:r>
+        <w:rPr>
+          <w:rFonts w:ascii="Times New Roman" w:hAnsi="Times New Roman" w:cs="Times New Roman"/>
+          <w:sz w:val="24"/>
+          <w:szCs w:val="24"/>
+        </w:rPr>
+        <w:t>menyimpannya</w:t>
+      </w:r>
+      <w:proofErr w:type="spellEnd"/>
+      <w:r>
+        <w:rPr>
+          <w:rFonts w:ascii="Times New Roman" w:hAnsi="Times New Roman" w:cs="Times New Roman"/>
+          <w:sz w:val="24"/>
+          <w:szCs w:val="24"/>
+        </w:rPr>
+        <w:t xml:space="preserve"> </w:t>
+      </w:r>
+      <w:proofErr w:type="spellStart"/>
+      <w:r>
+        <w:rPr>
+          <w:rFonts w:ascii="Times New Roman" w:hAnsi="Times New Roman" w:cs="Times New Roman"/>
+          <w:sz w:val="24"/>
+          <w:szCs w:val="24"/>
+        </w:rPr>
+        <w:t>secara</w:t>
+      </w:r>
+      <w:proofErr w:type="spellEnd"/>
+      <w:r>
+        <w:rPr>
+          <w:rFonts w:ascii="Times New Roman" w:hAnsi="Times New Roman" w:cs="Times New Roman"/>
+          <w:sz w:val="24"/>
+          <w:szCs w:val="24"/>
+        </w:rPr>
+        <w:t xml:space="preserve"> </w:t>
+      </w:r>
+      <w:proofErr w:type="spellStart"/>
+      <w:r>
+        <w:rPr>
+          <w:rFonts w:ascii="Times New Roman" w:hAnsi="Times New Roman" w:cs="Times New Roman"/>
+          <w:sz w:val="24"/>
+          <w:szCs w:val="24"/>
+        </w:rPr>
+        <w:t>otomatis</w:t>
+      </w:r>
+      <w:proofErr w:type="spellEnd"/>
+      <w:r>
+        <w:rPr>
+          <w:rFonts w:ascii="Times New Roman" w:hAnsi="Times New Roman" w:cs="Times New Roman"/>
+          <w:sz w:val="24"/>
+          <w:szCs w:val="24"/>
+        </w:rPr>
+        <w:t xml:space="preserve"> </w:t>
+      </w:r>
+      <w:proofErr w:type="spellStart"/>
+      <w:r>
+        <w:rPr>
+          <w:rFonts w:ascii="Times New Roman" w:hAnsi="Times New Roman" w:cs="Times New Roman"/>
+          <w:sz w:val="24"/>
+          <w:szCs w:val="24"/>
+        </w:rPr>
+        <w:t>ke</w:t>
+      </w:r>
+      <w:proofErr w:type="spellEnd"/>
+      <w:r>
+        <w:rPr>
+          <w:rFonts w:ascii="Times New Roman" w:hAnsi="Times New Roman" w:cs="Times New Roman"/>
+          <w:sz w:val="24"/>
+          <w:szCs w:val="24"/>
+        </w:rPr>
+        <w:t xml:space="preserve"> basis data</w:t>
+      </w:r>
       <w:r>
         <w:rPr>
           <w:rFonts w:ascii="Times New Roman" w:hAnsi="Times New Roman" w:cs="Times New Roman"/>
@@ -14792,7 +14997,6 @@
           <w:szCs w:val="24"/>
           <w:lang w:val="sv-SE"/>
         </w:rPr>
-        <w:lastRenderedPageBreak/>
         <w:t>Fitur utama yang dikembangkan meliputi:</w:t>
       </w:r>
     </w:p>
@@ -14822,7 +15026,7 @@
           <w:lang w:val="sv-SE"/>
           <w14:ligatures w14:val="none"/>
         </w:rPr>
-        <w:t>Pencatatan data barang menggunakan suara (</w:t>
+        <w:t>Pencatatan data barang melalui suara (</w:t>
       </w:r>
       <w:r>
         <w:rPr>
@@ -14846,7 +15050,31 @@
           <w:lang w:val="sv-SE"/>
           <w14:ligatures w14:val="none"/>
         </w:rPr>
-        <w:t xml:space="preserve">). </w:t>
+        <w:t xml:space="preserve">) yang dilanjutkan dengan ekstraksi entitas otomatis menggunakan </w:t>
+      </w:r>
+      <w:r>
+        <w:rPr>
+          <w:rFonts w:ascii="Times New Roman" w:eastAsia="Times New Roman" w:hAnsi="Times New Roman" w:cs="Times New Roman"/>
+          <w:i/>
+          <w:iCs/>
+          <w:kern w:val="0"/>
+          <w:sz w:val="24"/>
+          <w:szCs w:val="24"/>
+          <w:lang w:val="sv-SE"/>
+          <w14:ligatures w14:val="none"/>
+        </w:rPr>
+        <w:t>NLP</w:t>
+      </w:r>
+      <w:r>
+        <w:rPr>
+          <w:rFonts w:ascii="Times New Roman" w:eastAsia="Times New Roman" w:hAnsi="Times New Roman" w:cs="Times New Roman"/>
+          <w:kern w:val="0"/>
+          <w:sz w:val="24"/>
+          <w:szCs w:val="24"/>
+          <w:lang w:val="sv-SE"/>
+          <w14:ligatures w14:val="none"/>
+        </w:rPr>
+        <w:t>.</w:t>
       </w:r>
     </w:p>
     <w:p>
@@ -14858,6 +15086,14 @@
         </w:numPr>
         <w:jc w:val="left"/>
         <w:rPr>
+          <w:rFonts w:ascii="Times New Roman" w:hAnsi="Times New Roman" w:cs="Times New Roman"/>
+          <w:sz w:val="24"/>
+          <w:szCs w:val="24"/>
+          <w:lang w:val="sv-SE"/>
+        </w:rPr>
+      </w:pPr>
+      <w:r>
+        <w:rPr>
           <w:rFonts w:ascii="Times New Roman" w:eastAsia="Times New Roman" w:hAnsi="Times New Roman" w:cs="Times New Roman"/>
           <w:kern w:val="0"/>
           <w:sz w:val="24"/>
@@ -14865,7 +15101,8 @@
           <w:lang w:val="sv-SE"/>
           <w14:ligatures w14:val="none"/>
         </w:rPr>
-      </w:pPr>
+        <w:t>Pencarian data barang berdasarkan nama, lokasi, atau atribut lainnya</w:t>
+      </w:r>
       <w:r>
         <w:rPr>
           <w:rFonts w:ascii="Times New Roman" w:eastAsia="Times New Roman" w:hAnsi="Times New Roman" w:cs="Times New Roman"/>
@@ -14877,7 +15114,7 @@
           <w:lang w:val="sv-SE"/>
           <w14:ligatures w14:val="none"/>
         </w:rPr>
-        <w:t>Generate</w:t>
+        <w:t>.</w:t>
       </w:r>
       <w:r>
         <w:rPr>
@@ -14888,201 +15125,7 @@
           <w:lang w:val="sv-SE"/>
           <w14:ligatures w14:val="none"/>
         </w:rPr>
-        <w:t xml:space="preserve"> dan </w:t>
-      </w:r>
-      <w:r>
-        <w:rPr>
-          <w:rFonts w:ascii="Times New Roman" w:eastAsia="Times New Roman" w:hAnsi="Times New Roman" w:cs="Times New Roman"/>
-          <w:i/>
-          <w:iCs/>
-          <w:kern w:val="0"/>
-          <w:sz w:val="24"/>
-          <w:szCs w:val="24"/>
-          <w:lang w:val="sv-SE"/>
-          <w14:ligatures w14:val="none"/>
-        </w:rPr>
-        <w:t>scan</w:t>
-      </w:r>
-      <w:r>
-        <w:rPr>
-          <w:rFonts w:ascii="Times New Roman" w:eastAsia="Times New Roman" w:hAnsi="Times New Roman" w:cs="Times New Roman"/>
-          <w:kern w:val="0"/>
-          <w:sz w:val="24"/>
-          <w:szCs w:val="24"/>
-          <w:lang w:val="sv-SE"/>
-          <w14:ligatures w14:val="none"/>
-        </w:rPr>
         <w:t xml:space="preserve"> </w:t>
-      </w:r>
-      <w:r>
-        <w:rPr>
-          <w:rFonts w:ascii="Times New Roman" w:eastAsia="Times New Roman" w:hAnsi="Times New Roman" w:cs="Times New Roman"/>
-          <w:i/>
-          <w:iCs/>
-          <w:kern w:val="0"/>
-          <w:sz w:val="24"/>
-          <w:szCs w:val="24"/>
-          <w:lang w:val="sv-SE"/>
-          <w14:ligatures w14:val="none"/>
-        </w:rPr>
-        <w:t>QR Code</w:t>
-      </w:r>
-      <w:r>
-        <w:rPr>
-          <w:rFonts w:ascii="Times New Roman" w:eastAsia="Times New Roman" w:hAnsi="Times New Roman" w:cs="Times New Roman"/>
-          <w:kern w:val="0"/>
-          <w:sz w:val="24"/>
-          <w:szCs w:val="24"/>
-          <w:lang w:val="sv-SE"/>
-          <w14:ligatures w14:val="none"/>
-        </w:rPr>
-        <w:t xml:space="preserve"> pada wadah penyimpanan (seperti dus, kotak, atau brankas) untuk mengetahui isi di dalamnya tanpa perlu membukanya</w:t>
-      </w:r>
-      <w:r>
-        <w:rPr>
-          <w:rFonts w:ascii="Times New Roman" w:eastAsia="Times New Roman" w:hAnsi="Times New Roman" w:cs="Times New Roman"/>
-          <w:kern w:val="0"/>
-          <w:sz w:val="24"/>
-          <w:szCs w:val="24"/>
-          <w:lang w:val="sv-SE"/>
-          <w14:ligatures w14:val="none"/>
-        </w:rPr>
-        <w:t xml:space="preserve">. </w:t>
-      </w:r>
-    </w:p>
-    <w:p>
-      <w:pPr>
-        <w:pStyle w:val="ListParagraph"/>
-        <w:numPr>
-          <w:ilvl w:val="2"/>
-          <w:numId w:val="34"/>
-        </w:numPr>
-        <w:jc w:val="left"/>
-        <w:rPr>
-          <w:rFonts w:ascii="Times New Roman" w:eastAsia="Times New Roman" w:hAnsi="Times New Roman" w:cs="Times New Roman"/>
-          <w:kern w:val="0"/>
-          <w:sz w:val="24"/>
-          <w:szCs w:val="24"/>
-          <w:lang w:val="sv-SE"/>
-          <w14:ligatures w14:val="none"/>
-        </w:rPr>
-      </w:pPr>
-      <w:r>
-        <w:rPr>
-          <w:rFonts w:ascii="Times New Roman" w:eastAsia="Times New Roman" w:hAnsi="Times New Roman" w:cs="Times New Roman"/>
-          <w:kern w:val="0"/>
-          <w:sz w:val="24"/>
-          <w:szCs w:val="24"/>
-          <w:lang w:val="sv-SE"/>
-          <w14:ligatures w14:val="none"/>
-        </w:rPr>
-        <w:t xml:space="preserve">Pengingat masa garansi barang. </w:t>
-      </w:r>
-    </w:p>
-    <w:p>
-      <w:pPr>
-        <w:pStyle w:val="ListParagraph"/>
-        <w:numPr>
-          <w:ilvl w:val="2"/>
-          <w:numId w:val="34"/>
-        </w:numPr>
-        <w:jc w:val="left"/>
-        <w:rPr>
-          <w:rFonts w:ascii="Times New Roman" w:eastAsia="Times New Roman" w:hAnsi="Times New Roman" w:cs="Times New Roman"/>
-          <w:kern w:val="0"/>
-          <w:sz w:val="24"/>
-          <w:szCs w:val="24"/>
-          <w:lang w:val="sv-SE"/>
-          <w14:ligatures w14:val="none"/>
-        </w:rPr>
-      </w:pPr>
-      <w:r>
-        <w:rPr>
-          <w:rFonts w:ascii="Times New Roman" w:eastAsia="Times New Roman" w:hAnsi="Times New Roman" w:cs="Times New Roman"/>
-          <w:kern w:val="0"/>
-          <w:sz w:val="24"/>
-          <w:szCs w:val="24"/>
-          <w:lang w:val="sv-SE"/>
-          <w14:ligatures w14:val="none"/>
-        </w:rPr>
-        <w:t>Pencarian data barang.</w:t>
-      </w:r>
-    </w:p>
-    <w:p>
-      <w:pPr>
-        <w:pStyle w:val="ListParagraph"/>
-        <w:numPr>
-          <w:ilvl w:val="2"/>
-          <w:numId w:val="34"/>
-        </w:numPr>
-        <w:jc w:val="left"/>
-        <w:rPr>
-          <w:rFonts w:ascii="Times New Roman" w:eastAsia="Times New Roman" w:hAnsi="Times New Roman" w:cs="Times New Roman"/>
-          <w:kern w:val="0"/>
-          <w:sz w:val="24"/>
-          <w:szCs w:val="24"/>
-          <w:lang w:val="sv-SE"/>
-          <w14:ligatures w14:val="none"/>
-        </w:rPr>
-      </w:pPr>
-      <w:r>
-        <w:rPr>
-          <w:rFonts w:ascii="Times New Roman" w:eastAsia="Times New Roman" w:hAnsi="Times New Roman" w:cs="Times New Roman"/>
-          <w:kern w:val="0"/>
-          <w:sz w:val="24"/>
-          <w:szCs w:val="24"/>
-          <w:lang w:val="sv-SE"/>
-          <w14:ligatures w14:val="none"/>
-        </w:rPr>
-        <w:t>Pengaturan proteksi akses (</w:t>
-      </w:r>
-      <w:r>
-        <w:rPr>
-          <w:rFonts w:ascii="Times New Roman" w:eastAsia="Times New Roman" w:hAnsi="Times New Roman" w:cs="Times New Roman"/>
-          <w:i/>
-          <w:iCs/>
-          <w:kern w:val="0"/>
-          <w:sz w:val="24"/>
-          <w:szCs w:val="24"/>
-          <w:lang w:val="sv-SE"/>
-          <w14:ligatures w14:val="none"/>
-        </w:rPr>
-        <w:t>login</w:t>
-      </w:r>
-      <w:r>
-        <w:rPr>
-          <w:rFonts w:ascii="Times New Roman" w:eastAsia="Times New Roman" w:hAnsi="Times New Roman" w:cs="Times New Roman"/>
-          <w:kern w:val="0"/>
-          <w:sz w:val="24"/>
-          <w:szCs w:val="24"/>
-          <w:lang w:val="sv-SE"/>
-          <w14:ligatures w14:val="none"/>
-        </w:rPr>
-        <w:t xml:space="preserve"> akun dan/atau </w:t>
-      </w:r>
-      <w:r>
-        <w:rPr>
-          <w:rFonts w:ascii="Times New Roman" w:eastAsia="Times New Roman" w:hAnsi="Times New Roman" w:cs="Times New Roman"/>
-          <w:i/>
-          <w:iCs/>
-          <w:kern w:val="0"/>
-          <w:sz w:val="24"/>
-          <w:szCs w:val="24"/>
-          <w:lang w:val="sv-SE"/>
-          <w14:ligatures w14:val="none"/>
-        </w:rPr>
-        <w:t>password</w:t>
-      </w:r>
-      <w:r>
-        <w:rPr>
-          <w:rFonts w:ascii="Times New Roman" w:eastAsia="Times New Roman" w:hAnsi="Times New Roman" w:cs="Times New Roman"/>
-          <w:kern w:val="0"/>
-          <w:sz w:val="24"/>
-          <w:szCs w:val="24"/>
-          <w:lang w:val="sv-SE"/>
-          <w14:ligatures w14:val="none"/>
-        </w:rPr>
-        <w:t>) pada wadah tertentu sesuai tingkat kerahasiaan atau nilai barang yang disimpan.</w:t>
       </w:r>
     </w:p>
     <w:p>
@@ -15107,7 +15150,122 @@
           <w:szCs w:val="24"/>
           <w:lang w:val="sv-SE"/>
         </w:rPr>
-        <w:t>Aplikasi dikembangkan untuk platform Android.</w:t>
+        <w:t>Fitur pendukung yang dikembangkan meliputi</w:t>
+      </w:r>
+      <w:r>
+        <w:rPr>
+          <w:rFonts w:ascii="Times New Roman" w:hAnsi="Times New Roman" w:cs="Times New Roman"/>
+          <w:sz w:val="24"/>
+          <w:szCs w:val="24"/>
+          <w:lang w:val="sv-SE"/>
+        </w:rPr>
+        <w:t>:</w:t>
+      </w:r>
+    </w:p>
+    <w:p>
+      <w:pPr>
+        <w:pStyle w:val="ListParagraph"/>
+        <w:numPr>
+          <w:ilvl w:val="2"/>
+          <w:numId w:val="35"/>
+        </w:numPr>
+        <w:jc w:val="left"/>
+        <w:rPr>
+          <w:rFonts w:ascii="Times New Roman" w:eastAsia="Times New Roman" w:hAnsi="Times New Roman" w:cs="Times New Roman"/>
+          <w:kern w:val="0"/>
+          <w:sz w:val="24"/>
+          <w:szCs w:val="24"/>
+          <w:lang w:val="sv-SE"/>
+          <w14:ligatures w14:val="none"/>
+        </w:rPr>
+      </w:pPr>
+      <w:r>
+        <w:rPr>
+          <w:rFonts w:ascii="Times New Roman" w:eastAsia="Times New Roman" w:hAnsi="Times New Roman" w:cs="Times New Roman"/>
+          <w:kern w:val="0"/>
+          <w:sz w:val="24"/>
+          <w:szCs w:val="24"/>
+          <w:lang w:val="sv-SE"/>
+          <w14:ligatures w14:val="none"/>
+        </w:rPr>
+        <w:t xml:space="preserve">Generate dan scan </w:t>
+      </w:r>
+      <w:r>
+        <w:rPr>
+          <w:rFonts w:ascii="Times New Roman" w:eastAsia="Times New Roman" w:hAnsi="Times New Roman" w:cs="Times New Roman"/>
+          <w:i/>
+          <w:iCs/>
+          <w:kern w:val="0"/>
+          <w:sz w:val="24"/>
+          <w:szCs w:val="24"/>
+          <w:lang w:val="sv-SE"/>
+          <w14:ligatures w14:val="none"/>
+        </w:rPr>
+        <w:t>QR Code</w:t>
+      </w:r>
+      <w:r>
+        <w:rPr>
+          <w:rFonts w:ascii="Times New Roman" w:eastAsia="Times New Roman" w:hAnsi="Times New Roman" w:cs="Times New Roman"/>
+          <w:kern w:val="0"/>
+          <w:sz w:val="24"/>
+          <w:szCs w:val="24"/>
+          <w:lang w:val="sv-SE"/>
+          <w14:ligatures w14:val="none"/>
+        </w:rPr>
+        <w:t xml:space="preserve"> pada wadah penyimpanan (seperti dus, kotak, atau brankas) untuk mengetahui daftar isi di dalamnya tanpa perlu membukanya secara fisik, dilengkapi opsi proteksi akses (</w:t>
+      </w:r>
+      <w:r>
+        <w:rPr>
+          <w:rFonts w:ascii="Times New Roman" w:eastAsia="Times New Roman" w:hAnsi="Times New Roman" w:cs="Times New Roman"/>
+          <w:i/>
+          <w:iCs/>
+          <w:kern w:val="0"/>
+          <w:sz w:val="24"/>
+          <w:szCs w:val="24"/>
+          <w:lang w:val="sv-SE"/>
+          <w14:ligatures w14:val="none"/>
+        </w:rPr>
+        <w:t>password</w:t>
+      </w:r>
+      <w:r>
+        <w:rPr>
+          <w:rFonts w:ascii="Times New Roman" w:eastAsia="Times New Roman" w:hAnsi="Times New Roman" w:cs="Times New Roman"/>
+          <w:kern w:val="0"/>
+          <w:sz w:val="24"/>
+          <w:szCs w:val="24"/>
+          <w:lang w:val="sv-SE"/>
+          <w14:ligatures w14:val="none"/>
+        </w:rPr>
+        <w:t>) yang dapat diaktifkan sesuai kebutuhan pengguna.</w:t>
+      </w:r>
+    </w:p>
+    <w:p>
+      <w:pPr>
+        <w:pStyle w:val="ListParagraph"/>
+        <w:numPr>
+          <w:ilvl w:val="2"/>
+          <w:numId w:val="35"/>
+        </w:numPr>
+        <w:jc w:val="left"/>
+        <w:rPr>
+          <w:rFonts w:ascii="Times New Roman" w:eastAsia="Times New Roman" w:hAnsi="Times New Roman" w:cs="Times New Roman"/>
+          <w:kern w:val="0"/>
+          <w:sz w:val="24"/>
+          <w:szCs w:val="24"/>
+          <w:lang w:val="sv-SE"/>
+          <w14:ligatures w14:val="none"/>
+        </w:rPr>
+      </w:pPr>
+      <w:r>
+        <w:rPr>
+          <w:rFonts w:ascii="Times New Roman" w:eastAsia="Times New Roman" w:hAnsi="Times New Roman" w:cs="Times New Roman"/>
+          <w:kern w:val="0"/>
+          <w:sz w:val="24"/>
+          <w:szCs w:val="24"/>
+          <w:lang w:val="sv-SE"/>
+          <w14:ligatures w14:val="none"/>
+        </w:rPr>
+        <w:t>Pengingat masa garansi barang berbasis notifikasi.</w:t>
       </w:r>
     </w:p>
     <w:p>
@@ -15132,27 +15290,16 @@
           <w:szCs w:val="24"/>
           <w:lang w:val="sv-SE"/>
         </w:rPr>
-        <w:t>Pengujian dilakukan terbatas pada pengujian fungsionalitas dan kemudahan penggunaan (</w:t>
-      </w:r>
-      <w:r>
-        <w:rPr>
-          <w:rFonts w:ascii="Times New Roman" w:hAnsi="Times New Roman" w:cs="Times New Roman"/>
-          <w:i/>
-          <w:iCs/>
-          <w:sz w:val="24"/>
-          <w:szCs w:val="24"/>
-          <w:lang w:val="sv-SE"/>
-        </w:rPr>
-        <w:t>usability</w:t>
-      </w:r>
-      <w:r>
-        <w:rPr>
-          <w:rFonts w:ascii="Times New Roman" w:hAnsi="Times New Roman" w:cs="Times New Roman"/>
-          <w:sz w:val="24"/>
-          <w:szCs w:val="24"/>
-          <w:lang w:val="sv-SE"/>
-        </w:rPr>
-        <w:t>) aplikasi.</w:t>
+        <w:t>Aplikasi dikembangkan untuk platform Android</w:t>
+      </w:r>
+      <w:r>
+        <w:rPr>
+          <w:rFonts w:ascii="Times New Roman" w:hAnsi="Times New Roman" w:cs="Times New Roman"/>
+          <w:sz w:val="24"/>
+          <w:szCs w:val="24"/>
+          <w:lang w:val="sv-SE"/>
+        </w:rPr>
+        <w:t>.</w:t>
       </w:r>
     </w:p>
     <w:p>
@@ -15177,7 +15324,112 @@
           <w:szCs w:val="24"/>
           <w:lang w:val="sv-SE"/>
         </w:rPr>
-        <w:t>Penelitian ini tidak membahas aspek keamanan data tingkat lanjut, integrasi dengan sistem cloud kompleks, maupun pengembangan untuk platform iOS.</w:t>
+        <w:t xml:space="preserve">Pengujian dilakukan terbatas pada pengujian fungsionalitas dengan </w:t>
+      </w:r>
+      <w:r>
+        <w:rPr>
+          <w:rFonts w:ascii="Times New Roman" w:hAnsi="Times New Roman" w:cs="Times New Roman"/>
+          <w:i/>
+          <w:iCs/>
+          <w:sz w:val="24"/>
+          <w:szCs w:val="24"/>
+          <w:lang w:val="sv-SE"/>
+        </w:rPr>
+        <w:t>black box</w:t>
+      </w:r>
+      <w:r>
+        <w:rPr>
+          <w:rFonts w:ascii="Times New Roman" w:hAnsi="Times New Roman" w:cs="Times New Roman"/>
+          <w:sz w:val="24"/>
+          <w:szCs w:val="24"/>
+          <w:lang w:val="sv-SE"/>
+        </w:rPr>
+        <w:t xml:space="preserve"> testing dan pengujian kemudahan penggunaan (</w:t>
+      </w:r>
+      <w:r>
+        <w:rPr>
+          <w:rFonts w:ascii="Times New Roman" w:hAnsi="Times New Roman" w:cs="Times New Roman"/>
+          <w:i/>
+          <w:iCs/>
+          <w:sz w:val="24"/>
+          <w:szCs w:val="24"/>
+          <w:lang w:val="sv-SE"/>
+        </w:rPr>
+        <w:t>usability</w:t>
+      </w:r>
+      <w:r>
+        <w:rPr>
+          <w:rFonts w:ascii="Times New Roman" w:hAnsi="Times New Roman" w:cs="Times New Roman"/>
+          <w:sz w:val="24"/>
+          <w:szCs w:val="24"/>
+          <w:lang w:val="sv-SE"/>
+        </w:rPr>
+        <w:t xml:space="preserve">) menggunakan kuesioner </w:t>
+      </w:r>
+      <w:r>
+        <w:rPr>
+          <w:rFonts w:ascii="Times New Roman" w:hAnsi="Times New Roman" w:cs="Times New Roman"/>
+          <w:i/>
+          <w:iCs/>
+          <w:sz w:val="24"/>
+          <w:szCs w:val="24"/>
+          <w:lang w:val="sv-SE"/>
+        </w:rPr>
+        <w:t>System Usability Scale (SUS)</w:t>
+      </w:r>
+      <w:r>
+        <w:rPr>
+          <w:rFonts w:ascii="Times New Roman" w:hAnsi="Times New Roman" w:cs="Times New Roman"/>
+          <w:sz w:val="24"/>
+          <w:szCs w:val="24"/>
+          <w:lang w:val="sv-SE"/>
+        </w:rPr>
+        <w:t>.</w:t>
+      </w:r>
+    </w:p>
+    <w:p>
+      <w:pPr>
+        <w:pStyle w:val="ListParagraph"/>
+        <w:numPr>
+          <w:ilvl w:val="0"/>
+          <w:numId w:val="3"/>
+        </w:numPr>
+        <w:ind w:hanging="294"/>
+        <w:rPr>
+          <w:rFonts w:ascii="Times New Roman" w:hAnsi="Times New Roman" w:cs="Times New Roman"/>
+          <w:sz w:val="24"/>
+          <w:szCs w:val="24"/>
+          <w:lang w:val="sv-SE"/>
+        </w:rPr>
+      </w:pPr>
+      <w:r>
+        <w:rPr>
+          <w:rFonts w:ascii="Times New Roman" w:hAnsi="Times New Roman" w:cs="Times New Roman"/>
+          <w:sz w:val="24"/>
+          <w:szCs w:val="24"/>
+          <w:lang w:val="sv-SE"/>
+        </w:rPr>
+        <w:t xml:space="preserve">Penelitian ini tidak membahas aspek keamanan data tingkat lanjut, integrasi dengan sistem cloud kompleks, maupun pengembangan untuk platform </w:t>
+      </w:r>
+      <w:r>
+        <w:rPr>
+          <w:rFonts w:ascii="Times New Roman" w:hAnsi="Times New Roman" w:cs="Times New Roman"/>
+          <w:i/>
+          <w:iCs/>
+          <w:sz w:val="24"/>
+          <w:szCs w:val="24"/>
+          <w:lang w:val="sv-SE"/>
+        </w:rPr>
+        <w:t>iOS</w:t>
+      </w:r>
+      <w:r>
+        <w:rPr>
+          <w:rFonts w:ascii="Times New Roman" w:hAnsi="Times New Roman" w:cs="Times New Roman"/>
+          <w:sz w:val="24"/>
+          <w:szCs w:val="24"/>
+          <w:lang w:val="sv-SE"/>
+        </w:rPr>
+        <w:t>.</w:t>
       </w:r>
     </w:p>
     <w:p>
@@ -15265,7 +15517,7 @@
           <w:szCs w:val="24"/>
           <w:lang w:val="sv-SE"/>
         </w:rPr>
-        <w:t xml:space="preserve">Tujuan penelitian ini adalah untuk mengembangkan aplikasi inventaris pribadi berbasis </w:t>
+        <w:t xml:space="preserve">Tujuan penelitian ini adalah untuk merancang dan membangun aplikasi inventaris pribadi berbasis mobile Android yang menerapkan </w:t>
       </w:r>
       <w:r>
         <w:rPr>
@@ -15276,16 +15528,16 @@
           <w:szCs w:val="24"/>
           <w:lang w:val="sv-SE"/>
         </w:rPr>
-        <w:t>mobile</w:t>
-      </w:r>
-      <w:r>
-        <w:rPr>
-          <w:rFonts w:ascii="Times New Roman" w:hAnsi="Times New Roman" w:cs="Times New Roman"/>
-          <w:sz w:val="24"/>
-          <w:szCs w:val="24"/>
-          <w:lang w:val="sv-SE"/>
-        </w:rPr>
-        <w:t xml:space="preserve"> yang mengintegrasikan teknologi </w:t>
+        <w:t>Natural Language Processing (NLP)</w:t>
+      </w:r>
+      <w:r>
+        <w:rPr>
+          <w:rFonts w:ascii="Times New Roman" w:hAnsi="Times New Roman" w:cs="Times New Roman"/>
+          <w:sz w:val="24"/>
+          <w:szCs w:val="24"/>
+          <w:lang w:val="sv-SE"/>
+        </w:rPr>
+        <w:t xml:space="preserve"> dan </w:t>
       </w:r>
       <w:r>
         <w:rPr>
@@ -15305,27 +15557,16 @@
           <w:szCs w:val="24"/>
           <w:lang w:val="sv-SE"/>
         </w:rPr>
-        <w:t xml:space="preserve"> dan </w:t>
-      </w:r>
-      <w:r>
-        <w:rPr>
-          <w:rFonts w:ascii="Times New Roman" w:hAnsi="Times New Roman" w:cs="Times New Roman"/>
-          <w:i/>
-          <w:iCs/>
-          <w:sz w:val="24"/>
-          <w:szCs w:val="24"/>
-          <w:lang w:val="sv-SE"/>
-        </w:rPr>
-        <w:t>QR Code</w:t>
-      </w:r>
-      <w:r>
-        <w:rPr>
-          <w:rFonts w:ascii="Times New Roman" w:hAnsi="Times New Roman" w:cs="Times New Roman"/>
-          <w:sz w:val="24"/>
-          <w:szCs w:val="24"/>
-          <w:lang w:val="sv-SE"/>
-        </w:rPr>
-        <w:t xml:space="preserve">, khusus ditujukan bagi individu yang sering lupa lokasi barang, sekaligus dilengkapi fitur pengingat masa garansi. </w:t>
+        <w:t xml:space="preserve"> untuk mengotomasi ekstraksi entitas dari ucapan pengguna, sehingga proses pencatatan barang menjadi lebih cepat, akurat, dan nyaman</w:t>
+      </w:r>
+      <w:r>
+        <w:rPr>
+          <w:rFonts w:ascii="Times New Roman" w:hAnsi="Times New Roman" w:cs="Times New Roman"/>
+          <w:sz w:val="24"/>
+          <w:szCs w:val="24"/>
+          <w:lang w:val="sv-SE"/>
+        </w:rPr>
+        <w:t xml:space="preserve">. </w:t>
       </w:r>
     </w:p>
     <w:p>
@@ -15376,7 +15617,7 @@
           <w:szCs w:val="24"/>
           <w:lang w:val="sv-SE"/>
         </w:rPr>
-        <w:t xml:space="preserve">Merancang dan mengembangkan aplikasi inventaris pribadi berbasis Android yang mengintegrasikan teknologi </w:t>
+        <w:t xml:space="preserve">Merancang dan mengembangkan aplikasi inventaris pribadi berbasis Android yang menerapkan </w:t>
       </w:r>
       <w:r>
         <w:rPr>
@@ -15387,7 +15628,7 @@
           <w:szCs w:val="24"/>
           <w:lang w:val="sv-SE"/>
         </w:rPr>
-        <w:t>Speech-to-Text</w:t>
+        <w:t>Natural Language Processing (NLP)</w:t>
       </w:r>
       <w:r>
         <w:rPr>
@@ -15407,16 +15648,25 @@
           <w:szCs w:val="24"/>
           <w:lang w:val="sv-SE"/>
         </w:rPr>
-        <w:t>QR Code</w:t>
-      </w:r>
-      <w:r>
-        <w:rPr>
-          <w:rFonts w:ascii="Times New Roman" w:hAnsi="Times New Roman" w:cs="Times New Roman"/>
-          <w:sz w:val="24"/>
-          <w:szCs w:val="24"/>
-          <w:lang w:val="sv-SE"/>
-        </w:rPr>
-        <w:t xml:space="preserve">. </w:t>
+        <w:t>Speech-to-Text</w:t>
+      </w:r>
+      <w:r>
+        <w:rPr>
+          <w:rFonts w:ascii="Times New Roman" w:hAnsi="Times New Roman" w:cs="Times New Roman"/>
+          <w:sz w:val="24"/>
+          <w:szCs w:val="24"/>
+          <w:lang w:val="sv-SE"/>
+        </w:rPr>
+        <w:t xml:space="preserve"> untuk mengotomasi ekstraksi entitas pada proses input data barang.</w:t>
+      </w:r>
+      <w:r>
+        <w:rPr>
+          <w:rFonts w:ascii="Times New Roman" w:hAnsi="Times New Roman" w:cs="Times New Roman"/>
+          <w:sz w:val="24"/>
+          <w:szCs w:val="24"/>
+          <w:lang w:val="sv-SE"/>
+        </w:rPr>
+        <w:t xml:space="preserve"> </w:t>
       </w:r>
     </w:p>
     <w:p>
@@ -15444,7 +15694,8 @@
           <w:szCs w:val="24"/>
           <w:lang w:val="sv-SE"/>
         </w:rPr>
-        <w:t xml:space="preserve">Mengimplementasikan fitur input data menggunakan </w:t>
+        <w:lastRenderedPageBreak/>
+        <w:t xml:space="preserve">Mengimplementasikan ekstraksi entitas (nama barang dan lokasi penyimpanan) dari ucapan pengguna menggunakan </w:t>
       </w:r>
       <w:r>
         <w:rPr>
@@ -15455,16 +15706,25 @@
           <w:szCs w:val="24"/>
           <w:lang w:val="sv-SE"/>
         </w:rPr>
-        <w:t>Speech-to-Text</w:t>
-      </w:r>
-      <w:r>
-        <w:rPr>
-          <w:rFonts w:ascii="Times New Roman" w:hAnsi="Times New Roman" w:cs="Times New Roman"/>
-          <w:sz w:val="24"/>
-          <w:szCs w:val="24"/>
-          <w:lang w:val="sv-SE"/>
-        </w:rPr>
-        <w:t xml:space="preserve"> agar proses pencatatan barang menjadi lebih cepat dan mudah. </w:t>
+        <w:t>NLP</w:t>
+      </w:r>
+      <w:r>
+        <w:rPr>
+          <w:rFonts w:ascii="Times New Roman" w:hAnsi="Times New Roman" w:cs="Times New Roman"/>
+          <w:sz w:val="24"/>
+          <w:szCs w:val="24"/>
+          <w:lang w:val="sv-SE"/>
+        </w:rPr>
+        <w:t>, sehingga data tersimpan secara otomatis ke basis data tanpa perlu mengisi formulir manual</w:t>
+      </w:r>
+      <w:r>
+        <w:rPr>
+          <w:rFonts w:ascii="Times New Roman" w:hAnsi="Times New Roman" w:cs="Times New Roman"/>
+          <w:sz w:val="24"/>
+          <w:szCs w:val="24"/>
+          <w:lang w:val="sv-SE"/>
+        </w:rPr>
+        <w:t xml:space="preserve">. </w:t>
       </w:r>
     </w:p>
     <w:p>
@@ -15492,7 +15752,7 @@
           <w:szCs w:val="24"/>
           <w:lang w:val="sv-SE"/>
         </w:rPr>
-        <w:t xml:space="preserve">Mengimplementasikan fitur </w:t>
+        <w:t xml:space="preserve">Mengimplementasikan fitur pendukung berupa generate dan scan </w:t>
       </w:r>
       <w:r>
         <w:rPr>
@@ -15503,46 +15763,6 @@
           <w:szCs w:val="24"/>
           <w:lang w:val="sv-SE"/>
         </w:rPr>
-        <w:t>generate</w:t>
-      </w:r>
-      <w:r>
-        <w:rPr>
-          <w:rFonts w:ascii="Times New Roman" w:hAnsi="Times New Roman" w:cs="Times New Roman"/>
-          <w:sz w:val="24"/>
-          <w:szCs w:val="24"/>
-          <w:lang w:val="sv-SE"/>
-        </w:rPr>
-        <w:t xml:space="preserve"> dan </w:t>
-      </w:r>
-      <w:r>
-        <w:rPr>
-          <w:rFonts w:ascii="Times New Roman" w:hAnsi="Times New Roman" w:cs="Times New Roman"/>
-          <w:i/>
-          <w:iCs/>
-          <w:sz w:val="24"/>
-          <w:szCs w:val="24"/>
-          <w:lang w:val="sv-SE"/>
-        </w:rPr>
-        <w:t>scan</w:t>
-      </w:r>
-      <w:r>
-        <w:rPr>
-          <w:rFonts w:ascii="Times New Roman" w:hAnsi="Times New Roman" w:cs="Times New Roman"/>
-          <w:sz w:val="24"/>
-          <w:szCs w:val="24"/>
-          <w:lang w:val="sv-SE"/>
-        </w:rPr>
-        <w:t xml:space="preserve"> </w:t>
-      </w:r>
-      <w:r>
-        <w:rPr>
-          <w:rFonts w:ascii="Times New Roman" w:hAnsi="Times New Roman" w:cs="Times New Roman"/>
-          <w:i/>
-          <w:iCs/>
-          <w:sz w:val="24"/>
-          <w:szCs w:val="24"/>
-          <w:lang w:val="sv-SE"/>
-        </w:rPr>
         <w:t>QR Code</w:t>
       </w:r>
       <w:r>
@@ -15552,7 +15772,7 @@
           <w:szCs w:val="24"/>
           <w:lang w:val="sv-SE"/>
         </w:rPr>
-        <w:t xml:space="preserve"> pada wadah penyimpanan agar pengguna dapat mengetahui isi di dalamnya tanpa harus membukanya secara fisik</w:t>
+        <w:t xml:space="preserve"> pada wadah penyimpanan (dilengkapi opsi proteksi akses password sesuai kebutuhan) serta pengingat masa garansi berbasis notifikasi</w:t>
       </w:r>
       <w:r>
         <w:rPr>
@@ -15589,64 +15809,7 @@
           <w:szCs w:val="24"/>
           <w:lang w:val="sv-SE"/>
         </w:rPr>
-        <w:t>Mengembangkan fitur pengingat masa garansi agar pengguna dapat memeriksa kondisi barang sebelum masa garansi berakhir.</w:t>
-      </w:r>
-    </w:p>
-    <w:p>
-      <w:pPr>
-        <w:pStyle w:val="ListParagraph"/>
-        <w:numPr>
-          <w:ilvl w:val="0"/>
-          <w:numId w:val="9"/>
-        </w:numPr>
-        <w:tabs>
-          <w:tab w:val="left" w:pos="993"/>
-        </w:tabs>
-        <w:ind w:left="1418"/>
-        <w:rPr>
-          <w:rFonts w:ascii="Times New Roman" w:hAnsi="Times New Roman" w:cs="Times New Roman"/>
-          <w:sz w:val="24"/>
-          <w:szCs w:val="24"/>
-          <w:lang w:val="sv-SE"/>
-        </w:rPr>
-      </w:pPr>
-      <w:r>
-        <w:rPr>
-          <w:rFonts w:ascii="Times New Roman" w:hAnsi="Times New Roman" w:cs="Times New Roman"/>
-          <w:sz w:val="24"/>
-          <w:szCs w:val="24"/>
-          <w:lang w:val="sv-SE"/>
-        </w:rPr>
-        <w:t>Melakukan pengujian fungsionalitas dan kemudahan penggunaan aplikasi yang dikembangkan.</w:t>
-      </w:r>
-    </w:p>
-    <w:p>
-      <w:pPr>
-        <w:pStyle w:val="ListParagraph"/>
-        <w:numPr>
-          <w:ilvl w:val="0"/>
-          <w:numId w:val="9"/>
-        </w:numPr>
-        <w:tabs>
-          <w:tab w:val="left" w:pos="993"/>
-        </w:tabs>
-        <w:ind w:left="1418"/>
-        <w:rPr>
-          <w:rFonts w:ascii="Times New Roman" w:hAnsi="Times New Roman" w:cs="Times New Roman"/>
-          <w:sz w:val="24"/>
-          <w:szCs w:val="24"/>
-          <w:lang w:val="sv-SE"/>
-        </w:rPr>
-      </w:pPr>
-      <w:r>
-        <w:rPr>
-          <w:rFonts w:ascii="Times New Roman" w:hAnsi="Times New Roman" w:cs="Times New Roman"/>
-          <w:sz w:val="24"/>
-          <w:szCs w:val="24"/>
-          <w:lang w:val="sv-SE"/>
-        </w:rPr>
-        <w:lastRenderedPageBreak/>
-        <w:t>Mengimplementasikan fitur proteksi akses (</w:t>
+        <w:t>Melakukan pengujian fungsionalitas dengan black box testing dan pengujian kemudahan penggunaan (</w:t>
       </w:r>
       <w:r>
         <w:rPr>
@@ -15657,16 +15820,16 @@
           <w:szCs w:val="24"/>
           <w:lang w:val="sv-SE"/>
         </w:rPr>
-        <w:t>login</w:t>
-      </w:r>
-      <w:r>
-        <w:rPr>
-          <w:rFonts w:ascii="Times New Roman" w:hAnsi="Times New Roman" w:cs="Times New Roman"/>
-          <w:sz w:val="24"/>
-          <w:szCs w:val="24"/>
-          <w:lang w:val="sv-SE"/>
-        </w:rPr>
-        <w:t xml:space="preserve"> akun dan/atau </w:t>
+        <w:t>usability</w:t>
+      </w:r>
+      <w:r>
+        <w:rPr>
+          <w:rFonts w:ascii="Times New Roman" w:hAnsi="Times New Roman" w:cs="Times New Roman"/>
+          <w:sz w:val="24"/>
+          <w:szCs w:val="24"/>
+          <w:lang w:val="sv-SE"/>
+        </w:rPr>
+        <w:t xml:space="preserve">) menggunakan kuesioner </w:t>
       </w:r>
       <w:r>
         <w:rPr>
@@ -15677,16 +15840,16 @@
           <w:szCs w:val="24"/>
           <w:lang w:val="sv-SE"/>
         </w:rPr>
-        <w:t>password</w:t>
-      </w:r>
-      <w:r>
-        <w:rPr>
-          <w:rFonts w:ascii="Times New Roman" w:hAnsi="Times New Roman" w:cs="Times New Roman"/>
-          <w:sz w:val="24"/>
-          <w:szCs w:val="24"/>
-          <w:lang w:val="sv-SE"/>
-        </w:rPr>
-        <w:t>) yang dapat diatur oleh pengguna sesuai kebutuhan keamanan wadah penyimpanan</w:t>
+        <w:t>System Usability Scale (SUS)</w:t>
+      </w:r>
+      <w:r>
+        <w:rPr>
+          <w:rFonts w:ascii="Times New Roman" w:hAnsi="Times New Roman" w:cs="Times New Roman"/>
+          <w:sz w:val="24"/>
+          <w:szCs w:val="24"/>
+          <w:lang w:val="sv-SE"/>
+        </w:rPr>
+        <w:t xml:space="preserve"> pada aplikasi yang dikembangkan</w:t>
       </w:r>
       <w:r>
         <w:rPr>
@@ -15791,7 +15954,7 @@
           <w:szCs w:val="24"/>
           <w:lang w:val="sv-SE"/>
         </w:rPr>
-        <w:t xml:space="preserve">Manfaat teoritis: memberikan kontribusi terhadap pengembangan sistem informasi berbasis </w:t>
+        <w:t xml:space="preserve">Manfaat teoritis: memberikan kontribusi terhadap pengembangan sistem informasi berbasis mobile, khususnya dalam penerapan </w:t>
       </w:r>
       <w:r>
         <w:rPr>
@@ -15802,16 +15965,16 @@
           <w:szCs w:val="24"/>
           <w:lang w:val="sv-SE"/>
         </w:rPr>
-        <w:t>mobile</w:t>
-      </w:r>
-      <w:r>
-        <w:rPr>
-          <w:rFonts w:ascii="Times New Roman" w:hAnsi="Times New Roman" w:cs="Times New Roman"/>
-          <w:sz w:val="24"/>
-          <w:szCs w:val="24"/>
-          <w:lang w:val="sv-SE"/>
-        </w:rPr>
-        <w:t xml:space="preserve">, khususnya dalam penerapan teknologi </w:t>
+        <w:t>Natural Language Processing (NLP)</w:t>
+      </w:r>
+      <w:r>
+        <w:rPr>
+          <w:rFonts w:ascii="Times New Roman" w:hAnsi="Times New Roman" w:cs="Times New Roman"/>
+          <w:sz w:val="24"/>
+          <w:szCs w:val="24"/>
+          <w:lang w:val="sv-SE"/>
+        </w:rPr>
+        <w:t xml:space="preserve"> dan </w:t>
       </w:r>
       <w:r>
         <w:rPr>
@@ -15831,7 +15994,7 @@
           <w:szCs w:val="24"/>
           <w:lang w:val="sv-SE"/>
         </w:rPr>
-        <w:t xml:space="preserve"> dan </w:t>
+        <w:t xml:space="preserve"> untuk otomatisasi ekstraksi entitas pada aplikasi inventaris, serta menambah referensi mengenai rancang bangun aplikasi </w:t>
       </w:r>
       <w:r>
         <w:rPr>
@@ -15842,26 +16005,6 @@
           <w:szCs w:val="24"/>
           <w:lang w:val="sv-SE"/>
         </w:rPr>
-        <w:t>QR Code</w:t>
-      </w:r>
-      <w:r>
-        <w:rPr>
-          <w:rFonts w:ascii="Times New Roman" w:hAnsi="Times New Roman" w:cs="Times New Roman"/>
-          <w:sz w:val="24"/>
-          <w:szCs w:val="24"/>
-          <w:lang w:val="sv-SE"/>
-        </w:rPr>
-        <w:t xml:space="preserve"> pada aplikasi inventaris pribadi, serta menambah referensi mengenai rancang bangun aplikasi </w:t>
-      </w:r>
-      <w:r>
-        <w:rPr>
-          <w:rFonts w:ascii="Times New Roman" w:hAnsi="Times New Roman" w:cs="Times New Roman"/>
-          <w:i/>
-          <w:iCs/>
-          <w:sz w:val="24"/>
-          <w:szCs w:val="24"/>
-          <w:lang w:val="sv-SE"/>
-        </w:rPr>
         <w:t>mobile</w:t>
       </w:r>
       <w:r>
@@ -15871,7 +16014,7 @@
           <w:szCs w:val="24"/>
           <w:lang w:val="sv-SE"/>
         </w:rPr>
-        <w:t xml:space="preserve"> untuk kebutuhan individu</w:t>
+        <w:t xml:space="preserve"> berbasis Android</w:t>
       </w:r>
       <w:r>
         <w:rPr>
@@ -15908,7 +16051,7 @@
           <w:szCs w:val="24"/>
           <w:lang w:val="sv-SE"/>
         </w:rPr>
-        <w:t>Manfaat praktis bagi pengguna: memberikan kemudahan dalam mencatat, mencari, dan mengelola barang pribadi, khususnya bagi individu yang sering lupa lokasi barang, serta membantu mengingat masa garansi barang agar kondisi barang dapat diperiksa sebelum masa garansi berakhir</w:t>
+        <w:t>Manfaat praktis bagi pengguna: memberikan kemudahan dalam mencatat, mencari, dan mengelola barang bagi individu, rumah tangga, dan usaha berskala kecil melalui input suara yang langsung diekstrak menjadi data terstruktur, khususnya bagi mereka yang sering lupa lokasi barang, serta membantu mengingat masa garansi barang</w:t>
       </w:r>
       <w:r>
         <w:rPr>
@@ -16316,6 +16459,7 @@
           <w:color w:val="auto"/>
           <w:lang w:val="sv-SE"/>
         </w:rPr>
+        <w:lastRenderedPageBreak/>
         <w:t>1.6.2. Metode Pengumpulan Data</w:t>
       </w:r>
       <w:bookmarkEnd w:id="22"/>
@@ -16507,7 +16651,6 @@
           <w:szCs w:val="24"/>
           <w:lang w:val="sv-SE"/>
         </w:rPr>
-        <w:lastRenderedPageBreak/>
         <w:tab/>
       </w:r>
       <w:r>
@@ -17073,6 +17216,7 @@
           <w:szCs w:val="24"/>
           <w:lang w:val="sv-SE"/>
         </w:rPr>
+        <w:lastRenderedPageBreak/>
         <w:t>Selain itu, perancan</w:t>
       </w:r>
       <w:r>
@@ -17200,17 +17344,7 @@
           <w:szCs w:val="24"/>
           <w:lang w:val="sv-SE"/>
         </w:rPr>
-        <w:t xml:space="preserve">Bab ini membahas latar belakang penelitian yang mendasari pentingnya pengembangan aplikasi inventaris pribadi berbasis mobile, </w:t>
-      </w:r>
-      <w:r>
-        <w:rPr>
-          <w:rFonts w:ascii="Times New Roman" w:hAnsi="Times New Roman" w:cs="Times New Roman"/>
-          <w:sz w:val="24"/>
-          <w:szCs w:val="24"/>
-          <w:lang w:val="sv-SE"/>
-        </w:rPr>
-        <w:lastRenderedPageBreak/>
-        <w:t>identifikasi masalah, rumusan masalah, ruang lingkup penelitian, tujuan dan manfaat penelitian, metode penelitian yang digunakan, serta sistematika penulisan laporan.</w:t>
+        <w:t>Bab ini membahas latar belakang penelitian yang mendasari pentingnya pengembangan aplikasi inventaris pribadi berbasis mobile, identifikasi masalah, rumusan masalah, ruang lingkup penelitian, tujuan dan manfaat penelitian, metode penelitian yang digunakan, serta sistematika penulisan laporan.</w:t>
       </w:r>
     </w:p>
     <w:p>
@@ -20117,14 +20251,27 @@
         <w:lastRenderedPageBreak/>
         <w:t xml:space="preserve">Tabel 2. </w:t>
       </w:r>
-      <w:fldSimple w:instr=" SEQ Tabel_2. \* ARABIC ">
-        <w:r>
-          <w:rPr>
-            <w:noProof/>
-          </w:rPr>
-          <w:t>1</w:t>
-        </w:r>
-      </w:fldSimple>
+      <w:r>
+        <w:fldChar w:fldCharType="begin"/>
+      </w:r>
+      <w:r>
+        <w:instrText xml:space="preserve"> SEQ Tabel_2. \* ARABIC </w:instrText>
+      </w:r>
+      <w:r>
+        <w:fldChar w:fldCharType="separate"/>
+      </w:r>
+      <w:r>
+        <w:rPr>
+          <w:noProof/>
+        </w:rPr>
+        <w:t>1</w:t>
+      </w:r>
+      <w:r>
+        <w:rPr>
+          <w:noProof/>
+        </w:rPr>
+        <w:fldChar w:fldCharType="end"/>
+      </w:r>
       <w:r>
         <w:t xml:space="preserve"> </w:t>
       </w:r>
@@ -20668,7 +20815,23 @@
                 <w:rFonts w:ascii="Times New Roman" w:hAnsi="Times New Roman" w:cs="Times New Roman"/>
                 <w:sz w:val="24"/>
               </w:rPr>
-              <w:t>(Yuliyanto et al., 2024)</w:t>
+              <w:t>(</w:t>
+            </w:r>
+            <w:proofErr w:type="spellStart"/>
+            <w:r>
+              <w:rPr>
+                <w:rFonts w:ascii="Times New Roman" w:hAnsi="Times New Roman" w:cs="Times New Roman"/>
+                <w:sz w:val="24"/>
+              </w:rPr>
+              <w:t>Yuliyanto</w:t>
+            </w:r>
+            <w:proofErr w:type="spellEnd"/>
+            <w:r>
+              <w:rPr>
+                <w:rFonts w:ascii="Times New Roman" w:hAnsi="Times New Roman" w:cs="Times New Roman"/>
+                <w:sz w:val="24"/>
+              </w:rPr>
+              <w:t xml:space="preserve"> et al., 2024)</w:t>
             </w:r>
             <w:r>
               <w:rPr>
@@ -22403,7 +22566,23 @@
                 <w:rFonts w:ascii="Times New Roman" w:hAnsi="Times New Roman" w:cs="Times New Roman"/>
                 <w:sz w:val="24"/>
               </w:rPr>
-              <w:t>(Rakhma et al., 2022)</w:t>
+              <w:t>(</w:t>
+            </w:r>
+            <w:proofErr w:type="spellStart"/>
+            <w:r>
+              <w:rPr>
+                <w:rFonts w:ascii="Times New Roman" w:hAnsi="Times New Roman" w:cs="Times New Roman"/>
+                <w:sz w:val="24"/>
+              </w:rPr>
+              <w:t>Rakhma</w:t>
+            </w:r>
+            <w:proofErr w:type="spellEnd"/>
+            <w:r>
+              <w:rPr>
+                <w:rFonts w:ascii="Times New Roman" w:hAnsi="Times New Roman" w:cs="Times New Roman"/>
+                <w:sz w:val="24"/>
+              </w:rPr>
+              <w:t xml:space="preserve"> et al., 2022)</w:t>
             </w:r>
             <w:r>
               <w:rPr>
@@ -26806,14 +26985,27 @@
         <w:lastRenderedPageBreak/>
         <w:t xml:space="preserve">Tabel 3. </w:t>
       </w:r>
-      <w:fldSimple w:instr=" SEQ Tabel_3. \* ARABIC ">
-        <w:r>
-          <w:rPr>
-            <w:noProof/>
-          </w:rPr>
-          <w:t>2</w:t>
-        </w:r>
-      </w:fldSimple>
+      <w:r>
+        <w:fldChar w:fldCharType="begin"/>
+      </w:r>
+      <w:r>
+        <w:instrText xml:space="preserve"> SEQ Tabel_3. \* ARABIC </w:instrText>
+      </w:r>
+      <w:r>
+        <w:fldChar w:fldCharType="separate"/>
+      </w:r>
+      <w:r>
+        <w:rPr>
+          <w:noProof/>
+        </w:rPr>
+        <w:t>2</w:t>
+      </w:r>
+      <w:r>
+        <w:rPr>
+          <w:noProof/>
+        </w:rPr>
+        <w:fldChar w:fldCharType="end"/>
+      </w:r>
       <w:r>
         <w:rPr>
           <w:lang w:val="sv-SE"/>
@@ -30591,14 +30783,27 @@
       <w:r>
         <w:t xml:space="preserve">Tabel 3. </w:t>
       </w:r>
-      <w:fldSimple w:instr=" SEQ Tabel_3. \* ARABIC ">
-        <w:r>
-          <w:rPr>
-            <w:noProof/>
-          </w:rPr>
-          <w:t>3</w:t>
-        </w:r>
-      </w:fldSimple>
+      <w:r>
+        <w:fldChar w:fldCharType="begin"/>
+      </w:r>
+      <w:r>
+        <w:instrText xml:space="preserve"> SEQ Tabel_3. \* ARABIC </w:instrText>
+      </w:r>
+      <w:r>
+        <w:fldChar w:fldCharType="separate"/>
+      </w:r>
+      <w:r>
+        <w:rPr>
+          <w:noProof/>
+        </w:rPr>
+        <w:t>3</w:t>
+      </w:r>
+      <w:r>
+        <w:rPr>
+          <w:noProof/>
+        </w:rPr>
+        <w:fldChar w:fldCharType="end"/>
+      </w:r>
       <w:r>
         <w:rPr>
           <w:lang w:val="sv-SE"/>
@@ -36625,38 +36830,18 @@
         </w:rPr>
         <w:t xml:space="preserve">(2), 104. </w:t>
       </w:r>
-      <w:r>
-        <w:fldChar w:fldCharType="begin"/>
-      </w:r>
-      <w:r>
-        <w:rPr>
-          <w:lang w:val="sv-SE"/>
-        </w:rPr>
-        <w:instrText>HYPERLINK "https://doi.org/10.31963/elekterika.v20i2.4631"</w:instrText>
-      </w:r>
-      <w:r>
-        <w:fldChar w:fldCharType="separate"/>
-      </w:r>
-      <w:r>
-        <w:rPr>
-          <w:rStyle w:val="Hyperlink"/>
-          <w:rFonts w:ascii="Times New Roman" w:hAnsi="Times New Roman" w:cs="Times New Roman"/>
-          <w:sz w:val="24"/>
-          <w:szCs w:val="24"/>
-          <w:lang w:val="sv-SE"/>
-        </w:rPr>
-        <w:t>https://doi.org/10.31963/elekterika.v20i2.4631</w:t>
-      </w:r>
-      <w:r>
-        <w:rPr>
-          <w:rStyle w:val="Hyperlink"/>
-          <w:rFonts w:ascii="Times New Roman" w:hAnsi="Times New Roman" w:cs="Times New Roman"/>
-          <w:sz w:val="24"/>
-          <w:szCs w:val="24"/>
-          <w:lang w:val="sv-SE"/>
-        </w:rPr>
-        <w:fldChar w:fldCharType="end"/>
-      </w:r>
+      <w:hyperlink r:id="rId15" w:history="1">
+        <w:r>
+          <w:rPr>
+            <w:rStyle w:val="Hyperlink"/>
+            <w:rFonts w:ascii="Times New Roman" w:hAnsi="Times New Roman" w:cs="Times New Roman"/>
+            <w:sz w:val="24"/>
+            <w:szCs w:val="24"/>
+            <w:lang w:val="sv-SE"/>
+          </w:rPr>
+          <w:t>https://doi.org/10.31963/elekterika.v20i2.4631</w:t>
+        </w:r>
+      </w:hyperlink>
     </w:p>
     <w:p>
       <w:pPr>
@@ -36778,38 +36963,18 @@
         </w:rPr>
         <w:t xml:space="preserve">(3), 373–382. </w:t>
       </w:r>
-      <w:r>
-        <w:fldChar w:fldCharType="begin"/>
-      </w:r>
-      <w:r>
-        <w:rPr>
-          <w:lang w:val="sv-SE"/>
-        </w:rPr>
-        <w:instrText>HYPERLINK "https://doi.org/10.28926/ilkomnika.v6i3.682"</w:instrText>
-      </w:r>
-      <w:r>
-        <w:fldChar w:fldCharType="separate"/>
-      </w:r>
-      <w:r>
-        <w:rPr>
-          <w:rStyle w:val="Hyperlink"/>
-          <w:rFonts w:ascii="Times New Roman" w:hAnsi="Times New Roman" w:cs="Times New Roman"/>
-          <w:sz w:val="24"/>
-          <w:szCs w:val="24"/>
-          <w:lang w:val="sv-SE"/>
-        </w:rPr>
-        <w:t>https://doi.org/10.28926/ilkomnika.v6i3.682</w:t>
-      </w:r>
-      <w:r>
-        <w:rPr>
-          <w:rStyle w:val="Hyperlink"/>
-          <w:rFonts w:ascii="Times New Roman" w:hAnsi="Times New Roman" w:cs="Times New Roman"/>
-          <w:sz w:val="24"/>
-          <w:szCs w:val="24"/>
-          <w:lang w:val="sv-SE"/>
-        </w:rPr>
-        <w:fldChar w:fldCharType="end"/>
-      </w:r>
+      <w:hyperlink r:id="rId16" w:history="1">
+        <w:r>
+          <w:rPr>
+            <w:rStyle w:val="Hyperlink"/>
+            <w:rFonts w:ascii="Times New Roman" w:hAnsi="Times New Roman" w:cs="Times New Roman"/>
+            <w:sz w:val="24"/>
+            <w:szCs w:val="24"/>
+            <w:lang w:val="sv-SE"/>
+          </w:rPr>
+          <w:t>https://doi.org/10.28926/ilkomnika.v6i3.682</w:t>
+        </w:r>
+      </w:hyperlink>
     </w:p>
     <w:p>
       <w:pPr>
@@ -36894,7 +37059,7 @@
         </w:rPr>
         <w:t xml:space="preserve">(1), 95–102. </w:t>
       </w:r>
-      <w:hyperlink r:id="rId15" w:history="1">
+      <w:hyperlink r:id="rId17" w:history="1">
         <w:r>
           <w:rPr>
             <w:rStyle w:val="Hyperlink"/>
@@ -37042,7 +37207,7 @@
         </w:rPr>
         <w:t xml:space="preserve">(2), 101–107. </w:t>
       </w:r>
-      <w:hyperlink r:id="rId16" w:history="1">
+      <w:hyperlink r:id="rId18" w:history="1">
         <w:r>
           <w:rPr>
             <w:rStyle w:val="Hyperlink"/>
@@ -37070,6 +37235,7 @@
           <w:rFonts w:ascii="Times New Roman" w:hAnsi="Times New Roman" w:cs="Times New Roman"/>
           <w:sz w:val="24"/>
           <w:szCs w:val="24"/>
+          <w:lang w:val="sv-SE"/>
         </w:rPr>
         <w:t xml:space="preserve">Mandala, R. C., &amp; Susanto, A. (2023). </w:t>
       </w:r>
@@ -37142,38 +37308,18 @@
         </w:rPr>
         <w:t xml:space="preserve">(1), 47–51. </w:t>
       </w:r>
-      <w:r>
-        <w:fldChar w:fldCharType="begin"/>
-      </w:r>
-      <w:r>
-        <w:rPr>
-          <w:lang w:val="sv-SE"/>
-        </w:rPr>
-        <w:instrText>HYPERLINK "https://doi.org/10.55382/jurnalpustakaai.v3i1.561"</w:instrText>
-      </w:r>
-      <w:r>
-        <w:fldChar w:fldCharType="separate"/>
-      </w:r>
-      <w:r>
-        <w:rPr>
-          <w:rStyle w:val="Hyperlink"/>
-          <w:rFonts w:ascii="Times New Roman" w:hAnsi="Times New Roman" w:cs="Times New Roman"/>
-          <w:sz w:val="24"/>
-          <w:szCs w:val="24"/>
-          <w:lang w:val="sv-SE"/>
-        </w:rPr>
-        <w:t>https://doi.org/10.55382/jurnalpustakaai.v3i1.561</w:t>
-      </w:r>
-      <w:r>
-        <w:rPr>
-          <w:rStyle w:val="Hyperlink"/>
-          <w:rFonts w:ascii="Times New Roman" w:hAnsi="Times New Roman" w:cs="Times New Roman"/>
-          <w:sz w:val="24"/>
-          <w:szCs w:val="24"/>
-          <w:lang w:val="sv-SE"/>
-        </w:rPr>
-        <w:fldChar w:fldCharType="end"/>
-      </w:r>
+      <w:hyperlink r:id="rId19" w:history="1">
+        <w:r>
+          <w:rPr>
+            <w:rStyle w:val="Hyperlink"/>
+            <w:rFonts w:ascii="Times New Roman" w:hAnsi="Times New Roman" w:cs="Times New Roman"/>
+            <w:sz w:val="24"/>
+            <w:szCs w:val="24"/>
+            <w:lang w:val="sv-SE"/>
+          </w:rPr>
+          <w:t>https://doi.org/10.55382/jurnalpustakaai.v3i1.561</w:t>
+        </w:r>
+      </w:hyperlink>
     </w:p>
     <w:p>
       <w:pPr>
@@ -37307,7 +37453,7 @@
         </w:rPr>
         <w:t xml:space="preserve">(2). </w:t>
       </w:r>
-      <w:hyperlink r:id="rId17" w:history="1">
+      <w:hyperlink r:id="rId20" w:history="1">
         <w:r>
           <w:rPr>
             <w:rStyle w:val="Hyperlink"/>
@@ -37390,38 +37536,18 @@
         </w:rPr>
         <w:t xml:space="preserve">(5), 11004–11009. </w:t>
       </w:r>
-      <w:r>
-        <w:fldChar w:fldCharType="begin"/>
-      </w:r>
-      <w:r>
-        <w:rPr>
-          <w:lang w:val="sv-SE"/>
-        </w:rPr>
-        <w:instrText>HYPERLINK "https://doi.org/10.36040/jati.v8i5.11006"</w:instrText>
-      </w:r>
-      <w:r>
-        <w:fldChar w:fldCharType="separate"/>
-      </w:r>
-      <w:r>
-        <w:rPr>
-          <w:rStyle w:val="Hyperlink"/>
-          <w:rFonts w:ascii="Times New Roman" w:hAnsi="Times New Roman" w:cs="Times New Roman"/>
-          <w:sz w:val="24"/>
-          <w:szCs w:val="24"/>
-          <w:lang w:val="sv-SE"/>
-        </w:rPr>
-        <w:t>https://doi.org/10.36040/jati.v8i5.11006</w:t>
-      </w:r>
-      <w:r>
-        <w:rPr>
-          <w:rStyle w:val="Hyperlink"/>
-          <w:rFonts w:ascii="Times New Roman" w:hAnsi="Times New Roman" w:cs="Times New Roman"/>
-          <w:sz w:val="24"/>
-          <w:szCs w:val="24"/>
-          <w:lang w:val="sv-SE"/>
-        </w:rPr>
-        <w:fldChar w:fldCharType="end"/>
-      </w:r>
+      <w:hyperlink r:id="rId21" w:history="1">
+        <w:r>
+          <w:rPr>
+            <w:rStyle w:val="Hyperlink"/>
+            <w:rFonts w:ascii="Times New Roman" w:hAnsi="Times New Roman" w:cs="Times New Roman"/>
+            <w:sz w:val="24"/>
+            <w:szCs w:val="24"/>
+            <w:lang w:val="sv-SE"/>
+          </w:rPr>
+          <w:t>https://doi.org/10.36040/jati.v8i5.11006</w:t>
+        </w:r>
+      </w:hyperlink>
     </w:p>
     <w:p>
       <w:pPr>
@@ -37483,7 +37609,7 @@
         </w:rPr>
         <w:t xml:space="preserve">(2). </w:t>
       </w:r>
-      <w:hyperlink r:id="rId18" w:history="1">
+      <w:hyperlink r:id="rId22" w:history="1">
         <w:r>
           <w:rPr>
             <w:rStyle w:val="Hyperlink"/>
@@ -37536,7 +37662,7 @@
         </w:rPr>
         <w:t xml:space="preserve">. </w:t>
       </w:r>
-      <w:hyperlink r:id="rId19" w:history="1">
+      <w:hyperlink r:id="rId23" w:history="1">
         <w:r>
           <w:rPr>
             <w:rStyle w:val="Hyperlink"/>
@@ -37565,7 +37691,6 @@
           <w:rFonts w:ascii="Times New Roman" w:hAnsi="Times New Roman" w:cs="Times New Roman"/>
           <w:sz w:val="24"/>
           <w:szCs w:val="24"/>
-          <w:lang w:val="sv-SE"/>
         </w:rPr>
         <w:t xml:space="preserve">Tato, F. R., &amp; Ibrahim, I. M. (2025). </w:t>
       </w:r>
@@ -37617,38 +37742,18 @@
         </w:rPr>
         <w:t xml:space="preserve">(2), 233–239. </w:t>
       </w:r>
-      <w:r>
-        <w:fldChar w:fldCharType="begin"/>
-      </w:r>
-      <w:r>
-        <w:rPr>
-          <w:lang w:val="sv-SE"/>
-        </w:rPr>
-        <w:instrText>HYPERLINK "https://doi.org/10.31326/jisa.v7i2.2116"</w:instrText>
-      </w:r>
-      <w:r>
-        <w:fldChar w:fldCharType="separate"/>
-      </w:r>
-      <w:r>
-        <w:rPr>
-          <w:rStyle w:val="Hyperlink"/>
-          <w:rFonts w:ascii="Times New Roman" w:hAnsi="Times New Roman" w:cs="Times New Roman"/>
-          <w:sz w:val="24"/>
-          <w:szCs w:val="24"/>
-          <w:lang w:val="sv-SE"/>
-        </w:rPr>
-        <w:t>https://doi.org/10.31326/jisa.v7i2.2116</w:t>
-      </w:r>
-      <w:r>
-        <w:rPr>
-          <w:rStyle w:val="Hyperlink"/>
-          <w:rFonts w:ascii="Times New Roman" w:hAnsi="Times New Roman" w:cs="Times New Roman"/>
-          <w:sz w:val="24"/>
-          <w:szCs w:val="24"/>
-          <w:lang w:val="sv-SE"/>
-        </w:rPr>
-        <w:fldChar w:fldCharType="end"/>
-      </w:r>
+      <w:hyperlink r:id="rId24" w:history="1">
+        <w:r>
+          <w:rPr>
+            <w:rStyle w:val="Hyperlink"/>
+            <w:rFonts w:ascii="Times New Roman" w:hAnsi="Times New Roman" w:cs="Times New Roman"/>
+            <w:sz w:val="24"/>
+            <w:szCs w:val="24"/>
+            <w:lang w:val="sv-SE"/>
+          </w:rPr>
+          <w:t>https://doi.org/10.31326/jisa.v7i2.2116</w:t>
+        </w:r>
+      </w:hyperlink>
     </w:p>
     <w:p>
       <w:pPr>
@@ -37751,7 +37856,7 @@
         </w:rPr>
         <w:t xml:space="preserve">, 95–102. </w:t>
       </w:r>
-      <w:hyperlink r:id="rId20" w:history="1">
+      <w:hyperlink r:id="rId25" w:history="1">
         <w:r>
           <w:rPr>
             <w:rStyle w:val="Hyperlink"/>
@@ -37863,7 +37968,7 @@
         </w:rPr>
         <w:t xml:space="preserve">(3), 638–649. </w:t>
       </w:r>
-      <w:hyperlink r:id="rId21" w:history="1">
+      <w:hyperlink r:id="rId26" w:history="1">
         <w:r>
           <w:rPr>
             <w:rStyle w:val="Hyperlink"/>
@@ -37899,12 +38004,12 @@
       </w:pPr>
     </w:p>
     <w:sectPr>
-      <w:headerReference w:type="even" r:id="rId22"/>
-      <w:headerReference w:type="default" r:id="rId23"/>
-      <w:footerReference w:type="even" r:id="rId24"/>
-      <w:footerReference w:type="default" r:id="rId25"/>
-      <w:headerReference w:type="first" r:id="rId26"/>
-      <w:footerReference w:type="first" r:id="rId27"/>
+      <w:headerReference w:type="even" r:id="rId27"/>
+      <w:headerReference w:type="default" r:id="rId28"/>
+      <w:footerReference w:type="even" r:id="rId29"/>
+      <w:footerReference w:type="default" r:id="rId30"/>
+      <w:headerReference w:type="first" r:id="rId31"/>
+      <w:footerReference w:type="first" r:id="rId32"/>
       <w:pgSz w:w="11906" w:h="16838" w:code="9"/>
       <w:pgMar w:top="1418" w:right="1418" w:bottom="1418" w:left="1701" w:header="720" w:footer="720" w:gutter="0"/>
       <w:pgNumType w:start="1"/>
@@ -39596,6 +39701,119 @@
     </w:lvl>
   </w:abstractNum>
   <w:abstractNum w:abstractNumId="13" w15:restartNumberingAfterBreak="0">
+    <w:nsid w:val="43AF5C12"/>
+    <w:multiLevelType w:val="multilevel"/>
+    <w:tmpl w:val="B57E4410"/>
+    <w:lvl w:ilvl="0">
+      <w:start w:val="1"/>
+      <w:numFmt w:val="decimal"/>
+      <w:lvlText w:val="%1."/>
+      <w:lvlJc w:val="left"/>
+      <w:pPr>
+        <w:ind w:left="360" w:hanging="360"/>
+      </w:pPr>
+      <w:rPr>
+        <w:rFonts w:hint="default"/>
+      </w:rPr>
+    </w:lvl>
+    <w:lvl w:ilvl="1">
+      <w:start w:val="1"/>
+      <w:numFmt w:val="decimal"/>
+      <w:lvlText w:val="%1.%2."/>
+      <w:lvlJc w:val="left"/>
+      <w:pPr>
+        <w:ind w:left="792" w:hanging="432"/>
+      </w:pPr>
+      <w:rPr>
+        <w:rFonts w:hint="default"/>
+      </w:rPr>
+    </w:lvl>
+    <w:lvl w:ilvl="2">
+      <w:start w:val="1"/>
+      <w:numFmt w:val="lowerLetter"/>
+      <w:lvlText w:val="%3."/>
+      <w:lvlJc w:val="left"/>
+      <w:pPr>
+        <w:ind w:left="1080" w:hanging="360"/>
+      </w:pPr>
+      <w:rPr>
+        <w:rFonts w:hint="default"/>
+      </w:rPr>
+    </w:lvl>
+    <w:lvl w:ilvl="3">
+      <w:start w:val="1"/>
+      <w:numFmt w:val="decimal"/>
+      <w:lvlText w:val="%1.%2.%3.%4."/>
+      <w:lvlJc w:val="left"/>
+      <w:pPr>
+        <w:ind w:left="1728" w:hanging="648"/>
+      </w:pPr>
+      <w:rPr>
+        <w:rFonts w:hint="default"/>
+      </w:rPr>
+    </w:lvl>
+    <w:lvl w:ilvl="4">
+      <w:start w:val="1"/>
+      <w:numFmt w:val="decimal"/>
+      <w:lvlText w:val="%1.%2.%3.%4.%5."/>
+      <w:lvlJc w:val="left"/>
+      <w:pPr>
+        <w:ind w:left="2232" w:hanging="792"/>
+      </w:pPr>
+      <w:rPr>
+        <w:rFonts w:hint="default"/>
+      </w:rPr>
+    </w:lvl>
+    <w:lvl w:ilvl="5">
+      <w:start w:val="1"/>
+      <w:numFmt w:val="decimal"/>
+      <w:lvlText w:val="%1.%2.%3.%4.%5.%6."/>
+      <w:lvlJc w:val="left"/>
+      <w:pPr>
+        <w:ind w:left="2736" w:hanging="936"/>
+      </w:pPr>
+      <w:rPr>
+        <w:rFonts w:hint="default"/>
+      </w:rPr>
+    </w:lvl>
+    <w:lvl w:ilvl="6">
+      <w:start w:val="1"/>
+      <w:numFmt w:val="decimal"/>
+      <w:lvlText w:val="%1.%2.%3.%4.%5.%6.%7."/>
+      <w:lvlJc w:val="left"/>
+      <w:pPr>
+        <w:ind w:left="3240" w:hanging="1080"/>
+      </w:pPr>
+      <w:rPr>
+        <w:rFonts w:hint="default"/>
+      </w:rPr>
+    </w:lvl>
+    <w:lvl w:ilvl="7">
+      <w:start w:val="1"/>
+      <w:numFmt w:val="decimal"/>
+      <w:lvlText w:val="%1.%2.%3.%4.%5.%6.%7.%8."/>
+      <w:lvlJc w:val="left"/>
+      <w:pPr>
+        <w:ind w:left="3744" w:hanging="1224"/>
+      </w:pPr>
+      <w:rPr>
+        <w:rFonts w:hint="default"/>
+      </w:rPr>
+    </w:lvl>
+    <w:lvl w:ilvl="8">
+      <w:start w:val="1"/>
+      <w:numFmt w:val="decimal"/>
+      <w:lvlText w:val="%1.%2.%3.%4.%5.%6.%7.%8.%9."/>
+      <w:lvlJc w:val="left"/>
+      <w:pPr>
+        <w:ind w:left="4320" w:hanging="1440"/>
+      </w:pPr>
+      <w:rPr>
+        <w:rFonts w:hint="default"/>
+      </w:rPr>
+    </w:lvl>
+  </w:abstractNum>
+  <w:abstractNum w:abstractNumId="14" w15:restartNumberingAfterBreak="0">
     <w:nsid w:val="43E15310"/>
     <w:multiLevelType w:val="hybridMultilevel"/>
     <w:tmpl w:val="974CCBE0"/>
@@ -39681,7 +39899,7 @@
       </w:pPr>
     </w:lvl>
   </w:abstractNum>
-  <w:abstractNum w:abstractNumId="14" w15:restartNumberingAfterBreak="0">
+  <w:abstractNum w:abstractNumId="15" w15:restartNumberingAfterBreak="0">
     <w:nsid w:val="44553879"/>
     <w:multiLevelType w:val="hybridMultilevel"/>
     <w:tmpl w:val="82044B6C"/>
@@ -39767,7 +39985,7 @@
       </w:pPr>
     </w:lvl>
   </w:abstractNum>
-  <w:abstractNum w:abstractNumId="15" w15:restartNumberingAfterBreak="0">
+  <w:abstractNum w:abstractNumId="16" w15:restartNumberingAfterBreak="0">
     <w:nsid w:val="4488564C"/>
     <w:multiLevelType w:val="hybridMultilevel"/>
     <w:tmpl w:val="94B455F2"/>
@@ -39860,7 +40078,7 @@
       </w:pPr>
     </w:lvl>
   </w:abstractNum>
-  <w:abstractNum w:abstractNumId="16" w15:restartNumberingAfterBreak="0">
+  <w:abstractNum w:abstractNumId="17" w15:restartNumberingAfterBreak="0">
     <w:nsid w:val="44925056"/>
     <w:multiLevelType w:val="hybridMultilevel"/>
     <w:tmpl w:val="9844F448"/>
@@ -39946,7 +40164,7 @@
       </w:pPr>
     </w:lvl>
   </w:abstractNum>
-  <w:abstractNum w:abstractNumId="17" w15:restartNumberingAfterBreak="0">
+  <w:abstractNum w:abstractNumId="18" w15:restartNumberingAfterBreak="0">
     <w:nsid w:val="4584156B"/>
     <w:multiLevelType w:val="hybridMultilevel"/>
     <w:tmpl w:val="477E3B7E"/>
@@ -40036,7 +40254,7 @@
       </w:pPr>
     </w:lvl>
   </w:abstractNum>
-  <w:abstractNum w:abstractNumId="18" w15:restartNumberingAfterBreak="0">
+  <w:abstractNum w:abstractNumId="19" w15:restartNumberingAfterBreak="0">
     <w:nsid w:val="46600D90"/>
     <w:multiLevelType w:val="hybridMultilevel"/>
     <w:tmpl w:val="0D9092A6"/>
@@ -40122,7 +40340,7 @@
       </w:pPr>
     </w:lvl>
   </w:abstractNum>
-  <w:abstractNum w:abstractNumId="19" w15:restartNumberingAfterBreak="0">
+  <w:abstractNum w:abstractNumId="20" w15:restartNumberingAfterBreak="0">
     <w:nsid w:val="466F418E"/>
     <w:multiLevelType w:val="multilevel"/>
     <w:tmpl w:val="1E04EE84"/>
@@ -40232,7 +40450,7 @@
       </w:rPr>
     </w:lvl>
   </w:abstractNum>
-  <w:abstractNum w:abstractNumId="20" w15:restartNumberingAfterBreak="0">
+  <w:abstractNum w:abstractNumId="21" w15:restartNumberingAfterBreak="0">
     <w:nsid w:val="4C343A98"/>
     <w:multiLevelType w:val="multilevel"/>
     <w:tmpl w:val="0409001F"/>
@@ -40318,7 +40536,7 @@
       </w:pPr>
     </w:lvl>
   </w:abstractNum>
-  <w:abstractNum w:abstractNumId="21" w15:restartNumberingAfterBreak="0">
+  <w:abstractNum w:abstractNumId="22" w15:restartNumberingAfterBreak="0">
     <w:nsid w:val="50731BC1"/>
     <w:multiLevelType w:val="multilevel"/>
     <w:tmpl w:val="138EB074"/>
@@ -40431,10 +40649,10 @@
       </w:rPr>
     </w:lvl>
   </w:abstractNum>
-  <w:abstractNum w:abstractNumId="22" w15:restartNumberingAfterBreak="0">
+  <w:abstractNum w:abstractNumId="23" w15:restartNumberingAfterBreak="0">
     <w:nsid w:val="55AC74E1"/>
     <w:multiLevelType w:val="multilevel"/>
-    <w:tmpl w:val="29061784"/>
+    <w:tmpl w:val="9CEEFA9C"/>
     <w:lvl w:ilvl="0">
       <w:start w:val="1"/>
       <w:numFmt w:val="decimal"/>
@@ -40461,6 +40679,9 @@
       <w:pPr>
         <w:ind w:left="1080" w:hanging="360"/>
       </w:pPr>
+      <w:rPr>
+        <w:rFonts w:hint="default"/>
+      </w:rPr>
     </w:lvl>
     <w:lvl w:ilvl="3">
       <w:start w:val="1"/>
@@ -40517,7 +40738,7 @@
       </w:pPr>
     </w:lvl>
   </w:abstractNum>
-  <w:abstractNum w:abstractNumId="23" w15:restartNumberingAfterBreak="0">
+  <w:abstractNum w:abstractNumId="24" w15:restartNumberingAfterBreak="0">
     <w:nsid w:val="57EF324E"/>
     <w:multiLevelType w:val="hybridMultilevel"/>
     <w:tmpl w:val="14DC886E"/>
@@ -40610,7 +40831,7 @@
       </w:pPr>
     </w:lvl>
   </w:abstractNum>
-  <w:abstractNum w:abstractNumId="24" w15:restartNumberingAfterBreak="0">
+  <w:abstractNum w:abstractNumId="25" w15:restartNumberingAfterBreak="0">
     <w:nsid w:val="63975226"/>
     <w:multiLevelType w:val="multilevel"/>
     <w:tmpl w:val="0409001D"/>
@@ -40696,7 +40917,7 @@
       </w:pPr>
     </w:lvl>
   </w:abstractNum>
-  <w:abstractNum w:abstractNumId="25" w15:restartNumberingAfterBreak="0">
+  <w:abstractNum w:abstractNumId="26" w15:restartNumberingAfterBreak="0">
     <w:nsid w:val="64F00708"/>
     <w:multiLevelType w:val="multilevel"/>
     <w:tmpl w:val="3E2819CA"/>
@@ -40809,7 +41030,7 @@
       </w:rPr>
     </w:lvl>
   </w:abstractNum>
-  <w:abstractNum w:abstractNumId="26" w15:restartNumberingAfterBreak="0">
+  <w:abstractNum w:abstractNumId="27" w15:restartNumberingAfterBreak="0">
     <w:nsid w:val="689311FE"/>
     <w:multiLevelType w:val="multilevel"/>
     <w:tmpl w:val="DC7AB2B2"/>
@@ -40958,7 +41179,7 @@
       </w:rPr>
     </w:lvl>
   </w:abstractNum>
-  <w:abstractNum w:abstractNumId="27" w15:restartNumberingAfterBreak="0">
+  <w:abstractNum w:abstractNumId="28" w15:restartNumberingAfterBreak="0">
     <w:nsid w:val="6B6850BA"/>
     <w:multiLevelType w:val="hybridMultilevel"/>
     <w:tmpl w:val="F23206A8"/>
@@ -41070,7 +41291,7 @@
       </w:rPr>
     </w:lvl>
   </w:abstractNum>
-  <w:abstractNum w:abstractNumId="28" w15:restartNumberingAfterBreak="0">
+  <w:abstractNum w:abstractNumId="29" w15:restartNumberingAfterBreak="0">
     <w:nsid w:val="6BFB45A9"/>
     <w:multiLevelType w:val="hybridMultilevel"/>
     <w:tmpl w:val="2BC8F7BC"/>
@@ -41159,7 +41380,7 @@
       </w:pPr>
     </w:lvl>
   </w:abstractNum>
-  <w:abstractNum w:abstractNumId="29" w15:restartNumberingAfterBreak="0">
+  <w:abstractNum w:abstractNumId="30" w15:restartNumberingAfterBreak="0">
     <w:nsid w:val="6C193A93"/>
     <w:multiLevelType w:val="multilevel"/>
     <w:tmpl w:val="C56C5E0A"/>
@@ -41248,7 +41469,7 @@
       </w:pPr>
     </w:lvl>
   </w:abstractNum>
-  <w:abstractNum w:abstractNumId="30" w15:restartNumberingAfterBreak="0">
+  <w:abstractNum w:abstractNumId="31" w15:restartNumberingAfterBreak="0">
     <w:nsid w:val="6C7813B6"/>
     <w:multiLevelType w:val="hybridMultilevel"/>
     <w:tmpl w:val="C9847034"/>
@@ -41337,7 +41558,7 @@
       </w:pPr>
     </w:lvl>
   </w:abstractNum>
-  <w:abstractNum w:abstractNumId="31" w15:restartNumberingAfterBreak="0">
+  <w:abstractNum w:abstractNumId="32" w15:restartNumberingAfterBreak="0">
     <w:nsid w:val="72AD2F6E"/>
     <w:multiLevelType w:val="hybridMultilevel"/>
     <w:tmpl w:val="00CCFC20"/>
@@ -41427,7 +41648,7 @@
       </w:pPr>
     </w:lvl>
   </w:abstractNum>
-  <w:abstractNum w:abstractNumId="32" w15:restartNumberingAfterBreak="0">
+  <w:abstractNum w:abstractNumId="33" w15:restartNumberingAfterBreak="0">
     <w:nsid w:val="7B3277BF"/>
     <w:multiLevelType w:val="hybridMultilevel"/>
     <w:tmpl w:val="6BB8E598"/>
@@ -41517,7 +41738,7 @@
       </w:pPr>
     </w:lvl>
   </w:abstractNum>
-  <w:abstractNum w:abstractNumId="33" w15:restartNumberingAfterBreak="0">
+  <w:abstractNum w:abstractNumId="34" w15:restartNumberingAfterBreak="0">
     <w:nsid w:val="7F844D2D"/>
     <w:multiLevelType w:val="hybridMultilevel"/>
     <w:tmpl w:val="0A384B8E"/>
@@ -41607,10 +41828,10 @@
     <w:abstractNumId w:val="10"/>
   </w:num>
   <w:num w:numId="2" w16cid:durableId="1245607041">
-    <w:abstractNumId w:val="14"/>
+    <w:abstractNumId w:val="15"/>
   </w:num>
   <w:num w:numId="3" w16cid:durableId="1837919347">
-    <w:abstractNumId w:val="13"/>
+    <w:abstractNumId w:val="14"/>
   </w:num>
   <w:num w:numId="4" w16cid:durableId="1004555483">
     <w:abstractNumId w:val="12"/>
@@ -41619,37 +41840,37 @@
     <w:abstractNumId w:val="5"/>
   </w:num>
   <w:num w:numId="6" w16cid:durableId="29497734">
-    <w:abstractNumId w:val="21"/>
+    <w:abstractNumId w:val="22"/>
   </w:num>
   <w:num w:numId="7" w16cid:durableId="558640002">
-    <w:abstractNumId w:val="18"/>
+    <w:abstractNumId w:val="19"/>
   </w:num>
   <w:num w:numId="8" w16cid:durableId="1465541858">
-    <w:abstractNumId w:val="27"/>
+    <w:abstractNumId w:val="28"/>
   </w:num>
   <w:num w:numId="9" w16cid:durableId="927496676">
-    <w:abstractNumId w:val="33"/>
+    <w:abstractNumId w:val="34"/>
   </w:num>
   <w:num w:numId="10" w16cid:durableId="591856327">
     <w:abstractNumId w:val="2"/>
   </w:num>
   <w:num w:numId="11" w16cid:durableId="1410419121">
-    <w:abstractNumId w:val="16"/>
+    <w:abstractNumId w:val="17"/>
   </w:num>
   <w:num w:numId="12" w16cid:durableId="2135977635">
     <w:abstractNumId w:val="3"/>
   </w:num>
   <w:num w:numId="13" w16cid:durableId="1601330031">
-    <w:abstractNumId w:val="26"/>
+    <w:abstractNumId w:val="27"/>
   </w:num>
   <w:num w:numId="14" w16cid:durableId="1752458605">
     <w:abstractNumId w:val="1"/>
   </w:num>
   <w:num w:numId="15" w16cid:durableId="1341004705">
-    <w:abstractNumId w:val="28"/>
+    <w:abstractNumId w:val="29"/>
   </w:num>
   <w:num w:numId="16" w16cid:durableId="801076350">
-    <w:abstractNumId w:val="23"/>
+    <w:abstractNumId w:val="24"/>
   </w:num>
   <w:num w:numId="17" w16cid:durableId="556279468">
     <w:abstractNumId w:val="11"/>
@@ -41661,49 +41882,52 @@
     <w:abstractNumId w:val="8"/>
   </w:num>
   <w:num w:numId="20" w16cid:durableId="1065879317">
+    <w:abstractNumId w:val="26"/>
+  </w:num>
+  <w:num w:numId="21" w16cid:durableId="807548959">
     <w:abstractNumId w:val="25"/>
   </w:num>
-  <w:num w:numId="21" w16cid:durableId="807548959">
-    <w:abstractNumId w:val="24"/>
-  </w:num>
   <w:num w:numId="22" w16cid:durableId="1232154435">
-    <w:abstractNumId w:val="20"/>
+    <w:abstractNumId w:val="21"/>
   </w:num>
   <w:num w:numId="23" w16cid:durableId="1530527882">
     <w:abstractNumId w:val="7"/>
   </w:num>
   <w:num w:numId="24" w16cid:durableId="1682468593">
-    <w:abstractNumId w:val="29"/>
+    <w:abstractNumId w:val="30"/>
   </w:num>
   <w:num w:numId="25" w16cid:durableId="1532764863">
     <w:abstractNumId w:val="6"/>
   </w:num>
   <w:num w:numId="26" w16cid:durableId="1393044131">
-    <w:abstractNumId w:val="30"/>
+    <w:abstractNumId w:val="31"/>
   </w:num>
   <w:num w:numId="27" w16cid:durableId="1760367702">
-    <w:abstractNumId w:val="17"/>
+    <w:abstractNumId w:val="18"/>
   </w:num>
   <w:num w:numId="28" w16cid:durableId="1614705698">
-    <w:abstractNumId w:val="32"/>
+    <w:abstractNumId w:val="33"/>
   </w:num>
   <w:num w:numId="29" w16cid:durableId="512114928">
-    <w:abstractNumId w:val="31"/>
+    <w:abstractNumId w:val="32"/>
   </w:num>
   <w:num w:numId="30" w16cid:durableId="739060249">
     <w:abstractNumId w:val="0"/>
   </w:num>
   <w:num w:numId="31" w16cid:durableId="1578636277">
-    <w:abstractNumId w:val="15"/>
+    <w:abstractNumId w:val="16"/>
   </w:num>
   <w:num w:numId="32" w16cid:durableId="148862976">
     <w:abstractNumId w:val="9"/>
   </w:num>
   <w:num w:numId="33" w16cid:durableId="911432720">
-    <w:abstractNumId w:val="19"/>
+    <w:abstractNumId w:val="20"/>
   </w:num>
   <w:num w:numId="34" w16cid:durableId="651057444">
-    <w:abstractNumId w:val="22"/>
+    <w:abstractNumId w:val="23"/>
+  </w:num>
+  <w:num w:numId="35" w16cid:durableId="1220940165">
+    <w:abstractNumId w:val="13"/>
   </w:num>
 </w:numbering>
 </file>

--- a/[Sempro] setelah revisi/Penerapan Natural Language Processing (NLP) & Speech-to-text untuk Otomatisasi Entitas pada Inventaris Mobile.docx
+++ b/[Sempro] setelah revisi/Penerapan Natural Language Processing (NLP) & Speech-to-text untuk Otomatisasi Entitas pada Inventaris Mobile.docx
@@ -1120,8 +1120,18 @@
           <w:sz w:val="24"/>
           <w:szCs w:val="24"/>
         </w:rPr>
-        <w:t xml:space="preserve"> Oleh :</w:t>
-      </w:r>
+        <w:t xml:space="preserve"> </w:t>
+      </w:r>
+      <w:proofErr w:type="gramStart"/>
+      <w:r>
+        <w:rPr>
+          <w:rFonts w:ascii="Times New Roman" w:hAnsi="Times New Roman" w:cs="Times New Roman"/>
+          <w:sz w:val="24"/>
+          <w:szCs w:val="24"/>
+        </w:rPr>
+        <w:t>Oleh :</w:t>
+      </w:r>
+      <w:proofErr w:type="gramEnd"/>
     </w:p>
     <w:p>
       <w:pPr>
@@ -1769,6 +1779,7 @@
                 <w:szCs w:val="24"/>
               </w:rPr>
             </w:pPr>
+            <w:proofErr w:type="gramStart"/>
             <w:r>
               <w:rPr>
                 <w:rFonts w:ascii="Times New Roman" w:hAnsi="Times New Roman" w:cs="Times New Roman"/>
@@ -1783,7 +1794,16 @@
                 <w:sz w:val="24"/>
                 <w:szCs w:val="24"/>
               </w:rPr>
-              <w:t>………………</w:t>
+              <w:t>…</w:t>
+            </w:r>
+            <w:proofErr w:type="gramEnd"/>
+            <w:r>
+              <w:rPr>
+                <w:rFonts w:ascii="Times New Roman" w:hAnsi="Times New Roman" w:cs="Times New Roman"/>
+                <w:sz w:val="24"/>
+                <w:szCs w:val="24"/>
+              </w:rPr>
+              <w:t>……………</w:t>
             </w:r>
             <w:r>
               <w:rPr>
@@ -6615,6 +6635,7 @@
                 <w:szCs w:val="24"/>
               </w:rPr>
             </w:pPr>
+            <w:proofErr w:type="gramStart"/>
             <w:r>
               <w:rPr>
                 <w:rFonts w:ascii="Times New Roman" w:hAnsi="Times New Roman" w:cs="Times New Roman"/>
@@ -6629,7 +6650,16 @@
                 <w:sz w:val="24"/>
                 <w:szCs w:val="24"/>
               </w:rPr>
-              <w:t>……….</w:t>
+              <w:t>…</w:t>
+            </w:r>
+            <w:proofErr w:type="gramEnd"/>
+            <w:r>
+              <w:rPr>
+                <w:rFonts w:ascii="Times New Roman" w:hAnsi="Times New Roman" w:cs="Times New Roman"/>
+                <w:sz w:val="24"/>
+                <w:szCs w:val="24"/>
+              </w:rPr>
+              <w:t>…….</w:t>
             </w:r>
             <w:r>
               <w:rPr>
@@ -14368,6 +14398,7 @@
           <w:rFonts w:ascii="Times New Roman" w:hAnsi="Times New Roman" w:cs="Times New Roman"/>
           <w:sz w:val="24"/>
           <w:szCs w:val="24"/>
+          <w:lang w:val="sv-SE"/>
         </w:rPr>
         <w:t xml:space="preserve"> </w:t>
       </w:r>
@@ -16184,7 +16215,6 @@
           <w:rFonts w:ascii="Times New Roman" w:hAnsi="Times New Roman" w:cs="Times New Roman"/>
           <w:sz w:val="24"/>
           <w:szCs w:val="24"/>
-          <w:lang w:val="sv-SE"/>
         </w:rPr>
       </w:pPr>
       <w:proofErr w:type="spellStart"/>
@@ -16285,7 +16315,213 @@
           <w:sz w:val="24"/>
           <w:szCs w:val="24"/>
         </w:rPr>
-        <w:t>Research</w:t>
+        <w:t>Research and Development (R&amp;D)</w:t>
+      </w:r>
+      <w:r>
+        <w:rPr>
+          <w:rFonts w:ascii="Times New Roman" w:hAnsi="Times New Roman" w:cs="Times New Roman"/>
+          <w:sz w:val="24"/>
+          <w:szCs w:val="24"/>
+        </w:rPr>
+        <w:t xml:space="preserve"> </w:t>
+      </w:r>
+      <w:proofErr w:type="spellStart"/>
+      <w:r>
+        <w:rPr>
+          <w:rFonts w:ascii="Times New Roman" w:hAnsi="Times New Roman" w:cs="Times New Roman"/>
+          <w:sz w:val="24"/>
+          <w:szCs w:val="24"/>
+        </w:rPr>
+        <w:t>atau</w:t>
+      </w:r>
+      <w:proofErr w:type="spellEnd"/>
+      <w:r>
+        <w:rPr>
+          <w:rFonts w:ascii="Times New Roman" w:hAnsi="Times New Roman" w:cs="Times New Roman"/>
+          <w:sz w:val="24"/>
+          <w:szCs w:val="24"/>
+        </w:rPr>
+        <w:t xml:space="preserve"> </w:t>
+      </w:r>
+      <w:proofErr w:type="spellStart"/>
+      <w:r>
+        <w:rPr>
+          <w:rFonts w:ascii="Times New Roman" w:hAnsi="Times New Roman" w:cs="Times New Roman"/>
+          <w:sz w:val="24"/>
+          <w:szCs w:val="24"/>
+        </w:rPr>
+        <w:t>penelitian</w:t>
+      </w:r>
+      <w:proofErr w:type="spellEnd"/>
+      <w:r>
+        <w:rPr>
+          <w:rFonts w:ascii="Times New Roman" w:hAnsi="Times New Roman" w:cs="Times New Roman"/>
+          <w:sz w:val="24"/>
+          <w:szCs w:val="24"/>
+        </w:rPr>
+        <w:t xml:space="preserve"> </w:t>
+      </w:r>
+      <w:proofErr w:type="spellStart"/>
+      <w:r>
+        <w:rPr>
+          <w:rFonts w:ascii="Times New Roman" w:hAnsi="Times New Roman" w:cs="Times New Roman"/>
+          <w:sz w:val="24"/>
+          <w:szCs w:val="24"/>
+        </w:rPr>
+        <w:t>pengembangan</w:t>
+      </w:r>
+      <w:proofErr w:type="spellEnd"/>
+      <w:r>
+        <w:rPr>
+          <w:rFonts w:ascii="Times New Roman" w:hAnsi="Times New Roman" w:cs="Times New Roman"/>
+          <w:sz w:val="24"/>
+          <w:szCs w:val="24"/>
+        </w:rPr>
+        <w:t xml:space="preserve">. </w:t>
+      </w:r>
+      <w:proofErr w:type="spellStart"/>
+      <w:r>
+        <w:rPr>
+          <w:rFonts w:ascii="Times New Roman" w:hAnsi="Times New Roman" w:cs="Times New Roman"/>
+          <w:sz w:val="24"/>
+          <w:szCs w:val="24"/>
+        </w:rPr>
+        <w:t>Penelitian</w:t>
+      </w:r>
+      <w:proofErr w:type="spellEnd"/>
+      <w:r>
+        <w:rPr>
+          <w:rFonts w:ascii="Times New Roman" w:hAnsi="Times New Roman" w:cs="Times New Roman"/>
+          <w:sz w:val="24"/>
+          <w:szCs w:val="24"/>
+        </w:rPr>
+        <w:t xml:space="preserve"> </w:t>
+      </w:r>
+      <w:proofErr w:type="spellStart"/>
+      <w:r>
+        <w:rPr>
+          <w:rFonts w:ascii="Times New Roman" w:hAnsi="Times New Roman" w:cs="Times New Roman"/>
+          <w:sz w:val="24"/>
+          <w:szCs w:val="24"/>
+        </w:rPr>
+        <w:t>difokuskan</w:t>
+      </w:r>
+      <w:proofErr w:type="spellEnd"/>
+      <w:r>
+        <w:rPr>
+          <w:rFonts w:ascii="Times New Roman" w:hAnsi="Times New Roman" w:cs="Times New Roman"/>
+          <w:sz w:val="24"/>
+          <w:szCs w:val="24"/>
+        </w:rPr>
+        <w:t xml:space="preserve"> pada </w:t>
+      </w:r>
+      <w:proofErr w:type="spellStart"/>
+      <w:r>
+        <w:rPr>
+          <w:rFonts w:ascii="Times New Roman" w:hAnsi="Times New Roman" w:cs="Times New Roman"/>
+          <w:sz w:val="24"/>
+          <w:szCs w:val="24"/>
+        </w:rPr>
+        <w:t>perancangan</w:t>
+      </w:r>
+      <w:proofErr w:type="spellEnd"/>
+      <w:r>
+        <w:rPr>
+          <w:rFonts w:ascii="Times New Roman" w:hAnsi="Times New Roman" w:cs="Times New Roman"/>
+          <w:sz w:val="24"/>
+          <w:szCs w:val="24"/>
+        </w:rPr>
+        <w:t xml:space="preserve"> dan </w:t>
+      </w:r>
+      <w:proofErr w:type="spellStart"/>
+      <w:r>
+        <w:rPr>
+          <w:rFonts w:ascii="Times New Roman" w:hAnsi="Times New Roman" w:cs="Times New Roman"/>
+          <w:sz w:val="24"/>
+          <w:szCs w:val="24"/>
+        </w:rPr>
+        <w:t>pengembangan</w:t>
+      </w:r>
+      <w:proofErr w:type="spellEnd"/>
+      <w:r>
+        <w:rPr>
+          <w:rFonts w:ascii="Times New Roman" w:hAnsi="Times New Roman" w:cs="Times New Roman"/>
+          <w:sz w:val="24"/>
+          <w:szCs w:val="24"/>
+        </w:rPr>
+        <w:t xml:space="preserve"> </w:t>
+      </w:r>
+      <w:proofErr w:type="spellStart"/>
+      <w:r>
+        <w:rPr>
+          <w:rFonts w:ascii="Times New Roman" w:hAnsi="Times New Roman" w:cs="Times New Roman"/>
+          <w:sz w:val="24"/>
+          <w:szCs w:val="24"/>
+        </w:rPr>
+        <w:t>aplikasi</w:t>
+      </w:r>
+      <w:proofErr w:type="spellEnd"/>
+      <w:r>
+        <w:rPr>
+          <w:rFonts w:ascii="Times New Roman" w:hAnsi="Times New Roman" w:cs="Times New Roman"/>
+          <w:sz w:val="24"/>
+          <w:szCs w:val="24"/>
+        </w:rPr>
+        <w:t xml:space="preserve"> </w:t>
+      </w:r>
+      <w:proofErr w:type="spellStart"/>
+      <w:r>
+        <w:rPr>
+          <w:rFonts w:ascii="Times New Roman" w:hAnsi="Times New Roman" w:cs="Times New Roman"/>
+          <w:sz w:val="24"/>
+          <w:szCs w:val="24"/>
+        </w:rPr>
+        <w:t>inventaris</w:t>
+      </w:r>
+      <w:proofErr w:type="spellEnd"/>
+      <w:r>
+        <w:rPr>
+          <w:rFonts w:ascii="Times New Roman" w:hAnsi="Times New Roman" w:cs="Times New Roman"/>
+          <w:sz w:val="24"/>
+          <w:szCs w:val="24"/>
+        </w:rPr>
+        <w:t xml:space="preserve"> </w:t>
+      </w:r>
+      <w:proofErr w:type="spellStart"/>
+      <w:r>
+        <w:rPr>
+          <w:rFonts w:ascii="Times New Roman" w:hAnsi="Times New Roman" w:cs="Times New Roman"/>
+          <w:sz w:val="24"/>
+          <w:szCs w:val="24"/>
+        </w:rPr>
+        <w:t>berbasis</w:t>
+      </w:r>
+      <w:proofErr w:type="spellEnd"/>
+      <w:r>
+        <w:rPr>
+          <w:rFonts w:ascii="Times New Roman" w:hAnsi="Times New Roman" w:cs="Times New Roman"/>
+          <w:sz w:val="24"/>
+          <w:szCs w:val="24"/>
+        </w:rPr>
+        <w:t xml:space="preserve"> mobile Android yang </w:t>
+      </w:r>
+      <w:proofErr w:type="spellStart"/>
+      <w:r>
+        <w:rPr>
+          <w:rFonts w:ascii="Times New Roman" w:hAnsi="Times New Roman" w:cs="Times New Roman"/>
+          <w:sz w:val="24"/>
+          <w:szCs w:val="24"/>
+        </w:rPr>
+        <w:t>menerapkan</w:t>
+      </w:r>
+      <w:proofErr w:type="spellEnd"/>
+      <w:r>
+        <w:rPr>
+          <w:rFonts w:ascii="Times New Roman" w:hAnsi="Times New Roman" w:cs="Times New Roman"/>
+          <w:sz w:val="24"/>
+          <w:szCs w:val="24"/>
+        </w:rPr>
+        <w:t xml:space="preserve"> </w:t>
       </w:r>
       <w:r>
         <w:rPr>
@@ -16295,78 +16531,15 @@
           <w:sz w:val="24"/>
           <w:szCs w:val="24"/>
         </w:rPr>
-        <w:t xml:space="preserve"> and Development</w:t>
-      </w:r>
-      <w:r>
-        <w:rPr>
-          <w:rFonts w:ascii="Times New Roman" w:hAnsi="Times New Roman" w:cs="Times New Roman"/>
-          <w:sz w:val="24"/>
-          <w:szCs w:val="24"/>
-        </w:rPr>
-        <w:t xml:space="preserve"> (R&amp;D) </w:t>
-      </w:r>
-      <w:proofErr w:type="spellStart"/>
-      <w:r>
-        <w:rPr>
-          <w:rFonts w:ascii="Times New Roman" w:hAnsi="Times New Roman" w:cs="Times New Roman"/>
-          <w:sz w:val="24"/>
-          <w:szCs w:val="24"/>
-        </w:rPr>
-        <w:t>atau</w:t>
-      </w:r>
-      <w:proofErr w:type="spellEnd"/>
-      <w:r>
-        <w:rPr>
-          <w:rFonts w:ascii="Times New Roman" w:hAnsi="Times New Roman" w:cs="Times New Roman"/>
-          <w:sz w:val="24"/>
-          <w:szCs w:val="24"/>
-        </w:rPr>
-        <w:t xml:space="preserve"> </w:t>
-      </w:r>
-      <w:proofErr w:type="spellStart"/>
-      <w:r>
-        <w:rPr>
-          <w:rFonts w:ascii="Times New Roman" w:hAnsi="Times New Roman" w:cs="Times New Roman"/>
-          <w:sz w:val="24"/>
-          <w:szCs w:val="24"/>
-        </w:rPr>
-        <w:t>penelitian</w:t>
-      </w:r>
-      <w:proofErr w:type="spellEnd"/>
-      <w:r>
-        <w:rPr>
-          <w:rFonts w:ascii="Times New Roman" w:hAnsi="Times New Roman" w:cs="Times New Roman"/>
-          <w:sz w:val="24"/>
-          <w:szCs w:val="24"/>
-        </w:rPr>
-        <w:t xml:space="preserve"> </w:t>
-      </w:r>
-      <w:proofErr w:type="spellStart"/>
-      <w:r>
-        <w:rPr>
-          <w:rFonts w:ascii="Times New Roman" w:hAnsi="Times New Roman" w:cs="Times New Roman"/>
-          <w:sz w:val="24"/>
-          <w:szCs w:val="24"/>
-        </w:rPr>
-        <w:t>pengembangan</w:t>
-      </w:r>
-      <w:proofErr w:type="spellEnd"/>
-      <w:r>
-        <w:rPr>
-          <w:rFonts w:ascii="Times New Roman" w:hAnsi="Times New Roman" w:cs="Times New Roman"/>
-          <w:sz w:val="24"/>
-          <w:szCs w:val="24"/>
-        </w:rPr>
-        <w:t xml:space="preserve">. </w:t>
-      </w:r>
-      <w:r>
-        <w:rPr>
-          <w:rFonts w:ascii="Times New Roman" w:hAnsi="Times New Roman" w:cs="Times New Roman"/>
-          <w:sz w:val="24"/>
-          <w:szCs w:val="24"/>
-          <w:lang w:val="sv-SE"/>
-        </w:rPr>
-        <w:t xml:space="preserve">Penelitian difokuskan pada perancangan dan pengembangan aplikasi inventaris pribadi berbasis </w:t>
+        <w:t>Natural Language Processing (NLP)</w:t>
+      </w:r>
+      <w:r>
+        <w:rPr>
+          <w:rFonts w:ascii="Times New Roman" w:hAnsi="Times New Roman" w:cs="Times New Roman"/>
+          <w:sz w:val="24"/>
+          <w:szCs w:val="24"/>
+        </w:rPr>
+        <w:t xml:space="preserve"> dan </w:t>
       </w:r>
       <w:r>
         <w:rPr>
@@ -16375,18 +16548,286 @@
           <w:iCs/>
           <w:sz w:val="24"/>
           <w:szCs w:val="24"/>
-          <w:lang w:val="sv-SE"/>
-        </w:rPr>
-        <w:t>mobile</w:t>
-      </w:r>
-      <w:r>
-        <w:rPr>
-          <w:rFonts w:ascii="Times New Roman" w:hAnsi="Times New Roman" w:cs="Times New Roman"/>
-          <w:sz w:val="24"/>
-          <w:szCs w:val="24"/>
-          <w:lang w:val="sv-SE"/>
-        </w:rPr>
-        <w:t xml:space="preserve"> yang mengintegrasikan teknologi </w:t>
+        </w:rPr>
+        <w:t>Speech-to-Text</w:t>
+      </w:r>
+      <w:r>
+        <w:rPr>
+          <w:rFonts w:ascii="Times New Roman" w:hAnsi="Times New Roman" w:cs="Times New Roman"/>
+          <w:sz w:val="24"/>
+          <w:szCs w:val="24"/>
+        </w:rPr>
+        <w:t xml:space="preserve"> </w:t>
+      </w:r>
+      <w:proofErr w:type="spellStart"/>
+      <w:r>
+        <w:rPr>
+          <w:rFonts w:ascii="Times New Roman" w:hAnsi="Times New Roman" w:cs="Times New Roman"/>
+          <w:sz w:val="24"/>
+          <w:szCs w:val="24"/>
+        </w:rPr>
+        <w:t>untuk</w:t>
+      </w:r>
+      <w:proofErr w:type="spellEnd"/>
+      <w:r>
+        <w:rPr>
+          <w:rFonts w:ascii="Times New Roman" w:hAnsi="Times New Roman" w:cs="Times New Roman"/>
+          <w:sz w:val="24"/>
+          <w:szCs w:val="24"/>
+        </w:rPr>
+        <w:t xml:space="preserve"> </w:t>
+      </w:r>
+      <w:proofErr w:type="spellStart"/>
+      <w:r>
+        <w:rPr>
+          <w:rFonts w:ascii="Times New Roman" w:hAnsi="Times New Roman" w:cs="Times New Roman"/>
+          <w:sz w:val="24"/>
+          <w:szCs w:val="24"/>
+        </w:rPr>
+        <w:t>mengotomasi</w:t>
+      </w:r>
+      <w:proofErr w:type="spellEnd"/>
+      <w:r>
+        <w:rPr>
+          <w:rFonts w:ascii="Times New Roman" w:hAnsi="Times New Roman" w:cs="Times New Roman"/>
+          <w:sz w:val="24"/>
+          <w:szCs w:val="24"/>
+        </w:rPr>
+        <w:t xml:space="preserve"> </w:t>
+      </w:r>
+      <w:proofErr w:type="spellStart"/>
+      <w:r>
+        <w:rPr>
+          <w:rFonts w:ascii="Times New Roman" w:hAnsi="Times New Roman" w:cs="Times New Roman"/>
+          <w:sz w:val="24"/>
+          <w:szCs w:val="24"/>
+        </w:rPr>
+        <w:t>ekstraksi</w:t>
+      </w:r>
+      <w:proofErr w:type="spellEnd"/>
+      <w:r>
+        <w:rPr>
+          <w:rFonts w:ascii="Times New Roman" w:hAnsi="Times New Roman" w:cs="Times New Roman"/>
+          <w:sz w:val="24"/>
+          <w:szCs w:val="24"/>
+        </w:rPr>
+        <w:t xml:space="preserve"> </w:t>
+      </w:r>
+      <w:proofErr w:type="spellStart"/>
+      <w:r>
+        <w:rPr>
+          <w:rFonts w:ascii="Times New Roman" w:hAnsi="Times New Roman" w:cs="Times New Roman"/>
+          <w:sz w:val="24"/>
+          <w:szCs w:val="24"/>
+        </w:rPr>
+        <w:t>entitas</w:t>
+      </w:r>
+      <w:proofErr w:type="spellEnd"/>
+      <w:r>
+        <w:rPr>
+          <w:rFonts w:ascii="Times New Roman" w:hAnsi="Times New Roman" w:cs="Times New Roman"/>
+          <w:sz w:val="24"/>
+          <w:szCs w:val="24"/>
+        </w:rPr>
+        <w:t xml:space="preserve"> (</w:t>
+      </w:r>
+      <w:proofErr w:type="spellStart"/>
+      <w:r>
+        <w:rPr>
+          <w:rFonts w:ascii="Times New Roman" w:hAnsi="Times New Roman" w:cs="Times New Roman"/>
+          <w:sz w:val="24"/>
+          <w:szCs w:val="24"/>
+        </w:rPr>
+        <w:t>nama</w:t>
+      </w:r>
+      <w:proofErr w:type="spellEnd"/>
+      <w:r>
+        <w:rPr>
+          <w:rFonts w:ascii="Times New Roman" w:hAnsi="Times New Roman" w:cs="Times New Roman"/>
+          <w:sz w:val="24"/>
+          <w:szCs w:val="24"/>
+        </w:rPr>
+        <w:t xml:space="preserve"> </w:t>
+      </w:r>
+      <w:proofErr w:type="spellStart"/>
+      <w:r>
+        <w:rPr>
+          <w:rFonts w:ascii="Times New Roman" w:hAnsi="Times New Roman" w:cs="Times New Roman"/>
+          <w:sz w:val="24"/>
+          <w:szCs w:val="24"/>
+        </w:rPr>
+        <w:t>barang</w:t>
+      </w:r>
+      <w:proofErr w:type="spellEnd"/>
+      <w:r>
+        <w:rPr>
+          <w:rFonts w:ascii="Times New Roman" w:hAnsi="Times New Roman" w:cs="Times New Roman"/>
+          <w:sz w:val="24"/>
+          <w:szCs w:val="24"/>
+        </w:rPr>
+        <w:t xml:space="preserve"> dan </w:t>
+      </w:r>
+      <w:proofErr w:type="spellStart"/>
+      <w:r>
+        <w:rPr>
+          <w:rFonts w:ascii="Times New Roman" w:hAnsi="Times New Roman" w:cs="Times New Roman"/>
+          <w:sz w:val="24"/>
+          <w:szCs w:val="24"/>
+        </w:rPr>
+        <w:t>lokasi</w:t>
+      </w:r>
+      <w:proofErr w:type="spellEnd"/>
+      <w:r>
+        <w:rPr>
+          <w:rFonts w:ascii="Times New Roman" w:hAnsi="Times New Roman" w:cs="Times New Roman"/>
+          <w:sz w:val="24"/>
+          <w:szCs w:val="24"/>
+        </w:rPr>
+        <w:t xml:space="preserve"> </w:t>
+      </w:r>
+      <w:proofErr w:type="spellStart"/>
+      <w:r>
+        <w:rPr>
+          <w:rFonts w:ascii="Times New Roman" w:hAnsi="Times New Roman" w:cs="Times New Roman"/>
+          <w:sz w:val="24"/>
+          <w:szCs w:val="24"/>
+        </w:rPr>
+        <w:t>penyimpanan</w:t>
+      </w:r>
+      <w:proofErr w:type="spellEnd"/>
+      <w:r>
+        <w:rPr>
+          <w:rFonts w:ascii="Times New Roman" w:hAnsi="Times New Roman" w:cs="Times New Roman"/>
+          <w:sz w:val="24"/>
+          <w:szCs w:val="24"/>
+        </w:rPr>
+        <w:t xml:space="preserve">) </w:t>
+      </w:r>
+      <w:proofErr w:type="spellStart"/>
+      <w:r>
+        <w:rPr>
+          <w:rFonts w:ascii="Times New Roman" w:hAnsi="Times New Roman" w:cs="Times New Roman"/>
+          <w:sz w:val="24"/>
+          <w:szCs w:val="24"/>
+        </w:rPr>
+        <w:t>dari</w:t>
+      </w:r>
+      <w:proofErr w:type="spellEnd"/>
+      <w:r>
+        <w:rPr>
+          <w:rFonts w:ascii="Times New Roman" w:hAnsi="Times New Roman" w:cs="Times New Roman"/>
+          <w:sz w:val="24"/>
+          <w:szCs w:val="24"/>
+        </w:rPr>
+        <w:t xml:space="preserve"> </w:t>
+      </w:r>
+      <w:proofErr w:type="spellStart"/>
+      <w:r>
+        <w:rPr>
+          <w:rFonts w:ascii="Times New Roman" w:hAnsi="Times New Roman" w:cs="Times New Roman"/>
+          <w:sz w:val="24"/>
+          <w:szCs w:val="24"/>
+        </w:rPr>
+        <w:t>ucapan</w:t>
+      </w:r>
+      <w:proofErr w:type="spellEnd"/>
+      <w:r>
+        <w:rPr>
+          <w:rFonts w:ascii="Times New Roman" w:hAnsi="Times New Roman" w:cs="Times New Roman"/>
+          <w:sz w:val="24"/>
+          <w:szCs w:val="24"/>
+        </w:rPr>
+        <w:t xml:space="preserve"> </w:t>
+      </w:r>
+      <w:proofErr w:type="spellStart"/>
+      <w:r>
+        <w:rPr>
+          <w:rFonts w:ascii="Times New Roman" w:hAnsi="Times New Roman" w:cs="Times New Roman"/>
+          <w:sz w:val="24"/>
+          <w:szCs w:val="24"/>
+        </w:rPr>
+        <w:t>pengguna</w:t>
+      </w:r>
+      <w:proofErr w:type="spellEnd"/>
+      <w:r>
+        <w:rPr>
+          <w:rFonts w:ascii="Times New Roman" w:hAnsi="Times New Roman" w:cs="Times New Roman"/>
+          <w:sz w:val="24"/>
+          <w:szCs w:val="24"/>
+        </w:rPr>
+        <w:t xml:space="preserve">, </w:t>
+      </w:r>
+      <w:proofErr w:type="spellStart"/>
+      <w:r>
+        <w:rPr>
+          <w:rFonts w:ascii="Times New Roman" w:hAnsi="Times New Roman" w:cs="Times New Roman"/>
+          <w:sz w:val="24"/>
+          <w:szCs w:val="24"/>
+        </w:rPr>
+        <w:t>dilengkapi</w:t>
+      </w:r>
+      <w:proofErr w:type="spellEnd"/>
+      <w:r>
+        <w:rPr>
+          <w:rFonts w:ascii="Times New Roman" w:hAnsi="Times New Roman" w:cs="Times New Roman"/>
+          <w:sz w:val="24"/>
+          <w:szCs w:val="24"/>
+        </w:rPr>
+        <w:t xml:space="preserve"> </w:t>
+      </w:r>
+      <w:proofErr w:type="spellStart"/>
+      <w:r>
+        <w:rPr>
+          <w:rFonts w:ascii="Times New Roman" w:hAnsi="Times New Roman" w:cs="Times New Roman"/>
+          <w:sz w:val="24"/>
+          <w:szCs w:val="24"/>
+        </w:rPr>
+        <w:t>fitur</w:t>
+      </w:r>
+      <w:proofErr w:type="spellEnd"/>
+      <w:r>
+        <w:rPr>
+          <w:rFonts w:ascii="Times New Roman" w:hAnsi="Times New Roman" w:cs="Times New Roman"/>
+          <w:sz w:val="24"/>
+          <w:szCs w:val="24"/>
+        </w:rPr>
+        <w:t xml:space="preserve"> </w:t>
+      </w:r>
+      <w:proofErr w:type="spellStart"/>
+      <w:r>
+        <w:rPr>
+          <w:rFonts w:ascii="Times New Roman" w:hAnsi="Times New Roman" w:cs="Times New Roman"/>
+          <w:sz w:val="24"/>
+          <w:szCs w:val="24"/>
+        </w:rPr>
+        <w:t>pendukung</w:t>
+      </w:r>
+      <w:proofErr w:type="spellEnd"/>
+      <w:r>
+        <w:rPr>
+          <w:rFonts w:ascii="Times New Roman" w:hAnsi="Times New Roman" w:cs="Times New Roman"/>
+          <w:sz w:val="24"/>
+          <w:szCs w:val="24"/>
+        </w:rPr>
+        <w:t xml:space="preserve"> </w:t>
+      </w:r>
+      <w:proofErr w:type="spellStart"/>
+      <w:r>
+        <w:rPr>
+          <w:rFonts w:ascii="Times New Roman" w:hAnsi="Times New Roman" w:cs="Times New Roman"/>
+          <w:sz w:val="24"/>
+          <w:szCs w:val="24"/>
+        </w:rPr>
+        <w:t>berupa</w:t>
+      </w:r>
+      <w:proofErr w:type="spellEnd"/>
+      <w:r>
+        <w:rPr>
+          <w:rFonts w:ascii="Times New Roman" w:hAnsi="Times New Roman" w:cs="Times New Roman"/>
+          <w:sz w:val="24"/>
+          <w:szCs w:val="24"/>
+        </w:rPr>
+        <w:t xml:space="preserve"> </w:t>
       </w:r>
       <w:r>
         <w:rPr>
@@ -16395,45 +16836,50 @@
           <w:iCs/>
           <w:sz w:val="24"/>
           <w:szCs w:val="24"/>
-          <w:lang w:val="sv-SE"/>
-        </w:rPr>
-        <w:t>Speech-to-Text</w:t>
-      </w:r>
-      <w:r>
-        <w:rPr>
-          <w:rFonts w:ascii="Times New Roman" w:hAnsi="Times New Roman" w:cs="Times New Roman"/>
-          <w:sz w:val="24"/>
-          <w:szCs w:val="24"/>
-          <w:lang w:val="sv-SE"/>
+        </w:rPr>
+        <w:t>QR Code</w:t>
+      </w:r>
+      <w:r>
+        <w:rPr>
+          <w:rFonts w:ascii="Times New Roman" w:hAnsi="Times New Roman" w:cs="Times New Roman"/>
+          <w:sz w:val="24"/>
+          <w:szCs w:val="24"/>
         </w:rPr>
         <w:t xml:space="preserve"> dan </w:t>
       </w:r>
-      <w:r>
-        <w:rPr>
-          <w:rFonts w:ascii="Times New Roman" w:hAnsi="Times New Roman" w:cs="Times New Roman"/>
-          <w:i/>
-          <w:iCs/>
-          <w:sz w:val="24"/>
-          <w:szCs w:val="24"/>
-          <w:lang w:val="sv-SE"/>
-        </w:rPr>
-        <w:t>QR Code</w:t>
-      </w:r>
-      <w:r>
-        <w:rPr>
-          <w:rFonts w:ascii="Times New Roman" w:hAnsi="Times New Roman" w:cs="Times New Roman"/>
-          <w:sz w:val="24"/>
-          <w:szCs w:val="24"/>
-          <w:lang w:val="sv-SE"/>
-        </w:rPr>
-        <w:t>, khusus ditujukan bagi individu yang sering lupa lokasi barang, serta dilengkapi fitur pengingat masa garansi</w:t>
-      </w:r>
-      <w:r>
-        <w:rPr>
-          <w:rFonts w:ascii="Times New Roman" w:hAnsi="Times New Roman" w:cs="Times New Roman"/>
-          <w:sz w:val="24"/>
-          <w:szCs w:val="24"/>
-          <w:lang w:val="sv-SE"/>
+      <w:proofErr w:type="spellStart"/>
+      <w:r>
+        <w:rPr>
+          <w:rFonts w:ascii="Times New Roman" w:hAnsi="Times New Roman" w:cs="Times New Roman"/>
+          <w:sz w:val="24"/>
+          <w:szCs w:val="24"/>
+        </w:rPr>
+        <w:t>pengingat</w:t>
+      </w:r>
+      <w:proofErr w:type="spellEnd"/>
+      <w:r>
+        <w:rPr>
+          <w:rFonts w:ascii="Times New Roman" w:hAnsi="Times New Roman" w:cs="Times New Roman"/>
+          <w:sz w:val="24"/>
+          <w:szCs w:val="24"/>
+        </w:rPr>
+        <w:t xml:space="preserve"> masa </w:t>
+      </w:r>
+      <w:proofErr w:type="spellStart"/>
+      <w:r>
+        <w:rPr>
+          <w:rFonts w:ascii="Times New Roman" w:hAnsi="Times New Roman" w:cs="Times New Roman"/>
+          <w:sz w:val="24"/>
+          <w:szCs w:val="24"/>
+        </w:rPr>
+        <w:t>garansi</w:t>
+      </w:r>
+      <w:proofErr w:type="spellEnd"/>
+      <w:r>
+        <w:rPr>
+          <w:rFonts w:ascii="Times New Roman" w:hAnsi="Times New Roman" w:cs="Times New Roman"/>
+          <w:sz w:val="24"/>
+          <w:szCs w:val="24"/>
         </w:rPr>
         <w:t>.</w:t>
       </w:r>
@@ -16651,16 +17097,103 @@
           <w:szCs w:val="24"/>
           <w:lang w:val="sv-SE"/>
         </w:rPr>
-        <w:tab/>
-      </w:r>
-      <w:r>
-        <w:rPr>
-          <w:rFonts w:ascii="Times New Roman" w:hAnsi="Times New Roman" w:cs="Times New Roman"/>
-          <w:sz w:val="24"/>
-          <w:szCs w:val="24"/>
-          <w:lang w:val="sv-SE"/>
-        </w:rPr>
         <w:t>Dilakukan dengan mengamati aplikasi inventaris yang sudah ada untuk memahami cara kerja, fitur, serta keterbatasannya, khususnya terkait kemudahan input data dan pengelolaan barang pribadi.</w:t>
+      </w:r>
+    </w:p>
+    <w:p>
+      <w:pPr>
+        <w:pStyle w:val="ListParagraph"/>
+        <w:numPr>
+          <w:ilvl w:val="0"/>
+          <w:numId w:val="12"/>
+        </w:numPr>
+        <w:ind w:left="1418"/>
+        <w:rPr>
+          <w:rFonts w:ascii="Times New Roman" w:hAnsi="Times New Roman" w:cs="Times New Roman"/>
+          <w:sz w:val="24"/>
+          <w:szCs w:val="24"/>
+          <w:lang w:val="sv-SE"/>
+        </w:rPr>
+      </w:pPr>
+      <w:r>
+        <w:rPr>
+          <w:rFonts w:ascii="Times New Roman" w:hAnsi="Times New Roman" w:cs="Times New Roman"/>
+          <w:sz w:val="24"/>
+          <w:szCs w:val="24"/>
+          <w:lang w:val="sv-SE"/>
+        </w:rPr>
+        <w:t xml:space="preserve">Metode Kuesioner </w:t>
+      </w:r>
+      <w:r>
+        <w:rPr>
+          <w:rFonts w:ascii="Times New Roman" w:hAnsi="Times New Roman" w:cs="Times New Roman"/>
+          <w:i/>
+          <w:iCs/>
+          <w:sz w:val="24"/>
+          <w:szCs w:val="24"/>
+          <w:lang w:val="sv-SE"/>
+        </w:rPr>
+        <w:t>(Questionnaire)</w:t>
+      </w:r>
+    </w:p>
+    <w:p>
+      <w:pPr>
+        <w:ind w:left="1418" w:firstLine="360"/>
+        <w:rPr>
+          <w:rFonts w:ascii="Times New Roman" w:hAnsi="Times New Roman" w:cs="Times New Roman"/>
+          <w:sz w:val="24"/>
+          <w:szCs w:val="24"/>
+          <w:lang w:val="sv-SE"/>
+        </w:rPr>
+      </w:pPr>
+      <w:r>
+        <w:rPr>
+          <w:rFonts w:ascii="Times New Roman" w:hAnsi="Times New Roman" w:cs="Times New Roman"/>
+          <w:sz w:val="24"/>
+          <w:szCs w:val="24"/>
+          <w:lang w:val="sv-SE"/>
+        </w:rPr>
+        <w:t xml:space="preserve">Dilakukan dengan menyebarkan kuesioner menggunakan instrumen </w:t>
+      </w:r>
+      <w:r>
+        <w:rPr>
+          <w:rFonts w:ascii="Times New Roman" w:hAnsi="Times New Roman" w:cs="Times New Roman"/>
+          <w:i/>
+          <w:iCs/>
+          <w:sz w:val="24"/>
+          <w:szCs w:val="24"/>
+          <w:lang w:val="sv-SE"/>
+        </w:rPr>
+        <w:t>System Usability Scale (SUS)</w:t>
+      </w:r>
+      <w:r>
+        <w:rPr>
+          <w:rFonts w:ascii="Times New Roman" w:hAnsi="Times New Roman" w:cs="Times New Roman"/>
+          <w:sz w:val="24"/>
+          <w:szCs w:val="24"/>
+          <w:lang w:val="sv-SE"/>
+        </w:rPr>
+        <w:t xml:space="preserve"> kepada responden/pengguna untuk mengukur dan mengevaluasi tingkat kebergunaan (</w:t>
+      </w:r>
+      <w:r>
+        <w:rPr>
+          <w:rFonts w:ascii="Times New Roman" w:hAnsi="Times New Roman" w:cs="Times New Roman"/>
+          <w:i/>
+          <w:iCs/>
+          <w:sz w:val="24"/>
+          <w:szCs w:val="24"/>
+          <w:lang w:val="sv-SE"/>
+        </w:rPr>
+        <w:t>usability</w:t>
+      </w:r>
+      <w:r>
+        <w:rPr>
+          <w:rFonts w:ascii="Times New Roman" w:hAnsi="Times New Roman" w:cs="Times New Roman"/>
+          <w:sz w:val="24"/>
+          <w:szCs w:val="24"/>
+          <w:lang w:val="sv-SE"/>
+        </w:rPr>
+        <w:t>) serta kemudahan penggunaan aplikasi yang dikembangkan.</w:t>
       </w:r>
     </w:p>
     <w:p>
@@ -17112,6 +17645,7 @@
           <w:sz w:val="24"/>
           <w:szCs w:val="24"/>
         </w:rPr>
+        <w:lastRenderedPageBreak/>
         <w:t>Use Case Diagram</w:t>
       </w:r>
     </w:p>
@@ -17216,7 +17750,6 @@
           <w:szCs w:val="24"/>
           <w:lang w:val="sv-SE"/>
         </w:rPr>
-        <w:lastRenderedPageBreak/>
         <w:t>Selain itu, perancan</w:t>
       </w:r>
       <w:r>
@@ -20251,27 +20784,14 @@
         <w:lastRenderedPageBreak/>
         <w:t xml:space="preserve">Tabel 2. </w:t>
       </w:r>
-      <w:r>
-        <w:fldChar w:fldCharType="begin"/>
-      </w:r>
-      <w:r>
-        <w:instrText xml:space="preserve"> SEQ Tabel_2. \* ARABIC </w:instrText>
-      </w:r>
-      <w:r>
-        <w:fldChar w:fldCharType="separate"/>
-      </w:r>
-      <w:r>
-        <w:rPr>
-          <w:noProof/>
-        </w:rPr>
-        <w:t>1</w:t>
-      </w:r>
-      <w:r>
-        <w:rPr>
-          <w:noProof/>
-        </w:rPr>
-        <w:fldChar w:fldCharType="end"/>
-      </w:r>
+      <w:fldSimple w:instr=" SEQ Tabel_2. \* ARABIC ">
+        <w:r>
+          <w:rPr>
+            <w:noProof/>
+          </w:rPr>
+          <w:t>1</w:t>
+        </w:r>
+      </w:fldSimple>
       <w:r>
         <w:t xml:space="preserve"> </w:t>
       </w:r>
@@ -26985,27 +27505,14 @@
         <w:lastRenderedPageBreak/>
         <w:t xml:space="preserve">Tabel 3. </w:t>
       </w:r>
-      <w:r>
-        <w:fldChar w:fldCharType="begin"/>
-      </w:r>
-      <w:r>
-        <w:instrText xml:space="preserve"> SEQ Tabel_3. \* ARABIC </w:instrText>
-      </w:r>
-      <w:r>
-        <w:fldChar w:fldCharType="separate"/>
-      </w:r>
-      <w:r>
-        <w:rPr>
-          <w:noProof/>
-        </w:rPr>
-        <w:t>2</w:t>
-      </w:r>
-      <w:r>
-        <w:rPr>
-          <w:noProof/>
-        </w:rPr>
-        <w:fldChar w:fldCharType="end"/>
-      </w:r>
+      <w:fldSimple w:instr=" SEQ Tabel_3. \* ARABIC ">
+        <w:r>
+          <w:rPr>
+            <w:noProof/>
+          </w:rPr>
+          <w:t>2</w:t>
+        </w:r>
+      </w:fldSimple>
       <w:r>
         <w:rPr>
           <w:lang w:val="sv-SE"/>
@@ -30783,27 +31290,14 @@
       <w:r>
         <w:t xml:space="preserve">Tabel 3. </w:t>
       </w:r>
-      <w:r>
-        <w:fldChar w:fldCharType="begin"/>
-      </w:r>
-      <w:r>
-        <w:instrText xml:space="preserve"> SEQ Tabel_3. \* ARABIC </w:instrText>
-      </w:r>
-      <w:r>
-        <w:fldChar w:fldCharType="separate"/>
-      </w:r>
-      <w:r>
-        <w:rPr>
-          <w:noProof/>
-        </w:rPr>
-        <w:t>3</w:t>
-      </w:r>
-      <w:r>
-        <w:rPr>
-          <w:noProof/>
-        </w:rPr>
-        <w:fldChar w:fldCharType="end"/>
-      </w:r>
+      <w:fldSimple w:instr=" SEQ Tabel_3. \* ARABIC ">
+        <w:r>
+          <w:rPr>
+            <w:noProof/>
+          </w:rPr>
+          <w:t>3</w:t>
+        </w:r>
+      </w:fldSimple>
       <w:r>
         <w:rPr>
           <w:lang w:val="sv-SE"/>
@@ -36830,18 +37324,38 @@
         </w:rPr>
         <w:t xml:space="preserve">(2), 104. </w:t>
       </w:r>
-      <w:hyperlink r:id="rId15" w:history="1">
-        <w:r>
-          <w:rPr>
-            <w:rStyle w:val="Hyperlink"/>
-            <w:rFonts w:ascii="Times New Roman" w:hAnsi="Times New Roman" w:cs="Times New Roman"/>
-            <w:sz w:val="24"/>
-            <w:szCs w:val="24"/>
-            <w:lang w:val="sv-SE"/>
-          </w:rPr>
-          <w:t>https://doi.org/10.31963/elekterika.v20i2.4631</w:t>
-        </w:r>
-      </w:hyperlink>
+      <w:r>
+        <w:fldChar w:fldCharType="begin"/>
+      </w:r>
+      <w:r>
+        <w:rPr>
+          <w:lang w:val="sv-SE"/>
+        </w:rPr>
+        <w:instrText>HYPERLINK "https://doi.org/10.31963/elekterika.v20i2.4631"</w:instrText>
+      </w:r>
+      <w:r>
+        <w:fldChar w:fldCharType="separate"/>
+      </w:r>
+      <w:r>
+        <w:rPr>
+          <w:rStyle w:val="Hyperlink"/>
+          <w:rFonts w:ascii="Times New Roman" w:hAnsi="Times New Roman" w:cs="Times New Roman"/>
+          <w:sz w:val="24"/>
+          <w:szCs w:val="24"/>
+          <w:lang w:val="sv-SE"/>
+        </w:rPr>
+        <w:t>https://doi.org/10.31963/elekterika.v20i2.4631</w:t>
+      </w:r>
+      <w:r>
+        <w:rPr>
+          <w:rStyle w:val="Hyperlink"/>
+          <w:rFonts w:ascii="Times New Roman" w:hAnsi="Times New Roman" w:cs="Times New Roman"/>
+          <w:sz w:val="24"/>
+          <w:szCs w:val="24"/>
+          <w:lang w:val="sv-SE"/>
+        </w:rPr>
+        <w:fldChar w:fldCharType="end"/>
+      </w:r>
     </w:p>
     <w:p>
       <w:pPr>
@@ -36963,18 +37477,38 @@
         </w:rPr>
         <w:t xml:space="preserve">(3), 373–382. </w:t>
       </w:r>
-      <w:hyperlink r:id="rId16" w:history="1">
-        <w:r>
-          <w:rPr>
-            <w:rStyle w:val="Hyperlink"/>
-            <w:rFonts w:ascii="Times New Roman" w:hAnsi="Times New Roman" w:cs="Times New Roman"/>
-            <w:sz w:val="24"/>
-            <w:szCs w:val="24"/>
-            <w:lang w:val="sv-SE"/>
-          </w:rPr>
-          <w:t>https://doi.org/10.28926/ilkomnika.v6i3.682</w:t>
-        </w:r>
-      </w:hyperlink>
+      <w:r>
+        <w:fldChar w:fldCharType="begin"/>
+      </w:r>
+      <w:r>
+        <w:rPr>
+          <w:lang w:val="sv-SE"/>
+        </w:rPr>
+        <w:instrText>HYPERLINK "https://doi.org/10.28926/ilkomnika.v6i3.682"</w:instrText>
+      </w:r>
+      <w:r>
+        <w:fldChar w:fldCharType="separate"/>
+      </w:r>
+      <w:r>
+        <w:rPr>
+          <w:rStyle w:val="Hyperlink"/>
+          <w:rFonts w:ascii="Times New Roman" w:hAnsi="Times New Roman" w:cs="Times New Roman"/>
+          <w:sz w:val="24"/>
+          <w:szCs w:val="24"/>
+          <w:lang w:val="sv-SE"/>
+        </w:rPr>
+        <w:t>https://doi.org/10.28926/ilkomnika.v6i3.682</w:t>
+      </w:r>
+      <w:r>
+        <w:rPr>
+          <w:rStyle w:val="Hyperlink"/>
+          <w:rFonts w:ascii="Times New Roman" w:hAnsi="Times New Roman" w:cs="Times New Roman"/>
+          <w:sz w:val="24"/>
+          <w:szCs w:val="24"/>
+          <w:lang w:val="sv-SE"/>
+        </w:rPr>
+        <w:fldChar w:fldCharType="end"/>
+      </w:r>
     </w:p>
     <w:p>
       <w:pPr>
@@ -37059,7 +37593,7 @@
         </w:rPr>
         <w:t xml:space="preserve">(1), 95–102. </w:t>
       </w:r>
-      <w:hyperlink r:id="rId17" w:history="1">
+      <w:hyperlink r:id="rId15" w:history="1">
         <w:r>
           <w:rPr>
             <w:rStyle w:val="Hyperlink"/>
@@ -37207,7 +37741,7 @@
         </w:rPr>
         <w:t xml:space="preserve">(2), 101–107. </w:t>
       </w:r>
-      <w:hyperlink r:id="rId18" w:history="1">
+      <w:hyperlink r:id="rId16" w:history="1">
         <w:r>
           <w:rPr>
             <w:rStyle w:val="Hyperlink"/>
@@ -37235,7 +37769,6 @@
           <w:rFonts w:ascii="Times New Roman" w:hAnsi="Times New Roman" w:cs="Times New Roman"/>
           <w:sz w:val="24"/>
           <w:szCs w:val="24"/>
-          <w:lang w:val="sv-SE"/>
         </w:rPr>
         <w:t xml:space="preserve">Mandala, R. C., &amp; Susanto, A. (2023). </w:t>
       </w:r>
@@ -37308,18 +37841,38 @@
         </w:rPr>
         <w:t xml:space="preserve">(1), 47–51. </w:t>
       </w:r>
-      <w:hyperlink r:id="rId19" w:history="1">
-        <w:r>
-          <w:rPr>
-            <w:rStyle w:val="Hyperlink"/>
-            <w:rFonts w:ascii="Times New Roman" w:hAnsi="Times New Roman" w:cs="Times New Roman"/>
-            <w:sz w:val="24"/>
-            <w:szCs w:val="24"/>
-            <w:lang w:val="sv-SE"/>
-          </w:rPr>
-          <w:t>https://doi.org/10.55382/jurnalpustakaai.v3i1.561</w:t>
-        </w:r>
-      </w:hyperlink>
+      <w:r>
+        <w:fldChar w:fldCharType="begin"/>
+      </w:r>
+      <w:r>
+        <w:rPr>
+          <w:lang w:val="sv-SE"/>
+        </w:rPr>
+        <w:instrText>HYPERLINK "https://doi.org/10.55382/jurnalpustakaai.v3i1.561"</w:instrText>
+      </w:r>
+      <w:r>
+        <w:fldChar w:fldCharType="separate"/>
+      </w:r>
+      <w:r>
+        <w:rPr>
+          <w:rStyle w:val="Hyperlink"/>
+          <w:rFonts w:ascii="Times New Roman" w:hAnsi="Times New Roman" w:cs="Times New Roman"/>
+          <w:sz w:val="24"/>
+          <w:szCs w:val="24"/>
+          <w:lang w:val="sv-SE"/>
+        </w:rPr>
+        <w:t>https://doi.org/10.55382/jurnalpustakaai.v3i1.561</w:t>
+      </w:r>
+      <w:r>
+        <w:rPr>
+          <w:rStyle w:val="Hyperlink"/>
+          <w:rFonts w:ascii="Times New Roman" w:hAnsi="Times New Roman" w:cs="Times New Roman"/>
+          <w:sz w:val="24"/>
+          <w:szCs w:val="24"/>
+          <w:lang w:val="sv-SE"/>
+        </w:rPr>
+        <w:fldChar w:fldCharType="end"/>
+      </w:r>
     </w:p>
     <w:p>
       <w:pPr>
@@ -37453,7 +38006,7 @@
         </w:rPr>
         <w:t xml:space="preserve">(2). </w:t>
       </w:r>
-      <w:hyperlink r:id="rId20" w:history="1">
+      <w:hyperlink r:id="rId17" w:history="1">
         <w:r>
           <w:rPr>
             <w:rStyle w:val="Hyperlink"/>
@@ -37536,18 +38089,38 @@
         </w:rPr>
         <w:t xml:space="preserve">(5), 11004–11009. </w:t>
       </w:r>
-      <w:hyperlink r:id="rId21" w:history="1">
-        <w:r>
-          <w:rPr>
-            <w:rStyle w:val="Hyperlink"/>
-            <w:rFonts w:ascii="Times New Roman" w:hAnsi="Times New Roman" w:cs="Times New Roman"/>
-            <w:sz w:val="24"/>
-            <w:szCs w:val="24"/>
-            <w:lang w:val="sv-SE"/>
-          </w:rPr>
-          <w:t>https://doi.org/10.36040/jati.v8i5.11006</w:t>
-        </w:r>
-      </w:hyperlink>
+      <w:r>
+        <w:fldChar w:fldCharType="begin"/>
+      </w:r>
+      <w:r>
+        <w:rPr>
+          <w:lang w:val="sv-SE"/>
+        </w:rPr>
+        <w:instrText>HYPERLINK "https://doi.org/10.36040/jati.v8i5.11006"</w:instrText>
+      </w:r>
+      <w:r>
+        <w:fldChar w:fldCharType="separate"/>
+      </w:r>
+      <w:r>
+        <w:rPr>
+          <w:rStyle w:val="Hyperlink"/>
+          <w:rFonts w:ascii="Times New Roman" w:hAnsi="Times New Roman" w:cs="Times New Roman"/>
+          <w:sz w:val="24"/>
+          <w:szCs w:val="24"/>
+          <w:lang w:val="sv-SE"/>
+        </w:rPr>
+        <w:t>https://doi.org/10.36040/jati.v8i5.11006</w:t>
+      </w:r>
+      <w:r>
+        <w:rPr>
+          <w:rStyle w:val="Hyperlink"/>
+          <w:rFonts w:ascii="Times New Roman" w:hAnsi="Times New Roman" w:cs="Times New Roman"/>
+          <w:sz w:val="24"/>
+          <w:szCs w:val="24"/>
+          <w:lang w:val="sv-SE"/>
+        </w:rPr>
+        <w:fldChar w:fldCharType="end"/>
+      </w:r>
     </w:p>
     <w:p>
       <w:pPr>
@@ -37609,7 +38182,7 @@
         </w:rPr>
         <w:t xml:space="preserve">(2). </w:t>
       </w:r>
-      <w:hyperlink r:id="rId22" w:history="1">
+      <w:hyperlink r:id="rId18" w:history="1">
         <w:r>
           <w:rPr>
             <w:rStyle w:val="Hyperlink"/>
@@ -37662,7 +38235,7 @@
         </w:rPr>
         <w:t xml:space="preserve">. </w:t>
       </w:r>
-      <w:hyperlink r:id="rId23" w:history="1">
+      <w:hyperlink r:id="rId19" w:history="1">
         <w:r>
           <w:rPr>
             <w:rStyle w:val="Hyperlink"/>
@@ -37691,6 +38264,7 @@
           <w:rFonts w:ascii="Times New Roman" w:hAnsi="Times New Roman" w:cs="Times New Roman"/>
           <w:sz w:val="24"/>
           <w:szCs w:val="24"/>
+          <w:lang w:val="sv-SE"/>
         </w:rPr>
         <w:t xml:space="preserve">Tato, F. R., &amp; Ibrahim, I. M. (2025). </w:t>
       </w:r>
@@ -37742,18 +38316,38 @@
         </w:rPr>
         <w:t xml:space="preserve">(2), 233–239. </w:t>
       </w:r>
-      <w:hyperlink r:id="rId24" w:history="1">
-        <w:r>
-          <w:rPr>
-            <w:rStyle w:val="Hyperlink"/>
-            <w:rFonts w:ascii="Times New Roman" w:hAnsi="Times New Roman" w:cs="Times New Roman"/>
-            <w:sz w:val="24"/>
-            <w:szCs w:val="24"/>
-            <w:lang w:val="sv-SE"/>
-          </w:rPr>
-          <w:t>https://doi.org/10.31326/jisa.v7i2.2116</w:t>
-        </w:r>
-      </w:hyperlink>
+      <w:r>
+        <w:fldChar w:fldCharType="begin"/>
+      </w:r>
+      <w:r>
+        <w:rPr>
+          <w:lang w:val="sv-SE"/>
+        </w:rPr>
+        <w:instrText>HYPERLINK "https://doi.org/10.31326/jisa.v7i2.2116"</w:instrText>
+      </w:r>
+      <w:r>
+        <w:fldChar w:fldCharType="separate"/>
+      </w:r>
+      <w:r>
+        <w:rPr>
+          <w:rStyle w:val="Hyperlink"/>
+          <w:rFonts w:ascii="Times New Roman" w:hAnsi="Times New Roman" w:cs="Times New Roman"/>
+          <w:sz w:val="24"/>
+          <w:szCs w:val="24"/>
+          <w:lang w:val="sv-SE"/>
+        </w:rPr>
+        <w:t>https://doi.org/10.31326/jisa.v7i2.2116</w:t>
+      </w:r>
+      <w:r>
+        <w:rPr>
+          <w:rStyle w:val="Hyperlink"/>
+          <w:rFonts w:ascii="Times New Roman" w:hAnsi="Times New Roman" w:cs="Times New Roman"/>
+          <w:sz w:val="24"/>
+          <w:szCs w:val="24"/>
+          <w:lang w:val="sv-SE"/>
+        </w:rPr>
+        <w:fldChar w:fldCharType="end"/>
+      </w:r>
     </w:p>
     <w:p>
       <w:pPr>
@@ -37856,7 +38450,7 @@
         </w:rPr>
         <w:t xml:space="preserve">, 95–102. </w:t>
       </w:r>
-      <w:hyperlink r:id="rId25" w:history="1">
+      <w:hyperlink r:id="rId20" w:history="1">
         <w:r>
           <w:rPr>
             <w:rStyle w:val="Hyperlink"/>
@@ -37968,7 +38562,7 @@
         </w:rPr>
         <w:t xml:space="preserve">(3), 638–649. </w:t>
       </w:r>
-      <w:hyperlink r:id="rId26" w:history="1">
+      <w:hyperlink r:id="rId21" w:history="1">
         <w:r>
           <w:rPr>
             <w:rStyle w:val="Hyperlink"/>
@@ -38004,12 +38598,12 @@
       </w:pPr>
     </w:p>
     <w:sectPr>
-      <w:headerReference w:type="even" r:id="rId27"/>
-      <w:headerReference w:type="default" r:id="rId28"/>
-      <w:footerReference w:type="even" r:id="rId29"/>
-      <w:footerReference w:type="default" r:id="rId30"/>
-      <w:headerReference w:type="first" r:id="rId31"/>
-      <w:footerReference w:type="first" r:id="rId32"/>
+      <w:headerReference w:type="even" r:id="rId22"/>
+      <w:headerReference w:type="default" r:id="rId23"/>
+      <w:footerReference w:type="even" r:id="rId24"/>
+      <w:footerReference w:type="default" r:id="rId25"/>
+      <w:headerReference w:type="first" r:id="rId26"/>
+      <w:footerReference w:type="first" r:id="rId27"/>
       <w:pgSz w:w="11906" w:h="16838" w:code="9"/>
       <w:pgMar w:top="1418" w:right="1418" w:bottom="1418" w:left="1701" w:header="720" w:footer="720" w:gutter="0"/>
       <w:pgNumType w:start="1"/>

--- a/[Sempro] setelah revisi/Penerapan Natural Language Processing (NLP) & Speech-to-text untuk Otomatisasi Entitas pada Inventaris Mobile.docx
+++ b/[Sempro] setelah revisi/Penerapan Natural Language Processing (NLP) & Speech-to-text untuk Otomatisasi Entitas pada Inventaris Mobile.docx
@@ -1120,8 +1120,18 @@
           <w:sz w:val="24"/>
           <w:szCs w:val="24"/>
         </w:rPr>
-        <w:t xml:space="preserve"> Oleh :</w:t>
-      </w:r>
+        <w:t xml:space="preserve"> </w:t>
+      </w:r>
+      <w:proofErr w:type="gramStart"/>
+      <w:r>
+        <w:rPr>
+          <w:rFonts w:ascii="Times New Roman" w:hAnsi="Times New Roman" w:cs="Times New Roman"/>
+          <w:sz w:val="24"/>
+          <w:szCs w:val="24"/>
+        </w:rPr>
+        <w:t>Oleh :</w:t>
+      </w:r>
+      <w:proofErr w:type="gramEnd"/>
     </w:p>
     <w:p>
       <w:pPr>
@@ -1769,6 +1779,7 @@
                 <w:szCs w:val="24"/>
               </w:rPr>
             </w:pPr>
+            <w:proofErr w:type="gramStart"/>
             <w:r>
               <w:rPr>
                 <w:rFonts w:ascii="Times New Roman" w:hAnsi="Times New Roman" w:cs="Times New Roman"/>
@@ -1783,7 +1794,16 @@
                 <w:sz w:val="24"/>
                 <w:szCs w:val="24"/>
               </w:rPr>
-              <w:t>………………</w:t>
+              <w:t>…</w:t>
+            </w:r>
+            <w:proofErr w:type="gramEnd"/>
+            <w:r>
+              <w:rPr>
+                <w:rFonts w:ascii="Times New Roman" w:hAnsi="Times New Roman" w:cs="Times New Roman"/>
+                <w:sz w:val="24"/>
+                <w:szCs w:val="24"/>
+              </w:rPr>
+              <w:t>……………</w:t>
             </w:r>
             <w:r>
               <w:rPr>
@@ -6615,6 +6635,7 @@
                 <w:szCs w:val="24"/>
               </w:rPr>
             </w:pPr>
+            <w:proofErr w:type="gramStart"/>
             <w:r>
               <w:rPr>
                 <w:rFonts w:ascii="Times New Roman" w:hAnsi="Times New Roman" w:cs="Times New Roman"/>
@@ -6629,7 +6650,16 @@
                 <w:sz w:val="24"/>
                 <w:szCs w:val="24"/>
               </w:rPr>
-              <w:t>……….</w:t>
+              <w:t>…</w:t>
+            </w:r>
+            <w:proofErr w:type="gramEnd"/>
+            <w:r>
+              <w:rPr>
+                <w:rFonts w:ascii="Times New Roman" w:hAnsi="Times New Roman" w:cs="Times New Roman"/>
+                <w:sz w:val="24"/>
+                <w:szCs w:val="24"/>
+              </w:rPr>
+              <w:t>…….</w:t>
             </w:r>
             <w:r>
               <w:rPr>
@@ -7648,7 +7678,27 @@
           <w:sz w:val="24"/>
           <w:szCs w:val="24"/>
         </w:rPr>
-        <w:t>Recording inventory in mobile applications generally still relies on manual input through forms that must be filled in field by field, which is time-consuming and discourages users from recording consistently. Speech-to-Text technology enables voice input, but its output is unstructured free text. This study aims to design and build an Android-based mobile inventory application that applies Natural Language Processing (NLP) and Speech-to-Text to automate entity extraction, such as item name, storage location, quantity, and warranty date, from the user’s speech, and then store it automatically in a database. The stored data can be retrieved through a search feature. As supporting features, the application includes a warranty reminder and QR Codes for identifying storage containers. The study uses the Research and Development (R&amp;D) method, with data collected through literature study and observation of existing inventory applications. The system is designed with an object-oriented approach using UML, including Use Case, Activity, Class, and Sequence Diagrams. The results are expected to help users record and manage items faster, more accurately, and more comfortably.</w:t>
+        <w:t xml:space="preserve">Recording inventory in mobile applications generally still relies on manual input through forms that must be filled in field by field, which is time-consuming and discourages users from recording consistently. Speech-to-Text technology enables voice input, but its output is unstructured free text. This study aims to design and build an Android-based mobile inventory application that applies Natural Language Processing (NLP) and Speech-to-Text to automate entity extraction, such as item name, storage location, quantity, and warranty date, from the user’s speech, and then store it automatically in a database. The stored data can be retrieved through a search feature. As supporting features, the application includes a warranty reminder and </w:t>
+      </w:r>
+      <w:r>
+        <w:rPr>
+          <w:rFonts w:ascii="Times New Roman" w:hAnsi="Times New Roman" w:cs="Times New Roman"/>
+          <w:i/>
+          <w:iCs/>
+          <w:sz w:val="24"/>
+          <w:szCs w:val="24"/>
+        </w:rPr>
+        <w:t>QR Code</w:t>
+      </w:r>
+      <w:r>
+        <w:rPr>
+          <w:rFonts w:ascii="Times New Roman" w:hAnsi="Times New Roman" w:cs="Times New Roman"/>
+          <w:i/>
+          <w:iCs/>
+          <w:sz w:val="24"/>
+          <w:szCs w:val="24"/>
+        </w:rPr>
+        <w:t>s for identifying storage containers. The study uses the Research and Development (R&amp;D) method, with data collected through literature study and observation of existing inventory applications. The system is designed with an object-oriented approach using UML, including Use Case, Activity, Class, and Sequence Diagrams. The results are expected to help users record and manage items faster, more accurately, and more comfortably.</w:t>
       </w:r>
     </w:p>
     <w:p>
@@ -12333,7 +12383,7 @@
             <w:sz w:val="24"/>
             <w:szCs w:val="24"/>
           </w:rPr>
-          <w:t>15</w:t>
+          <w:t>20</w:t>
         </w:r>
         <w:r>
           <w:rPr>
@@ -12531,7 +12581,7 @@
             <w:sz w:val="24"/>
             <w:szCs w:val="24"/>
           </w:rPr>
-          <w:t>11</w:t>
+          <w:t>15</w:t>
         </w:r>
         <w:r>
           <w:rPr>
@@ -12662,7 +12712,7 @@
             <w:sz w:val="24"/>
             <w:szCs w:val="24"/>
           </w:rPr>
-          <w:t>17</w:t>
+          <w:t>22</w:t>
         </w:r>
         <w:r>
           <w:rPr>
@@ -12768,7 +12818,7 @@
             <w:sz w:val="24"/>
             <w:szCs w:val="24"/>
           </w:rPr>
-          <w:t>19</w:t>
+          <w:t>25</w:t>
         </w:r>
         <w:r>
           <w:rPr>
@@ -12863,7 +12913,7 @@
             <w:sz w:val="24"/>
             <w:szCs w:val="24"/>
           </w:rPr>
-          <w:t>20</w:t>
+          <w:t>27</w:t>
         </w:r>
         <w:r>
           <w:rPr>
@@ -12969,7 +13019,7 @@
             <w:sz w:val="24"/>
             <w:szCs w:val="24"/>
           </w:rPr>
-          <w:t>23</w:t>
+          <w:t>31</w:t>
         </w:r>
         <w:r>
           <w:rPr>
@@ -13494,7 +13544,47 @@
           <w:szCs w:val="24"/>
           <w:lang w:val="sv-SE"/>
         </w:rPr>
-        <w:t>Sebagai pendukung, teknologi QR Code tetap dimanfaatkan untuk identifikasi wadah penyimpanan seperti dus, kotak, atau lemari. Penelitian terdahulu menunjukkan bahwa aplikasi pemantauan stok berbasis QR Code pada Android dapat meningkatkan akurasi dan efisiensi pencatatan serta mengurangi kesalahan manusia</w:t>
+        <w:t xml:space="preserve">Sebagai pendukung, teknologi </w:t>
+      </w:r>
+      <w:r>
+        <w:rPr>
+          <w:rFonts w:ascii="Times New Roman" w:hAnsi="Times New Roman" w:cs="Times New Roman"/>
+          <w:i/>
+          <w:iCs/>
+          <w:sz w:val="24"/>
+          <w:szCs w:val="24"/>
+          <w:lang w:val="sv-SE"/>
+        </w:rPr>
+        <w:t>QR Code</w:t>
+      </w:r>
+      <w:r>
+        <w:rPr>
+          <w:rFonts w:ascii="Times New Roman" w:hAnsi="Times New Roman" w:cs="Times New Roman"/>
+          <w:sz w:val="24"/>
+          <w:szCs w:val="24"/>
+          <w:lang w:val="sv-SE"/>
+        </w:rPr>
+        <w:t xml:space="preserve"> tetap dimanfaatkan untuk identifikasi wadah penyimpanan seperti dus, kotak, atau lemari. Penelitian terdahulu menunjukkan bahwa aplikasi pemantauan stok berbasis </w:t>
+      </w:r>
+      <w:r>
+        <w:rPr>
+          <w:rFonts w:ascii="Times New Roman" w:hAnsi="Times New Roman" w:cs="Times New Roman"/>
+          <w:i/>
+          <w:iCs/>
+          <w:sz w:val="24"/>
+          <w:szCs w:val="24"/>
+          <w:lang w:val="sv-SE"/>
+        </w:rPr>
+        <w:t>QR Code</w:t>
+      </w:r>
+      <w:r>
+        <w:rPr>
+          <w:rFonts w:ascii="Times New Roman" w:hAnsi="Times New Roman" w:cs="Times New Roman"/>
+          <w:sz w:val="24"/>
+          <w:szCs w:val="24"/>
+          <w:lang w:val="sv-SE"/>
+        </w:rPr>
+        <w:t xml:space="preserve"> pada Android dapat meningkatkan akurasi dan efisiensi pencatatan serta mengurangi kesalahan manusia</w:t>
       </w:r>
       <w:r>
         <w:rPr>
@@ -13574,7 +13664,27 @@
           <w:szCs w:val="24"/>
           <w:lang w:val="sv-SE"/>
         </w:rPr>
-        <w:t>Dengan memindai QR Code, pengguna dapat mengetahui isi suatu wadah tanpa membukanya secara fisik.</w:t>
+        <w:t xml:space="preserve">Dengan memindai </w:t>
+      </w:r>
+      <w:r>
+        <w:rPr>
+          <w:rFonts w:ascii="Times New Roman" w:hAnsi="Times New Roman" w:cs="Times New Roman"/>
+          <w:i/>
+          <w:iCs/>
+          <w:sz w:val="24"/>
+          <w:szCs w:val="24"/>
+          <w:lang w:val="sv-SE"/>
+        </w:rPr>
+        <w:t>QR Code</w:t>
+      </w:r>
+      <w:r>
+        <w:rPr>
+          <w:rFonts w:ascii="Times New Roman" w:hAnsi="Times New Roman" w:cs="Times New Roman"/>
+          <w:sz w:val="24"/>
+          <w:szCs w:val="24"/>
+          <w:lang w:val="sv-SE"/>
+        </w:rPr>
+        <w:t>, pengguna dapat mengetahui isi suatu wadah tanpa membukanya secara fisik.</w:t>
       </w:r>
     </w:p>
     <w:p>
@@ -13594,7 +13704,27 @@
           <w:szCs w:val="24"/>
           <w:lang w:val="sv-SE"/>
         </w:rPr>
-        <w:t>Meskipun telah banyak aplikasi inventaris berbasis mobile, penelitian terdahulu pada sistem inventaris umumnya masih mengandalkan pemindaian QR Code atau input manual</w:t>
+        <w:t xml:space="preserve">Meskipun telah banyak aplikasi inventaris berbasis mobile, penelitian terdahulu pada sistem inventaris umumnya masih mengandalkan pemindaian </w:t>
+      </w:r>
+      <w:r>
+        <w:rPr>
+          <w:rFonts w:ascii="Times New Roman" w:hAnsi="Times New Roman" w:cs="Times New Roman"/>
+          <w:i/>
+          <w:iCs/>
+          <w:sz w:val="24"/>
+          <w:szCs w:val="24"/>
+          <w:lang w:val="sv-SE"/>
+        </w:rPr>
+        <w:t>QR Code</w:t>
+      </w:r>
+      <w:r>
+        <w:rPr>
+          <w:rFonts w:ascii="Times New Roman" w:hAnsi="Times New Roman" w:cs="Times New Roman"/>
+          <w:sz w:val="24"/>
+          <w:szCs w:val="24"/>
+          <w:lang w:val="sv-SE"/>
+        </w:rPr>
+        <w:t xml:space="preserve"> atau input manual</w:t>
       </w:r>
       <w:r>
         <w:rPr>
@@ -17002,7 +17132,36 @@
           <w:szCs w:val="24"/>
           <w:lang w:val="sv-SE"/>
         </w:rPr>
-        <w:t xml:space="preserve">, serta pengembangan aplikasi </w:t>
+        <w:t>,</w:t>
+      </w:r>
+      <w:r>
+        <w:rPr>
+          <w:rFonts w:ascii="Times New Roman" w:hAnsi="Times New Roman" w:cs="Times New Roman"/>
+          <w:sz w:val="24"/>
+          <w:szCs w:val="24"/>
+          <w:lang w:val="sv-SE"/>
+        </w:rPr>
+        <w:t xml:space="preserve"> </w:t>
+      </w:r>
+      <w:r>
+        <w:rPr>
+          <w:rFonts w:ascii="Times New Roman" w:hAnsi="Times New Roman" w:cs="Times New Roman"/>
+          <w:i/>
+          <w:iCs/>
+          <w:sz w:val="24"/>
+          <w:szCs w:val="24"/>
+          <w:lang w:val="sv-SE"/>
+        </w:rPr>
+        <w:t>Natural Language Processing, Named Entity Recognition, dan model BERT/IndoBERT</w:t>
+      </w:r>
+      <w:r>
+        <w:rPr>
+          <w:rFonts w:ascii="Times New Roman" w:hAnsi="Times New Roman" w:cs="Times New Roman"/>
+          <w:sz w:val="24"/>
+          <w:szCs w:val="24"/>
+          <w:lang w:val="sv-SE"/>
+        </w:rPr>
+        <w:t xml:space="preserve"> serta pengembangan aplikasi </w:t>
       </w:r>
       <w:r>
         <w:rPr>
@@ -17536,6 +17695,7 @@
           <w:szCs w:val="24"/>
           <w:lang w:val="sv-SE"/>
         </w:rPr>
+        <w:lastRenderedPageBreak/>
         <w:t xml:space="preserve">Metode perancangan yang digunakan adalah metode Perancangan Berorientasi Objek dengan menggunakan </w:t>
       </w:r>
       <w:r>
@@ -17615,7 +17775,6 @@
           <w:sz w:val="24"/>
           <w:szCs w:val="24"/>
         </w:rPr>
-        <w:lastRenderedPageBreak/>
         <w:t>Use Case Diagram</w:t>
       </w:r>
     </w:p>
@@ -17896,7 +18055,27 @@
           <w:szCs w:val="24"/>
           <w:lang w:val="sv-SE"/>
         </w:rPr>
-        <w:t>Bab ini memuat teori-teori dasar dan khusus yang berkaitan dengan topik penelitian, meliputi konsep sistem informasi, sistem inventaris, teknologi Speech-to-Text, Natural Language Processing (NLP), Named Entity Recognition (NER), model bahasa BERT dan IndoBERT, teknologi QR Code, pengembangan aplikasi mobile berbasis Android, serta tinjauan literatur dari penelitian-penelitian terdahulu yang relevan dengan topik yang dibahas</w:t>
+        <w:t xml:space="preserve">Bab ini memuat teori-teori dasar dan khusus yang berkaitan dengan topik penelitian, meliputi konsep sistem informasi, sistem inventaris, teknologi Speech-to-Text, Natural Language Processing (NLP), Named Entity Recognition (NER), model bahasa BERT dan IndoBERT, teknologi </w:t>
+      </w:r>
+      <w:r>
+        <w:rPr>
+          <w:rFonts w:ascii="Times New Roman" w:hAnsi="Times New Roman" w:cs="Times New Roman"/>
+          <w:i/>
+          <w:iCs/>
+          <w:sz w:val="24"/>
+          <w:szCs w:val="24"/>
+          <w:lang w:val="sv-SE"/>
+        </w:rPr>
+        <w:t>QR Code</w:t>
+      </w:r>
+      <w:r>
+        <w:rPr>
+          <w:rFonts w:ascii="Times New Roman" w:hAnsi="Times New Roman" w:cs="Times New Roman"/>
+          <w:sz w:val="24"/>
+          <w:szCs w:val="24"/>
+          <w:lang w:val="sv-SE"/>
+        </w:rPr>
+        <w:t>, pengembangan aplikasi mobile berbasis Android, serta tinjauan literatur dari penelitian-penelitian terdahulu yang relevan dengan topik yang dibahas</w:t>
       </w:r>
       <w:r>
         <w:rPr>
@@ -17994,7 +18173,7 @@
           <w:szCs w:val="24"/>
           <w:lang w:val="sv-SE"/>
         </w:rPr>
-        <w:t xml:space="preserve">Bab ini membahas usulan sistem yang diusulkan, rancangan sistem menggunakan UML (Use Case Diagram, Activity Diagram, Class Diagram, dan Sequence Diagram), rancangan alur pemrosesan Speech-to-Text dan ekstraksi entitas, rancangan basis data, rancangan tampilan antarmuka pengguna (UI/UX), serta implementasi sistem yang diusulkan </w:t>
+        <w:t xml:space="preserve">Bab ini membahas usulan sistem yang diusulkan, rancangan sistem menggunakan UML (Use Case Diagram, Activity Diagram, Class Diagram, dan Sequence Diagram), rancangan alur </w:t>
       </w:r>
       <w:r>
         <w:rPr>
@@ -18004,7 +18183,7 @@
           <w:lang w:val="sv-SE"/>
         </w:rPr>
         <w:lastRenderedPageBreak/>
-        <w:t>beserta spesifikasi perangkat keras, perangkat lunak, dan pengujian fungsionalitas serta kemudahan penggunaan aplikasi</w:t>
+        <w:t>pemrosesan Speech-to-Text dan ekstraksi entitas, rancangan basis data, rancangan tampilan antarmuka pengguna (UI/UX), serta implementasi sistem yang diusulkan beserta spesifikasi perangkat keras, perangkat lunak, dan pengujian fungsionalitas serta kemudahan penggunaan aplikasi</w:t>
       </w:r>
       <w:r>
         <w:rPr>
@@ -19020,16 +19199,7 @@
           <w:szCs w:val="24"/>
           <w:lang w:val="sv-SE"/>
         </w:rPr>
-        <w:t xml:space="preserve"> (WER) sebesar 5,59% pada data validasi</w:t>
-      </w:r>
-      <w:r>
-        <w:rPr>
-          <w:rFonts w:ascii="Times New Roman" w:hAnsi="Times New Roman" w:cs="Times New Roman"/>
-          <w:sz w:val="24"/>
-          <w:szCs w:val="24"/>
-          <w:lang w:val="sv-SE"/>
-        </w:rPr>
-        <w:t xml:space="preserve"> </w:t>
+        <w:t xml:space="preserve"> (WER) sebesar 5,59% pada data validasi </w:t>
       </w:r>
       <w:r>
         <w:rPr>
@@ -19192,7 +19362,7 @@
           <w:szCs w:val="24"/>
           <w:lang w:val="sv-SE"/>
         </w:rPr>
-        <w:instrText xml:space="preserve"> ADDIN ZOTERO_ITEM CSL_CITATION {"citationID":"rjOL2YuG","properties":{"unsorted":false,"formattedCitation":"(Fatih Muhammad &amp; Hasibuan, 2025)","plainCitation":"(Fatih Muhammad &amp; Hasibuan, 2025)","noteIndex":0},"citationItems":[{"id":86,"uris":["http://zotero.org/users/local/cErev97L/items/BC4YYIPV"],"itemData":{"id":86,"type":"article-journal","abstract":"Named Entity Recognition (NER) merupakan salah satu tugas utama dalam bidang Natural Language Processing (NLP) yang bertujuan untuk mengenali dan mengklasifikasikan entitas seperti nama orang, organisasi, lokasi, dan tanggal di dalam teks. Meskipun banyak penelitian telah dilakukan untuk bahasa sumber daya tinggi seperti bahasa Inggris, bahasa Indonesia masih menghadapi keterbatasan, baik dari segi dataset maupun kompleksitas linguistik. Penelitian ini bertujuan untuk meningkatkan akurasi sistem NER berbahasa Indonesia dengan melakukan fine-tuning pada model BERT pra-latih, khususnya IndoBERT, menggunakan dataset NERGRIT yang telah dianotasi. Proses penelitian mencakup tahap pra-pemrosesan data, tokenisasi, pelatihan model, dan evaluasi kinerja menggunakan metrik precision, recall, dan F1-score. Model yang telah di-fine-tune diuji dengan berbagai kalimat dan menunjukkan peningkatan akurasi yang signifikan dibandingkan model dasar. Namun demikian, masih ditemukan beberapa permasalahan seperti prediksi berlebihan dan ketidaksesuaian pelabelan entitas. Hasil penelitian ini membuktikan bahwa fine-tuning BERT dapat secara signifikan meningkatkan performa NER dalam teks berbahasa Indonesia. Penelitian ini memberikan kontribusi terhadap pengembangan teknologi NLP bahasa Indonesia serta membuka peluang penerapan pada chatbot cerdas, sistem pemrosesan dokumen, dan analisis opini publik. Penelitian ini menunjukkan pendekatan yang berbeda dibandingkan studi terdahulu dengan mengadopsi dataset NERGRIT, yang mencakup 2.090 kalimat dan 41.871 token, serta mencakup 8 kategori entitas utama, seperti PER, ORG, LOC, DATE, MONEY, PRODUCT, EVENT, dan LAW. Dataset ini belum banyak digunakan dalam publikasi ilmiah, sehingga memberikan kontribusi orisinal dalam eksperimen pengembangan sistem NER untuk Bahasa Indonesia. Penelitian ini juga menggunakan model IndoBERT yang telah di-fine-tune sebelumnya pada dataset serupa, yaitu model hendri/nergrit, namun dilakukan pelatihan ulang (re-fine-tuning) guna meningkatkan kinerja pada konteks lokal dan sintaksis khas Bahasa Indonesia. Secara kuantitatif, penelitian ini berhasil meningkatkan performa model secara signifikan. Sebelum dilakukan fine-tuning, model dasar menghasilkan skor F1 sebesar 72,38%. Setelah melalui proses fine-tuning menggunakan dataset NERGRIT, model mencapai nilai F1-score sebesar 83,67%, dengan nilai precision sebesar 85,12% dan recall sebesar 82,24%. Peningkatan sebesar lebih dari 11 poin F1-score ini menunjukkan efektivitas pendekatan fine-tuning pada model BERT untuk NER Bahasa Indonesia. Selain evaluasi metrik klasik, penelitian ini juga menyertakan analisis kesalahan (error analysis) untuk mengevaluasi fenomena over- prediction dan ketidaksesuaian label entitas pada token umum. Analisis ini mengungkap bahwa meskipun model berhasil mengenali entitas seperti nama orang dan lokasi dengan confidence tinggi, masih terdapat kesalahan pada token non-entitas yang ikut dilabeli secara tidak akurat. Penambahan analisis kualitatif ini menjadi poin keunggulan yang jarang ditemui pada penelitian sejenis. Dengan demikian, kontribusi penelitian ini tidak hanya terletak pada pencapaian performa, tetapi juga pada pendekatan evaluatif yang menyeluruh, serta pemanfaatan dataset dan model yang relatif baru dalam lingkup NLP Bahasa Indonesia.","container-title":"CESS (Journal of Computer Engineering, System and Science)","DOI":"10.24114/cess.v10i2.67219","ISSN":"2502-714X, 2502-7131","issue":"2","journalAbbreviation":"Com, Engine, Sys, Sci","license":"https://creativecommons.org/licenses/by/4.0","page":"702-713","source":"DOI.org (Crossref)","title":"Peningkatan Akurasi Named Entity Recognition (NER) Dengan Fine-Tuning BERT Pada Dataset Bahasa Indonesia","volume":"10","author":[{"family":"Fatih Muhammad","given":"Aji"},{"family":"Hasibuan","given":"Muhammad Siddik"}],"issued":{"date-parts":[["2025",8,1]]}}}],"schema":"https://github.com/citation-style-language/schema/raw/master/csl-citation.json"} </w:instrText>
+        <w:instrText xml:space="preserve"> ADDIN ZOTERO_ITEM CSL_CITATION {"citationID":"O0HhM7I3","properties":{"unsorted":false,"formattedCitation":"(Fatih Muhammad &amp; Hasibuan, 2025)","plainCitation":"(Fatih Muhammad &amp; Hasibuan, 2025)","noteIndex":0},"citationItems":[{"id":86,"uris":["http://zotero.org/users/local/cErev97L/items/BC4YYIPV"],"itemData":{"id":86,"type":"article-journal","abstract":"Named Entity Recognition (NER) merupakan salah satu tugas utama dalam bidang Natural Language Processing (NLP) yang bertujuan untuk mengenali dan mengklasifikasikan entitas seperti nama orang, organisasi, lokasi, dan tanggal di dalam teks. Meskipun banyak penelitian telah dilakukan untuk bahasa sumber daya tinggi seperti bahasa Inggris, bahasa Indonesia masih menghadapi keterbatasan, baik dari segi dataset maupun kompleksitas linguistik. Penelitian ini bertujuan untuk meningkatkan akurasi sistem NER berbahasa Indonesia dengan melakukan fine-tuning pada model BERT pra-latih, khususnya IndoBERT, menggunakan dataset NERGRIT yang telah dianotasi. Proses penelitian mencakup tahap pra-pemrosesan data, tokenisasi, pelatihan model, dan evaluasi kinerja menggunakan metrik precision, recall, dan F1-score. Model yang telah di-fine-tune diuji dengan berbagai kalimat dan menunjukkan peningkatan akurasi yang signifikan dibandingkan model dasar. Namun demikian, masih ditemukan beberapa permasalahan seperti prediksi berlebihan dan ketidaksesuaian pelabelan entitas. Hasil penelitian ini membuktikan bahwa fine-tuning BERT dapat secara signifikan meningkatkan performa NER dalam teks berbahasa Indonesia. Penelitian ini memberikan kontribusi terhadap pengembangan teknologi NLP bahasa Indonesia serta membuka peluang penerapan pada chatbot cerdas, sistem pemrosesan dokumen, dan analisis opini publik. Penelitian ini menunjukkan pendekatan yang berbeda dibandingkan studi terdahulu dengan mengadopsi dataset NERGRIT, yang mencakup 2.090 kalimat dan 41.871 token, serta mencakup 8 kategori entitas utama, seperti PER, ORG, LOC, DATE, MONEY, PRODUCT, EVENT, dan LAW. Dataset ini belum banyak digunakan dalam publikasi ilmiah, sehingga memberikan kontribusi orisinal dalam eksperimen pengembangan sistem NER untuk Bahasa Indonesia. Penelitian ini juga menggunakan model IndoBERT yang telah di-fine-tune sebelumnya pada dataset serupa, yaitu model hendri/nergrit, namun dilakukan pelatihan ulang (re-fine-tuning) guna meningkatkan kinerja pada konteks lokal dan sintaksis khas Bahasa Indonesia. Secara kuantitatif, penelitian ini berhasil meningkatkan performa model secara signifikan. Sebelum dilakukan fine-tuning, model dasar menghasilkan skor F1 sebesar 72,38%. Setelah melalui proses fine-tuning menggunakan dataset NERGRIT, model mencapai nilai F1-score sebesar 83,67%, dengan nilai precision sebesar 85,12% dan recall sebesar 82,24%. Peningkatan sebesar lebih dari 11 poin F1-score ini menunjukkan efektivitas pendekatan fine-tuning pada model BERT untuk NER Bahasa Indonesia. Selain evaluasi metrik klasik, penelitian ini juga menyertakan analisis kesalahan (error analysis) untuk mengevaluasi fenomena over- prediction dan ketidaksesuaian label entitas pada token umum. Analisis ini mengungkap bahwa meskipun model berhasil mengenali entitas seperti nama orang dan lokasi dengan confidence tinggi, masih terdapat kesalahan pada token non-entitas yang ikut dilabeli secara tidak akurat. Penambahan analisis kualitatif ini menjadi poin keunggulan yang jarang ditemui pada penelitian sejenis. Dengan demikian, kontribusi penelitian ini tidak hanya terletak pada pencapaian performa, tetapi juga pada pendekatan evaluatif yang menyeluruh, serta pemanfaatan dataset dan model yang relatif baru dalam lingkup NLP Bahasa Indonesia.","container-title":"CESS (Journal of Computer Engineering, System and Science)","DOI":"10.24114/cess.v10i2.67219","ISSN":"2502-714X, 2502-7131","issue":"2","journalAbbreviation":"Com, Engine, Sys, Sci","license":"https://creativecommons.org/licenses/by/4.0","page":"702-713","source":"DOI.org (Crossref)","title":"Peningkatan Akurasi Named Entity Recognition (NER) Dengan Fine-Tuning BERT Pada Dataset Bahasa Indonesia","volume":"10","author":[{"family":"Fatih Muhammad","given":"Aji"},{"family":"Hasibuan","given":"Muhammad Siddik"}],"issued":{"date-parts":[["2025",8,1]]}}}],"schema":"https://github.com/citation-style-language/schema/raw/master/csl-citation.json"} </w:instrText>
       </w:r>
       <w:r>
         <w:rPr>
@@ -19571,24 +19741,9 @@
         <w:rPr>
           <w:rFonts w:ascii="Times New Roman" w:hAnsi="Times New Roman" w:cs="Times New Roman"/>
           <w:sz w:val="24"/>
-        </w:rPr>
-        <w:t xml:space="preserve">(Fatih Muhammad &amp; </w:t>
-      </w:r>
-      <w:proofErr w:type="spellStart"/>
-      <w:r>
-        <w:rPr>
-          <w:rFonts w:ascii="Times New Roman" w:hAnsi="Times New Roman" w:cs="Times New Roman"/>
-          <w:sz w:val="24"/>
-        </w:rPr>
-        <w:t>Hasibuan</w:t>
-      </w:r>
-      <w:proofErr w:type="spellEnd"/>
-      <w:r>
-        <w:rPr>
-          <w:rFonts w:ascii="Times New Roman" w:hAnsi="Times New Roman" w:cs="Times New Roman"/>
-          <w:sz w:val="24"/>
-        </w:rPr>
-        <w:t>, 2025)</w:t>
+          <w:lang w:val="sv-SE"/>
+        </w:rPr>
+        <w:t>(Fatih Muhammad &amp; Hasibuan, 2025)</w:t>
       </w:r>
       <w:r>
         <w:rPr>
@@ -19769,7 +19924,16 @@
           <w:lang w:val="sv-SE"/>
         </w:rPr>
         <w:lastRenderedPageBreak/>
-        <w:t xml:space="preserve">Kinerja NER umumnya diukur menggunakan precision, recall, dan F1-score </w:t>
+        <w:t>Kinerja NER umumnya diukur menggunakan precision, recall, dan F1-score</w:t>
+      </w:r>
+      <w:r>
+        <w:rPr>
+          <w:rFonts w:ascii="Times New Roman" w:hAnsi="Times New Roman" w:cs="Times New Roman"/>
+          <w:sz w:val="24"/>
+          <w:szCs w:val="24"/>
+          <w:lang w:val="sv-SE"/>
+        </w:rPr>
+        <w:t xml:space="preserve"> </w:t>
       </w:r>
       <w:r>
         <w:rPr>
@@ -19787,7 +19951,7 @@
           <w:szCs w:val="24"/>
           <w:lang w:val="sv-SE"/>
         </w:rPr>
-        <w:instrText xml:space="preserve"> ADDIN ZOTERO_ITEM CSL_CITATION {"citationID":"fOjF51S1","properties":{"unsorted":false,"formattedCitation":"(Hasibuan et al., 2022)","plainCitation":"(Hasibuan et al., 2022)","noteIndex":0},"citationItems":[{"id":74,"uris":["http://zotero.org/users/local/cErev97L/items/SV8IRZY9"],"itemData":{"id":74,"type":"article-journal","abstract":"In this increasingly advanced era, Information Technology (IT) is unavoidable. Everyone is competing to find innovations that can improve their performance. Private Universities (PTS) in Indonesia are no exception. An educational institution's attendance list is the primary reference in monitoring student activities. Although this sector is critical, traditional data collection is still taking place. As a result, many problems arise, such as data loss, long charging times, long queues, overcrowding, and even affects student concentration. ITS NU Kalimantan is one of several private universities in Central Kalimantan and is still relatively new. Student attendance applications are designed and developed for more mature data collection to avoid problems that arise later. This study offers the use of web android-based technology equipped with a QR code feature. Based on the questionnaire results conducted on 45 respondents who used the UAT model, the perceived usefulness aspect was 82%, the perceived ease of use aspect was 84%, the perceived user acceptance aspect was 82%, and the average rating produced was 83%. This percentage shows that users respond positively to this attendance system.","container-title":"JURNAL SISFOTEK GLOBAL","DOI":"10.38101/sisfotek.v12i2.548","ISSN":"2721-3161","issue":"2","language":"en","license":"Copyright (c) 2022 JURNAL SISFOTEK GLOBAL","page":"101-107","source":"journal.global.ac.id","title":"Student Attendance Information System Using QR Code (Quick Response) At ITSNU Kalimantan","volume":"12","author":[{"family":"Hasibuan","given":"Liyando Hermawan"},{"family":"Munaji","given":"Achmad Arif"},{"family":"Deolika","given":"Agatha"},{"family":"Chitayae","given":"Nadya"},{"family":"Setiawan","given":"Erik"}],"issued":{"date-parts":[["2022",9,30]]}}}],"schema":"https://github.com/citation-style-language/schema/raw/master/csl-citation.json"} </w:instrText>
+        <w:instrText xml:space="preserve"> ADDIN ZOTERO_ITEM CSL_CITATION {"citationID":"NkWE19hO","properties":{"unsorted":false,"formattedCitation":"(Fatih Muhammad &amp; Hasibuan, 2025)","plainCitation":"(Fatih Muhammad &amp; Hasibuan, 2025)","noteIndex":0},"citationItems":[{"id":86,"uris":["http://zotero.org/users/local/cErev97L/items/BC4YYIPV"],"itemData":{"id":86,"type":"article-journal","abstract":"Named Entity Recognition (NER) merupakan salah satu tugas utama dalam bidang Natural Language Processing (NLP) yang bertujuan untuk mengenali dan mengklasifikasikan entitas seperti nama orang, organisasi, lokasi, dan tanggal di dalam teks. Meskipun banyak penelitian telah dilakukan untuk bahasa sumber daya tinggi seperti bahasa Inggris, bahasa Indonesia masih menghadapi keterbatasan, baik dari segi dataset maupun kompleksitas linguistik. Penelitian ini bertujuan untuk meningkatkan akurasi sistem NER berbahasa Indonesia dengan melakukan fine-tuning pada model BERT pra-latih, khususnya IndoBERT, menggunakan dataset NERGRIT yang telah dianotasi. Proses penelitian mencakup tahap pra-pemrosesan data, tokenisasi, pelatihan model, dan evaluasi kinerja menggunakan metrik precision, recall, dan F1-score. Model yang telah di-fine-tune diuji dengan berbagai kalimat dan menunjukkan peningkatan akurasi yang signifikan dibandingkan model dasar. Namun demikian, masih ditemukan beberapa permasalahan seperti prediksi berlebihan dan ketidaksesuaian pelabelan entitas. Hasil penelitian ini membuktikan bahwa fine-tuning BERT dapat secara signifikan meningkatkan performa NER dalam teks berbahasa Indonesia. Penelitian ini memberikan kontribusi terhadap pengembangan teknologi NLP bahasa Indonesia serta membuka peluang penerapan pada chatbot cerdas, sistem pemrosesan dokumen, dan analisis opini publik. Penelitian ini menunjukkan pendekatan yang berbeda dibandingkan studi terdahulu dengan mengadopsi dataset NERGRIT, yang mencakup 2.090 kalimat dan 41.871 token, serta mencakup 8 kategori entitas utama, seperti PER, ORG, LOC, DATE, MONEY, PRODUCT, EVENT, dan LAW. Dataset ini belum banyak digunakan dalam publikasi ilmiah, sehingga memberikan kontribusi orisinal dalam eksperimen pengembangan sistem NER untuk Bahasa Indonesia. Penelitian ini juga menggunakan model IndoBERT yang telah di-fine-tune sebelumnya pada dataset serupa, yaitu model hendri/nergrit, namun dilakukan pelatihan ulang (re-fine-tuning) guna meningkatkan kinerja pada konteks lokal dan sintaksis khas Bahasa Indonesia. Secara kuantitatif, penelitian ini berhasil meningkatkan performa model secara signifikan. Sebelum dilakukan fine-tuning, model dasar menghasilkan skor F1 sebesar 72,38%. Setelah melalui proses fine-tuning menggunakan dataset NERGRIT, model mencapai nilai F1-score sebesar 83,67%, dengan nilai precision sebesar 85,12% dan recall sebesar 82,24%. Peningkatan sebesar lebih dari 11 poin F1-score ini menunjukkan efektivitas pendekatan fine-tuning pada model BERT untuk NER Bahasa Indonesia. Selain evaluasi metrik klasik, penelitian ini juga menyertakan analisis kesalahan (error analysis) untuk mengevaluasi fenomena over- prediction dan ketidaksesuaian label entitas pada token umum. Analisis ini mengungkap bahwa meskipun model berhasil mengenali entitas seperti nama orang dan lokasi dengan confidence tinggi, masih terdapat kesalahan pada token non-entitas yang ikut dilabeli secara tidak akurat. Penambahan analisis kualitatif ini menjadi poin keunggulan yang jarang ditemui pada penelitian sejenis. Dengan demikian, kontribusi penelitian ini tidak hanya terletak pada pencapaian performa, tetapi juga pada pendekatan evaluatif yang menyeluruh, serta pemanfaatan dataset dan model yang relatif baru dalam lingkup NLP Bahasa Indonesia.","container-title":"CESS (Journal of Computer Engineering, System and Science)","DOI":"10.24114/cess.v10i2.67219","ISSN":"2502-714X, 2502-7131","issue":"2","journalAbbreviation":"Com, Engine, Sys, Sci","license":"https://creativecommons.org/licenses/by/4.0","page":"702-713","source":"DOI.org (Crossref)","title":"Peningkatan Akurasi Named Entity Recognition (NER) Dengan Fine-Tuning BERT Pada Dataset Bahasa Indonesia","volume":"10","author":[{"family":"Fatih Muhammad","given":"Aji"},{"family":"Hasibuan","given":"Muhammad Siddik"}],"issued":{"date-parts":[["2025",8,1]]}}}],"schema":"https://github.com/citation-style-language/schema/raw/master/csl-citation.json"} </w:instrText>
       </w:r>
       <w:r>
         <w:rPr>
@@ -19803,7 +19967,7 @@
           <w:rFonts w:ascii="Times New Roman" w:hAnsi="Times New Roman" w:cs="Times New Roman"/>
           <w:sz w:val="24"/>
         </w:rPr>
-        <w:t>(</w:t>
+        <w:t xml:space="preserve">(Fatih Muhammad &amp; </w:t>
       </w:r>
       <w:proofErr w:type="spellStart"/>
       <w:r>
@@ -19819,7 +19983,7 @@
           <w:rFonts w:ascii="Times New Roman" w:hAnsi="Times New Roman" w:cs="Times New Roman"/>
           <w:sz w:val="24"/>
         </w:rPr>
-        <w:t xml:space="preserve"> et al., 2022)</w:t>
+        <w:t>, 2025)</w:t>
       </w:r>
       <w:r>
         <w:rPr>
@@ -21132,7 +21296,7 @@
           <w:szCs w:val="24"/>
           <w:lang w:val="sv-SE"/>
         </w:rPr>
-        <w:instrText xml:space="preserve"> ADDIN ZOTERO_ITEM CSL_CITATION {"citationID":"Et097MLE","properties":{"unsorted":false,"formattedCitation":"(Tiglla-Arrascue et al., 2024b)","plainCitation":"(Tiglla-Arrascue et al., 2024b)","noteIndex":0},"citationItems":[{"id":80,"uris":["http://zotero.org/users/local/cErev97L/items/MXBLNJ6E"],"itemData":{"id":80,"type":"paper-conference","container-title":"Proceedings of the 21st International Conference on Smart Business Technologies","DOI":"10.5220/0012813600003764","event-title":"21st International Conference on Smart Business Technologies","ISBN":"978-989-758-710-8","page":"95-102","publisher":"SCITEPRESS - Science and Technology Publications","publisher-place":"Dijon, France","source":"DOI.org (Crossref)","title":"Speech Recognition for Inventory Management in Small Businesses:","title-short":"Speech Recognition for Inventory Management in Small Businesses","URL":"https://www.scitepress.org/DigitalLibrary/Link.aspx?doi=10.5220/0012813600003764","author":[{"family":"Tiglla-Arrascue","given":"Bruno"},{"family":"Huerta-Pahuacho","given":"Junior"},{"family":"Canaval","given":"Luis"}],"accessed":{"date-parts":[["2026",8,23]]},"issued":{"date-parts":[["2024"]]}}}],"schema":"https://github.com/citation-style-language/schema/raw/master/csl-citation.json"} </w:instrText>
+        <w:instrText xml:space="preserve"> ADDIN ZOTERO_ITEM CSL_CITATION {"citationID":"Et097MLE","properties":{"unsorted":false,"formattedCitation":"(Tiglla-Arrascue et al., 2024b)","plainCitation":"(Tiglla-Arrascue et al., 2024b)","dontUpdate":true,"noteIndex":0},"citationItems":[{"id":80,"uris":["http://zotero.org/users/local/cErev97L/items/MXBLNJ6E"],"itemData":{"id":80,"type":"paper-conference","container-title":"Proceedings of the 21st International Conference on Smart Business Technologies","DOI":"10.5220/0012813600003764","event-title":"21st International Conference on Smart Business Technologies","ISBN":"978-989-758-710-8","page":"95-102","publisher":"SCITEPRESS - Science and Technology Publications","publisher-place":"Dijon, France","source":"DOI.org (Crossref)","title":"Speech Recognition for Inventory Management in Small Businesses:","title-short":"Speech Recognition for Inventory Management in Small Businesses","URL":"https://www.scitepress.org/DigitalLibrary/Link.aspx?doi=10.5220/0012813600003764","author":[{"family":"Tiglla-Arrascue","given":"Bruno"},{"family":"Huerta-Pahuacho","given":"Junior"},{"family":"Canaval","given":"Luis"}],"accessed":{"date-parts":[["2026",8,23]]},"issued":{"date-parts":[["2024"]]}}}],"schema":"https://github.com/citation-style-language/schema/raw/master/csl-citation.json"} </w:instrText>
       </w:r>
       <w:r>
         <w:rPr>
@@ -21522,6 +21686,7 @@
         <w:rPr>
           <w:rFonts w:ascii="Times New Roman" w:hAnsi="Times New Roman" w:cs="Times New Roman"/>
           <w:sz w:val="24"/>
+          <w:lang w:val="sv-SE"/>
         </w:rPr>
         <w:t>(Yulianti et al., 2024)</w:t>
       </w:r>
@@ -22661,7 +22826,7 @@
                 <w:sz w:val="24"/>
                 <w:szCs w:val="24"/>
               </w:rPr>
-              <w:instrText xml:space="preserve"> ADDIN ZOTERO_ITEM CSL_CITATION {"citationID":"gTxS8nkA","properties":{"unsorted":false,"formattedCitation":"(Tiglla-Arrascue et al., 2024b)","plainCitation":"(Tiglla-Arrascue et al., 2024b)","noteIndex":0},"citationItems":[{"id":80,"uris":["http://zotero.org/users/local/cErev97L/items/MXBLNJ6E"],"itemData":{"id":80,"type":"paper-conference","container-title":"Proceedings of the 21st International Conference on Smart Business Technologies","DOI":"10.5220/0012813600003764","event-title":"21st International Conference on Smart Business Technologies","ISBN":"978-989-758-710-8","page":"95-102","publisher":"SCITEPRESS - Science and Technology Publications","publisher-place":"Dijon, France","source":"DOI.org (Crossref)","title":"Speech Recognition for Inventory Management in Small Businesses:","title-short":"Speech Recognition for Inventory Management in Small Businesses","URL":"https://www.scitepress.org/DigitalLibrary/Link.aspx?doi=10.5220/0012813600003764","author":[{"family":"Tiglla-Arrascue","given":"Bruno"},{"family":"Huerta-Pahuacho","given":"Junior"},{"family":"Canaval","given":"Luis"}],"accessed":{"date-parts":[["2026",8,23]]},"issued":{"date-parts":[["2024"]]}}}],"schema":"https://github.com/citation-style-language/schema/raw/master/csl-citation.json"} </w:instrText>
+              <w:instrText xml:space="preserve"> ADDIN ZOTERO_ITEM CSL_CITATION {"citationID":"gTxS8nkA","properties":{"unsorted":false,"formattedCitation":"(Tiglla-Arrascue et al., 2024b)","plainCitation":"(Tiglla-Arrascue et al., 2024b)","dontUpdate":true,"noteIndex":0},"citationItems":[{"id":80,"uris":["http://zotero.org/users/local/cErev97L/items/MXBLNJ6E"],"itemData":{"id":80,"type":"paper-conference","container-title":"Proceedings of the 21st International Conference on Smart Business Technologies","DOI":"10.5220/0012813600003764","event-title":"21st International Conference on Smart Business Technologies","ISBN":"978-989-758-710-8","page":"95-102","publisher":"SCITEPRESS - Science and Technology Publications","publisher-place":"Dijon, France","source":"DOI.org (Crossref)","title":"Speech Recognition for Inventory Management in Small Businesses:","title-short":"Speech Recognition for Inventory Management in Small Businesses","URL":"https://www.scitepress.org/DigitalLibrary/Link.aspx?doi=10.5220/0012813600003764","author":[{"family":"Tiglla-Arrascue","given":"Bruno"},{"family":"Huerta-Pahuacho","given":"Junior"},{"family":"Canaval","given":"Luis"}],"accessed":{"date-parts":[["2026",8,23]]},"issued":{"date-parts":[["2024"]]}}}],"schema":"https://github.com/citation-style-language/schema/raw/master/csl-citation.json"} </w:instrText>
             </w:r>
             <w:r>
               <w:rPr>
@@ -22676,23 +22841,7 @@
                 <w:rFonts w:ascii="Times New Roman" w:hAnsi="Times New Roman" w:cs="Times New Roman"/>
                 <w:sz w:val="24"/>
               </w:rPr>
-              <w:t>(</w:t>
-            </w:r>
-            <w:proofErr w:type="spellStart"/>
-            <w:r>
-              <w:rPr>
-                <w:rFonts w:ascii="Times New Roman" w:hAnsi="Times New Roman" w:cs="Times New Roman"/>
-                <w:sz w:val="24"/>
-              </w:rPr>
-              <w:t>Tiglla-Arrascue</w:t>
-            </w:r>
-            <w:proofErr w:type="spellEnd"/>
-            <w:r>
-              <w:rPr>
-                <w:rFonts w:ascii="Times New Roman" w:hAnsi="Times New Roman" w:cs="Times New Roman"/>
-                <w:sz w:val="24"/>
-              </w:rPr>
-              <w:t xml:space="preserve"> et al., 2024)</w:t>
+              <w:t>(Tiglla-Arrascue et al., 2024)</w:t>
             </w:r>
             <w:r>
               <w:rPr>
@@ -23233,23 +23382,7 @@
                 <w:rFonts w:ascii="Times New Roman" w:hAnsi="Times New Roman" w:cs="Times New Roman"/>
                 <w:sz w:val="24"/>
               </w:rPr>
-              <w:t xml:space="preserve">(Fatih Muhammad &amp; </w:t>
-            </w:r>
-            <w:proofErr w:type="spellStart"/>
-            <w:r>
-              <w:rPr>
-                <w:rFonts w:ascii="Times New Roman" w:hAnsi="Times New Roman" w:cs="Times New Roman"/>
-                <w:sz w:val="24"/>
-              </w:rPr>
-              <w:t>Hasibuan</w:t>
-            </w:r>
-            <w:proofErr w:type="spellEnd"/>
-            <w:r>
-              <w:rPr>
-                <w:rFonts w:ascii="Times New Roman" w:hAnsi="Times New Roman" w:cs="Times New Roman"/>
-                <w:sz w:val="24"/>
-              </w:rPr>
-              <w:t>, 2025)</w:t>
+              <w:t>(Fatih Muhammad &amp; Hasibuan, 2025)</w:t>
             </w:r>
             <w:r>
               <w:rPr>
@@ -23431,18 +23564,8 @@
                 <w:rFonts w:ascii="Times New Roman" w:eastAsia="Times New Roman" w:hAnsi="Times New Roman" w:cs="Times New Roman"/>
                 <w:sz w:val="24"/>
                 <w:szCs w:val="24"/>
-                <w:lang w:val="sv-SE"/>
-              </w:rPr>
-            </w:pPr>
-            <w:r>
-              <w:rPr>
-                <w:rFonts w:ascii="Times New Roman" w:hAnsi="Times New Roman" w:cs="Times New Roman"/>
-                <w:sz w:val="24"/>
-                <w:szCs w:val="24"/>
-                <w:lang w:val="sv-SE"/>
-              </w:rPr>
-              <w:t xml:space="preserve">Perancangan Aplikasi Sistem Informasi Inventarisasi Aset Menggunakan </w:t>
-            </w:r>
+              </w:rPr>
+            </w:pPr>
             <w:r>
               <w:rPr>
                 <w:rFonts w:ascii="Times New Roman" w:hAnsi="Times New Roman" w:cs="Times New Roman"/>
@@ -23450,25 +23573,22 @@
                 <w:iCs/>
                 <w:sz w:val="24"/>
                 <w:szCs w:val="24"/>
-                <w:lang w:val="sv-SE"/>
-              </w:rPr>
-              <w:t>QR Code</w:t>
+              </w:rPr>
+              <w:t>A Novel Fusion of Machine Learning Methods for Enhancing Named Entity Recognition in Indonesian Language Text</w:t>
             </w:r>
             <w:r>
               <w:rPr>
                 <w:rFonts w:ascii="Times New Roman" w:hAnsi="Times New Roman" w:cs="Times New Roman"/>
                 <w:sz w:val="24"/>
                 <w:szCs w:val="24"/>
-                <w:lang w:val="sv-SE"/>
-              </w:rPr>
-              <w:t xml:space="preserve">, Studi Kasus Dinas Pendidikan Kota Parepare </w:t>
+              </w:rPr>
+              <w:t xml:space="preserve"> </w:t>
             </w:r>
             <w:r>
               <w:rPr>
                 <w:rFonts w:ascii="Times New Roman" w:hAnsi="Times New Roman" w:cs="Times New Roman"/>
                 <w:sz w:val="24"/>
                 <w:szCs w:val="24"/>
-                <w:lang w:val="sv-SE"/>
               </w:rPr>
               <w:fldChar w:fldCharType="begin"/>
             </w:r>
@@ -23477,16 +23597,14 @@
                 <w:rFonts w:ascii="Times New Roman" w:hAnsi="Times New Roman" w:cs="Times New Roman"/>
                 <w:sz w:val="24"/>
                 <w:szCs w:val="24"/>
-                <w:lang w:val="sv-SE"/>
-              </w:rPr>
-              <w:instrText xml:space="preserve"> ADDIN ZOTERO_ITEM CSL_CITATION {"citationID":"iGAziU6r","properties":{"unsorted":false,"formattedCitation":"(Ciptadi et al., 2023)","plainCitation":"(Ciptadi et al., 2023)","noteIndex":0},"citationItems":[{"id":61,"uris":["http://zotero.org/users/local/cErev97L/items/8MQKJR9R"],"itemData":{"id":61,"type":"article-journal","abstract":"Penelitian ini bertujuan untuk membantu pihak pengelola barang inventaris aset pada Dinas Pendidikan dan Kebudayaan Kota Parepare dalam melakukan pencatatan barang inventarisasi secara cepat dan akurat. Selain itu, sistem yang dibangun dapat melakukan monitoring terhadap barang menggunakan scanner barcode QR serta dapat mengatur jumlah minimal stok, sehingga dapat melakukan pemesanan tepat waktu. Metode pengembangan sistem yang digunakan dalam penelitian ini yaitu Waterfall yang dimulai dengan mengalisa kebutuhan dari sistem, kemudian membuat perancangan sistem, setelah itu proses pembuatan sistem dilakukan dengan menyusun kode program. Untuk minimal stok metode yang digunakan yaitu Min-Max Stock. Setelah semua komponen sistem selesai selanjutnya adalah dengan melakukan pengujian terhadap sistem. Hasil dari penelitian ini didapatkan sebuah sistem informasi inventarisasi aset yang dapat melakukan monitoring barang masuk dan keluar menggunakan scanner QR code serta dapat mengatur jumlah minimal stok barang dan melakukan pencatatan data-data barang. Pengujian yang dilakukan menggunakan blackbox kepada tiga aktor yaitu kepala dinas, staff, dan operator terhadap fitur sistem, semua fitur yang ada dapat berjalan dengan baik sesuai dengan apa yang diharapkan.","container-title":"Jurnal Teknologi Elekterika","DOI":"10.31963/elekterika.v20i2.4631","ISSN":"26560143, 1412-8764","issue":"2","journalAbbreviation":"ELEKTERIKA","license":"http://creativecommons.org/licenses/by-sa/4.0","page":"104","source":"DOI.org (Crossref)","title":"Perancangan Aplikasi Sistem Informasi Inventarisasi Aset Menggunakan QR Code (Studi Kasus Dinas Pendidikan Dan Kebudayaan Kota Parepare)","volume":"20","author":[{"family":"Ciptadi","given":"Chandra"},{"family":"Ilyas","given":"Muh."},{"family":"Syahrir","given":"Syahrir"}],"issued":{"date-parts":[["2023",10,1]]}}}],"schema":"https://github.com/citation-style-language/schema/raw/master/csl-citation.json"} </w:instrText>
+              </w:rPr>
+              <w:instrText xml:space="preserve"> ADDIN ZOTERO_ITEM CSL_CITATION {"citationID":"6kRlMjhf","properties":{"unsorted":false,"formattedCitation":"(Widyawan et al., 2024)","plainCitation":"(Widyawan et al., 2024)","noteIndex":0},"citationItems":[{"id":82,"uris":["http://zotero.org/users/local/cErev97L/items/93N97I25"],"itemData":{"id":82,"type":"article-journal","abstract":"One of the important implementations in machine learning is Named Entity Recognition (NER), which is used to process text and extract entities such as people, organizations, laws, religions, and locations. NER for the Indonesian language still faces significant challenges due to the lack of high-quality labelled datasets, which limits the development of more advanced models. To address this issue, we utilized several pre-trained BERT models (bert-base-uncased, indobenchmark/indobert-base-p1, indolem/indobert-base-uncased) and datasets (NERGRIT-IndoNLU, NERGRIT-Corpus, NERUGM, and NERUI). This study proposes a novel fusion approach by integrating deep learning architectures such as CNN, Bi-LSTM, Bi-GRU, and CRF to detect 19 entities. This approach enhances BERT’s sequence modelling and feature extraction capabilities, while CRF improves entity prediction by enforcing global word-sequence constraints. Experimental results demonstrate that the fusion approach outperforms previous methods. On the bert-base-uncased dataset, accuracy reached 94.75%, while indobenchmark/indobert-base-p1 achieved 95.75%, and indolem/indobert-base-uncased achieved 95.85%. This study emphasizes the effectiveness of combining deep learning architectures with pre-trained transformers to improve NER performance in the Indonesian language. The proposed methodology offers significant advancements in entity extraction for languages with limited datasets, such as Indonesian.","container-title":"Jurnal Sistem Informasi Bisnis","DOI":"10.21456/vol14iss4pp311-320","ISSN":"2502-2377, 2088-3587","issue":"4","journalAbbreviation":"JSinbis","page":"311-320","source":"DOI.org (Crossref)","title":"A Novel Fusion of Machine Learning Methods for Enhancing Named Entity Recognition in Indonesian Language Text","volume":"14","author":[{"family":"Widyawan","given":"Widyawan"},{"family":"Utomo","given":"Bayu Prasetiyo"},{"family":"Rizala","given":"Muhammad Nur"}],"issued":{"date-parts":[["2024",10,9]]}}}],"schema":"https://github.com/citation-style-language/schema/raw/master/csl-citation.json"} </w:instrText>
             </w:r>
             <w:r>
               <w:rPr>
                 <w:rFonts w:ascii="Times New Roman" w:hAnsi="Times New Roman" w:cs="Times New Roman"/>
                 <w:sz w:val="24"/>
                 <w:szCs w:val="24"/>
-                <w:lang w:val="sv-SE"/>
               </w:rPr>
               <w:fldChar w:fldCharType="separate"/>
             </w:r>
@@ -23494,16 +23612,30 @@
               <w:rPr>
                 <w:rFonts w:ascii="Times New Roman" w:hAnsi="Times New Roman" w:cs="Times New Roman"/>
                 <w:sz w:val="24"/>
-                <w:lang w:val="sv-SE"/>
-              </w:rPr>
-              <w:t>(Ciptadi et al., 2023)</w:t>
-            </w:r>
+              </w:rPr>
+              <w:t>(</w:t>
+            </w:r>
+            <w:proofErr w:type="spellStart"/>
             <w:r>
               <w:rPr>
                 <w:rFonts w:ascii="Times New Roman" w:hAnsi="Times New Roman" w:cs="Times New Roman"/>
                 <w:sz w:val="24"/>
-                <w:szCs w:val="24"/>
-                <w:lang w:val="sv-SE"/>
+              </w:rPr>
+              <w:t>Widyawan</w:t>
+            </w:r>
+            <w:proofErr w:type="spellEnd"/>
+            <w:r>
+              <w:rPr>
+                <w:rFonts w:ascii="Times New Roman" w:hAnsi="Times New Roman" w:cs="Times New Roman"/>
+                <w:sz w:val="24"/>
+              </w:rPr>
+              <w:t xml:space="preserve"> et al., 2024)</w:t>
+            </w:r>
+            <w:r>
+              <w:rPr>
+                <w:rFonts w:ascii="Times New Roman" w:hAnsi="Times New Roman" w:cs="Times New Roman"/>
+                <w:sz w:val="24"/>
+                <w:szCs w:val="24"/>
               </w:rPr>
               <w:fldChar w:fldCharType="end"/>
             </w:r>
@@ -23512,7 +23644,6 @@
                 <w:rFonts w:ascii="Times New Roman" w:hAnsi="Times New Roman" w:cs="Times New Roman"/>
                 <w:sz w:val="24"/>
                 <w:szCs w:val="24"/>
-                <w:lang w:val="sv-SE"/>
               </w:rPr>
               <w:t>.</w:t>
             </w:r>
@@ -23539,8 +23670,69 @@
                 <w:szCs w:val="24"/>
                 <w:lang w:val="sv-SE"/>
               </w:rPr>
-              <w:t xml:space="preserve">Metode </w:t>
-            </w:r>
+              <w:t>Penggabungan BERT dengan CNN, Bi-LSTM, Bi-GRU, dan CRF untuk mengenali 19 entitas</w:t>
+            </w:r>
+            <w:r>
+              <w:rPr>
+                <w:rFonts w:ascii="Times New Roman" w:hAnsi="Times New Roman" w:cs="Times New Roman"/>
+                <w:sz w:val="24"/>
+                <w:szCs w:val="24"/>
+                <w:lang w:val="sv-SE"/>
+              </w:rPr>
+              <w:t>.</w:t>
+            </w:r>
+          </w:p>
+        </w:tc>
+        <w:tc>
+          <w:tcPr>
+            <w:tcW w:w="2691" w:type="dxa"/>
+            <w:vAlign w:val="center"/>
+          </w:tcPr>
+          <w:p>
+            <w:pPr>
+              <w:rPr>
+                <w:rFonts w:ascii="Times New Roman" w:eastAsia="Times New Roman" w:hAnsi="Times New Roman" w:cs="Times New Roman"/>
+                <w:sz w:val="24"/>
+                <w:szCs w:val="24"/>
+              </w:rPr>
+            </w:pPr>
+            <w:proofErr w:type="spellStart"/>
+            <w:r>
+              <w:rPr>
+                <w:rFonts w:ascii="Times New Roman" w:hAnsi="Times New Roman" w:cs="Times New Roman"/>
+                <w:sz w:val="24"/>
+                <w:szCs w:val="24"/>
+              </w:rPr>
+              <w:t>Akurasi</w:t>
+            </w:r>
+            <w:proofErr w:type="spellEnd"/>
+            <w:r>
+              <w:rPr>
+                <w:rFonts w:ascii="Times New Roman" w:hAnsi="Times New Roman" w:cs="Times New Roman"/>
+                <w:sz w:val="24"/>
+                <w:szCs w:val="24"/>
+              </w:rPr>
+              <w:t xml:space="preserve"> 94,75% (</w:t>
+            </w:r>
+            <w:proofErr w:type="spellStart"/>
+            <w:r>
+              <w:rPr>
+                <w:rFonts w:ascii="Times New Roman" w:hAnsi="Times New Roman" w:cs="Times New Roman"/>
+                <w:sz w:val="24"/>
+                <w:szCs w:val="24"/>
+              </w:rPr>
+              <w:t>bert</w:t>
+            </w:r>
+            <w:proofErr w:type="spellEnd"/>
+            <w:r>
+              <w:rPr>
+                <w:rFonts w:ascii="Times New Roman" w:hAnsi="Times New Roman" w:cs="Times New Roman"/>
+                <w:sz w:val="24"/>
+                <w:szCs w:val="24"/>
+              </w:rPr>
+              <w:t>-base-uncased), 95,75% (</w:t>
+            </w:r>
+            <w:proofErr w:type="spellStart"/>
             <w:r>
               <w:rPr>
                 <w:rFonts w:ascii="Times New Roman" w:hAnsi="Times New Roman" w:cs="Times New Roman"/>
@@ -23548,412 +23740,10 @@
                 <w:iCs/>
                 <w:sz w:val="24"/>
                 <w:szCs w:val="24"/>
-                <w:lang w:val="sv-SE"/>
-              </w:rPr>
-              <w:t>Waterfall</w:t>
-            </w:r>
-            <w:r>
-              <w:rPr>
-                <w:rFonts w:ascii="Times New Roman" w:hAnsi="Times New Roman" w:cs="Times New Roman"/>
-                <w:sz w:val="24"/>
-                <w:szCs w:val="24"/>
-                <w:lang w:val="sv-SE"/>
-              </w:rPr>
-              <w:t xml:space="preserve"> dengan pendekatan Min-Max Stock</w:t>
-            </w:r>
-          </w:p>
-        </w:tc>
-        <w:tc>
-          <w:tcPr>
-            <w:tcW w:w="2691" w:type="dxa"/>
-            <w:vAlign w:val="center"/>
-          </w:tcPr>
-          <w:p>
-            <w:pPr>
-              <w:rPr>
-                <w:rFonts w:ascii="Times New Roman" w:eastAsia="Times New Roman" w:hAnsi="Times New Roman" w:cs="Times New Roman"/>
-                <w:sz w:val="24"/>
-                <w:szCs w:val="24"/>
-                <w:lang w:val="sv-SE"/>
-              </w:rPr>
-            </w:pPr>
-            <w:r>
-              <w:rPr>
-                <w:rFonts w:ascii="Times New Roman" w:hAnsi="Times New Roman" w:cs="Times New Roman"/>
-                <w:sz w:val="24"/>
-                <w:szCs w:val="24"/>
-                <w:lang w:val="sv-SE"/>
-              </w:rPr>
-              <w:t>Sistem mampu memonitor barang masuk/keluar via pemindai QR serta mengatur ambang stok minimal secara otomatis</w:t>
-            </w:r>
-          </w:p>
-        </w:tc>
-      </w:tr>
-      <w:tr>
-        <w:tc>
-          <w:tcPr>
-            <w:tcW w:w="425" w:type="dxa"/>
-            <w:vAlign w:val="center"/>
-          </w:tcPr>
-          <w:p>
-            <w:pPr>
-              <w:jc w:val="center"/>
-              <w:rPr>
-                <w:rFonts w:ascii="Times New Roman" w:eastAsia="Times New Roman" w:hAnsi="Times New Roman" w:cs="Times New Roman"/>
-                <w:sz w:val="20"/>
-                <w:szCs w:val="20"/>
-              </w:rPr>
-            </w:pPr>
-            <w:r>
-              <w:rPr>
-                <w:rFonts w:ascii="Times New Roman" w:eastAsia="Times New Roman" w:hAnsi="Times New Roman" w:cs="Times New Roman"/>
-                <w:sz w:val="20"/>
-                <w:szCs w:val="20"/>
-              </w:rPr>
-              <w:t>5</w:t>
-            </w:r>
-          </w:p>
-        </w:tc>
-        <w:tc>
-          <w:tcPr>
-            <w:tcW w:w="3115" w:type="dxa"/>
-            <w:vAlign w:val="center"/>
-          </w:tcPr>
-          <w:p>
-            <w:pPr>
-              <w:spacing w:after="40"/>
-              <w:rPr>
-                <w:rFonts w:ascii="Times New Roman" w:eastAsia="Times New Roman" w:hAnsi="Times New Roman" w:cs="Times New Roman"/>
-                <w:sz w:val="24"/>
-                <w:szCs w:val="24"/>
-                <w:lang w:val="sv-SE"/>
-              </w:rPr>
-            </w:pPr>
-            <w:r>
-              <w:rPr>
-                <w:rFonts w:ascii="Times New Roman" w:hAnsi="Times New Roman" w:cs="Times New Roman"/>
-                <w:sz w:val="24"/>
-                <w:szCs w:val="24"/>
-                <w:lang w:val="sv-SE"/>
-              </w:rPr>
-              <w:t xml:space="preserve">Rancang Bangun Sistem Pengelolaan Inventaris Barang Dengan Verifikasi Pengguna Berbasis Face Recognition </w:t>
-            </w:r>
-            <w:r>
-              <w:rPr>
-                <w:rFonts w:ascii="Times New Roman" w:hAnsi="Times New Roman" w:cs="Times New Roman"/>
-                <w:sz w:val="24"/>
-                <w:szCs w:val="24"/>
-                <w:lang w:val="sv-SE"/>
-              </w:rPr>
-              <w:fldChar w:fldCharType="begin"/>
-            </w:r>
-            <w:r>
-              <w:rPr>
-                <w:rFonts w:ascii="Times New Roman" w:hAnsi="Times New Roman" w:cs="Times New Roman"/>
-                <w:sz w:val="24"/>
-                <w:szCs w:val="24"/>
-                <w:lang w:val="sv-SE"/>
-              </w:rPr>
-              <w:instrText xml:space="preserve"> ADDIN ZOTERO_ITEM CSL_CITATION {"citationID":"JrytLazh","properties":{"unsorted":false,"formattedCitation":"(Sutedi et al., 2025)","plainCitation":"(Sutedi et al., 2025)","noteIndex":0},"citationItems":[{"id":63,"uris":["http://zotero.org/users/local/cErev97L/items/DHES6YM7"],"itemData":{"id":63,"type":"article-journal","abstract":"Inventaris barang di lingkungan sekolah membutuhkan sistem yang mampu mencatat dan mengelola data secara terstruktur serta aman. Penelitian ini bertujuan merancang dan mengembangkan sistem informasi inventaris barang berbasis web dengan penambahan fitur keamanan autentikasi pengguna menggunakan teknologi face recognition. Sistem ini ditujukan untuk mendukung kinerja bagian sarana dan prasarana dalam melakukan pencatatan inventaris secara lebih terintegrasi dan terlindungi dari akses tidak sah. Metode pengembangan menggunakan pendekatan Rational Unified Process (RUP) dengan empat tahapan utama: Inception, Elaboration, Construction, dan Transition. Teknologi yang digunakan meliputi bahasa pemrograman PHP dengan framework Laravel, MySQL sebagai basis data, dan JavaScript untuk penerapan face recognition. Hasil pengujian menunjukkan bahwa sistem berhasil dibangun dengan fitur utama berupa input data inventaris, pencarian, pembuatan laporan, serta autentikasi wajah dengan tingkat akurasi tinggi. Dengan demikian, sistem ini menjadi solusi digital yang tidak hanya menyediakan pengelolaan inventaris, tetapi juga menghadirkan peningkatan aspek keamanan melalui integrasi teknologi face recognition.","container-title":"Jurnal Algoritma","DOI":"10.33364/algoritma/v.22-2.2672","ISSN":"2302-7339, 1412-3622","issue":"2","journalAbbreviation":"Jurnal Algoritma","license":"https://creativecommons.org/licenses/by-nd/4.0","source":"DOI.org (Crossref)","title":"Rancang Bangun Sistem Pengelolaan Inventaris Barang Dengan Verifikasi Pengguna Berbasis Face Recognition","URL":"https://jurnal.itg.ac.id/index.php/algoritma/article/view/2672","volume":"22","author":[{"family":"Sutedi","given":"Ade"},{"family":"Indrakusumah","given":"Muhamamad Rafi"},{"family":"Deddy Supriatna","given":"Asep"},{"family":"Mulyani","given":"Asri"}],"accessed":{"date-parts":[["2026",8,22]]},"issued":{"date-parts":[["2025",11,30]]}}}],"schema":"https://github.com/citation-style-language/schema/raw/master/csl-citation.json"} </w:instrText>
-            </w:r>
-            <w:r>
-              <w:rPr>
-                <w:rFonts w:ascii="Times New Roman" w:hAnsi="Times New Roman" w:cs="Times New Roman"/>
-                <w:sz w:val="24"/>
-                <w:szCs w:val="24"/>
-                <w:lang w:val="sv-SE"/>
-              </w:rPr>
-              <w:fldChar w:fldCharType="separate"/>
-            </w:r>
-            <w:r>
-              <w:rPr>
-                <w:rFonts w:ascii="Times New Roman" w:hAnsi="Times New Roman" w:cs="Times New Roman"/>
-                <w:sz w:val="24"/>
-                <w:lang w:val="sv-SE"/>
-              </w:rPr>
-              <w:t>(Sutedi et al., 2025)</w:t>
-            </w:r>
-            <w:r>
-              <w:rPr>
-                <w:rFonts w:ascii="Times New Roman" w:hAnsi="Times New Roman" w:cs="Times New Roman"/>
-                <w:sz w:val="24"/>
-                <w:szCs w:val="24"/>
-                <w:lang w:val="sv-SE"/>
-              </w:rPr>
-              <w:fldChar w:fldCharType="end"/>
-            </w:r>
-            <w:r>
-              <w:rPr>
-                <w:rFonts w:ascii="Times New Roman" w:hAnsi="Times New Roman" w:cs="Times New Roman"/>
-                <w:sz w:val="24"/>
-                <w:szCs w:val="24"/>
-                <w:lang w:val="sv-SE"/>
-              </w:rPr>
-              <w:t>.</w:t>
-            </w:r>
-          </w:p>
-        </w:tc>
-        <w:tc>
-          <w:tcPr>
-            <w:tcW w:w="1991" w:type="dxa"/>
-            <w:vAlign w:val="center"/>
-          </w:tcPr>
-          <w:p>
-            <w:pPr>
-              <w:rPr>
-                <w:rFonts w:ascii="Times New Roman" w:eastAsia="Times New Roman" w:hAnsi="Times New Roman" w:cs="Times New Roman"/>
-                <w:sz w:val="24"/>
-                <w:szCs w:val="24"/>
-                <w:lang w:val="sv-SE"/>
-              </w:rPr>
-            </w:pPr>
-            <w:r>
-              <w:rPr>
-                <w:rFonts w:ascii="Times New Roman" w:hAnsi="Times New Roman" w:cs="Times New Roman"/>
-                <w:sz w:val="24"/>
-                <w:szCs w:val="24"/>
-                <w:lang w:val="sv-SE"/>
-              </w:rPr>
-              <w:t>Rekayasa perangkat lunak dengan verifikasi biometrik</w:t>
-            </w:r>
-          </w:p>
-        </w:tc>
-        <w:tc>
-          <w:tcPr>
-            <w:tcW w:w="2691" w:type="dxa"/>
-            <w:vAlign w:val="center"/>
-          </w:tcPr>
-          <w:p>
-            <w:pPr>
-              <w:rPr>
-                <w:rFonts w:ascii="Times New Roman" w:eastAsia="Times New Roman" w:hAnsi="Times New Roman" w:cs="Times New Roman"/>
-                <w:sz w:val="24"/>
-                <w:szCs w:val="24"/>
-                <w:lang w:val="sv-SE"/>
-              </w:rPr>
-            </w:pPr>
-            <w:r>
-              <w:rPr>
-                <w:rFonts w:ascii="Times New Roman" w:hAnsi="Times New Roman" w:cs="Times New Roman"/>
-                <w:sz w:val="24"/>
-                <w:szCs w:val="24"/>
-                <w:lang w:val="sv-SE"/>
-              </w:rPr>
-              <w:t>Menambahkan lapisan keamanan verifikasi wajah pada sistem inventaris untuk memastikan akuntabilitas pengguna</w:t>
-            </w:r>
-          </w:p>
-        </w:tc>
-      </w:tr>
-      <w:tr>
-        <w:tc>
-          <w:tcPr>
-            <w:tcW w:w="425" w:type="dxa"/>
-            <w:vAlign w:val="center"/>
-          </w:tcPr>
-          <w:p>
-            <w:pPr>
-              <w:jc w:val="center"/>
-              <w:rPr>
-                <w:rFonts w:ascii="Times New Roman" w:eastAsia="Times New Roman" w:hAnsi="Times New Roman" w:cs="Times New Roman"/>
-                <w:sz w:val="20"/>
-                <w:szCs w:val="20"/>
-              </w:rPr>
-            </w:pPr>
-            <w:r>
-              <w:rPr>
-                <w:rFonts w:ascii="Times New Roman" w:eastAsia="Times New Roman" w:hAnsi="Times New Roman" w:cs="Times New Roman"/>
-                <w:sz w:val="20"/>
-                <w:szCs w:val="20"/>
-              </w:rPr>
-              <w:t>6</w:t>
-            </w:r>
-          </w:p>
-        </w:tc>
-        <w:tc>
-          <w:tcPr>
-            <w:tcW w:w="3115" w:type="dxa"/>
-            <w:vAlign w:val="center"/>
-          </w:tcPr>
-          <w:p>
-            <w:pPr>
-              <w:spacing w:after="40"/>
-              <w:rPr>
-                <w:rFonts w:ascii="Times New Roman" w:eastAsia="Times New Roman" w:hAnsi="Times New Roman" w:cs="Times New Roman"/>
-                <w:sz w:val="24"/>
-                <w:szCs w:val="24"/>
-                <w:lang w:val="sv-SE"/>
-              </w:rPr>
-            </w:pPr>
-            <w:r>
-              <w:rPr>
-                <w:rFonts w:ascii="Times New Roman" w:hAnsi="Times New Roman" w:cs="Times New Roman"/>
-                <w:sz w:val="24"/>
-                <w:szCs w:val="24"/>
-                <w:lang w:val="sv-SE"/>
-              </w:rPr>
-              <w:t xml:space="preserve">Penerapan Algoritma OCR Untuk Ekstraksi Informasi Dari Citra Kartu Tanda Mahasiswa </w:t>
-            </w:r>
-            <w:r>
-              <w:rPr>
-                <w:rFonts w:ascii="Times New Roman" w:hAnsi="Times New Roman" w:cs="Times New Roman"/>
-                <w:sz w:val="24"/>
-                <w:szCs w:val="24"/>
-                <w:lang w:val="sv-SE"/>
-              </w:rPr>
-              <w:fldChar w:fldCharType="begin"/>
-            </w:r>
-            <w:r>
-              <w:rPr>
-                <w:rFonts w:ascii="Times New Roman" w:hAnsi="Times New Roman" w:cs="Times New Roman"/>
-                <w:sz w:val="24"/>
-                <w:szCs w:val="24"/>
-                <w:lang w:val="sv-SE"/>
-              </w:rPr>
-              <w:instrText xml:space="preserve"> ADDIN ZOTERO_ITEM CSL_CITATION {"citationID":"juQhRfFm","properties":{"unsorted":false,"formattedCitation":"(Reswan et al., 2024)","plainCitation":"(Reswan et al., 2024)","noteIndex":0},"citationItems":[{"id":65,"uris":["http://zotero.org/users/local/cErev97L/items/RGLXEA33"],"itemData":{"id":65,"type":"article-journal","abstract":"Kartu Tanda Mahasiswa (KTM) merupakan kartu identitas resmi yang dikeluarkan oleh universitas kepada setiap mahasiswa untuk mengidentifikasi status mahasiswa mereka. Proses pembuatan dan pengelolaan KTM saat ini masih dilakukan secara manual, di mana data mahasiswa harus diinput dan diverifikasi satu per satu, sehingga rawan terjadi kesalahan dan memerlukan waktu yang cukup lama. Untuk mengatasi masalah ini, diperlukan integrasi antara teknologi pengenalan karakter dan pengolahan citra. Oleh karena itu, metode Optical Character Recognition (OCR) sangat tepat diimplementasikan dalam masalah ini. Metode OCR merupakan teknologi yang memanfaatkan algoritma pengenalan karakter untuk mengekstrak informasi dari gambar atau teks cetak. Hasil dari penelitian ini adalah membaca dan mengenali karakter pada KTM secara efisien dan data berupa informasi pribadi dari KTM sudah otomatis tersimpan di Microsoft Word dan telah diuji tingkat keberhasilan penelitian menggunakan Precission, Recall, dan Accuracy. Adapun hasil yang didapat dari Precission, Recall, dan Accuracy dari penelitian ini yaitu  Precission sebesar 88%, Recall sebesar 100%, dan Accuracy 88%.","container-title":"JATI (Jurnal Mahasiswa Teknik Informatika)","DOI":"10.36040/jati.v8i5.11006","ISSN":"2598-828X","issue":"5","journalAbbreviation":"jati","license":"https://creativecommons.org/licenses/by-sa/4.0","page":"11004-11009","source":"DOI.org (Crossref)","title":"PENERAPAN ALGORITMA OCR UNTUK EKSTRAKSI INFORMASI DARI CITRA KARTU TANDA MAHASISWA (KTM)","volume":"8","author":[{"family":"Reswan","given":"Yuza"},{"family":"Raffles","given":"Richard"},{"family":"Wijaya","given":"Ardi"},{"family":"Apridiansyah","given":"Yovi"}],"issued":{"date-parts":[["2024",10,1]]}}}],"schema":"https://github.com/citation-style-language/schema/raw/master/csl-citation.json"} </w:instrText>
-            </w:r>
-            <w:r>
-              <w:rPr>
-                <w:rFonts w:ascii="Times New Roman" w:hAnsi="Times New Roman" w:cs="Times New Roman"/>
-                <w:sz w:val="24"/>
-                <w:szCs w:val="24"/>
-                <w:lang w:val="sv-SE"/>
-              </w:rPr>
-              <w:fldChar w:fldCharType="separate"/>
-            </w:r>
-            <w:r>
-              <w:rPr>
-                <w:rFonts w:ascii="Times New Roman" w:hAnsi="Times New Roman" w:cs="Times New Roman"/>
-                <w:sz w:val="24"/>
-                <w:lang w:val="sv-SE"/>
-              </w:rPr>
-              <w:t>(Reswan et al., 2024)</w:t>
-            </w:r>
-            <w:r>
-              <w:rPr>
-                <w:rFonts w:ascii="Times New Roman" w:hAnsi="Times New Roman" w:cs="Times New Roman"/>
-                <w:sz w:val="24"/>
-                <w:szCs w:val="24"/>
-                <w:lang w:val="sv-SE"/>
-              </w:rPr>
-              <w:fldChar w:fldCharType="end"/>
-            </w:r>
-            <w:r>
-              <w:rPr>
-                <w:rFonts w:ascii="Times New Roman" w:hAnsi="Times New Roman" w:cs="Times New Roman"/>
-                <w:sz w:val="24"/>
-                <w:szCs w:val="24"/>
-                <w:lang w:val="sv-SE"/>
-              </w:rPr>
-              <w:t>.</w:t>
-            </w:r>
-          </w:p>
-        </w:tc>
-        <w:tc>
-          <w:tcPr>
-            <w:tcW w:w="1991" w:type="dxa"/>
-            <w:vAlign w:val="center"/>
-          </w:tcPr>
-          <w:p>
-            <w:pPr>
-              <w:rPr>
-                <w:rFonts w:ascii="Times New Roman" w:eastAsia="Times New Roman" w:hAnsi="Times New Roman" w:cs="Times New Roman"/>
-                <w:sz w:val="24"/>
-                <w:szCs w:val="24"/>
-              </w:rPr>
-            </w:pPr>
-            <w:proofErr w:type="spellStart"/>
-            <w:r>
-              <w:rPr>
-                <w:rFonts w:ascii="Times New Roman" w:hAnsi="Times New Roman" w:cs="Times New Roman"/>
-                <w:sz w:val="24"/>
-                <w:szCs w:val="24"/>
-              </w:rPr>
-              <w:t>Algoritma</w:t>
+              </w:rPr>
+              <w:t>IndoBERT</w:t>
             </w:r>
             <w:proofErr w:type="spellEnd"/>
-            <w:r>
-              <w:rPr>
-                <w:rFonts w:ascii="Times New Roman" w:hAnsi="Times New Roman" w:cs="Times New Roman"/>
-                <w:sz w:val="24"/>
-                <w:szCs w:val="24"/>
-              </w:rPr>
-              <w:t xml:space="preserve"> Optical Character Recognition (OCR)</w:t>
-            </w:r>
-          </w:p>
-        </w:tc>
-        <w:tc>
-          <w:tcPr>
-            <w:tcW w:w="2691" w:type="dxa"/>
-            <w:vAlign w:val="center"/>
-          </w:tcPr>
-          <w:p>
-            <w:pPr>
-              <w:rPr>
-                <w:rFonts w:ascii="Times New Roman" w:eastAsia="Times New Roman" w:hAnsi="Times New Roman" w:cs="Times New Roman"/>
-                <w:sz w:val="24"/>
-                <w:szCs w:val="24"/>
-                <w:lang w:val="sv-SE"/>
-              </w:rPr>
-            </w:pPr>
-            <w:r>
-              <w:rPr>
-                <w:rFonts w:ascii="Times New Roman" w:hAnsi="Times New Roman" w:cs="Times New Roman"/>
-                <w:sz w:val="24"/>
-                <w:szCs w:val="24"/>
-                <w:lang w:val="sv-SE"/>
-              </w:rPr>
-              <w:t>OCR berhasil mengekstraksi data identitas dari citra kartu secara otomatis sebagai alternatif input manual</w:t>
-            </w:r>
-          </w:p>
-        </w:tc>
-      </w:tr>
-      <w:tr>
-        <w:tc>
-          <w:tcPr>
-            <w:tcW w:w="425" w:type="dxa"/>
-            <w:vAlign w:val="center"/>
-          </w:tcPr>
-          <w:p>
-            <w:pPr>
-              <w:jc w:val="center"/>
-              <w:rPr>
-                <w:rFonts w:ascii="Times New Roman" w:eastAsia="Times New Roman" w:hAnsi="Times New Roman" w:cs="Times New Roman"/>
-                <w:sz w:val="20"/>
-                <w:szCs w:val="20"/>
-              </w:rPr>
-            </w:pPr>
-            <w:r>
-              <w:rPr>
-                <w:rFonts w:ascii="Times New Roman" w:eastAsia="Times New Roman" w:hAnsi="Times New Roman" w:cs="Times New Roman"/>
-                <w:sz w:val="20"/>
-                <w:szCs w:val="20"/>
-              </w:rPr>
-              <w:t>7</w:t>
-            </w:r>
-          </w:p>
-        </w:tc>
-        <w:tc>
-          <w:tcPr>
-            <w:tcW w:w="3115" w:type="dxa"/>
-            <w:vAlign w:val="center"/>
-          </w:tcPr>
-          <w:p>
-            <w:pPr>
-              <w:spacing w:after="40"/>
-              <w:rPr>
-                <w:rFonts w:ascii="Times New Roman" w:eastAsia="Times New Roman" w:hAnsi="Times New Roman" w:cs="Times New Roman"/>
-                <w:sz w:val="24"/>
-                <w:szCs w:val="24"/>
-              </w:rPr>
-            </w:pPr>
-            <w:r>
-              <w:rPr>
-                <w:rFonts w:ascii="Times New Roman" w:hAnsi="Times New Roman" w:cs="Times New Roman"/>
-                <w:sz w:val="24"/>
-                <w:szCs w:val="24"/>
-              </w:rPr>
-              <w:t xml:space="preserve">Implementation of Data Collection and Payment Control Systems Automatically Using Android-Based </w:t>
-            </w:r>
             <w:r>
               <w:rPr>
                 <w:rFonts w:ascii="Times New Roman" w:hAnsi="Times New Roman" w:cs="Times New Roman"/>
@@ -23962,165 +23752,9 @@
                 <w:sz w:val="24"/>
                 <w:szCs w:val="24"/>
               </w:rPr>
-              <w:t>QR Code</w:t>
-            </w:r>
-            <w:r>
-              <w:rPr>
-                <w:rFonts w:ascii="Times New Roman" w:hAnsi="Times New Roman" w:cs="Times New Roman"/>
-                <w:sz w:val="24"/>
-                <w:szCs w:val="24"/>
-              </w:rPr>
               <w:t xml:space="preserve"> </w:t>
             </w:r>
-            <w:r>
-              <w:rPr>
-                <w:rFonts w:ascii="Times New Roman" w:hAnsi="Times New Roman" w:cs="Times New Roman"/>
-                <w:sz w:val="24"/>
-                <w:szCs w:val="24"/>
-              </w:rPr>
-              <w:fldChar w:fldCharType="begin"/>
-            </w:r>
-            <w:r>
-              <w:rPr>
-                <w:rFonts w:ascii="Times New Roman" w:hAnsi="Times New Roman" w:cs="Times New Roman"/>
-                <w:sz w:val="24"/>
-                <w:szCs w:val="24"/>
-              </w:rPr>
-              <w:instrText xml:space="preserve"> ADDIN ZOTERO_ITEM CSL_CITATION {"citationID":"ZijAFi43","properties":{"unsorted":false,"formattedCitation":"(Fauziah et al., 2023)","plainCitation":"(Fauziah et al., 2023)","noteIndex":0},"citationItems":[{"id":67,"uris":["http://zotero.org/users/local/cErev97L/items/H8TAY4TJ"],"itemData":{"id":67,"type":"article-journal","abstract":"The wider spread of the use of smartphones is also very helpful for UMKM not only in terms of marketing or sales, but daily operations. On the Senyum Manis cafe the owner of the business owner conducts data on stocks of goods, materials, and prices for drinks manually. When doing the process of collecting the goods manually there is an error in stock calculation so that it takes a long time to check the stock of the item. With this innovation using the application of QR Code which can be used as a label in every stock of goods and beverage materials. In this case the implementation of the RFID tag is also used to get the customer queue number. From this researcher the system is considered successful because the data input can appear in the application , QOS (Quality of Service) test results when uploading data get a 33K throughput value that belongs to the medium category, Packet Loss produces a value of 0.097% which is classified in a very good category, average delay produces a value of 87.4 s which is classified in a very good category . This aims to anticipate changes that will occur, the review is useful to see the condition of whether the system is in accordance with the needs of a sweet smile cafe and whether it is necessary to add or change the existing system in order to keep up with development technology.","container-title":"Jartel","DOI":"10.33795/jartel.v13i1.521","ISSN":"2654-6531, 2407-0807","issue":"1","journalAbbreviation":"Jartel","license":"https://creativecommons.org/licenses/by/4.0","page":"95-102","source":"DOI.org (Crossref)","title":"Implementation of Data Collection and Payment Control Systems Automatically Using Android -Based QR Code","volume":"13","author":[{"family":"Fauziah","given":"Afifah Nur"},{"family":"Rasyid","given":"Abdul"},{"family":"Wijayanti","given":"Rieke Adriati"}],"issued":{"date-parts":[["2023",3,31]]}}}],"schema":"https://github.com/citation-style-language/schema/raw/master/csl-citation.json"} </w:instrText>
-            </w:r>
-            <w:r>
-              <w:rPr>
-                <w:rFonts w:ascii="Times New Roman" w:hAnsi="Times New Roman" w:cs="Times New Roman"/>
-                <w:sz w:val="24"/>
-                <w:szCs w:val="24"/>
-              </w:rPr>
-              <w:fldChar w:fldCharType="separate"/>
-            </w:r>
-            <w:r>
-              <w:rPr>
-                <w:rFonts w:ascii="Times New Roman" w:hAnsi="Times New Roman" w:cs="Times New Roman"/>
-                <w:sz w:val="24"/>
-              </w:rPr>
-              <w:t>(Fauziah et al., 2023)</w:t>
-            </w:r>
-            <w:r>
-              <w:rPr>
-                <w:rFonts w:ascii="Times New Roman" w:hAnsi="Times New Roman" w:cs="Times New Roman"/>
-                <w:sz w:val="24"/>
-                <w:szCs w:val="24"/>
-              </w:rPr>
-              <w:fldChar w:fldCharType="end"/>
-            </w:r>
-            <w:r>
-              <w:rPr>
-                <w:rFonts w:ascii="Times New Roman" w:hAnsi="Times New Roman" w:cs="Times New Roman"/>
-                <w:sz w:val="24"/>
-                <w:szCs w:val="24"/>
-              </w:rPr>
-              <w:t>.</w:t>
-            </w:r>
-          </w:p>
-        </w:tc>
-        <w:tc>
-          <w:tcPr>
-            <w:tcW w:w="1991" w:type="dxa"/>
-            <w:vAlign w:val="center"/>
-          </w:tcPr>
-          <w:p>
-            <w:pPr>
-              <w:rPr>
-                <w:rFonts w:ascii="Times New Roman" w:eastAsia="Times New Roman" w:hAnsi="Times New Roman" w:cs="Times New Roman"/>
-                <w:sz w:val="24"/>
-                <w:szCs w:val="24"/>
-              </w:rPr>
-            </w:pPr>
-            <w:r>
-              <w:rPr>
-                <w:rFonts w:ascii="Times New Roman" w:hAnsi="Times New Roman" w:cs="Times New Roman"/>
-                <w:sz w:val="24"/>
-                <w:szCs w:val="24"/>
-              </w:rPr>
-              <w:t xml:space="preserve">Studi </w:t>
-            </w:r>
             <w:proofErr w:type="spellStart"/>
-            <w:r>
-              <w:rPr>
-                <w:rFonts w:ascii="Times New Roman" w:hAnsi="Times New Roman" w:cs="Times New Roman"/>
-                <w:sz w:val="24"/>
-                <w:szCs w:val="24"/>
-              </w:rPr>
-              <w:t>kasus</w:t>
-            </w:r>
-            <w:proofErr w:type="spellEnd"/>
-            <w:r>
-              <w:rPr>
-                <w:rFonts w:ascii="Times New Roman" w:hAnsi="Times New Roman" w:cs="Times New Roman"/>
-                <w:sz w:val="24"/>
-                <w:szCs w:val="24"/>
-              </w:rPr>
-              <w:t xml:space="preserve"> </w:t>
-            </w:r>
-            <w:proofErr w:type="spellStart"/>
-            <w:r>
-              <w:rPr>
-                <w:rFonts w:ascii="Times New Roman" w:hAnsi="Times New Roman" w:cs="Times New Roman"/>
-                <w:sz w:val="24"/>
-                <w:szCs w:val="24"/>
-              </w:rPr>
-              <w:t>dengan</w:t>
-            </w:r>
-            <w:proofErr w:type="spellEnd"/>
-            <w:r>
-              <w:rPr>
-                <w:rFonts w:ascii="Times New Roman" w:hAnsi="Times New Roman" w:cs="Times New Roman"/>
-                <w:sz w:val="24"/>
-                <w:szCs w:val="24"/>
-              </w:rPr>
-              <w:t xml:space="preserve"> </w:t>
-            </w:r>
-            <w:proofErr w:type="spellStart"/>
-            <w:r>
-              <w:rPr>
-                <w:rFonts w:ascii="Times New Roman" w:hAnsi="Times New Roman" w:cs="Times New Roman"/>
-                <w:sz w:val="24"/>
-                <w:szCs w:val="24"/>
-              </w:rPr>
-              <w:t>pengujian</w:t>
-            </w:r>
-            <w:proofErr w:type="spellEnd"/>
-            <w:r>
-              <w:rPr>
-                <w:rFonts w:ascii="Times New Roman" w:hAnsi="Times New Roman" w:cs="Times New Roman"/>
-                <w:sz w:val="24"/>
-                <w:szCs w:val="24"/>
-              </w:rPr>
-              <w:t xml:space="preserve"> QoS (throughput, packet loss, delay)</w:t>
-            </w:r>
-          </w:p>
-        </w:tc>
-        <w:tc>
-          <w:tcPr>
-            <w:tcW w:w="2691" w:type="dxa"/>
-            <w:vAlign w:val="center"/>
-          </w:tcPr>
-          <w:p>
-            <w:pPr>
-              <w:rPr>
-                <w:rFonts w:ascii="Times New Roman" w:eastAsia="Times New Roman" w:hAnsi="Times New Roman" w:cs="Times New Roman"/>
-                <w:sz w:val="24"/>
-                <w:szCs w:val="24"/>
-                <w:lang w:val="sv-SE"/>
-              </w:rPr>
-            </w:pPr>
-            <w:r>
-              <w:rPr>
-                <w:rFonts w:ascii="Times New Roman" w:hAnsi="Times New Roman" w:cs="Times New Roman"/>
-                <w:sz w:val="24"/>
-                <w:szCs w:val="24"/>
-                <w:lang w:val="sv-SE"/>
-              </w:rPr>
-              <w:t xml:space="preserve">Implementasi </w:t>
-            </w:r>
             <w:r>
               <w:rPr>
                 <w:rFonts w:ascii="Times New Roman" w:hAnsi="Times New Roman" w:cs="Times New Roman"/>
@@ -24128,18 +23762,59 @@
                 <w:iCs/>
                 <w:sz w:val="24"/>
                 <w:szCs w:val="24"/>
-                <w:lang w:val="sv-SE"/>
-              </w:rPr>
-              <w:t>QR Code</w:t>
-            </w:r>
+              </w:rPr>
+              <w:t>indobenchmark</w:t>
+            </w:r>
+            <w:proofErr w:type="spellEnd"/>
             <w:r>
               <w:rPr>
                 <w:rFonts w:ascii="Times New Roman" w:hAnsi="Times New Roman" w:cs="Times New Roman"/>
                 <w:sz w:val="24"/>
                 <w:szCs w:val="24"/>
-                <w:lang w:val="sv-SE"/>
-              </w:rPr>
-              <w:t xml:space="preserve"> pada UMKM mengurangi kesalahan pencatatan stok manual dengan kinerja sistem yang sangat baik</w:t>
+              </w:rPr>
+              <w:t>), dan 95,85% (</w:t>
+            </w:r>
+            <w:proofErr w:type="spellStart"/>
+            <w:r>
+              <w:rPr>
+                <w:rFonts w:ascii="Times New Roman" w:hAnsi="Times New Roman" w:cs="Times New Roman"/>
+                <w:i/>
+                <w:iCs/>
+                <w:sz w:val="24"/>
+                <w:szCs w:val="24"/>
+              </w:rPr>
+              <w:t>IndoBERT</w:t>
+            </w:r>
+            <w:proofErr w:type="spellEnd"/>
+            <w:r>
+              <w:rPr>
+                <w:rFonts w:ascii="Times New Roman" w:hAnsi="Times New Roman" w:cs="Times New Roman"/>
+                <w:i/>
+                <w:iCs/>
+                <w:sz w:val="24"/>
+                <w:szCs w:val="24"/>
+              </w:rPr>
+              <w:t xml:space="preserve"> </w:t>
+            </w:r>
+            <w:proofErr w:type="spellStart"/>
+            <w:r>
+              <w:rPr>
+                <w:rFonts w:ascii="Times New Roman" w:hAnsi="Times New Roman" w:cs="Times New Roman"/>
+                <w:i/>
+                <w:iCs/>
+                <w:sz w:val="24"/>
+                <w:szCs w:val="24"/>
+              </w:rPr>
+              <w:t>indolem</w:t>
+            </w:r>
+            <w:proofErr w:type="spellEnd"/>
+            <w:r>
+              <w:rPr>
+                <w:rFonts w:ascii="Times New Roman" w:hAnsi="Times New Roman" w:cs="Times New Roman"/>
+                <w:sz w:val="24"/>
+                <w:szCs w:val="24"/>
+              </w:rPr>
+              <w:t>)</w:t>
             </w:r>
           </w:p>
         </w:tc>
@@ -24165,7 +23840,7 @@
                 <w:sz w:val="20"/>
                 <w:szCs w:val="20"/>
               </w:rPr>
-              <w:t>8</w:t>
+              <w:t>5</w:t>
             </w:r>
           </w:p>
         </w:tc>
@@ -24176,6 +23851,7 @@
           </w:tcPr>
           <w:p>
             <w:pPr>
+              <w:spacing w:after="40"/>
               <w:rPr>
                 <w:rFonts w:ascii="Times New Roman" w:eastAsia="Times New Roman" w:hAnsi="Times New Roman" w:cs="Times New Roman"/>
                 <w:sz w:val="24"/>
@@ -24188,7 +23864,7 @@
                 <w:sz w:val="24"/>
                 <w:szCs w:val="24"/>
               </w:rPr>
-              <w:t xml:space="preserve">Design and Development of an Android-Based Merchandise Management Application for K-pop Consignment Services </w:t>
+              <w:t>Named Entity Recognition on Indonesian Legal Documents: A Dataset and Study Using Transformer-Based Models</w:t>
             </w:r>
             <w:r>
               <w:rPr>
@@ -24196,6 +23872,14 @@
                 <w:sz w:val="24"/>
                 <w:szCs w:val="24"/>
               </w:rPr>
+              <w:t xml:space="preserve"> </w:t>
+            </w:r>
+            <w:r>
+              <w:rPr>
+                <w:rFonts w:ascii="Times New Roman" w:hAnsi="Times New Roman" w:cs="Times New Roman"/>
+                <w:sz w:val="24"/>
+                <w:szCs w:val="24"/>
+              </w:rPr>
               <w:fldChar w:fldCharType="begin"/>
             </w:r>
             <w:r>
@@ -24204,7 +23888,7 @@
                 <w:sz w:val="24"/>
                 <w:szCs w:val="24"/>
               </w:rPr>
-              <w:instrText xml:space="preserve"> ADDIN ZOTERO_ITEM CSL_CITATION {"citationID":"CPLVDoAa","properties":{"unsorted":false,"formattedCitation":"(Tato &amp; Ibrahim, 2025)","plainCitation":"(Tato &amp; Ibrahim, 2025)","noteIndex":0},"citationItems":[{"id":68,"uris":["http://zotero.org/users/local/cErev97L/items/LY5PLVWZ"],"itemData":{"id":68,"type":"article-journal","abstract":"Exploring hidden patterns in medical data sets is made possible by the huge potential of medical data mining. A clinical diagnosis can be made with the help of these patterns. Research on bio-inspired algorithms is a recent development. Its primary benefit is its ability to weave together social behavior, emergence, and connectionism subfields. In a nutshell, it involves modeling live phenomena using computers while studying life to make better computer applications. This chapter describes the application of five bio-inspired algorithms, including metaheuristics, to classify seven distinct real health-related information sets. While the other two of these methods rely on random population creation to create classification rules, the other two rely on the computation of similarity between the data used for training and testing. The outcomes demonstrated that bio-inspired supervised medical data classification methods were incredibly effective.","container-title":"JISA(Jurnal Informatika dan Sains)","DOI":"10.31326/jisa.v7i2.2116","ISSN":"2614-8404, 2776-3234","issue":"2","journalAbbreviation":"JISA","license":"https://creativecommons.org/licenses/by-sa/4.0","page":"233-239","source":"DOI.org (Crossref)","title":"Bio-Inspired Algorithms in Healthcare","volume":"7","author":[{"family":"Tato","given":"Firdaws Rizgar"},{"family":"Ibrahim","given":"Ibrahim Mahmood"}],"issued":{"date-parts":[["2025",3,11]]}}}],"schema":"https://github.com/citation-style-language/schema/raw/master/csl-citation.json"} </w:instrText>
+              <w:instrText xml:space="preserve"> ADDIN ZOTERO_ITEM CSL_CITATION {"citationID":"EzpD9zh5","properties":{"unsorted":false,"formattedCitation":"(Yulianti et al., 2024)","plainCitation":"(Yulianti et al., 2024)","noteIndex":0},"citationItems":[{"id":84,"uris":["http://zotero.org/users/local/cErev97L/items/ANWN4GKV"],"itemData":{"id":84,"type":"article-journal","abstract":"The large volume of court decision documents in Indonesia poses a challenge for researchers to assist legal practitioners in extracting useful information from the documents. This information can also benefit the general public by improving legal transparency, law enforcement, and people's understanding of the law implementation in Indonesia. A natural language processing task that extracts important information from a document is called named entity recognition (NER). In this study, the NER task is applied to legal domains, which is then referred to as legal entity recognition (LER) task. In this task, some important legal entities, such as judges, prosecutors, and advocates, are extracted from the decision documents. A new Indonesian LER dataset is built, called IndoLER data, consisting of approximately 1K decision documents with 20 types of fine-grained legal entities. Then, the transformer-based models, such as multilingual bidirectional encoder representations from transformers (BERT) or M-BERT, Indonesian BERT or IndoBERT, Indonesian robustly optimized BERT pretraining approach (RoBERTa) or IndoRoBERTa, XLM (cross lingual language model)-RoBERTa or XLMR, are proposed to solve the Indonesian LER task using this dataset. Our experimental results show that the RoBERTa-based models, such as XLM-R and IndoRoBERTa, can outperform the state-of-the-art deep-learning baselines using BiLSTM (bidirectional long short-term memory) and BiLSTM-conditional random field (BiLSTM-CRF) approaches by 7.2% to 7.9% and 2.1% to 2.6%, respectively. XLM-RoBERTa is shown to be the best-performing model, achieving the F1-score of 0.9295.","container-title":"International Journal of Electrical and Computer Engineering (IJECE)","DOI":"10.11591/ijece.v14i5.pp5489-5501","ISSN":"2722-2578, 2088-8708","issue":"5","journalAbbreviation":"IJECE","license":"http://creativecommons.org/licenses/by-sa/4.0","page":"5489","source":"DOI.org (Crossref)","title":"Named entity recognition on Indonesian legal documents: a dataset and study using transformer-based models","title-short":"Named entity recognition on Indonesian legal documents","volume":"14","author":[{"family":"Yulianti","given":"Evi"},{"family":"Bhary","given":"Naradhipa"},{"family":"Abdurrohman","given":"Jafar"},{"family":"Dwitilas","given":"Fariz Wahyuzan"},{"family":"Nuranti","given":"Eka Qadri"},{"family":"Husin","given":"Husna Sarirah"}],"issued":{"date-parts":[["2024",10,1]]}}}],"schema":"https://github.com/citation-style-language/schema/raw/master/csl-citation.json"} </w:instrText>
             </w:r>
             <w:r>
               <w:rPr>
@@ -24219,7 +23903,7 @@
                 <w:rFonts w:ascii="Times New Roman" w:hAnsi="Times New Roman" w:cs="Times New Roman"/>
                 <w:sz w:val="24"/>
               </w:rPr>
-              <w:t>(Tato &amp; Ibrahim, 2025)</w:t>
+              <w:t>(Yulianti et al., 2024)</w:t>
             </w:r>
             <w:r>
               <w:rPr>
@@ -24250,6 +23934,7 @@
                 <w:rFonts w:ascii="Times New Roman" w:eastAsia="Times New Roman" w:hAnsi="Times New Roman" w:cs="Times New Roman"/>
                 <w:sz w:val="24"/>
                 <w:szCs w:val="24"/>
+                <w:lang w:val="sv-SE"/>
               </w:rPr>
             </w:pPr>
             <w:r>
@@ -24257,69 +23942,54 @@
                 <w:rFonts w:ascii="Times New Roman" w:hAnsi="Times New Roman" w:cs="Times New Roman"/>
                 <w:sz w:val="24"/>
                 <w:szCs w:val="24"/>
-              </w:rPr>
-              <w:t xml:space="preserve">Kotlin </w:t>
-            </w:r>
-            <w:proofErr w:type="spellStart"/>
+                <w:lang w:val="sv-SE"/>
+              </w:rPr>
+              <w:t xml:space="preserve">Pembuatan dataset NER dokumen hukum dan perbandingan beberapa model </w:t>
+            </w:r>
             <w:r>
               <w:rPr>
                 <w:rFonts w:ascii="Times New Roman" w:hAnsi="Times New Roman" w:cs="Times New Roman"/>
-                <w:sz w:val="24"/>
-                <w:szCs w:val="24"/>
-              </w:rPr>
-              <w:t>dengan</w:t>
-            </w:r>
-            <w:proofErr w:type="spellEnd"/>
+                <w:i/>
+                <w:iCs/>
+                <w:sz w:val="24"/>
+                <w:szCs w:val="24"/>
+                <w:lang w:val="sv-SE"/>
+              </w:rPr>
+              <w:t>transformer</w:t>
+            </w:r>
             <w:r>
               <w:rPr>
                 <w:rFonts w:ascii="Times New Roman" w:hAnsi="Times New Roman" w:cs="Times New Roman"/>
                 <w:sz w:val="24"/>
                 <w:szCs w:val="24"/>
-              </w:rPr>
-              <w:t xml:space="preserve"> </w:t>
-            </w:r>
-            <w:proofErr w:type="spellStart"/>
+                <w:lang w:val="sv-SE"/>
+              </w:rPr>
+              <w:t xml:space="preserve"> (IndoBERT, M-BERT, RoBERTa, XLM-RoBERTa)</w:t>
+            </w:r>
+          </w:p>
+        </w:tc>
+        <w:tc>
+          <w:tcPr>
+            <w:tcW w:w="2691" w:type="dxa"/>
+            <w:vAlign w:val="center"/>
+          </w:tcPr>
+          <w:p>
+            <w:pPr>
+              <w:rPr>
+                <w:rFonts w:ascii="Times New Roman" w:eastAsia="Times New Roman" w:hAnsi="Times New Roman" w:cs="Times New Roman"/>
+                <w:sz w:val="24"/>
+                <w:szCs w:val="24"/>
+                <w:lang w:val="sv-SE"/>
+              </w:rPr>
+            </w:pPr>
             <w:r>
               <w:rPr>
                 <w:rFonts w:ascii="Times New Roman" w:hAnsi="Times New Roman" w:cs="Times New Roman"/>
                 <w:sz w:val="24"/>
                 <w:szCs w:val="24"/>
-              </w:rPr>
-              <w:t>pendekatan</w:t>
-            </w:r>
-            <w:proofErr w:type="spellEnd"/>
-            <w:r>
-              <w:rPr>
-                <w:rFonts w:ascii="Times New Roman" w:hAnsi="Times New Roman" w:cs="Times New Roman"/>
-                <w:sz w:val="24"/>
-                <w:szCs w:val="24"/>
-              </w:rPr>
-              <w:t xml:space="preserve"> Agile</w:t>
-            </w:r>
-          </w:p>
-        </w:tc>
-        <w:tc>
-          <w:tcPr>
-            <w:tcW w:w="2691" w:type="dxa"/>
-            <w:vAlign w:val="center"/>
-          </w:tcPr>
-          <w:p>
-            <w:pPr>
-              <w:rPr>
-                <w:rFonts w:ascii="Times New Roman" w:eastAsia="Times New Roman" w:hAnsi="Times New Roman" w:cs="Times New Roman"/>
-                <w:sz w:val="24"/>
-                <w:szCs w:val="24"/>
-                <w:lang w:val="sv-SE"/>
-              </w:rPr>
-            </w:pPr>
-            <w:r>
-              <w:rPr>
-                <w:rFonts w:ascii="Times New Roman" w:hAnsi="Times New Roman" w:cs="Times New Roman"/>
-                <w:sz w:val="24"/>
-                <w:szCs w:val="24"/>
-                <w:lang w:val="sv-SE"/>
-              </w:rPr>
-              <w:t>Aplikasi Android meningkatkan akurasi pencatatan transaksi dan monitoring inventaris hingga 83,33%</w:t>
+                <w:lang w:val="sv-SE"/>
+              </w:rPr>
+              <w:t>Model transformer efektif untuk ekstraksi entitas pada teks berbahasa Indonesia, dan pemilihan model memengaruhi kinerja</w:t>
             </w:r>
           </w:p>
         </w:tc>
@@ -24345,7 +24015,7 @@
                 <w:sz w:val="20"/>
                 <w:szCs w:val="20"/>
               </w:rPr>
-              <w:t>9</w:t>
+              <w:t>6</w:t>
             </w:r>
           </w:p>
         </w:tc>
@@ -24366,32 +24036,478 @@
             </w:pPr>
             <w:r>
               <w:rPr>
-                <w:rFonts w:ascii="Times New Roman" w:eastAsia="Times New Roman" w:hAnsi="Times New Roman" w:cs="Times New Roman"/>
-                <w:sz w:val="24"/>
-                <w:szCs w:val="24"/>
-                <w:lang w:val="sv-SE"/>
-              </w:rPr>
-              <w:t xml:space="preserve">Student Attendance Information System Using </w:t>
-            </w:r>
-            <w:r>
-              <w:rPr>
-                <w:rFonts w:ascii="Times New Roman" w:eastAsia="Times New Roman" w:hAnsi="Times New Roman" w:cs="Times New Roman"/>
+                <w:rFonts w:ascii="Times New Roman" w:hAnsi="Times New Roman" w:cs="Times New Roman"/>
+                <w:sz w:val="24"/>
+                <w:szCs w:val="24"/>
+                <w:lang w:val="sv-SE"/>
+              </w:rPr>
+              <w:t xml:space="preserve">Penerapan Algoritma OCR Untuk Ekstraksi Informasi Dari Citra Kartu Tanda Mahasiswa </w:t>
+            </w:r>
+            <w:r>
+              <w:rPr>
+                <w:rFonts w:ascii="Times New Roman" w:hAnsi="Times New Roman" w:cs="Times New Roman"/>
+                <w:sz w:val="24"/>
+                <w:szCs w:val="24"/>
+                <w:lang w:val="sv-SE"/>
+              </w:rPr>
+              <w:fldChar w:fldCharType="begin"/>
+            </w:r>
+            <w:r>
+              <w:rPr>
+                <w:rFonts w:ascii="Times New Roman" w:hAnsi="Times New Roman" w:cs="Times New Roman"/>
+                <w:sz w:val="24"/>
+                <w:szCs w:val="24"/>
+                <w:lang w:val="sv-SE"/>
+              </w:rPr>
+              <w:instrText xml:space="preserve"> ADDIN ZOTERO_ITEM CSL_CITATION {"citationID":"juQhRfFm","properties":{"unsorted":false,"formattedCitation":"(Reswan et al., 2024)","plainCitation":"(Reswan et al., 2024)","noteIndex":0},"citationItems":[{"id":65,"uris":["http://zotero.org/users/local/cErev97L/items/RGLXEA33"],"itemData":{"id":65,"type":"article-journal","abstract":"Kartu Tanda Mahasiswa (KTM) merupakan kartu identitas resmi yang dikeluarkan oleh universitas kepada setiap mahasiswa untuk mengidentifikasi status mahasiswa mereka. Proses pembuatan dan pengelolaan KTM saat ini masih dilakukan secara manual, di mana data mahasiswa harus diinput dan diverifikasi satu per satu, sehingga rawan terjadi kesalahan dan memerlukan waktu yang cukup lama. Untuk mengatasi masalah ini, diperlukan integrasi antara teknologi pengenalan karakter dan pengolahan citra. Oleh karena itu, metode Optical Character Recognition (OCR) sangat tepat diimplementasikan dalam masalah ini. Metode OCR merupakan teknologi yang memanfaatkan algoritma pengenalan karakter untuk mengekstrak informasi dari gambar atau teks cetak. Hasil dari penelitian ini adalah membaca dan mengenali karakter pada KTM secara efisien dan data berupa informasi pribadi dari KTM sudah otomatis tersimpan di Microsoft Word dan telah diuji tingkat keberhasilan penelitian menggunakan Precission, Recall, dan Accuracy. Adapun hasil yang didapat dari Precission, Recall, dan Accuracy dari penelitian ini yaitu  Precission sebesar 88%, Recall sebesar 100%, dan Accuracy 88%.","container-title":"JATI (Jurnal Mahasiswa Teknik Informatika)","DOI":"10.36040/jati.v8i5.11006","ISSN":"2598-828X","issue":"5","journalAbbreviation":"jati","license":"https://creativecommons.org/licenses/by-sa/4.0","page":"11004-11009","source":"DOI.org (Crossref)","title":"PENERAPAN ALGORITMA OCR UNTUK EKSTRAKSI INFORMASI DARI CITRA KARTU TANDA MAHASISWA (KTM)","volume":"8","author":[{"family":"Reswan","given":"Yuza"},{"family":"Raffles","given":"Richard"},{"family":"Wijaya","given":"Ardi"},{"family":"Apridiansyah","given":"Yovi"}],"issued":{"date-parts":[["2024",10,1]]}}}],"schema":"https://github.com/citation-style-language/schema/raw/master/csl-citation.json"} </w:instrText>
+            </w:r>
+            <w:r>
+              <w:rPr>
+                <w:rFonts w:ascii="Times New Roman" w:hAnsi="Times New Roman" w:cs="Times New Roman"/>
+                <w:sz w:val="24"/>
+                <w:szCs w:val="24"/>
+                <w:lang w:val="sv-SE"/>
+              </w:rPr>
+              <w:fldChar w:fldCharType="separate"/>
+            </w:r>
+            <w:r>
+              <w:rPr>
+                <w:rFonts w:ascii="Times New Roman" w:hAnsi="Times New Roman" w:cs="Times New Roman"/>
+                <w:sz w:val="24"/>
+                <w:lang w:val="sv-SE"/>
+              </w:rPr>
+              <w:t>(Reswan et al., 2024)</w:t>
+            </w:r>
+            <w:r>
+              <w:rPr>
+                <w:rFonts w:ascii="Times New Roman" w:hAnsi="Times New Roman" w:cs="Times New Roman"/>
+                <w:sz w:val="24"/>
+                <w:szCs w:val="24"/>
+                <w:lang w:val="sv-SE"/>
+              </w:rPr>
+              <w:fldChar w:fldCharType="end"/>
+            </w:r>
+            <w:r>
+              <w:rPr>
+                <w:rFonts w:ascii="Times New Roman" w:hAnsi="Times New Roman" w:cs="Times New Roman"/>
+                <w:sz w:val="24"/>
+                <w:szCs w:val="24"/>
+                <w:lang w:val="sv-SE"/>
+              </w:rPr>
+              <w:t>.</w:t>
+            </w:r>
+          </w:p>
+        </w:tc>
+        <w:tc>
+          <w:tcPr>
+            <w:tcW w:w="1991" w:type="dxa"/>
+            <w:vAlign w:val="center"/>
+          </w:tcPr>
+          <w:p>
+            <w:pPr>
+              <w:rPr>
+                <w:rFonts w:ascii="Times New Roman" w:eastAsia="Times New Roman" w:hAnsi="Times New Roman" w:cs="Times New Roman"/>
+                <w:sz w:val="24"/>
+                <w:szCs w:val="24"/>
+              </w:rPr>
+            </w:pPr>
+            <w:proofErr w:type="spellStart"/>
+            <w:r>
+              <w:rPr>
+                <w:rFonts w:ascii="Times New Roman" w:hAnsi="Times New Roman" w:cs="Times New Roman"/>
+                <w:sz w:val="24"/>
+                <w:szCs w:val="24"/>
+              </w:rPr>
+              <w:t>Algoritma</w:t>
+            </w:r>
+            <w:proofErr w:type="spellEnd"/>
+            <w:r>
+              <w:rPr>
+                <w:rFonts w:ascii="Times New Roman" w:hAnsi="Times New Roman" w:cs="Times New Roman"/>
+                <w:sz w:val="24"/>
+                <w:szCs w:val="24"/>
+              </w:rPr>
+              <w:t xml:space="preserve"> Optical Character Recognition (OCR)</w:t>
+            </w:r>
+          </w:p>
+        </w:tc>
+        <w:tc>
+          <w:tcPr>
+            <w:tcW w:w="2691" w:type="dxa"/>
+            <w:vAlign w:val="center"/>
+          </w:tcPr>
+          <w:p>
+            <w:pPr>
+              <w:rPr>
+                <w:rFonts w:ascii="Times New Roman" w:eastAsia="Times New Roman" w:hAnsi="Times New Roman" w:cs="Times New Roman"/>
+                <w:sz w:val="24"/>
+                <w:szCs w:val="24"/>
+                <w:lang w:val="sv-SE"/>
+              </w:rPr>
+            </w:pPr>
+            <w:r>
+              <w:rPr>
+                <w:rFonts w:ascii="Times New Roman" w:hAnsi="Times New Roman" w:cs="Times New Roman"/>
+                <w:sz w:val="24"/>
+                <w:szCs w:val="24"/>
+                <w:lang w:val="sv-SE"/>
+              </w:rPr>
+              <w:t>OCR berhasil mengekstraksi data identitas dari citra kartu secara otomatis sebagai alternatif input manual</w:t>
+            </w:r>
+          </w:p>
+        </w:tc>
+      </w:tr>
+      <w:tr>
+        <w:tc>
+          <w:tcPr>
+            <w:tcW w:w="425" w:type="dxa"/>
+            <w:vAlign w:val="center"/>
+          </w:tcPr>
+          <w:p>
+            <w:pPr>
+              <w:jc w:val="center"/>
+              <w:rPr>
+                <w:rFonts w:ascii="Times New Roman" w:eastAsia="Times New Roman" w:hAnsi="Times New Roman" w:cs="Times New Roman"/>
+                <w:sz w:val="20"/>
+                <w:szCs w:val="20"/>
+              </w:rPr>
+            </w:pPr>
+            <w:r>
+              <w:rPr>
+                <w:rFonts w:ascii="Times New Roman" w:eastAsia="Times New Roman" w:hAnsi="Times New Roman" w:cs="Times New Roman"/>
+                <w:sz w:val="20"/>
+                <w:szCs w:val="20"/>
+              </w:rPr>
+              <w:t>7</w:t>
+            </w:r>
+          </w:p>
+        </w:tc>
+        <w:tc>
+          <w:tcPr>
+            <w:tcW w:w="3115" w:type="dxa"/>
+            <w:vAlign w:val="center"/>
+          </w:tcPr>
+          <w:p>
+            <w:pPr>
+              <w:spacing w:after="40"/>
+              <w:rPr>
+                <w:rFonts w:ascii="Times New Roman" w:eastAsia="Times New Roman" w:hAnsi="Times New Roman" w:cs="Times New Roman"/>
+                <w:sz w:val="24"/>
+                <w:szCs w:val="24"/>
+              </w:rPr>
+            </w:pPr>
+            <w:r>
+              <w:rPr>
+                <w:rFonts w:ascii="Times New Roman" w:hAnsi="Times New Roman" w:cs="Times New Roman"/>
                 <w:i/>
                 <w:iCs/>
                 <w:sz w:val="24"/>
                 <w:szCs w:val="24"/>
-                <w:lang w:val="sv-SE"/>
-              </w:rPr>
-              <w:t>QR Code</w:t>
-            </w:r>
-            <w:r>
-              <w:rPr>
-                <w:rFonts w:ascii="Times New Roman" w:eastAsia="Times New Roman" w:hAnsi="Times New Roman" w:cs="Times New Roman"/>
-                <w:sz w:val="24"/>
-                <w:szCs w:val="24"/>
-                <w:lang w:val="sv-SE"/>
-              </w:rPr>
-              <w:t xml:space="preserve"> (</w:t>
+              </w:rPr>
+              <w:t>Design and Development of an Android-Based Merchandise Management Application for K-pop Consignment Services</w:t>
+            </w:r>
+            <w:r>
+              <w:rPr>
+                <w:rFonts w:ascii="Times New Roman" w:hAnsi="Times New Roman" w:cs="Times New Roman"/>
+                <w:sz w:val="24"/>
+                <w:szCs w:val="24"/>
+              </w:rPr>
+              <w:t xml:space="preserve"> </w:t>
+            </w:r>
+            <w:r>
+              <w:rPr>
+                <w:rFonts w:ascii="Times New Roman" w:hAnsi="Times New Roman" w:cs="Times New Roman"/>
+                <w:sz w:val="24"/>
+                <w:szCs w:val="24"/>
+              </w:rPr>
+              <w:fldChar w:fldCharType="begin"/>
+            </w:r>
+            <w:r>
+              <w:rPr>
+                <w:rFonts w:ascii="Times New Roman" w:hAnsi="Times New Roman" w:cs="Times New Roman"/>
+                <w:sz w:val="24"/>
+                <w:szCs w:val="24"/>
+              </w:rPr>
+              <w:instrText xml:space="preserve"> ADDIN ZOTERO_ITEM CSL_CITATION {"citationID":"CPLVDoAa","properties":{"unsorted":false,"formattedCitation":"(Tato &amp; Ibrahim, 2025)","plainCitation":"(Tato &amp; Ibrahim, 2025)","noteIndex":0},"citationItems":[{"id":68,"uris":["http://zotero.org/users/local/cErev97L/items/LY5PLVWZ"],"itemData":{"id":68,"type":"article-journal","abstract":"Exploring hidden patterns in medical data sets is made possible by the huge potential of medical data mining. A clinical diagnosis can be made with the help of these patterns. Research on bio-inspired algorithms is a recent development. Its primary benefit is its ability to weave together social behavior, emergence, and connectionism subfields. In a nutshell, it involves modeling live phenomena using computers while studying life to make better computer applications. This chapter describes the application of five bio-inspired algorithms, including metaheuristics, to classify seven distinct real health-related information sets. While the other two of these methods rely on random population creation to create classification rules, the other two rely on the computation of similarity between the data used for training and testing. The outcomes demonstrated that bio-inspired supervised medical data classification methods were incredibly effective.","container-title":"JISA(Jurnal Informatika dan Sains)","DOI":"10.31326/jisa.v7i2.2116","ISSN":"2614-8404, 2776-3234","issue":"2","journalAbbreviation":"JISA","license":"https://creativecommons.org/licenses/by-sa/4.0","page":"233-239","source":"DOI.org (Crossref)","title":"Bio-Inspired Algorithms in Healthcare","volume":"7","author":[{"family":"Tato","given":"Firdaws Rizgar"},{"family":"Ibrahim","given":"Ibrahim Mahmood"}],"issued":{"date-parts":[["2025",3,11]]}}}],"schema":"https://github.com/citation-style-language/schema/raw/master/csl-citation.json"} </w:instrText>
+            </w:r>
+            <w:r>
+              <w:rPr>
+                <w:rFonts w:ascii="Times New Roman" w:hAnsi="Times New Roman" w:cs="Times New Roman"/>
+                <w:sz w:val="24"/>
+                <w:szCs w:val="24"/>
+              </w:rPr>
+              <w:fldChar w:fldCharType="separate"/>
+            </w:r>
+            <w:r>
+              <w:rPr>
+                <w:rFonts w:ascii="Times New Roman" w:hAnsi="Times New Roman" w:cs="Times New Roman"/>
+                <w:sz w:val="24"/>
+              </w:rPr>
+              <w:t>(Tato &amp; Ibrahim, 2025)</w:t>
+            </w:r>
+            <w:r>
+              <w:rPr>
+                <w:rFonts w:ascii="Times New Roman" w:hAnsi="Times New Roman" w:cs="Times New Roman"/>
+                <w:sz w:val="24"/>
+                <w:szCs w:val="24"/>
+              </w:rPr>
+              <w:fldChar w:fldCharType="end"/>
+            </w:r>
+            <w:r>
+              <w:rPr>
+                <w:rFonts w:ascii="Times New Roman" w:hAnsi="Times New Roman" w:cs="Times New Roman"/>
+                <w:sz w:val="24"/>
+                <w:szCs w:val="24"/>
+              </w:rPr>
+              <w:t>.</w:t>
+            </w:r>
+          </w:p>
+        </w:tc>
+        <w:tc>
+          <w:tcPr>
+            <w:tcW w:w="1991" w:type="dxa"/>
+            <w:vAlign w:val="center"/>
+          </w:tcPr>
+          <w:p>
+            <w:pPr>
+              <w:rPr>
+                <w:rFonts w:ascii="Times New Roman" w:eastAsia="Times New Roman" w:hAnsi="Times New Roman" w:cs="Times New Roman"/>
+                <w:sz w:val="24"/>
+                <w:szCs w:val="24"/>
+              </w:rPr>
+            </w:pPr>
+            <w:r>
+              <w:rPr>
+                <w:rFonts w:ascii="Times New Roman" w:hAnsi="Times New Roman" w:cs="Times New Roman"/>
+                <w:sz w:val="24"/>
+                <w:szCs w:val="24"/>
+              </w:rPr>
+              <w:t xml:space="preserve">Kotlin </w:t>
+            </w:r>
+            <w:proofErr w:type="spellStart"/>
+            <w:r>
+              <w:rPr>
+                <w:rFonts w:ascii="Times New Roman" w:hAnsi="Times New Roman" w:cs="Times New Roman"/>
+                <w:sz w:val="24"/>
+                <w:szCs w:val="24"/>
+              </w:rPr>
+              <w:t>dengan</w:t>
+            </w:r>
+            <w:proofErr w:type="spellEnd"/>
+            <w:r>
+              <w:rPr>
+                <w:rFonts w:ascii="Times New Roman" w:hAnsi="Times New Roman" w:cs="Times New Roman"/>
+                <w:sz w:val="24"/>
+                <w:szCs w:val="24"/>
+              </w:rPr>
+              <w:t xml:space="preserve"> </w:t>
+            </w:r>
+            <w:proofErr w:type="spellStart"/>
+            <w:r>
+              <w:rPr>
+                <w:rFonts w:ascii="Times New Roman" w:hAnsi="Times New Roman" w:cs="Times New Roman"/>
+                <w:sz w:val="24"/>
+                <w:szCs w:val="24"/>
+              </w:rPr>
+              <w:t>pendekatan</w:t>
+            </w:r>
+            <w:proofErr w:type="spellEnd"/>
+            <w:r>
+              <w:rPr>
+                <w:rFonts w:ascii="Times New Roman" w:hAnsi="Times New Roman" w:cs="Times New Roman"/>
+                <w:sz w:val="24"/>
+                <w:szCs w:val="24"/>
+              </w:rPr>
+              <w:t xml:space="preserve"> Agile</w:t>
+            </w:r>
+          </w:p>
+        </w:tc>
+        <w:tc>
+          <w:tcPr>
+            <w:tcW w:w="2691" w:type="dxa"/>
+            <w:vAlign w:val="center"/>
+          </w:tcPr>
+          <w:p>
+            <w:pPr>
+              <w:rPr>
+                <w:rFonts w:ascii="Times New Roman" w:eastAsia="Times New Roman" w:hAnsi="Times New Roman" w:cs="Times New Roman"/>
+                <w:sz w:val="24"/>
+                <w:szCs w:val="24"/>
+                <w:lang w:val="sv-SE"/>
+              </w:rPr>
+            </w:pPr>
+            <w:r>
+              <w:rPr>
+                <w:rFonts w:ascii="Times New Roman" w:hAnsi="Times New Roman" w:cs="Times New Roman"/>
+                <w:sz w:val="24"/>
+                <w:szCs w:val="24"/>
+                <w:lang w:val="sv-SE"/>
+              </w:rPr>
+              <w:t>Aplikasi Android meningkatkan akurasi pencatatan transaksi dan monitoring inventaris hingga 83,33%</w:t>
+            </w:r>
+          </w:p>
+        </w:tc>
+      </w:tr>
+      <w:tr>
+        <w:tc>
+          <w:tcPr>
+            <w:tcW w:w="425" w:type="dxa"/>
+            <w:vAlign w:val="center"/>
+          </w:tcPr>
+          <w:p>
+            <w:pPr>
+              <w:jc w:val="center"/>
+              <w:rPr>
+                <w:rFonts w:ascii="Times New Roman" w:eastAsia="Times New Roman" w:hAnsi="Times New Roman" w:cs="Times New Roman"/>
+                <w:sz w:val="20"/>
+                <w:szCs w:val="20"/>
+              </w:rPr>
+            </w:pPr>
+            <w:r>
+              <w:rPr>
+                <w:rFonts w:ascii="Times New Roman" w:eastAsia="Times New Roman" w:hAnsi="Times New Roman" w:cs="Times New Roman"/>
+                <w:sz w:val="20"/>
+                <w:szCs w:val="20"/>
+              </w:rPr>
+              <w:t>8</w:t>
+            </w:r>
+          </w:p>
+        </w:tc>
+        <w:tc>
+          <w:tcPr>
+            <w:tcW w:w="3115" w:type="dxa"/>
+            <w:vAlign w:val="center"/>
+          </w:tcPr>
+          <w:p>
+            <w:pPr>
+              <w:rPr>
+                <w:rFonts w:ascii="Times New Roman" w:eastAsia="Times New Roman" w:hAnsi="Times New Roman" w:cs="Times New Roman"/>
+                <w:sz w:val="24"/>
+                <w:szCs w:val="24"/>
+                <w:lang w:val="sv-SE"/>
+              </w:rPr>
+            </w:pPr>
+            <w:r>
+              <w:rPr>
+                <w:rFonts w:ascii="Times New Roman" w:eastAsia="Times New Roman" w:hAnsi="Times New Roman" w:cs="Times New Roman"/>
+                <w:sz w:val="24"/>
+                <w:szCs w:val="24"/>
+                <w:lang w:val="sv-SE"/>
+              </w:rPr>
+              <w:t xml:space="preserve">Sistem Informasi Stok Barang Menggunakan QR-Code Berbasis Android </w:t>
+            </w:r>
+            <w:r>
+              <w:rPr>
+                <w:rFonts w:ascii="Times New Roman" w:eastAsia="Times New Roman" w:hAnsi="Times New Roman" w:cs="Times New Roman"/>
+                <w:sz w:val="24"/>
+                <w:szCs w:val="24"/>
+                <w:lang w:val="sv-SE"/>
+              </w:rPr>
+              <w:fldChar w:fldCharType="begin"/>
+            </w:r>
+            <w:r>
+              <w:rPr>
+                <w:rFonts w:ascii="Times New Roman" w:eastAsia="Times New Roman" w:hAnsi="Times New Roman" w:cs="Times New Roman"/>
+                <w:sz w:val="24"/>
+                <w:szCs w:val="24"/>
+                <w:lang w:val="sv-SE"/>
+              </w:rPr>
+              <w:instrText xml:space="preserve"> ADDIN ZOTERO_ITEM CSL_CITATION {"citationID":"KZc2vMHH","properties":{"unsorted":false,"formattedCitation":"(Syam &amp; Erdisna, 2022)","plainCitation":"(Syam &amp; Erdisna, 2022)","noteIndex":0},"citationItems":[{"id":59,"uris":["http://zotero.org/users/local/cErev97L/items/47Y8DMY6"],"itemData":{"id":59,"type":"article-journal","abstract":"Inventory of goods is a number of finished goods, raw materials, materials in process owned by a trading company for the purpose of selling or further processing. Inventory must be well controlled so that the availability of goods is always met. This activity is very supportive in improving service to buyers. This study aims to control the supply of goods that can always be done by mobile. The system used is based on Android with QR-Code support. The system used is an Android cellphone, so that data and information in the warehouse can be accessed and controlled anywhere and anytime. The data processed is computer equipment at the Ardha Computer Store in Padang. The results of this system can control inventory very well, so that controlling goods becomes easier and faster. So that this system can be used and is very supportive in controlling the stock of goods.","container-title":"Jurnal Informatika Ekonomi Bisnis","DOI":"10.37034/infeb.v4i1.108","ISSN":"2714-8491","journalAbbreviation":"INFEB","source":"DOI.org (Crossref)","title":"Sistem Informasi Stok Barang Menggunakan QR-Code Berbasis Android","URL":"https://infeb.org/index.php/infeb/article/view/108","author":[{"family":"Syam","given":"Muhammad Luthfi"},{"literal":"Erdisna"}],"accessed":{"date-parts":[["2026",8,22]]},"issued":{"date-parts":[["2022",2,20]]}}}],"schema":"https://github.com/citation-style-language/schema/raw/master/csl-citation.json"} </w:instrText>
+            </w:r>
+            <w:r>
+              <w:rPr>
+                <w:rFonts w:ascii="Times New Roman" w:eastAsia="Times New Roman" w:hAnsi="Times New Roman" w:cs="Times New Roman"/>
+                <w:sz w:val="24"/>
+                <w:szCs w:val="24"/>
+                <w:lang w:val="sv-SE"/>
+              </w:rPr>
+              <w:fldChar w:fldCharType="separate"/>
+            </w:r>
+            <w:r>
+              <w:rPr>
+                <w:rFonts w:ascii="Times New Roman" w:hAnsi="Times New Roman" w:cs="Times New Roman"/>
+                <w:sz w:val="24"/>
+                <w:lang w:val="sv-SE"/>
+              </w:rPr>
+              <w:t>(Syam &amp; Erdisna, 2022)</w:t>
+            </w:r>
+            <w:r>
+              <w:rPr>
+                <w:rFonts w:ascii="Times New Roman" w:eastAsia="Times New Roman" w:hAnsi="Times New Roman" w:cs="Times New Roman"/>
+                <w:sz w:val="24"/>
+                <w:szCs w:val="24"/>
+                <w:lang w:val="sv-SE"/>
+              </w:rPr>
+              <w:fldChar w:fldCharType="end"/>
+            </w:r>
+            <w:r>
+              <w:rPr>
+                <w:rFonts w:ascii="Times New Roman" w:eastAsia="Times New Roman" w:hAnsi="Times New Roman" w:cs="Times New Roman"/>
+                <w:sz w:val="24"/>
+                <w:szCs w:val="24"/>
+                <w:lang w:val="sv-SE"/>
+              </w:rPr>
+              <w:t>.</w:t>
+            </w:r>
+          </w:p>
+        </w:tc>
+        <w:tc>
+          <w:tcPr>
+            <w:tcW w:w="1991" w:type="dxa"/>
+            <w:vAlign w:val="center"/>
+          </w:tcPr>
+          <w:p>
+            <w:pPr>
+              <w:rPr>
+                <w:rFonts w:ascii="Times New Roman" w:eastAsia="Times New Roman" w:hAnsi="Times New Roman" w:cs="Times New Roman"/>
+                <w:sz w:val="24"/>
+                <w:szCs w:val="24"/>
+                <w:lang w:val="sv-SE"/>
+              </w:rPr>
+            </w:pPr>
+            <w:r>
+              <w:rPr>
+                <w:rFonts w:ascii="Times New Roman" w:eastAsia="Times New Roman" w:hAnsi="Times New Roman" w:cs="Times New Roman"/>
+                <w:sz w:val="24"/>
+                <w:szCs w:val="24"/>
+                <w:lang w:val="sv-SE"/>
+              </w:rPr>
+              <w:t>Perancangan sistem berbasis Android</w:t>
+            </w:r>
+          </w:p>
+        </w:tc>
+        <w:tc>
+          <w:tcPr>
+            <w:tcW w:w="2691" w:type="dxa"/>
+            <w:vAlign w:val="center"/>
+          </w:tcPr>
+          <w:p>
+            <w:pPr>
+              <w:rPr>
+                <w:rFonts w:ascii="Times New Roman" w:eastAsia="Times New Roman" w:hAnsi="Times New Roman" w:cs="Times New Roman"/>
+                <w:sz w:val="24"/>
+                <w:szCs w:val="24"/>
+                <w:lang w:val="sv-SE"/>
+              </w:rPr>
+            </w:pPr>
+            <w:r>
+              <w:rPr>
+                <w:rFonts w:ascii="Times New Roman" w:eastAsia="Times New Roman" w:hAnsi="Times New Roman" w:cs="Times New Roman"/>
+                <w:sz w:val="24"/>
+                <w:szCs w:val="24"/>
+                <w:lang w:val="sv-SE"/>
+              </w:rPr>
+              <w:t xml:space="preserve">Aplikasi mampu mengidentifikasi dan memperbarui data stok </w:t>
+            </w:r>
+            <w:r>
+              <w:rPr>
+                <w:rFonts w:ascii="Times New Roman" w:eastAsia="Times New Roman" w:hAnsi="Times New Roman" w:cs="Times New Roman"/>
+                <w:sz w:val="24"/>
+                <w:szCs w:val="24"/>
+                <w:lang w:val="sv-SE"/>
+              </w:rPr>
+              <w:lastRenderedPageBreak/>
+              <w:t xml:space="preserve">barang secara cepat melalui pemindaian </w:t>
             </w:r>
             <w:r>
               <w:rPr>
@@ -24402,129 +24518,58 @@
                 <w:szCs w:val="24"/>
                 <w:lang w:val="sv-SE"/>
               </w:rPr>
-              <w:t>Quick Response</w:t>
-            </w:r>
-            <w:r>
-              <w:rPr>
-                <w:rFonts w:ascii="Times New Roman" w:eastAsia="Times New Roman" w:hAnsi="Times New Roman" w:cs="Times New Roman"/>
-                <w:sz w:val="24"/>
-                <w:szCs w:val="24"/>
-                <w:lang w:val="sv-SE"/>
-              </w:rPr>
-              <w:t xml:space="preserve">) At ITSNU </w:t>
-            </w:r>
-            <w:r>
-              <w:rPr>
-                <w:rFonts w:ascii="Times New Roman" w:eastAsia="Times New Roman" w:hAnsi="Times New Roman" w:cs="Times New Roman"/>
-                <w:sz w:val="24"/>
-                <w:szCs w:val="24"/>
-                <w:lang w:val="sv-SE"/>
+              <w:t>QR Code</w:t>
+            </w:r>
+          </w:p>
+        </w:tc>
+      </w:tr>
+      <w:tr>
+        <w:tc>
+          <w:tcPr>
+            <w:tcW w:w="425" w:type="dxa"/>
+            <w:vAlign w:val="center"/>
+          </w:tcPr>
+          <w:p>
+            <w:pPr>
+              <w:jc w:val="center"/>
+              <w:rPr>
+                <w:rFonts w:ascii="Times New Roman" w:eastAsia="Times New Roman" w:hAnsi="Times New Roman" w:cs="Times New Roman"/>
+                <w:sz w:val="20"/>
+                <w:szCs w:val="20"/>
+              </w:rPr>
+            </w:pPr>
+            <w:r>
+              <w:rPr>
+                <w:rFonts w:ascii="Times New Roman" w:eastAsia="Times New Roman" w:hAnsi="Times New Roman" w:cs="Times New Roman"/>
+                <w:sz w:val="20"/>
+                <w:szCs w:val="20"/>
               </w:rPr>
               <w:lastRenderedPageBreak/>
-              <w:t xml:space="preserve">Kalimantan </w:t>
-            </w:r>
-            <w:r>
-              <w:rPr>
-                <w:rFonts w:ascii="Times New Roman" w:eastAsia="Times New Roman" w:hAnsi="Times New Roman" w:cs="Times New Roman"/>
-                <w:sz w:val="24"/>
-                <w:szCs w:val="24"/>
-                <w:lang w:val="sv-SE"/>
-              </w:rPr>
-              <w:fldChar w:fldCharType="begin"/>
-            </w:r>
-            <w:r>
-              <w:rPr>
-                <w:rFonts w:ascii="Times New Roman" w:eastAsia="Times New Roman" w:hAnsi="Times New Roman" w:cs="Times New Roman"/>
-                <w:sz w:val="24"/>
-                <w:szCs w:val="24"/>
-                <w:lang w:val="sv-SE"/>
-              </w:rPr>
-              <w:instrText xml:space="preserve"> ADDIN ZOTERO_ITEM CSL_CITATION {"citationID":"kWOH2gFb","properties":{"unsorted":false,"formattedCitation":"(Hasibuan et al., 2022)","plainCitation":"(Hasibuan et al., 2022)","noteIndex":0},"citationItems":[{"id":74,"uris":["http://zotero.org/users/local/cErev97L/items/SV8IRZY9"],"itemData":{"id":74,"type":"article-journal","abstract":"In this increasingly advanced era, Information Technology (IT) is unavoidable. Everyone is competing to find innovations that can improve their performance. Private Universities (PTS) in Indonesia are no exception. An educational institution's attendance list is the primary reference in monitoring student activities. Although this sector is critical, traditional data collection is still taking place. As a result, many problems arise, such as data loss, long charging times, long queues, overcrowding, and even affects student concentration. ITS NU Kalimantan is one of several private universities in Central Kalimantan and is still relatively new. Student attendance applications are designed and developed for more mature data collection to avoid problems that arise later. This study offers the use of web android-based technology equipped with a QR code feature. Based on the questionnaire results conducted on 45 respondents who used the UAT model, the perceived usefulness aspect was 82%, the perceived ease of use aspect was 84%, the perceived user acceptance aspect was 82%, and the average rating produced was 83%. This percentage shows that users respond positively to this attendance system.","container-title":"JURNAL SISFOTEK GLOBAL","DOI":"10.38101/sisfotek.v12i2.548","ISSN":"2721-3161","issue":"2","language":"en","license":"Copyright (c) 2022 JURNAL SISFOTEK GLOBAL","page":"101-107","source":"journal.global.ac.id","title":"Student Attendance Information System Using QR Code (Quick Response) At ITSNU Kalimantan","volume":"12","author":[{"family":"Hasibuan","given":"Liyando Hermawan"},{"family":"Munaji","given":"Achmad Arif"},{"family":"Deolika","given":"Agatha"},{"family":"Chitayae","given":"Nadya"},{"family":"Setiawan","given":"Erik"}],"issued":{"date-parts":[["2022",9,30]]}}}],"schema":"https://github.com/citation-style-language/schema/raw/master/csl-citation.json"} </w:instrText>
-            </w:r>
-            <w:r>
-              <w:rPr>
-                <w:rFonts w:ascii="Times New Roman" w:eastAsia="Times New Roman" w:hAnsi="Times New Roman" w:cs="Times New Roman"/>
-                <w:sz w:val="24"/>
-                <w:szCs w:val="24"/>
-                <w:lang w:val="sv-SE"/>
-              </w:rPr>
-              <w:fldChar w:fldCharType="separate"/>
-            </w:r>
-            <w:r>
-              <w:rPr>
-                <w:rFonts w:ascii="Times New Roman" w:hAnsi="Times New Roman" w:cs="Times New Roman"/>
-                <w:sz w:val="24"/>
-              </w:rPr>
-              <w:t>(Hasibuan et al., 2022)</w:t>
-            </w:r>
-            <w:r>
-              <w:rPr>
-                <w:rFonts w:ascii="Times New Roman" w:eastAsia="Times New Roman" w:hAnsi="Times New Roman" w:cs="Times New Roman"/>
-                <w:sz w:val="24"/>
-                <w:szCs w:val="24"/>
-                <w:lang w:val="sv-SE"/>
-              </w:rPr>
-              <w:fldChar w:fldCharType="end"/>
-            </w:r>
-            <w:r>
-              <w:rPr>
-                <w:rFonts w:ascii="Times New Roman" w:eastAsia="Times New Roman" w:hAnsi="Times New Roman" w:cs="Times New Roman"/>
-                <w:sz w:val="24"/>
-                <w:szCs w:val="24"/>
-                <w:lang w:val="sv-SE"/>
-              </w:rPr>
-              <w:t>.</w:t>
-            </w:r>
-          </w:p>
-        </w:tc>
-        <w:tc>
-          <w:tcPr>
-            <w:tcW w:w="1991" w:type="dxa"/>
-            <w:vAlign w:val="center"/>
-          </w:tcPr>
-          <w:p>
-            <w:pPr>
-              <w:rPr>
-                <w:rFonts w:ascii="Times New Roman" w:eastAsia="Times New Roman" w:hAnsi="Times New Roman" w:cs="Times New Roman"/>
-                <w:sz w:val="24"/>
-                <w:szCs w:val="24"/>
-                <w:lang w:val="sv-SE"/>
-              </w:rPr>
-            </w:pPr>
-            <w:r>
-              <w:rPr>
-                <w:rFonts w:ascii="Times New Roman" w:eastAsia="Times New Roman" w:hAnsi="Times New Roman" w:cs="Times New Roman"/>
-                <w:sz w:val="24"/>
-                <w:szCs w:val="24"/>
-                <w:lang w:val="sv-SE"/>
-              </w:rPr>
-              <w:lastRenderedPageBreak/>
-              <w:t>Perancangan sistem berbasis web dan Android</w:t>
-            </w:r>
-          </w:p>
-        </w:tc>
-        <w:tc>
-          <w:tcPr>
-            <w:tcW w:w="2691" w:type="dxa"/>
-            <w:vAlign w:val="center"/>
-          </w:tcPr>
-          <w:p>
-            <w:pPr>
-              <w:rPr>
-                <w:rFonts w:ascii="Times New Roman" w:eastAsia="Times New Roman" w:hAnsi="Times New Roman" w:cs="Times New Roman"/>
-                <w:sz w:val="24"/>
-                <w:szCs w:val="24"/>
-                <w:lang w:val="sv-SE"/>
-              </w:rPr>
-            </w:pPr>
-            <w:r>
-              <w:rPr>
-                <w:rFonts w:ascii="Times New Roman" w:eastAsia="Times New Roman" w:hAnsi="Times New Roman" w:cs="Times New Roman"/>
-                <w:sz w:val="24"/>
-                <w:szCs w:val="24"/>
-                <w:lang w:val="sv-SE"/>
-              </w:rPr>
-              <w:t xml:space="preserve">Fitur </w:t>
+              <w:t>9</w:t>
+            </w:r>
+          </w:p>
+        </w:tc>
+        <w:tc>
+          <w:tcPr>
+            <w:tcW w:w="3115" w:type="dxa"/>
+            <w:vAlign w:val="center"/>
+          </w:tcPr>
+          <w:p>
+            <w:pPr>
+              <w:spacing w:after="40"/>
+              <w:rPr>
+                <w:rFonts w:ascii="Times New Roman" w:eastAsia="Times New Roman" w:hAnsi="Times New Roman" w:cs="Times New Roman"/>
+                <w:sz w:val="24"/>
+                <w:szCs w:val="24"/>
+              </w:rPr>
+            </w:pPr>
+            <w:r>
+              <w:rPr>
+                <w:rFonts w:ascii="Times New Roman" w:eastAsia="Times New Roman" w:hAnsi="Times New Roman" w:cs="Times New Roman"/>
+                <w:sz w:val="24"/>
+                <w:szCs w:val="24"/>
+              </w:rPr>
+              <w:t xml:space="preserve">Implementation of Data Collection and Payment Control Systems Automatically Using Android-Based </w:t>
             </w:r>
             <w:r>
               <w:rPr>
@@ -24533,7 +24578,6 @@
                 <w:iCs/>
                 <w:sz w:val="24"/>
                 <w:szCs w:val="24"/>
-                <w:lang w:val="sv-SE"/>
               </w:rPr>
               <w:t>QR Code</w:t>
             </w:r>
@@ -24542,19 +24586,145 @@
                 <w:rFonts w:ascii="Times New Roman" w:eastAsia="Times New Roman" w:hAnsi="Times New Roman" w:cs="Times New Roman"/>
                 <w:sz w:val="24"/>
                 <w:szCs w:val="24"/>
-                <w:lang w:val="sv-SE"/>
-              </w:rPr>
-              <w:t xml:space="preserve"> pada aplikasi presensi berbasis Android terbukti mengatasi masalah pencatatan manual </w:t>
-            </w:r>
-            <w:r>
-              <w:rPr>
-                <w:rFonts w:ascii="Times New Roman" w:eastAsia="Times New Roman" w:hAnsi="Times New Roman" w:cs="Times New Roman"/>
-                <w:sz w:val="24"/>
-                <w:szCs w:val="24"/>
-                <w:lang w:val="sv-SE"/>
-              </w:rPr>
-              <w:lastRenderedPageBreak/>
-              <w:t>seperti kehilangan data, antrean panjang, dan waktu absen yang lama</w:t>
+              </w:rPr>
+              <w:t xml:space="preserve"> </w:t>
+            </w:r>
+            <w:r>
+              <w:rPr>
+                <w:rFonts w:ascii="Times New Roman" w:eastAsia="Times New Roman" w:hAnsi="Times New Roman" w:cs="Times New Roman"/>
+                <w:sz w:val="24"/>
+                <w:szCs w:val="24"/>
+              </w:rPr>
+              <w:fldChar w:fldCharType="begin"/>
+            </w:r>
+            <w:r>
+              <w:rPr>
+                <w:rFonts w:ascii="Times New Roman" w:eastAsia="Times New Roman" w:hAnsi="Times New Roman" w:cs="Times New Roman"/>
+                <w:sz w:val="24"/>
+                <w:szCs w:val="24"/>
+              </w:rPr>
+              <w:instrText xml:space="preserve"> ADDIN ZOTERO_ITEM CSL_CITATION {"citationID":"RwhUPaZx","properties":{"unsorted":false,"formattedCitation":"(Fauziah et al., 2023)","plainCitation":"(Fauziah et al., 2023)","noteIndex":0},"citationItems":[{"id":67,"uris":["http://zotero.org/users/local/cErev97L/items/H8TAY4TJ"],"itemData":{"id":67,"type":"article-journal","abstract":"The wider spread of the use of smartphones is also very helpful for UMKM not only in terms of marketing or sales, but daily operations. On the Senyum Manis cafe the owner of the business owner conducts data on stocks of goods, materials, and prices for drinks manually. When doing the process of collecting the goods manually there is an error in stock calculation so that it takes a long time to check the stock of the item. With this innovation using the application of QR Code which can be used as a label in every stock of goods and beverage materials. In this case the implementation of the RFID tag is also used to get the customer queue number. From this researcher the system is considered successful because the data input can appear in the application , QOS (Quality of Service) test results when uploading data get a 33K throughput value that belongs to the medium category, Packet Loss produces a value of 0.097% which is classified in a very good category, average delay produces a value of 87.4 s which is classified in a very good category . This aims to anticipate changes that will occur, the review is useful to see the condition of whether the system is in accordance with the needs of a sweet smile cafe and whether it is necessary to add or change the existing system in order to keep up with development technology.","container-title":"Jartel","DOI":"10.33795/jartel.v13i1.521","ISSN":"2654-6531, 2407-0807","issue":"1","journalAbbreviation":"Jartel","license":"https://creativecommons.org/licenses/by/4.0","page":"95-102","source":"DOI.org (Crossref)","title":"Implementation of Data Collection and Payment Control Systems Automatically Using Android -Based QR Code","volume":"13","author":[{"family":"Fauziah","given":"Afifah Nur"},{"family":"Rasyid","given":"Abdul"},{"family":"Wijayanti","given":"Rieke Adriati"}],"issued":{"date-parts":[["2023",3,31]]}}}],"schema":"https://github.com/citation-style-language/schema/raw/master/csl-citation.json"} </w:instrText>
+            </w:r>
+            <w:r>
+              <w:rPr>
+                <w:rFonts w:ascii="Times New Roman" w:eastAsia="Times New Roman" w:hAnsi="Times New Roman" w:cs="Times New Roman"/>
+                <w:sz w:val="24"/>
+                <w:szCs w:val="24"/>
+              </w:rPr>
+              <w:fldChar w:fldCharType="separate"/>
+            </w:r>
+            <w:r>
+              <w:rPr>
+                <w:rFonts w:ascii="Times New Roman" w:hAnsi="Times New Roman" w:cs="Times New Roman"/>
+                <w:sz w:val="24"/>
+              </w:rPr>
+              <w:t>(Fauziah et al., 2023)</w:t>
+            </w:r>
+            <w:r>
+              <w:rPr>
+                <w:rFonts w:ascii="Times New Roman" w:eastAsia="Times New Roman" w:hAnsi="Times New Roman" w:cs="Times New Roman"/>
+                <w:sz w:val="24"/>
+                <w:szCs w:val="24"/>
+              </w:rPr>
+              <w:fldChar w:fldCharType="end"/>
+            </w:r>
+            <w:r>
+              <w:rPr>
+                <w:rFonts w:ascii="Times New Roman" w:eastAsia="Times New Roman" w:hAnsi="Times New Roman" w:cs="Times New Roman"/>
+                <w:sz w:val="24"/>
+                <w:szCs w:val="24"/>
+              </w:rPr>
+              <w:t>.</w:t>
+            </w:r>
+          </w:p>
+        </w:tc>
+        <w:tc>
+          <w:tcPr>
+            <w:tcW w:w="1991" w:type="dxa"/>
+            <w:vAlign w:val="center"/>
+          </w:tcPr>
+          <w:p>
+            <w:pPr>
+              <w:rPr>
+                <w:rFonts w:ascii="Times New Roman" w:eastAsia="Times New Roman" w:hAnsi="Times New Roman" w:cs="Times New Roman"/>
+                <w:sz w:val="24"/>
+                <w:szCs w:val="24"/>
+                <w:lang w:val="sv-SE"/>
+              </w:rPr>
+            </w:pPr>
+            <w:r>
+              <w:rPr>
+                <w:rFonts w:ascii="Times New Roman" w:eastAsia="Times New Roman" w:hAnsi="Times New Roman" w:cs="Times New Roman"/>
+                <w:sz w:val="24"/>
+                <w:szCs w:val="24"/>
+                <w:lang w:val="sv-SE"/>
+              </w:rPr>
+              <w:t>Studi kasus dengan pengujian QoS (</w:t>
+            </w:r>
+            <w:r>
+              <w:rPr>
+                <w:rFonts w:ascii="Times New Roman" w:eastAsia="Times New Roman" w:hAnsi="Times New Roman" w:cs="Times New Roman"/>
+                <w:i/>
+                <w:iCs/>
+                <w:sz w:val="24"/>
+                <w:szCs w:val="24"/>
+                <w:lang w:val="sv-SE"/>
+              </w:rPr>
+              <w:t>throughput, packet loss, delay</w:t>
+            </w:r>
+            <w:r>
+              <w:rPr>
+                <w:rFonts w:ascii="Times New Roman" w:eastAsia="Times New Roman" w:hAnsi="Times New Roman" w:cs="Times New Roman"/>
+                <w:sz w:val="24"/>
+                <w:szCs w:val="24"/>
+                <w:lang w:val="sv-SE"/>
+              </w:rPr>
+              <w:t>)</w:t>
+            </w:r>
+          </w:p>
+        </w:tc>
+        <w:tc>
+          <w:tcPr>
+            <w:tcW w:w="2691" w:type="dxa"/>
+            <w:vAlign w:val="center"/>
+          </w:tcPr>
+          <w:p>
+            <w:pPr>
+              <w:rPr>
+                <w:rFonts w:ascii="Times New Roman" w:eastAsia="Times New Roman" w:hAnsi="Times New Roman" w:cs="Times New Roman"/>
+                <w:sz w:val="24"/>
+                <w:szCs w:val="24"/>
+                <w:lang w:val="sv-SE"/>
+              </w:rPr>
+            </w:pPr>
+            <w:r>
+              <w:rPr>
+                <w:rFonts w:ascii="Times New Roman" w:eastAsia="Times New Roman" w:hAnsi="Times New Roman" w:cs="Times New Roman"/>
+                <w:sz w:val="24"/>
+                <w:szCs w:val="24"/>
+                <w:lang w:val="sv-SE"/>
+              </w:rPr>
+              <w:t xml:space="preserve">Implementasi </w:t>
+            </w:r>
+            <w:r>
+              <w:rPr>
+                <w:rFonts w:ascii="Times New Roman" w:eastAsia="Times New Roman" w:hAnsi="Times New Roman" w:cs="Times New Roman"/>
+                <w:i/>
+                <w:iCs/>
+                <w:sz w:val="24"/>
+                <w:szCs w:val="24"/>
+                <w:lang w:val="sv-SE"/>
+              </w:rPr>
+              <w:t>QR Code</w:t>
+            </w:r>
+            <w:r>
+              <w:rPr>
+                <w:rFonts w:ascii="Times New Roman" w:eastAsia="Times New Roman" w:hAnsi="Times New Roman" w:cs="Times New Roman"/>
+                <w:sz w:val="24"/>
+                <w:szCs w:val="24"/>
+                <w:lang w:val="sv-SE"/>
+              </w:rPr>
+              <w:t xml:space="preserve"> pada UMKM mengurangi kesalahan pencatatan stok manual dengan kinerja sistem yang sangat baik</w:t>
             </w:r>
           </w:p>
         </w:tc>
@@ -24580,7 +24750,6 @@
                 <w:sz w:val="20"/>
                 <w:szCs w:val="20"/>
               </w:rPr>
-              <w:lastRenderedPageBreak/>
               <w:t>10</w:t>
             </w:r>
           </w:p>
@@ -24596,85 +24765,24 @@
                 <w:rFonts w:ascii="Times New Roman" w:eastAsia="Times New Roman" w:hAnsi="Times New Roman" w:cs="Times New Roman"/>
                 <w:sz w:val="24"/>
                 <w:szCs w:val="24"/>
-              </w:rPr>
-            </w:pPr>
-            <w:proofErr w:type="spellStart"/>
-            <w:r>
-              <w:rPr>
-                <w:rFonts w:ascii="Times New Roman" w:eastAsia="Times New Roman" w:hAnsi="Times New Roman" w:cs="Times New Roman"/>
-                <w:sz w:val="24"/>
-                <w:szCs w:val="24"/>
-              </w:rPr>
-              <w:t>Sistem</w:t>
-            </w:r>
-            <w:proofErr w:type="spellEnd"/>
-            <w:r>
-              <w:rPr>
-                <w:rFonts w:ascii="Times New Roman" w:eastAsia="Times New Roman" w:hAnsi="Times New Roman" w:cs="Times New Roman"/>
-                <w:sz w:val="24"/>
-                <w:szCs w:val="24"/>
-              </w:rPr>
-              <w:t xml:space="preserve"> Monitoring Data Aset dan </w:t>
-            </w:r>
-            <w:proofErr w:type="spellStart"/>
-            <w:r>
-              <w:rPr>
-                <w:rFonts w:ascii="Times New Roman" w:eastAsia="Times New Roman" w:hAnsi="Times New Roman" w:cs="Times New Roman"/>
-                <w:sz w:val="24"/>
-                <w:szCs w:val="24"/>
-              </w:rPr>
-              <w:t>Inventaris</w:t>
-            </w:r>
-            <w:proofErr w:type="spellEnd"/>
-            <w:r>
-              <w:rPr>
-                <w:rFonts w:ascii="Times New Roman" w:eastAsia="Times New Roman" w:hAnsi="Times New Roman" w:cs="Times New Roman"/>
-                <w:sz w:val="24"/>
-                <w:szCs w:val="24"/>
-              </w:rPr>
-              <w:t xml:space="preserve"> IT </w:t>
-            </w:r>
-            <w:proofErr w:type="spellStart"/>
-            <w:r>
-              <w:rPr>
-                <w:rFonts w:ascii="Times New Roman" w:eastAsia="Times New Roman" w:hAnsi="Times New Roman" w:cs="Times New Roman"/>
-                <w:sz w:val="24"/>
-                <w:szCs w:val="24"/>
-              </w:rPr>
-              <w:t>Berbasis</w:t>
-            </w:r>
-            <w:proofErr w:type="spellEnd"/>
-            <w:r>
-              <w:rPr>
-                <w:rFonts w:ascii="Times New Roman" w:eastAsia="Times New Roman" w:hAnsi="Times New Roman" w:cs="Times New Roman"/>
-                <w:sz w:val="24"/>
-                <w:szCs w:val="24"/>
-              </w:rPr>
-              <w:t xml:space="preserve"> Web pada PT. Pan Brothers </w:t>
-            </w:r>
-            <w:proofErr w:type="spellStart"/>
-            <w:r>
-              <w:rPr>
-                <w:rFonts w:ascii="Times New Roman" w:eastAsia="Times New Roman" w:hAnsi="Times New Roman" w:cs="Times New Roman"/>
-                <w:sz w:val="24"/>
-                <w:szCs w:val="24"/>
-              </w:rPr>
-              <w:t>Tbk</w:t>
-            </w:r>
-            <w:proofErr w:type="spellEnd"/>
-            <w:r>
-              <w:rPr>
-                <w:rFonts w:ascii="Times New Roman" w:eastAsia="Times New Roman" w:hAnsi="Times New Roman" w:cs="Times New Roman"/>
-                <w:sz w:val="24"/>
-                <w:szCs w:val="24"/>
-              </w:rPr>
-              <w:t xml:space="preserve"> </w:t>
-            </w:r>
-            <w:r>
-              <w:rPr>
-                <w:rFonts w:ascii="Times New Roman" w:eastAsia="Times New Roman" w:hAnsi="Times New Roman" w:cs="Times New Roman"/>
-                <w:sz w:val="24"/>
-                <w:szCs w:val="24"/>
+                <w:lang w:val="sv-SE"/>
+              </w:rPr>
+            </w:pPr>
+            <w:r>
+              <w:rPr>
+                <w:rFonts w:ascii="Times New Roman" w:eastAsia="Times New Roman" w:hAnsi="Times New Roman" w:cs="Times New Roman"/>
+                <w:sz w:val="24"/>
+                <w:szCs w:val="24"/>
+                <w:lang w:val="sv-SE"/>
+              </w:rPr>
+              <w:t xml:space="preserve">Perancangan Aplikasi Sistem Informasi Inventarisasi Aset Menggunakan QR Code, Studi Kasus Dinas Pendidikan Kota Parepare </w:t>
+            </w:r>
+            <w:r>
+              <w:rPr>
+                <w:rFonts w:ascii="Times New Roman" w:eastAsia="Times New Roman" w:hAnsi="Times New Roman" w:cs="Times New Roman"/>
+                <w:sz w:val="24"/>
+                <w:szCs w:val="24"/>
+                <w:lang w:val="sv-SE"/>
               </w:rPr>
               <w:fldChar w:fldCharType="begin"/>
             </w:r>
@@ -24683,14 +24791,16 @@
                 <w:rFonts w:ascii="Times New Roman" w:eastAsia="Times New Roman" w:hAnsi="Times New Roman" w:cs="Times New Roman"/>
                 <w:sz w:val="24"/>
                 <w:szCs w:val="24"/>
-              </w:rPr>
-              <w:instrText xml:space="preserve"> ADDIN ZOTERO_ITEM CSL_CITATION {"citationID":"HizbqYnX","properties":{"unsorted":false,"formattedCitation":"(Rakhma et al., 2022)","plainCitation":"(Rakhma et al., 2022)","noteIndex":0},"citationItems":[{"id":76,"uris":["http://zotero.org/users/local/cErev97L/items/F57BXTK9"],"itemData":{"id":76,"type":"article-journal","abstract":"Dalam menjalankan proses monitoring data permintaan perbaikan, pengadaan, dan peminjaman aset IT maupun inventaris kerja PT. Pan Brothers Tbk masih dengan sistem yang manual menggunakan Form Microsoft Excel yang dicetak lalu ditandatangan. Untuk itu penulis menganalisis dan merancang sebuah sistem informasi pengelolaan aset dan inventaris IT yang dapat digunakan karyawan perusahaan dengan sistem informasi pengelolaan aset dan inventaris IT. Tujuan dari penelitian ini adalah untuk mempermudah proses monitoring permintaan perbaikan, peminjaman, pengadaan maupun pencatatan aset dan inventaris IT, sehingga karyawan perusahaan dapat melakukan manajemen aset IT berdasarkan tujuan yang ingin dicapai. Penelitian ini dilakukan menggunakan metode pengumpulan data (wawancara, observasi, dan studi pustaka). Sedangkan untuk metode pengembangan sistemnya menggunakan RAD (Rapid Application Development), UML (Unified Modeling Language), dan untuk metode pemodelan menggunakan Use Case Diagram, Class Diagram, Activity Diagram, dan Sequence Diagram. PHP digunakan sebagai Bahasa pemrograman dan MySQL sebagai basis datanya. Metode pengujian yang digunakan adalah Blackbox Testing, pengujian dilakukan dengan menguji setiap proses dan kemungkinan kesalahan yang terjadi pada setiap proses. Hasil pengujian dengan metode Blackbox Testing, yaitu pengujian dilakukan dengan hanya memperhatikan masukan ke sistem dan keluaran ke sistem. Sehingga hasil yang dicapai dari penelitian ini adalah sebuah sistem informasi pengelolaan data aset berbasis PHP yang dapat digunakan untuk kegiatan pekerjaan sehari-hari yang meliputi pengelolaan suatu aset IT. Hasil akhir yang diharapkan, sistem ini dapat menangani manajemen aset IT pada perusahaan, sehingga pengawasan dan pelaporan aset IT menjadi lebih mudah.","container-title":"JURNAL TOPIK GLOBAL","DOI":"10.38101/jtopikglobal.v1i2.593","ISSN":"2964-1829","issue":"2","language":"en","license":"Copyright (c) 2022 JURNAL TOPIK GLOBAL","source":"journal.global.ac.id","title":"Sistem Monitoring Data Aset dan Inventaris IT Berbasis Web pada PT. Pan Brothers Tbk","URL":"https://journal.global.ac.id/index.php/JTOPIKGLOBAL/article/view/593","volume":"1","author":[{"family":"Rakhma","given":"Septina Annuria"},{"family":"Tullah","given":"Rahmat"},{"family":"Maisaroh","given":"Siti"}],"accessed":{"date-parts":[["2026",8,22]]},"issued":{"date-parts":[["2022",12,30]]}}}],"schema":"https://github.com/citation-style-language/schema/raw/master/csl-citation.json"} </w:instrText>
-            </w:r>
-            <w:r>
-              <w:rPr>
-                <w:rFonts w:ascii="Times New Roman" w:eastAsia="Times New Roman" w:hAnsi="Times New Roman" w:cs="Times New Roman"/>
-                <w:sz w:val="24"/>
-                <w:szCs w:val="24"/>
+                <w:lang w:val="sv-SE"/>
+              </w:rPr>
+              <w:instrText xml:space="preserve"> ADDIN ZOTERO_ITEM CSL_CITATION {"citationID":"td65P8IP","properties":{"unsorted":false,"formattedCitation":"(Ciptadi et al., 2023)","plainCitation":"(Ciptadi et al., 2023)","noteIndex":0},"citationItems":[{"id":61,"uris":["http://zotero.org/users/local/cErev97L/items/8MQKJR9R"],"itemData":{"id":61,"type":"article-journal","abstract":"Penelitian ini bertujuan untuk membantu pihak pengelola barang inventaris aset pada Dinas Pendidikan dan Kebudayaan Kota Parepare dalam melakukan pencatatan barang inventarisasi secara cepat dan akurat. Selain itu, sistem yang dibangun dapat melakukan monitoring terhadap barang menggunakan scanner barcode QR serta dapat mengatur jumlah minimal stok, sehingga dapat melakukan pemesanan tepat waktu. Metode pengembangan sistem yang digunakan dalam penelitian ini yaitu Waterfall yang dimulai dengan mengalisa kebutuhan dari sistem, kemudian membuat perancangan sistem, setelah itu proses pembuatan sistem dilakukan dengan menyusun kode program. Untuk minimal stok metode yang digunakan yaitu Min-Max Stock. Setelah semua komponen sistem selesai selanjutnya adalah dengan melakukan pengujian terhadap sistem. Hasil dari penelitian ini didapatkan sebuah sistem informasi inventarisasi aset yang dapat melakukan monitoring barang masuk dan keluar menggunakan scanner QR code serta dapat mengatur jumlah minimal stok barang dan melakukan pencatatan data-data barang. Pengujian yang dilakukan menggunakan blackbox kepada tiga aktor yaitu kepala dinas, staff, dan operator terhadap fitur sistem, semua fitur yang ada dapat berjalan dengan baik sesuai dengan apa yang diharapkan.","container-title":"Jurnal Teknologi Elekterika","DOI":"10.31963/elekterika.v20i2.4631","ISSN":"26560143, 1412-8764","issue":"2","journalAbbreviation":"ELEKTERIKA","license":"http://creativecommons.org/licenses/by-sa/4.0","page":"104","source":"DOI.org (Crossref)","title":"Perancangan Aplikasi Sistem Informasi Inventarisasi Aset Menggunakan QR Code (Studi Kasus Dinas Pendidikan Dan Kebudayaan Kota Parepare)","volume":"20","author":[{"family":"Ciptadi","given":"Chandra"},{"family":"Ilyas","given":"Muh."},{"family":"Syahrir","given":"Syahrir"}],"issued":{"date-parts":[["2023",10,1]]}}}],"schema":"https://github.com/citation-style-language/schema/raw/master/csl-citation.json"} </w:instrText>
+            </w:r>
+            <w:r>
+              <w:rPr>
+                <w:rFonts w:ascii="Times New Roman" w:eastAsia="Times New Roman" w:hAnsi="Times New Roman" w:cs="Times New Roman"/>
+                <w:sz w:val="24"/>
+                <w:szCs w:val="24"/>
+                <w:lang w:val="sv-SE"/>
               </w:rPr>
               <w:fldChar w:fldCharType="separate"/>
             </w:r>
@@ -24698,30 +24808,16 @@
               <w:rPr>
                 <w:rFonts w:ascii="Times New Roman" w:hAnsi="Times New Roman" w:cs="Times New Roman"/>
                 <w:sz w:val="24"/>
-              </w:rPr>
-              <w:t>(</w:t>
-            </w:r>
-            <w:proofErr w:type="spellStart"/>
-            <w:r>
-              <w:rPr>
-                <w:rFonts w:ascii="Times New Roman" w:hAnsi="Times New Roman" w:cs="Times New Roman"/>
-                <w:sz w:val="24"/>
-              </w:rPr>
-              <w:t>Rakhma</w:t>
-            </w:r>
-            <w:proofErr w:type="spellEnd"/>
-            <w:r>
-              <w:rPr>
-                <w:rFonts w:ascii="Times New Roman" w:hAnsi="Times New Roman" w:cs="Times New Roman"/>
-                <w:sz w:val="24"/>
-              </w:rPr>
-              <w:t xml:space="preserve"> et al., 2022)</w:t>
-            </w:r>
-            <w:r>
-              <w:rPr>
-                <w:rFonts w:ascii="Times New Roman" w:eastAsia="Times New Roman" w:hAnsi="Times New Roman" w:cs="Times New Roman"/>
-                <w:sz w:val="24"/>
-                <w:szCs w:val="24"/>
+                <w:lang w:val="sv-SE"/>
+              </w:rPr>
+              <w:t>(Ciptadi et al., 2023)</w:t>
+            </w:r>
+            <w:r>
+              <w:rPr>
+                <w:rFonts w:ascii="Times New Roman" w:eastAsia="Times New Roman" w:hAnsi="Times New Roman" w:cs="Times New Roman"/>
+                <w:sz w:val="24"/>
+                <w:szCs w:val="24"/>
+                <w:lang w:val="sv-SE"/>
               </w:rPr>
               <w:fldChar w:fldCharType="end"/>
             </w:r>
@@ -24730,6 +24826,7 @@
                 <w:rFonts w:ascii="Times New Roman" w:eastAsia="Times New Roman" w:hAnsi="Times New Roman" w:cs="Times New Roman"/>
                 <w:sz w:val="24"/>
                 <w:szCs w:val="24"/>
+                <w:lang w:val="sv-SE"/>
               </w:rPr>
               <w:t>.</w:t>
             </w:r>
@@ -24746,51 +24843,17 @@
                 <w:rFonts w:ascii="Times New Roman" w:eastAsia="Times New Roman" w:hAnsi="Times New Roman" w:cs="Times New Roman"/>
                 <w:sz w:val="24"/>
                 <w:szCs w:val="24"/>
-              </w:rPr>
-            </w:pPr>
-            <w:r>
-              <w:rPr>
-                <w:rFonts w:ascii="Times New Roman" w:eastAsia="Times New Roman" w:hAnsi="Times New Roman" w:cs="Times New Roman"/>
-                <w:sz w:val="24"/>
-                <w:szCs w:val="24"/>
-              </w:rPr>
-              <w:t xml:space="preserve">Rapid Application Development (RAD) </w:t>
-            </w:r>
-            <w:proofErr w:type="spellStart"/>
-            <w:r>
-              <w:rPr>
-                <w:rFonts w:ascii="Times New Roman" w:eastAsia="Times New Roman" w:hAnsi="Times New Roman" w:cs="Times New Roman"/>
-                <w:sz w:val="24"/>
-                <w:szCs w:val="24"/>
-              </w:rPr>
-              <w:t>dengan</w:t>
-            </w:r>
-            <w:proofErr w:type="spellEnd"/>
-            <w:r>
-              <w:rPr>
-                <w:rFonts w:ascii="Times New Roman" w:eastAsia="Times New Roman" w:hAnsi="Times New Roman" w:cs="Times New Roman"/>
-                <w:sz w:val="24"/>
-                <w:szCs w:val="24"/>
-              </w:rPr>
-              <w:t xml:space="preserve"> </w:t>
-            </w:r>
-            <w:proofErr w:type="spellStart"/>
-            <w:r>
-              <w:rPr>
-                <w:rFonts w:ascii="Times New Roman" w:eastAsia="Times New Roman" w:hAnsi="Times New Roman" w:cs="Times New Roman"/>
-                <w:sz w:val="24"/>
-                <w:szCs w:val="24"/>
-              </w:rPr>
-              <w:t>pemodelan</w:t>
-            </w:r>
-            <w:proofErr w:type="spellEnd"/>
-            <w:r>
-              <w:rPr>
-                <w:rFonts w:ascii="Times New Roman" w:eastAsia="Times New Roman" w:hAnsi="Times New Roman" w:cs="Times New Roman"/>
-                <w:sz w:val="24"/>
-                <w:szCs w:val="24"/>
-              </w:rPr>
-              <w:t xml:space="preserve"> UML (</w:t>
+                <w:lang w:val="sv-SE"/>
+              </w:rPr>
+            </w:pPr>
+            <w:r>
+              <w:rPr>
+                <w:rFonts w:ascii="Times New Roman" w:eastAsia="Times New Roman" w:hAnsi="Times New Roman" w:cs="Times New Roman"/>
+                <w:sz w:val="24"/>
+                <w:szCs w:val="24"/>
+                <w:lang w:val="sv-SE"/>
+              </w:rPr>
+              <w:t xml:space="preserve">Metode </w:t>
             </w:r>
             <w:r>
               <w:rPr>
@@ -24799,16 +24862,18 @@
                 <w:iCs/>
                 <w:sz w:val="24"/>
                 <w:szCs w:val="24"/>
-              </w:rPr>
-              <w:t>Use Case Diagram</w:t>
-            </w:r>
-            <w:r>
-              <w:rPr>
-                <w:rFonts w:ascii="Times New Roman" w:eastAsia="Times New Roman" w:hAnsi="Times New Roman" w:cs="Times New Roman"/>
-                <w:sz w:val="24"/>
-                <w:szCs w:val="24"/>
-              </w:rPr>
-              <w:t xml:space="preserve">, </w:t>
+                <w:lang w:val="sv-SE"/>
+              </w:rPr>
+              <w:t>Waterfall</w:t>
+            </w:r>
+            <w:r>
+              <w:rPr>
+                <w:rFonts w:ascii="Times New Roman" w:eastAsia="Times New Roman" w:hAnsi="Times New Roman" w:cs="Times New Roman"/>
+                <w:sz w:val="24"/>
+                <w:szCs w:val="24"/>
+                <w:lang w:val="sv-SE"/>
+              </w:rPr>
+              <w:t xml:space="preserve"> dengan pendekatan </w:t>
             </w:r>
             <w:r>
               <w:rPr>
@@ -24817,16 +24882,9 @@
                 <w:iCs/>
                 <w:sz w:val="24"/>
                 <w:szCs w:val="24"/>
-              </w:rPr>
-              <w:t>Class Diagram</w:t>
-            </w:r>
-            <w:r>
-              <w:rPr>
-                <w:rFonts w:ascii="Times New Roman" w:eastAsia="Times New Roman" w:hAnsi="Times New Roman" w:cs="Times New Roman"/>
-                <w:sz w:val="24"/>
-                <w:szCs w:val="24"/>
-              </w:rPr>
-              <w:t>)</w:t>
+                <w:lang w:val="sv-SE"/>
+              </w:rPr>
+              <w:t>Min-Max Stock</w:t>
             </w:r>
           </w:p>
         </w:tc>
@@ -24842,229 +24900,29 @@
                 <w:rFonts w:ascii="Times New Roman" w:eastAsia="Times New Roman" w:hAnsi="Times New Roman" w:cs="Times New Roman"/>
                 <w:sz w:val="24"/>
                 <w:szCs w:val="24"/>
-              </w:rPr>
-            </w:pPr>
-            <w:proofErr w:type="spellStart"/>
-            <w:r>
-              <w:rPr>
-                <w:rFonts w:ascii="Times New Roman" w:eastAsia="Times New Roman" w:hAnsi="Times New Roman" w:cs="Times New Roman"/>
-                <w:sz w:val="24"/>
-                <w:szCs w:val="24"/>
-              </w:rPr>
-              <w:t>Sistem</w:t>
-            </w:r>
-            <w:proofErr w:type="spellEnd"/>
-            <w:r>
-              <w:rPr>
-                <w:rFonts w:ascii="Times New Roman" w:eastAsia="Times New Roman" w:hAnsi="Times New Roman" w:cs="Times New Roman"/>
-                <w:sz w:val="24"/>
-                <w:szCs w:val="24"/>
-              </w:rPr>
-              <w:t xml:space="preserve"> </w:t>
-            </w:r>
-            <w:proofErr w:type="spellStart"/>
-            <w:r>
-              <w:rPr>
-                <w:rFonts w:ascii="Times New Roman" w:eastAsia="Times New Roman" w:hAnsi="Times New Roman" w:cs="Times New Roman"/>
-                <w:sz w:val="24"/>
-                <w:szCs w:val="24"/>
-              </w:rPr>
-              <w:t>berhasil</w:t>
-            </w:r>
-            <w:proofErr w:type="spellEnd"/>
-            <w:r>
-              <w:rPr>
-                <w:rFonts w:ascii="Times New Roman" w:eastAsia="Times New Roman" w:hAnsi="Times New Roman" w:cs="Times New Roman"/>
-                <w:sz w:val="24"/>
-                <w:szCs w:val="24"/>
-              </w:rPr>
-              <w:t xml:space="preserve"> </w:t>
-            </w:r>
-            <w:proofErr w:type="spellStart"/>
-            <w:r>
-              <w:rPr>
-                <w:rFonts w:ascii="Times New Roman" w:eastAsia="Times New Roman" w:hAnsi="Times New Roman" w:cs="Times New Roman"/>
-                <w:sz w:val="24"/>
-                <w:szCs w:val="24"/>
-              </w:rPr>
-              <w:t>mempermudah</w:t>
-            </w:r>
-            <w:proofErr w:type="spellEnd"/>
-            <w:r>
-              <w:rPr>
-                <w:rFonts w:ascii="Times New Roman" w:eastAsia="Times New Roman" w:hAnsi="Times New Roman" w:cs="Times New Roman"/>
-                <w:sz w:val="24"/>
-                <w:szCs w:val="24"/>
-              </w:rPr>
-              <w:t xml:space="preserve"> proses monitoring </w:t>
-            </w:r>
-            <w:proofErr w:type="spellStart"/>
-            <w:r>
-              <w:rPr>
-                <w:rFonts w:ascii="Times New Roman" w:eastAsia="Times New Roman" w:hAnsi="Times New Roman" w:cs="Times New Roman"/>
-                <w:sz w:val="24"/>
-                <w:szCs w:val="24"/>
-              </w:rPr>
-              <w:t>permintaan</w:t>
-            </w:r>
-            <w:proofErr w:type="spellEnd"/>
-            <w:r>
-              <w:rPr>
-                <w:rFonts w:ascii="Times New Roman" w:eastAsia="Times New Roman" w:hAnsi="Times New Roman" w:cs="Times New Roman"/>
-                <w:sz w:val="24"/>
-                <w:szCs w:val="24"/>
-              </w:rPr>
-              <w:t xml:space="preserve"> </w:t>
-            </w:r>
-            <w:proofErr w:type="spellStart"/>
-            <w:r>
-              <w:rPr>
-                <w:rFonts w:ascii="Times New Roman" w:eastAsia="Times New Roman" w:hAnsi="Times New Roman" w:cs="Times New Roman"/>
-                <w:sz w:val="24"/>
-                <w:szCs w:val="24"/>
-              </w:rPr>
-              <w:t>perbaikan</w:t>
-            </w:r>
-            <w:proofErr w:type="spellEnd"/>
-            <w:r>
-              <w:rPr>
-                <w:rFonts w:ascii="Times New Roman" w:eastAsia="Times New Roman" w:hAnsi="Times New Roman" w:cs="Times New Roman"/>
-                <w:sz w:val="24"/>
-                <w:szCs w:val="24"/>
-              </w:rPr>
-              <w:t xml:space="preserve">, </w:t>
-            </w:r>
-            <w:proofErr w:type="spellStart"/>
-            <w:r>
-              <w:rPr>
-                <w:rFonts w:ascii="Times New Roman" w:eastAsia="Times New Roman" w:hAnsi="Times New Roman" w:cs="Times New Roman"/>
-                <w:sz w:val="24"/>
-                <w:szCs w:val="24"/>
-              </w:rPr>
-              <w:t>peminjaman</w:t>
-            </w:r>
-            <w:proofErr w:type="spellEnd"/>
-            <w:r>
-              <w:rPr>
-                <w:rFonts w:ascii="Times New Roman" w:eastAsia="Times New Roman" w:hAnsi="Times New Roman" w:cs="Times New Roman"/>
-                <w:sz w:val="24"/>
-                <w:szCs w:val="24"/>
-              </w:rPr>
-              <w:t xml:space="preserve">, dan </w:t>
-            </w:r>
-            <w:proofErr w:type="spellStart"/>
-            <w:r>
-              <w:rPr>
-                <w:rFonts w:ascii="Times New Roman" w:eastAsia="Times New Roman" w:hAnsi="Times New Roman" w:cs="Times New Roman"/>
-                <w:sz w:val="24"/>
-                <w:szCs w:val="24"/>
-              </w:rPr>
-              <w:t>pengadaan</w:t>
-            </w:r>
-            <w:proofErr w:type="spellEnd"/>
-            <w:r>
-              <w:rPr>
-                <w:rFonts w:ascii="Times New Roman" w:eastAsia="Times New Roman" w:hAnsi="Times New Roman" w:cs="Times New Roman"/>
-                <w:sz w:val="24"/>
-                <w:szCs w:val="24"/>
-              </w:rPr>
-              <w:t xml:space="preserve"> </w:t>
-            </w:r>
-            <w:proofErr w:type="spellStart"/>
-            <w:r>
-              <w:rPr>
-                <w:rFonts w:ascii="Times New Roman" w:eastAsia="Times New Roman" w:hAnsi="Times New Roman" w:cs="Times New Roman"/>
-                <w:sz w:val="24"/>
-                <w:szCs w:val="24"/>
-              </w:rPr>
-              <w:t>aset</w:t>
-            </w:r>
-            <w:proofErr w:type="spellEnd"/>
-            <w:r>
-              <w:rPr>
-                <w:rFonts w:ascii="Times New Roman" w:eastAsia="Times New Roman" w:hAnsi="Times New Roman" w:cs="Times New Roman"/>
-                <w:sz w:val="24"/>
-                <w:szCs w:val="24"/>
-              </w:rPr>
-              <w:t>/</w:t>
-            </w:r>
-            <w:proofErr w:type="spellStart"/>
-            <w:r>
-              <w:rPr>
-                <w:rFonts w:ascii="Times New Roman" w:eastAsia="Times New Roman" w:hAnsi="Times New Roman" w:cs="Times New Roman"/>
-                <w:sz w:val="24"/>
-                <w:szCs w:val="24"/>
-              </w:rPr>
-              <w:t>inventaris</w:t>
-            </w:r>
-            <w:proofErr w:type="spellEnd"/>
-            <w:r>
-              <w:rPr>
-                <w:rFonts w:ascii="Times New Roman" w:eastAsia="Times New Roman" w:hAnsi="Times New Roman" w:cs="Times New Roman"/>
-                <w:sz w:val="24"/>
-                <w:szCs w:val="24"/>
-              </w:rPr>
-              <w:t xml:space="preserve"> yang </w:t>
-            </w:r>
-            <w:proofErr w:type="spellStart"/>
-            <w:r>
-              <w:rPr>
-                <w:rFonts w:ascii="Times New Roman" w:eastAsia="Times New Roman" w:hAnsi="Times New Roman" w:cs="Times New Roman"/>
-                <w:sz w:val="24"/>
-                <w:szCs w:val="24"/>
-              </w:rPr>
-              <w:t>sebelumnya</w:t>
-            </w:r>
-            <w:proofErr w:type="spellEnd"/>
-            <w:r>
-              <w:rPr>
-                <w:rFonts w:ascii="Times New Roman" w:eastAsia="Times New Roman" w:hAnsi="Times New Roman" w:cs="Times New Roman"/>
-                <w:sz w:val="24"/>
-                <w:szCs w:val="24"/>
-              </w:rPr>
-              <w:t xml:space="preserve"> </w:t>
-            </w:r>
-            <w:proofErr w:type="spellStart"/>
-            <w:r>
-              <w:rPr>
-                <w:rFonts w:ascii="Times New Roman" w:eastAsia="Times New Roman" w:hAnsi="Times New Roman" w:cs="Times New Roman"/>
-                <w:sz w:val="24"/>
-                <w:szCs w:val="24"/>
-              </w:rPr>
-              <w:t>dicatat</w:t>
-            </w:r>
-            <w:proofErr w:type="spellEnd"/>
-            <w:r>
-              <w:rPr>
-                <w:rFonts w:ascii="Times New Roman" w:eastAsia="Times New Roman" w:hAnsi="Times New Roman" w:cs="Times New Roman"/>
-                <w:sz w:val="24"/>
-                <w:szCs w:val="24"/>
-              </w:rPr>
-              <w:t xml:space="preserve"> manual </w:t>
-            </w:r>
-            <w:proofErr w:type="spellStart"/>
-            <w:r>
-              <w:rPr>
-                <w:rFonts w:ascii="Times New Roman" w:eastAsia="Times New Roman" w:hAnsi="Times New Roman" w:cs="Times New Roman"/>
-                <w:sz w:val="24"/>
-                <w:szCs w:val="24"/>
-              </w:rPr>
-              <w:t>menggunakan</w:t>
-            </w:r>
-            <w:proofErr w:type="spellEnd"/>
-            <w:r>
-              <w:rPr>
-                <w:rFonts w:ascii="Times New Roman" w:eastAsia="Times New Roman" w:hAnsi="Times New Roman" w:cs="Times New Roman"/>
-                <w:sz w:val="24"/>
-                <w:szCs w:val="24"/>
-              </w:rPr>
-              <w:t xml:space="preserve"> Excel</w:t>
+                <w:lang w:val="sv-SE"/>
+              </w:rPr>
+            </w:pPr>
+            <w:r>
+              <w:rPr>
+                <w:rFonts w:ascii="Times New Roman" w:eastAsia="Times New Roman" w:hAnsi="Times New Roman" w:cs="Times New Roman"/>
+                <w:sz w:val="24"/>
+                <w:szCs w:val="24"/>
+                <w:lang w:val="sv-SE"/>
+              </w:rPr>
+              <w:t>Sistem mampu memonitor barang masuk/keluar via pemindai QR serta mengatur ambang stok minimal secara otomatis</w:t>
             </w:r>
           </w:p>
         </w:tc>
       </w:tr>
     </w:tbl>
-    <w:p/>
+    <w:p>
+      <w:pPr>
+        <w:rPr>
+          <w:lang w:val="sv-SE"/>
+        </w:rPr>
+      </w:pPr>
+    </w:p>
     <w:p>
       <w:pPr>
         <w:ind w:left="720" w:firstLine="414"/>
@@ -25086,228 +24944,7 @@
           <w:lang w:val="sv-SE"/>
           <w14:ligatures w14:val="none"/>
         </w:rPr>
-        <w:t>Berdasarkan tinjauan pustaka tersebut, penelitian pada sistem inventaris umumnya menitikberatkan pada pemindaian QR Code, sedangkan pengisian data barang tetap dilakukan secara manual</w:t>
-      </w:r>
-      <w:r>
-        <w:rPr>
-          <w:rFonts w:ascii="Times New Roman" w:eastAsia="Times New Roman" w:hAnsi="Times New Roman" w:cs="Times New Roman"/>
-          <w:kern w:val="0"/>
-          <w:sz w:val="24"/>
-          <w:szCs w:val="24"/>
-          <w:lang w:val="sv-SE"/>
-          <w14:ligatures w14:val="none"/>
-        </w:rPr>
-        <w:t xml:space="preserve"> </w:t>
-      </w:r>
-      <w:r>
-        <w:rPr>
-          <w:rFonts w:ascii="Times New Roman" w:eastAsia="Times New Roman" w:hAnsi="Times New Roman" w:cs="Times New Roman"/>
-          <w:kern w:val="0"/>
-          <w:sz w:val="24"/>
-          <w:szCs w:val="24"/>
-          <w:lang w:val="sv-SE"/>
-          <w14:ligatures w14:val="none"/>
-        </w:rPr>
-        <w:fldChar w:fldCharType="begin"/>
-      </w:r>
-      <w:r>
-        <w:rPr>
-          <w:rFonts w:ascii="Times New Roman" w:eastAsia="Times New Roman" w:hAnsi="Times New Roman" w:cs="Times New Roman"/>
-          <w:kern w:val="0"/>
-          <w:sz w:val="24"/>
-          <w:szCs w:val="24"/>
-          <w:lang w:val="sv-SE"/>
-          <w14:ligatures w14:val="none"/>
-        </w:rPr>
-        <w:instrText xml:space="preserve"> ADDIN ZOTERO_ITEM CSL_CITATION {"citationID":"D7cJuP9H","properties":{"unsorted":false,"formattedCitation":"(Ciptadi et al., 2023; Mandala &amp; Susanto, 2023; Syam &amp; Erdisna, 2022; Yuliyanto et al., 2024)","plainCitation":"(Ciptadi et al., 2023; Mandala &amp; Susanto, 2023; Syam &amp; Erdisna, 2022; Yuliyanto et al., 2024)","noteIndex":0},"citationItems":[{"id":61,"uris":["http://zotero.org/users/local/cErev97L/items/8MQKJR9R"],"itemData":{"id":61,"type":"article-journal","abstract":"Penelitian ini bertujuan untuk membantu pihak pengelola barang inventaris aset pada Dinas Pendidikan dan Kebudayaan Kota Parepare dalam melakukan pencatatan barang inventarisasi secara cepat dan akurat. Selain itu, sistem yang dibangun dapat melakukan monitoring terhadap barang menggunakan scanner barcode QR serta dapat mengatur jumlah minimal stok, sehingga dapat melakukan pemesanan tepat waktu. Metode pengembangan sistem yang digunakan dalam penelitian ini yaitu Waterfall yang dimulai dengan mengalisa kebutuhan dari sistem, kemudian membuat perancangan sistem, setelah itu proses pembuatan sistem dilakukan dengan menyusun kode program. Untuk minimal stok metode yang digunakan yaitu Min-Max Stock. Setelah semua komponen sistem selesai selanjutnya adalah dengan melakukan pengujian terhadap sistem. Hasil dari penelitian ini didapatkan sebuah sistem informasi inventarisasi aset yang dapat melakukan monitoring barang masuk dan keluar menggunakan scanner QR code serta dapat mengatur jumlah minimal stok barang dan melakukan pencatatan data-data barang. Pengujian yang dilakukan menggunakan blackbox kepada tiga aktor yaitu kepala dinas, staff, dan operator terhadap fitur sistem, semua fitur yang ada dapat berjalan dengan baik sesuai dengan apa yang diharapkan.","container-title":"Jurnal Teknologi Elekterika","DOI":"10.31963/elekterika.v20i2.4631","ISSN":"26560143, 1412-8764","issue":"2","journalAbbreviation":"ELEKTERIKA","license":"http://creativecommons.org/licenses/by-sa/4.0","page":"104","source":"DOI.org (Crossref)","title":"Perancangan Aplikasi Sistem Informasi Inventarisasi Aset Menggunakan QR Code (Studi Kasus Dinas Pendidikan Dan Kebudayaan Kota Parepare)","volume":"20","author":[{"family":"Ciptadi","given":"Chandra"},{"family":"Ilyas","given":"Muh."},{"family":"Syahrir","given":"Syahrir"}],"issued":{"date-parts":[["2023",10,1]]}}},{"id":56,"uris":["http://zotero.org/users/local/cErev97L/items/8DHV8QYY"],"itemData":{"id":56,"type":"article-journal","abstract":"Badan Kepegawaian Daerah (BKD) Provinsi Bengkulu saat ini masih menggunakan Excel untuk mengelola inventaris barang. Namun, Excel memiliki keterbatasan dalam hal aksesibilitas data, risiko kehilangan data, dan pemantauan yang efektif. Untuk mengatasi keterbatasan tersebut, diperlukan sistem inventaris barang yang lebih modern dan efisien. Salah satu solusi efektif adalah mengimplementasikan Quick Response (QR) Code dalam sistem inventaris barang. QR Code dapat dengan mudah dibaca oleh perangkat elektronik seperti smartphone menggunakan aplikasi QR Code scanner. Dalam sistem inventaris berbasis QR Code, setiap barang diberi label QR Code yang menyimpan informasi tentang nama barang, kode, kategori, dan keterangan. Dalam pembuatan sistem ini, terdapat beberapa metode yang diterapkan seperti prototype, flowchart, data flow diagram (DFD), perancangan database, dan perancangan interface. Selanjutnya, sistem informasi berbasis web tersebut diuji menggunakan metode black-box testing. Dari hasil pengujian sistem, sistem ini masuk dalam kategori sangat efektif dengan nilai efektivitas sebesar 100%. Hasil tersebut mengindikasikan bahwa sistem ini berpotensi mendukung kegiatan pengolahan dan pemantauan data barang di BKD Provinsi Bengkulu secara cepat, baik, dan akurat.","container-title":"Jurnal Pustaka AI (Pusat Akses Kajian Teknologi Artificial Intelligence)","DOI":"10.55382/jurnalpustakaai.v3i1.561","ISSN":"2809-4069","issue":"1","journalAbbreviation":"Jurnal Pustaka AI","page":"47-51","source":"DOI.org (Crossref)","title":"Pengembangan Sistem Inventaris Barang Berbasis QR Code pada Badan Kepegawaian Daerah Provinsi Bengkulu","volume":"3","author":[{"family":"Mandala","given":"Rizky Cakra"},{"family":"Susanto","given":"Agus"}],"issued":{"date-parts":[["2023",4,29]]}}},{"id":59,"uris":["http://zotero.org/users/local/cErev97L/items/47Y8DMY6"],"itemData":{"id":59,"type":"article-journal","abstract":"Inventory of goods is a number of finished goods, raw materials, materials in process owned by a trading company for the purpose of selling or further processing. Inventory must be well controlled so that the availability of goods is always met. This activity is very supportive in improving service to buyers. This study aims to control the supply of goods that can always be done by mobile. The system used is based on Android with QR-Code support. The system used is an Android cellphone, so that data and information in the warehouse can be accessed and controlled anywhere and anytime. The data processed is computer equipment at the Ardha Computer Store in Padang. The results of this system can control inventory very well, so that controlling goods becomes easier and faster. So that this system can be used and is very supportive in controlling the stock of goods.","container-title":"Jurnal Informatika Ekonomi Bisnis","DOI":"10.37034/infeb.v4i1.108","ISSN":"2714-8491","journalAbbreviation":"INFEB","source":"DOI.org (Crossref)","title":"Sistem Informasi Stok Barang Menggunakan QR-Code Berbasis Android","URL":"https://infeb.org/index.php/infeb/article/view/108","author":[{"family":"Syam","given":"Muhammad Luthfi"},{"literal":"Erdisna"}],"accessed":{"date-parts":[["2026",8,22]]},"issued":{"date-parts":[["2022",2,20]]}}},{"id":58,"uris":["http://zotero.org/users/local/cErev97L/items/DGQRUJCP"],"itemData":{"id":58,"type":"article-journal","abstract":"LSP Asnakes Indonesia merupakan salah satu lembaga sertifikasi profesi Sehingga aset-aset yang ada merupakan milik sendiri. Dalam operasionalnya, LSP Asnakes Indonesia mengalami beberapa kendala yang dihadapi. Masalah tersebut yaitu pengelolaan data menggunakan excel, proses peminjaman berupa penyimpanan fisik pada buku, Proses pencarian data yang cukup lama. Pengembangan sistem informasi inventaris pada LSP Asnakes Indonesia ini bertujuan untuk membuat pengembangan sistem yang dapat mengatasi permasalahan tersebut, dengan beberapa fitur yang dibutuhkan yaitu kelola data peminjam, kelola data barang, permintaan peminjaman dan pengembalian, laporan peminjaman, integrasi data antar pengguna secara real time.  Pengembangan sistem menggunakan metode waterfall dan analisa kelemahan sistem menggunakan metode PIECES. Metode perancangan menggunakan UML (Unifield Modeling Language) dengan use case diagram, activity diagram dan class diagram. Pengembangan sistem ini akan dapat membantu dalam pengelolaan inventaris pada LSP Asnakes Indonesia.","container-title":"JEKIN - Jurnal Teknik Informatika","DOI":"10.58794/jekin.v4i3.884","ISSN":"2809-1353","issue":"3","journalAbbreviation":"JKN","license":"https://creativecommons.org/licenses/by-sa/4.0","page":"638-649","source":"DOI.org (Crossref)","title":"Pengembangan Qr Code Inventaris Dengan Metode Waterfall Pada Lsp Asnakes Indonesia","volume":"4","author":[{"family":"Yuliyanto","given":"Rico Dwi"},{"literal":"Sri Sumarlinda"},{"literal":"Wiji Lestari"}],"issued":{"date-parts":[["2024",8,1]]}}}],"schema":"https://github.com/citation-style-language/schema/raw/master/csl-citation.json"} </w:instrText>
-      </w:r>
-      <w:r>
-        <w:rPr>
-          <w:rFonts w:ascii="Times New Roman" w:eastAsia="Times New Roman" w:hAnsi="Times New Roman" w:cs="Times New Roman"/>
-          <w:kern w:val="0"/>
-          <w:sz w:val="24"/>
-          <w:szCs w:val="24"/>
-          <w:lang w:val="sv-SE"/>
-          <w14:ligatures w14:val="none"/>
-        </w:rPr>
-        <w:fldChar w:fldCharType="separate"/>
-      </w:r>
-      <w:r>
-        <w:rPr>
-          <w:rFonts w:ascii="Times New Roman" w:hAnsi="Times New Roman" w:cs="Times New Roman"/>
-          <w:sz w:val="24"/>
-          <w:lang w:val="sv-SE"/>
-        </w:rPr>
-        <w:t>(Ciptadi et al., 2023; Mandala &amp; Susanto, 2023; Syam &amp; Erdisna, 2022; Yuliyanto et al., 2024)</w:t>
-      </w:r>
-      <w:r>
-        <w:rPr>
-          <w:rFonts w:ascii="Times New Roman" w:eastAsia="Times New Roman" w:hAnsi="Times New Roman" w:cs="Times New Roman"/>
-          <w:kern w:val="0"/>
-          <w:sz w:val="24"/>
-          <w:szCs w:val="24"/>
-          <w:lang w:val="sv-SE"/>
-          <w14:ligatures w14:val="none"/>
-        </w:rPr>
-        <w:fldChar w:fldCharType="end"/>
-      </w:r>
-      <w:r>
-        <w:rPr>
-          <w:rFonts w:ascii="Times New Roman" w:eastAsia="Times New Roman" w:hAnsi="Times New Roman" w:cs="Times New Roman"/>
-          <w:kern w:val="0"/>
-          <w:sz w:val="24"/>
-          <w:szCs w:val="24"/>
-          <w:lang w:val="sv-SE"/>
-          <w14:ligatures w14:val="none"/>
-        </w:rPr>
-        <w:t>. Penelitian pengenalan suara pada inventaris berfokus pada akurasi transkripsi</w:t>
-      </w:r>
-      <w:r>
-        <w:rPr>
-          <w:rFonts w:ascii="Times New Roman" w:eastAsia="Times New Roman" w:hAnsi="Times New Roman" w:cs="Times New Roman"/>
-          <w:kern w:val="0"/>
-          <w:sz w:val="24"/>
-          <w:szCs w:val="24"/>
-          <w:lang w:val="sv-SE"/>
-          <w14:ligatures w14:val="none"/>
-        </w:rPr>
-        <w:t xml:space="preserve"> </w:t>
-      </w:r>
-      <w:r>
-        <w:rPr>
-          <w:rFonts w:ascii="Times New Roman" w:eastAsia="Times New Roman" w:hAnsi="Times New Roman" w:cs="Times New Roman"/>
-          <w:kern w:val="0"/>
-          <w:sz w:val="24"/>
-          <w:szCs w:val="24"/>
-          <w:lang w:val="sv-SE"/>
-          <w14:ligatures w14:val="none"/>
-        </w:rPr>
-        <w:fldChar w:fldCharType="begin"/>
-      </w:r>
-      <w:r>
-        <w:rPr>
-          <w:rFonts w:ascii="Times New Roman" w:eastAsia="Times New Roman" w:hAnsi="Times New Roman" w:cs="Times New Roman"/>
-          <w:kern w:val="0"/>
-          <w:sz w:val="24"/>
-          <w:szCs w:val="24"/>
-          <w:lang w:val="sv-SE"/>
-          <w14:ligatures w14:val="none"/>
-        </w:rPr>
-        <w:instrText xml:space="preserve"> ADDIN ZOTERO_ITEM CSL_CITATION {"citationID":"fbF80lLs","properties":{"unsorted":false,"formattedCitation":"(Tiglla-Arrascue et al., 2024b)","plainCitation":"(Tiglla-Arrascue et al., 2024b)","noteIndex":0},"citationItems":[{"id":80,"uris":["http://zotero.org/users/local/cErev97L/items/MXBLNJ6E"],"itemData":{"id":80,"type":"paper-conference","container-title":"Proceedings of the 21st International Conference on Smart Business Technologies","DOI":"10.5220/0012813600003764","event-title":"21st International Conference on Smart Business Technologies","ISBN":"978-989-758-710-8","page":"95-102","publisher":"SCITEPRESS - Science and Technology Publications","publisher-place":"Dijon, France","source":"DOI.org (Crossref)","title":"Speech Recognition for Inventory Management in Small Businesses:","title-short":"Speech Recognition for Inventory Management in Small Businesses","URL":"https://www.scitepress.org/DigitalLibrary/Link.aspx?doi=10.5220/0012813600003764","author":[{"family":"Tiglla-Arrascue","given":"Bruno"},{"family":"Huerta-Pahuacho","given":"Junior"},{"family":"Canaval","given":"Luis"}],"accessed":{"date-parts":[["2026",8,23]]},"issued":{"date-parts":[["2024"]]}}}],"schema":"https://github.com/citation-style-language/schema/raw/master/csl-citation.json"} </w:instrText>
-      </w:r>
-      <w:r>
-        <w:rPr>
-          <w:rFonts w:ascii="Times New Roman" w:eastAsia="Times New Roman" w:hAnsi="Times New Roman" w:cs="Times New Roman"/>
-          <w:kern w:val="0"/>
-          <w:sz w:val="24"/>
-          <w:szCs w:val="24"/>
-          <w:lang w:val="sv-SE"/>
-          <w14:ligatures w14:val="none"/>
-        </w:rPr>
-        <w:fldChar w:fldCharType="separate"/>
-      </w:r>
-      <w:r>
-        <w:rPr>
-          <w:rFonts w:ascii="Times New Roman" w:hAnsi="Times New Roman" w:cs="Times New Roman"/>
-          <w:sz w:val="24"/>
-          <w:lang w:val="sv-SE"/>
-        </w:rPr>
-        <w:t>(Tiglla-Arrascue et al., 2024)</w:t>
-      </w:r>
-      <w:r>
-        <w:rPr>
-          <w:rFonts w:ascii="Times New Roman" w:eastAsia="Times New Roman" w:hAnsi="Times New Roman" w:cs="Times New Roman"/>
-          <w:kern w:val="0"/>
-          <w:sz w:val="24"/>
-          <w:szCs w:val="24"/>
-          <w:lang w:val="sv-SE"/>
-          <w14:ligatures w14:val="none"/>
-        </w:rPr>
-        <w:fldChar w:fldCharType="end"/>
-      </w:r>
-      <w:r>
-        <w:rPr>
-          <w:rFonts w:ascii="Times New Roman" w:eastAsia="Times New Roman" w:hAnsi="Times New Roman" w:cs="Times New Roman"/>
-          <w:kern w:val="0"/>
-          <w:sz w:val="24"/>
-          <w:szCs w:val="24"/>
-          <w:lang w:val="sv-SE"/>
-          <w14:ligatures w14:val="none"/>
-        </w:rPr>
-        <w:t>, sedangkan penelitian NER berbahasa Indonesia menggunakan entitas umum atau domain lain, seperti dokumen hukum</w:t>
-      </w:r>
-      <w:r>
-        <w:rPr>
-          <w:rFonts w:ascii="Times New Roman" w:eastAsia="Times New Roman" w:hAnsi="Times New Roman" w:cs="Times New Roman"/>
-          <w:kern w:val="0"/>
-          <w:sz w:val="24"/>
-          <w:szCs w:val="24"/>
-          <w:lang w:val="sv-SE"/>
-          <w14:ligatures w14:val="none"/>
-        </w:rPr>
-        <w:t xml:space="preserve"> </w:t>
-      </w:r>
-      <w:r>
-        <w:rPr>
-          <w:rFonts w:ascii="Times New Roman" w:eastAsia="Times New Roman" w:hAnsi="Times New Roman" w:cs="Times New Roman"/>
-          <w:kern w:val="0"/>
-          <w:sz w:val="24"/>
-          <w:szCs w:val="24"/>
-          <w:lang w:val="sv-SE"/>
-          <w14:ligatures w14:val="none"/>
-        </w:rPr>
-        <w:fldChar w:fldCharType="begin"/>
-      </w:r>
-      <w:r>
-        <w:rPr>
-          <w:rFonts w:ascii="Times New Roman" w:eastAsia="Times New Roman" w:hAnsi="Times New Roman" w:cs="Times New Roman"/>
-          <w:kern w:val="0"/>
-          <w:sz w:val="24"/>
-          <w:szCs w:val="24"/>
-          <w:lang w:val="sv-SE"/>
-          <w14:ligatures w14:val="none"/>
-        </w:rPr>
-        <w:instrText xml:space="preserve"> ADDIN ZOTERO_ITEM CSL_CITATION {"citationID":"mWoTghcX","properties":{"unsorted":false,"formattedCitation":"(Yulianti et al., 2024)","plainCitation":"(Yulianti et al., 2024)","noteIndex":0},"citationItems":[{"id":84,"uris":["http://zotero.org/users/local/cErev97L/items/ANWN4GKV"],"itemData":{"id":84,"type":"article-journal","abstract":"The large volume of court decision documents in Indonesia poses a challenge for researchers to assist legal practitioners in extracting useful information from the documents. This information can also benefit the general public by improving legal transparency, law enforcement, and people's understanding of the law implementation in Indonesia. A natural language processing task that extracts important information from a document is called named entity recognition (NER). In this study, the NER task is applied to legal domains, which is then referred to as legal entity recognition (LER) task. In this task, some important legal entities, such as judges, prosecutors, and advocates, are extracted from the decision documents. A new Indonesian LER dataset is built, called IndoLER data, consisting of approximately 1K decision documents with 20 types of fine-grained legal entities. Then, the transformer-based models, such as multilingual bidirectional encoder representations from transformers (BERT) or M-BERT, Indonesian BERT or IndoBERT, Indonesian robustly optimized BERT pretraining approach (RoBERTa) or IndoRoBERTa, XLM (cross lingual language model)-RoBERTa or XLMR, are proposed to solve the Indonesian LER task using this dataset. Our experimental results show that the RoBERTa-based models, such as XLM-R and IndoRoBERTa, can outperform the state-of-the-art deep-learning baselines using BiLSTM (bidirectional long short-term memory) and BiLSTM-conditional random field (BiLSTM-CRF) approaches by 7.2% to 7.9% and 2.1% to 2.6%, respectively. XLM-RoBERTa is shown to be the best-performing model, achieving the F1-score of 0.9295.","container-title":"International Journal of Electrical and Computer Engineering (IJECE)","DOI":"10.11591/ijece.v14i5.pp5489-5501","ISSN":"2722-2578, 2088-8708","issue":"5","journalAbbreviation":"IJECE","license":"http://creativecommons.org/licenses/by-sa/4.0","page":"5489","source":"DOI.org (Crossref)","title":"Named entity recognition on Indonesian legal documents: a dataset and study using transformer-based models","title-short":"Named entity recognition on Indonesian legal documents","volume":"14","author":[{"family":"Yulianti","given":"Evi"},{"family":"Bhary","given":"Naradhipa"},{"family":"Abdurrohman","given":"Jafar"},{"family":"Dwitilas","given":"Fariz Wahyuzan"},{"family":"Nuranti","given":"Eka Qadri"},{"family":"Husin","given":"Husna Sarirah"}],"issued":{"date-parts":[["2024",10,1]]}}}],"schema":"https://github.com/citation-style-language/schema/raw/master/csl-citation.json"} </w:instrText>
-      </w:r>
-      <w:r>
-        <w:rPr>
-          <w:rFonts w:ascii="Times New Roman" w:eastAsia="Times New Roman" w:hAnsi="Times New Roman" w:cs="Times New Roman"/>
-          <w:kern w:val="0"/>
-          <w:sz w:val="24"/>
-          <w:szCs w:val="24"/>
-          <w:lang w:val="sv-SE"/>
-          <w14:ligatures w14:val="none"/>
-        </w:rPr>
-        <w:fldChar w:fldCharType="separate"/>
-      </w:r>
-      <w:r>
-        <w:rPr>
-          <w:rFonts w:ascii="Times New Roman" w:hAnsi="Times New Roman" w:cs="Times New Roman"/>
-          <w:sz w:val="24"/>
-        </w:rPr>
-        <w:t>(Yulianti et al., 2024)</w:t>
-      </w:r>
-      <w:r>
-        <w:rPr>
-          <w:rFonts w:ascii="Times New Roman" w:eastAsia="Times New Roman" w:hAnsi="Times New Roman" w:cs="Times New Roman"/>
-          <w:kern w:val="0"/>
-          <w:sz w:val="24"/>
-          <w:szCs w:val="24"/>
-          <w:lang w:val="sv-SE"/>
-          <w14:ligatures w14:val="none"/>
-        </w:rPr>
-        <w:fldChar w:fldCharType="end"/>
-      </w:r>
-      <w:r>
-        <w:rPr>
-          <w:rFonts w:ascii="Times New Roman" w:eastAsia="Times New Roman" w:hAnsi="Times New Roman" w:cs="Times New Roman"/>
-          <w:kern w:val="0"/>
-          <w:sz w:val="24"/>
-          <w:szCs w:val="24"/>
-          <w:lang w:val="sv-SE"/>
-          <w14:ligatures w14:val="none"/>
-        </w:rPr>
-        <w:t xml:space="preserve">, tanpa penerapan pada inventaris barang. Dengan demikian, penelitian ini mengisi celah tersebut, yaitu menggabungkan </w:t>
+        <w:t xml:space="preserve">Berdasarkan tinjauan pustaka tersebut, penelitian pada sistem inventaris berbasis Android umumnya menitikberatkan pada pemindaian </w:t>
       </w:r>
       <w:r>
         <w:rPr>
@@ -25320,7 +24957,7 @@
           <w:lang w:val="sv-SE"/>
           <w14:ligatures w14:val="none"/>
         </w:rPr>
-        <w:t>Speech-to-Text</w:t>
+        <w:t>QR Code</w:t>
       </w:r>
       <w:r>
         <w:rPr>
@@ -25331,7 +24968,365 @@
           <w:lang w:val="sv-SE"/>
           <w14:ligatures w14:val="none"/>
         </w:rPr>
-        <w:t xml:space="preserve"> dan </w:t>
+        <w:t xml:space="preserve"> dan pencatatan transaksi, sedangkan data barang tetap perlu dimasukkan terlebih dahulu oleh pengguna</w:t>
+      </w:r>
+      <w:r>
+        <w:rPr>
+          <w:rFonts w:ascii="Times New Roman" w:eastAsia="Times New Roman" w:hAnsi="Times New Roman" w:cs="Times New Roman"/>
+          <w:kern w:val="0"/>
+          <w:sz w:val="24"/>
+          <w:szCs w:val="24"/>
+          <w:lang w:val="sv-SE"/>
+          <w14:ligatures w14:val="none"/>
+        </w:rPr>
+        <w:t xml:space="preserve"> </w:t>
+      </w:r>
+      <w:r>
+        <w:rPr>
+          <w:rFonts w:ascii="Times New Roman" w:eastAsia="Times New Roman" w:hAnsi="Times New Roman" w:cs="Times New Roman"/>
+          <w:kern w:val="0"/>
+          <w:sz w:val="24"/>
+          <w:szCs w:val="24"/>
+          <w:lang w:val="sv-SE"/>
+          <w14:ligatures w14:val="none"/>
+        </w:rPr>
+        <w:fldChar w:fldCharType="begin"/>
+      </w:r>
+      <w:r>
+        <w:rPr>
+          <w:rFonts w:ascii="Times New Roman" w:eastAsia="Times New Roman" w:hAnsi="Times New Roman" w:cs="Times New Roman"/>
+          <w:kern w:val="0"/>
+          <w:sz w:val="24"/>
+          <w:szCs w:val="24"/>
+          <w:lang w:val="sv-SE"/>
+          <w14:ligatures w14:val="none"/>
+        </w:rPr>
+        <w:instrText xml:space="preserve"> ADDIN ZOTERO_ITEM CSL_CITATION {"citationID":"AEvdoksA","properties":{"unsorted":false,"formattedCitation":"(Ciptadi et al., 2023; Fauziah et al., 2023; Syam &amp; Erdisna, 2022)","plainCitation":"(Ciptadi et al., 2023; Fauziah et al., 2023; Syam &amp; Erdisna, 2022)","noteIndex":0},"citationItems":[{"id":61,"uris":["http://zotero.org/users/local/cErev97L/items/8MQKJR9R"],"itemData":{"id":61,"type":"article-journal","abstract":"Penelitian ini bertujuan untuk membantu pihak pengelola barang inventaris aset pada Dinas Pendidikan dan Kebudayaan Kota Parepare dalam melakukan pencatatan barang inventarisasi secara cepat dan akurat. Selain itu, sistem yang dibangun dapat melakukan monitoring terhadap barang menggunakan scanner barcode QR serta dapat mengatur jumlah minimal stok, sehingga dapat melakukan pemesanan tepat waktu. Metode pengembangan sistem yang digunakan dalam penelitian ini yaitu Waterfall yang dimulai dengan mengalisa kebutuhan dari sistem, kemudian membuat perancangan sistem, setelah itu proses pembuatan sistem dilakukan dengan menyusun kode program. Untuk minimal stok metode yang digunakan yaitu Min-Max Stock. Setelah semua komponen sistem selesai selanjutnya adalah dengan melakukan pengujian terhadap sistem. Hasil dari penelitian ini didapatkan sebuah sistem informasi inventarisasi aset yang dapat melakukan monitoring barang masuk dan keluar menggunakan scanner QR code serta dapat mengatur jumlah minimal stok barang dan melakukan pencatatan data-data barang. Pengujian yang dilakukan menggunakan blackbox kepada tiga aktor yaitu kepala dinas, staff, dan operator terhadap fitur sistem, semua fitur yang ada dapat berjalan dengan baik sesuai dengan apa yang diharapkan.","container-title":"Jurnal Teknologi Elekterika","DOI":"10.31963/elekterika.v20i2.4631","ISSN":"26560143, 1412-8764","issue":"2","journalAbbreviation":"ELEKTERIKA","license":"http://creativecommons.org/licenses/by-sa/4.0","page":"104","source":"DOI.org (Crossref)","title":"Perancangan Aplikasi Sistem Informasi Inventarisasi Aset Menggunakan QR Code (Studi Kasus Dinas Pendidikan Dan Kebudayaan Kota Parepare)","volume":"20","author":[{"family":"Ciptadi","given":"Chandra"},{"family":"Ilyas","given":"Muh."},{"family":"Syahrir","given":"Syahrir"}],"issued":{"date-parts":[["2023",10,1]]}}},{"id":67,"uris":["http://zotero.org/users/local/cErev97L/items/H8TAY4TJ"],"itemData":{"id":67,"type":"article-journal","abstract":"The wider spread of the use of smartphones is also very helpful for UMKM not only in terms of marketing or sales, but daily operations. On the Senyum Manis cafe the owner of the business owner conducts data on stocks of goods, materials, and prices for drinks manually. When doing the process of collecting the goods manually there is an error in stock calculation so that it takes a long time to check the stock of the item. With this innovation using the application of QR Code which can be used as a label in every stock of goods and beverage materials. In this case the implementation of the RFID tag is also used to get the customer queue number. From this researcher the system is considered successful because the data input can appear in the application , QOS (Quality of Service) test results when uploading data get a 33K throughput value that belongs to the medium category, Packet Loss produces a value of 0.097% which is classified in a very good category, average delay produces a value of 87.4 s which is classified in a very good category . This aims to anticipate changes that will occur, the review is useful to see the condition of whether the system is in accordance with the needs of a sweet smile cafe and whether it is necessary to add or change the existing system in order to keep up with development technology.","container-title":"Jartel","DOI":"10.33795/jartel.v13i1.521","ISSN":"2654-6531, 2407-0807","issue":"1","journalAbbreviation":"Jartel","license":"https://creativecommons.org/licenses/by/4.0","page":"95-102","source":"DOI.org (Crossref)","title":"Implementation of Data Collection and Payment Control Systems Automatically Using Android -Based QR Code","volume":"13","author":[{"family":"Fauziah","given":"Afifah Nur"},{"family":"Rasyid","given":"Abdul"},{"family":"Wijayanti","given":"Rieke Adriati"}],"issued":{"date-parts":[["2023",3,31]]}}},{"id":59,"uris":["http://zotero.org/users/local/cErev97L/items/47Y8DMY6"],"itemData":{"id":59,"type":"article-journal","abstract":"Inventory of goods is a number of finished goods, raw materials, materials in process owned by a trading company for the purpose of selling or further processing. Inventory must be well controlled so that the availability of goods is always met. This activity is very supportive in improving service to buyers. This study aims to control the supply of goods that can always be done by mobile. The system used is based on Android with QR-Code support. The system used is an Android cellphone, so that data and information in the warehouse can be accessed and controlled anywhere and anytime. The data processed is computer equipment at the Ardha Computer Store in Padang. The results of this system can control inventory very well, so that controlling goods becomes easier and faster. So that this system can be used and is very supportive in controlling the stock of goods.","container-title":"Jurnal Informatika Ekonomi Bisnis","DOI":"10.37034/infeb.v4i1.108","ISSN":"2714-8491","journalAbbreviation":"INFEB","source":"DOI.org (Crossref)","title":"Sistem Informasi Stok Barang Menggunakan QR-Code Berbasis Android","URL":"https://infeb.org/index.php/infeb/article/view/108","author":[{"family":"Syam","given":"Muhammad Luthfi"},{"literal":"Erdisna"}],"accessed":{"date-parts":[["2026",8,22]]},"issued":{"date-parts":[["2022",2,20]]}}}],"schema":"https://github.com/citation-style-language/schema/raw/master/csl-citation.json"} </w:instrText>
+      </w:r>
+      <w:r>
+        <w:rPr>
+          <w:rFonts w:ascii="Times New Roman" w:eastAsia="Times New Roman" w:hAnsi="Times New Roman" w:cs="Times New Roman"/>
+          <w:kern w:val="0"/>
+          <w:sz w:val="24"/>
+          <w:szCs w:val="24"/>
+          <w:lang w:val="sv-SE"/>
+          <w14:ligatures w14:val="none"/>
+        </w:rPr>
+        <w:fldChar w:fldCharType="separate"/>
+      </w:r>
+      <w:r>
+        <w:rPr>
+          <w:rFonts w:ascii="Times New Roman" w:hAnsi="Times New Roman" w:cs="Times New Roman"/>
+          <w:sz w:val="24"/>
+          <w:lang w:val="sv-SE"/>
+        </w:rPr>
+        <w:t>(Ciptadi et al., 2023; Fauziah et al., 2023; Syam &amp; Erdisna, 2022)</w:t>
+      </w:r>
+      <w:r>
+        <w:rPr>
+          <w:rFonts w:ascii="Times New Roman" w:eastAsia="Times New Roman" w:hAnsi="Times New Roman" w:cs="Times New Roman"/>
+          <w:kern w:val="0"/>
+          <w:sz w:val="24"/>
+          <w:szCs w:val="24"/>
+          <w:lang w:val="sv-SE"/>
+          <w14:ligatures w14:val="none"/>
+        </w:rPr>
+        <w:fldChar w:fldCharType="end"/>
+      </w:r>
+      <w:r>
+        <w:rPr>
+          <w:rFonts w:ascii="Times New Roman" w:eastAsia="Times New Roman" w:hAnsi="Times New Roman" w:cs="Times New Roman"/>
+          <w:kern w:val="0"/>
+          <w:sz w:val="24"/>
+          <w:szCs w:val="24"/>
+          <w:lang w:val="sv-SE"/>
+          <w14:ligatures w14:val="none"/>
+        </w:rPr>
+        <w:t xml:space="preserve">. Upaya mengurangi input manual sudah ada, misalnya ekstraksi data identitas dari citra kartu menggunakan OCR </w:t>
+      </w:r>
+      <w:r>
+        <w:rPr>
+          <w:rFonts w:ascii="Times New Roman" w:eastAsia="Times New Roman" w:hAnsi="Times New Roman" w:cs="Times New Roman"/>
+          <w:kern w:val="0"/>
+          <w:sz w:val="24"/>
+          <w:szCs w:val="24"/>
+          <w:lang w:val="sv-SE"/>
+          <w14:ligatures w14:val="none"/>
+        </w:rPr>
+        <w:fldChar w:fldCharType="begin"/>
+      </w:r>
+      <w:r>
+        <w:rPr>
+          <w:rFonts w:ascii="Times New Roman" w:eastAsia="Times New Roman" w:hAnsi="Times New Roman" w:cs="Times New Roman"/>
+          <w:kern w:val="0"/>
+          <w:sz w:val="24"/>
+          <w:szCs w:val="24"/>
+          <w:lang w:val="sv-SE"/>
+          <w14:ligatures w14:val="none"/>
+        </w:rPr>
+        <w:instrText xml:space="preserve"> ADDIN ZOTERO_ITEM CSL_CITATION {"citationID":"ci06G82Y","properties":{"unsorted":false,"formattedCitation":"(Reswan et al., 2024)","plainCitation":"(Reswan et al., 2024)","noteIndex":0},"citationItems":[{"id":65,"uris":["http://zotero.org/users/local/cErev97L/items/RGLXEA33"],"itemData":{"id":65,"type":"article-journal","abstract":"Kartu Tanda Mahasiswa (KTM) merupakan kartu identitas resmi yang dikeluarkan oleh universitas kepada setiap mahasiswa untuk mengidentifikasi status mahasiswa mereka. Proses pembuatan dan pengelolaan KTM saat ini masih dilakukan secara manual, di mana data mahasiswa harus diinput dan diverifikasi satu per satu, sehingga rawan terjadi kesalahan dan memerlukan waktu yang cukup lama. Untuk mengatasi masalah ini, diperlukan integrasi antara teknologi pengenalan karakter dan pengolahan citra. Oleh karena itu, metode Optical Character Recognition (OCR) sangat tepat diimplementasikan dalam masalah ini. Metode OCR merupakan teknologi yang memanfaatkan algoritma pengenalan karakter untuk mengekstrak informasi dari gambar atau teks cetak. Hasil dari penelitian ini adalah membaca dan mengenali karakter pada KTM secara efisien dan data berupa informasi pribadi dari KTM sudah otomatis tersimpan di Microsoft Word dan telah diuji tingkat keberhasilan penelitian menggunakan Precission, Recall, dan Accuracy. Adapun hasil yang didapat dari Precission, Recall, dan Accuracy dari penelitian ini yaitu  Precission sebesar 88%, Recall sebesar 100%, dan Accuracy 88%.","container-title":"JATI (Jurnal Mahasiswa Teknik Informatika)","DOI":"10.36040/jati.v8i5.11006","ISSN":"2598-828X","issue":"5","journalAbbreviation":"jati","license":"https://creativecommons.org/licenses/by-sa/4.0","page":"11004-11009","source":"DOI.org (Crossref)","title":"PENERAPAN ALGORITMA OCR UNTUK EKSTRAKSI INFORMASI DARI CITRA KARTU TANDA MAHASISWA (KTM)","volume":"8","author":[{"family":"Reswan","given":"Yuza"},{"family":"Raffles","given":"Richard"},{"family":"Wijaya","given":"Ardi"},{"family":"Apridiansyah","given":"Yovi"}],"issued":{"date-parts":[["2024",10,1]]}}}],"schema":"https://github.com/citation-style-language/schema/raw/master/csl-citation.json"} </w:instrText>
+      </w:r>
+      <w:r>
+        <w:rPr>
+          <w:rFonts w:ascii="Times New Roman" w:eastAsia="Times New Roman" w:hAnsi="Times New Roman" w:cs="Times New Roman"/>
+          <w:kern w:val="0"/>
+          <w:sz w:val="24"/>
+          <w:szCs w:val="24"/>
+          <w:lang w:val="sv-SE"/>
+          <w14:ligatures w14:val="none"/>
+        </w:rPr>
+        <w:fldChar w:fldCharType="separate"/>
+      </w:r>
+      <w:r>
+        <w:rPr>
+          <w:rFonts w:ascii="Times New Roman" w:hAnsi="Times New Roman" w:cs="Times New Roman"/>
+          <w:sz w:val="24"/>
+          <w:lang w:val="sv-SE"/>
+        </w:rPr>
+        <w:t>(Reswan et al., 2024)</w:t>
+      </w:r>
+      <w:r>
+        <w:rPr>
+          <w:rFonts w:ascii="Times New Roman" w:eastAsia="Times New Roman" w:hAnsi="Times New Roman" w:cs="Times New Roman"/>
+          <w:kern w:val="0"/>
+          <w:sz w:val="24"/>
+          <w:szCs w:val="24"/>
+          <w:lang w:val="sv-SE"/>
+          <w14:ligatures w14:val="none"/>
+        </w:rPr>
+        <w:fldChar w:fldCharType="end"/>
+      </w:r>
+      <w:r>
+        <w:rPr>
+          <w:rFonts w:ascii="Times New Roman" w:eastAsia="Times New Roman" w:hAnsi="Times New Roman" w:cs="Times New Roman"/>
+          <w:kern w:val="0"/>
+          <w:sz w:val="24"/>
+          <w:szCs w:val="24"/>
+          <w:lang w:val="sv-SE"/>
+          <w14:ligatures w14:val="none"/>
+        </w:rPr>
+        <w:t xml:space="preserve"> dan pengenalan suara pada manajemen inventaris yang berfokus pada akurasi transkripsi</w:t>
+      </w:r>
+      <w:r>
+        <w:rPr>
+          <w:rFonts w:ascii="Times New Roman" w:eastAsia="Times New Roman" w:hAnsi="Times New Roman" w:cs="Times New Roman"/>
+          <w:kern w:val="0"/>
+          <w:sz w:val="24"/>
+          <w:szCs w:val="24"/>
+          <w:lang w:val="sv-SE"/>
+          <w14:ligatures w14:val="none"/>
+        </w:rPr>
+        <w:t xml:space="preserve"> </w:t>
+      </w:r>
+      <w:r>
+        <w:rPr>
+          <w:rFonts w:ascii="Times New Roman" w:eastAsia="Times New Roman" w:hAnsi="Times New Roman" w:cs="Times New Roman"/>
+          <w:kern w:val="0"/>
+          <w:sz w:val="24"/>
+          <w:szCs w:val="24"/>
+          <w:lang w:val="sv-SE"/>
+          <w14:ligatures w14:val="none"/>
+        </w:rPr>
+        <w:fldChar w:fldCharType="begin"/>
+      </w:r>
+      <w:r>
+        <w:rPr>
+          <w:rFonts w:ascii="Times New Roman" w:eastAsia="Times New Roman" w:hAnsi="Times New Roman" w:cs="Times New Roman"/>
+          <w:kern w:val="0"/>
+          <w:sz w:val="24"/>
+          <w:szCs w:val="24"/>
+          <w:lang w:val="sv-SE"/>
+          <w14:ligatures w14:val="none"/>
+        </w:rPr>
+        <w:instrText xml:space="preserve"> ADDIN ZOTERO_ITEM CSL_CITATION {"citationID":"2Lcq30sp","properties":{"unsorted":false,"formattedCitation":"(Tiglla-Arrascue et al., 2024a)","plainCitation":"(Tiglla-Arrascue et al., 2024a)","noteIndex":0},"citationItems":[{"id":41,"uris":["http://zotero.org/users/local/cErev97L/items/9WASF46G"],"itemData":{"id":41,"type":"paper-conference","container-title":"Proceedings of the 21st International Conference on Smart Business Technologies","DOI":"10.5220/0012813600003764","event-title":"21st International Conference on Smart Business Technologies","ISBN":"978-989-758-710-8","page":"95-102","publisher":"SCITEPRESS - Science and Technology Publications","publisher-place":"Dijon, France","source":"DOI.org (Crossref)","title":"Speech Recognition for Inventory Management in Small Businesses:","title-short":"Speech Recognition for Inventory Management in Small Businesses","URL":"https://www.scitepress.org/DigitalLibrary/Link.aspx?doi=10.5220/0012813600003764","author":[{"family":"Tiglla-Arrascue","given":"Bruno"},{"family":"Huerta-Pahuacho","given":"Junior"},{"family":"Canaval","given":"Luis"}],"accessed":{"date-parts":[["2026",8,18]]},"issued":{"date-parts":[["2024"]]}}}],"schema":"https://github.com/citation-style-language/schema/raw/master/csl-citation.json"} </w:instrText>
+      </w:r>
+      <w:r>
+        <w:rPr>
+          <w:rFonts w:ascii="Times New Roman" w:eastAsia="Times New Roman" w:hAnsi="Times New Roman" w:cs="Times New Roman"/>
+          <w:kern w:val="0"/>
+          <w:sz w:val="24"/>
+          <w:szCs w:val="24"/>
+          <w:lang w:val="sv-SE"/>
+          <w14:ligatures w14:val="none"/>
+        </w:rPr>
+        <w:fldChar w:fldCharType="separate"/>
+      </w:r>
+      <w:r>
+        <w:rPr>
+          <w:rFonts w:ascii="Times New Roman" w:hAnsi="Times New Roman" w:cs="Times New Roman"/>
+          <w:sz w:val="24"/>
+          <w:lang w:val="sv-SE"/>
+        </w:rPr>
+        <w:t>(Tiglla-Arrascue et al., 2024)</w:t>
+      </w:r>
+      <w:r>
+        <w:rPr>
+          <w:rFonts w:ascii="Times New Roman" w:eastAsia="Times New Roman" w:hAnsi="Times New Roman" w:cs="Times New Roman"/>
+          <w:kern w:val="0"/>
+          <w:sz w:val="24"/>
+          <w:szCs w:val="24"/>
+          <w:lang w:val="sv-SE"/>
+          <w14:ligatures w14:val="none"/>
+        </w:rPr>
+        <w:fldChar w:fldCharType="end"/>
+      </w:r>
+      <w:r>
+        <w:rPr>
+          <w:rFonts w:ascii="Times New Roman" w:eastAsia="Times New Roman" w:hAnsi="Times New Roman" w:cs="Times New Roman"/>
+          <w:kern w:val="0"/>
+          <w:sz w:val="24"/>
+          <w:szCs w:val="24"/>
+          <w:lang w:val="sv-SE"/>
+          <w14:ligatures w14:val="none"/>
+        </w:rPr>
+        <w:t>. Pada sisi bahasa, pengenalan suara dan NER berbahasa Indonesia terus berkembang dengan hasil yang baik</w:t>
+      </w:r>
+      <w:r>
+        <w:rPr>
+          <w:rFonts w:ascii="Times New Roman" w:eastAsia="Times New Roman" w:hAnsi="Times New Roman" w:cs="Times New Roman"/>
+          <w:kern w:val="0"/>
+          <w:sz w:val="24"/>
+          <w:szCs w:val="24"/>
+          <w:lang w:val="sv-SE"/>
+          <w14:ligatures w14:val="none"/>
+        </w:rPr>
+        <w:t xml:space="preserve"> </w:t>
+      </w:r>
+      <w:r>
+        <w:rPr>
+          <w:rFonts w:ascii="Times New Roman" w:eastAsia="Times New Roman" w:hAnsi="Times New Roman" w:cs="Times New Roman"/>
+          <w:kern w:val="0"/>
+          <w:sz w:val="24"/>
+          <w:szCs w:val="24"/>
+          <w:lang w:val="sv-SE"/>
+          <w14:ligatures w14:val="none"/>
+        </w:rPr>
+        <w:fldChar w:fldCharType="begin"/>
+      </w:r>
+      <w:r>
+        <w:rPr>
+          <w:rFonts w:ascii="Times New Roman" w:eastAsia="Times New Roman" w:hAnsi="Times New Roman" w:cs="Times New Roman"/>
+          <w:kern w:val="0"/>
+          <w:sz w:val="24"/>
+          <w:szCs w:val="24"/>
+          <w:lang w:val="sv-SE"/>
+          <w14:ligatures w14:val="none"/>
+        </w:rPr>
+        <w:instrText xml:space="preserve"> ADDIN ZOTERO_ITEM CSL_CITATION {"citationID":"cqts4BVL","properties":{"unsorted":false,"formattedCitation":"(Darmawan et al., 2025; Fatih Muhammad &amp; Hasibuan, 2025; Widyawan et al., 2024)","plainCitation":"(Darmawan et al., 2025; Fatih Muhammad &amp; Hasibuan, 2025; Widyawan et al., 2024)","noteIndex":0},"citationItems":[{"id":81,"uris":["http://zotero.org/users/local/cErev97L/items/5BKPHDL4"],"itemData":{"id":81,"type":"article-journal","container-title":"Journal of Advances in Information Technology","DOI":"10.12720/jait.16.10.1470-1478","ISSN":"17982340","issue":"10","journalAbbreviation":"JAIT","page":"1470-1478","source":"DOI.org (Crossref)","title":"Indo-ASR+: Enhancing Indonesian Automatic Speech Recognition by Fine-Tuning Wav2Vec2 with FAdam","title-short":"Indo-ASR+","volume":"16","author":[{"family":"Darmawan","given":"Irfan"},{"family":"Rahmatulloh","given":"Alam"},{"family":"Gunawan","given":"Rohmat"},{"family":"Witjaksono","given":"R. Wahjoe"},{"family":"Nugraha","given":"Ghatan Fauzi"}],"issued":{"date-parts":[["2025"]]}}},{"id":86,"uris":["http://zotero.org/users/local/cErev97L/items/BC4YYIPV"],"itemData":{"id":86,"type":"article-journal","abstract":"Named Entity Recognition (NER) merupakan salah satu tugas utama dalam bidang Natural Language Processing (NLP) yang bertujuan untuk mengenali dan mengklasifikasikan entitas seperti nama orang, organisasi, lokasi, dan tanggal di dalam teks. Meskipun banyak penelitian telah dilakukan untuk bahasa sumber daya tinggi seperti bahasa Inggris, bahasa Indonesia masih menghadapi keterbatasan, baik dari segi dataset maupun kompleksitas linguistik. Penelitian ini bertujuan untuk meningkatkan akurasi sistem NER berbahasa Indonesia dengan melakukan fine-tuning pada model BERT pra-latih, khususnya IndoBERT, menggunakan dataset NERGRIT yang telah dianotasi. Proses penelitian mencakup tahap pra-pemrosesan data, tokenisasi, pelatihan model, dan evaluasi kinerja menggunakan metrik precision, recall, dan F1-score. Model yang telah di-fine-tune diuji dengan berbagai kalimat dan menunjukkan peningkatan akurasi yang signifikan dibandingkan model dasar. Namun demikian, masih ditemukan beberapa permasalahan seperti prediksi berlebihan dan ketidaksesuaian pelabelan entitas. Hasil penelitian ini membuktikan bahwa fine-tuning BERT dapat secara signifikan meningkatkan performa NER dalam teks berbahasa Indonesia. Penelitian ini memberikan kontribusi terhadap pengembangan teknologi NLP bahasa Indonesia serta membuka peluang penerapan pada chatbot cerdas, sistem pemrosesan dokumen, dan analisis opini publik. Penelitian ini menunjukkan pendekatan yang berbeda dibandingkan studi terdahulu dengan mengadopsi dataset NERGRIT, yang mencakup 2.090 kalimat dan 41.871 token, serta mencakup 8 kategori entitas utama, seperti PER, ORG, LOC, DATE, MONEY, PRODUCT, EVENT, dan LAW. Dataset ini belum banyak digunakan dalam publikasi ilmiah, sehingga memberikan kontribusi orisinal dalam eksperimen pengembangan sistem NER untuk Bahasa Indonesia. Penelitian ini juga menggunakan model IndoBERT yang telah di-fine-tune sebelumnya pada dataset serupa, yaitu model hendri/nergrit, namun dilakukan pelatihan ulang (re-fine-tuning) guna meningkatkan kinerja pada konteks lokal dan sintaksis khas Bahasa Indonesia. Secara kuantitatif, penelitian ini berhasil meningkatkan performa model secara signifikan. Sebelum dilakukan fine-tuning, model dasar menghasilkan skor F1 sebesar 72,38%. Setelah melalui proses fine-tuning menggunakan dataset NERGRIT, model mencapai nilai F1-score sebesar 83,67%, dengan nilai precision sebesar 85,12% dan recall sebesar 82,24%. Peningkatan sebesar lebih dari 11 poin F1-score ini menunjukkan efektivitas pendekatan fine-tuning pada model BERT untuk NER Bahasa Indonesia. Selain evaluasi metrik klasik, penelitian ini juga menyertakan analisis kesalahan (error analysis) untuk mengevaluasi fenomena over- prediction dan ketidaksesuaian label entitas pada token umum. Analisis ini mengungkap bahwa meskipun model berhasil mengenali entitas seperti nama orang dan lokasi dengan confidence tinggi, masih terdapat kesalahan pada token non-entitas yang ikut dilabeli secara tidak akurat. Penambahan analisis kualitatif ini menjadi poin keunggulan yang jarang ditemui pada penelitian sejenis. Dengan demikian, kontribusi penelitian ini tidak hanya terletak pada pencapaian performa, tetapi juga pada pendekatan evaluatif yang menyeluruh, serta pemanfaatan dataset dan model yang relatif baru dalam lingkup NLP Bahasa Indonesia.","container-title":"CESS (Journal of Computer Engineering, System and Science)","DOI":"10.24114/cess.v10i2.67219","ISSN":"2502-714X, 2502-7131","issue":"2","journalAbbreviation":"Com, Engine, Sys, Sci","license":"https://creativecommons.org/licenses/by/4.0","page":"702-713","source":"DOI.org (Crossref)","title":"Peningkatan Akurasi Named Entity Recognition (NER) Dengan Fine-Tuning BERT Pada Dataset Bahasa Indonesia","volume":"10","author":[{"family":"Fatih Muhammad","given":"Aji"},{"family":"Hasibuan","given":"Muhammad Siddik"}],"issued":{"date-parts":[["2025",8,1]]}}},{"id":82,"uris":["http://zotero.org/users/local/cErev97L/items/93N97I25"],"itemData":{"id":82,"type":"article-journal","abstract":"One of the important implementations in machine learning is Named Entity Recognition (NER), which is used to process text and extract entities such as people, organizations, laws, religions, and locations. NER for the Indonesian language still faces significant challenges due to the lack of high-quality labelled datasets, which limits the development of more advanced models. To address this issue, we utilized several pre-trained BERT models (bert-base-uncased, indobenchmark/indobert-base-p1, indolem/indobert-base-uncased) and datasets (NERGRIT-IndoNLU, NERGRIT-Corpus, NERUGM, and NERUI). This study proposes a novel fusion approach by integrating deep learning architectures such as CNN, Bi-LSTM, Bi-GRU, and CRF to detect 19 entities. This approach enhances BERT’s sequence modelling and feature extraction capabilities, while CRF improves entity prediction by enforcing global word-sequence constraints. Experimental results demonstrate that the fusion approach outperforms previous methods. On the bert-base-uncased dataset, accuracy reached 94.75%, while indobenchmark/indobert-base-p1 achieved 95.75%, and indolem/indobert-base-uncased achieved 95.85%. This study emphasizes the effectiveness of combining deep learning architectures with pre-trained transformers to improve NER performance in the Indonesian language. The proposed methodology offers significant advancements in entity extraction for languages with limited datasets, such as Indonesian.","container-title":"Jurnal Sistem Informasi Bisnis","DOI":"10.21456/vol14iss4pp311-320","ISSN":"2502-2377, 2088-3587","issue":"4","journalAbbreviation":"JSinbis","page":"311-320","source":"DOI.org (Crossref)","title":"A Novel Fusion of Machine Learning Methods for Enhancing Named Entity Recognition in Indonesian Language Text","volume":"14","author":[{"family":"Widyawan","given":"Widyawan"},{"family":"Utomo","given":"Bayu Prasetiyo"},{"family":"Rizala","given":"Muhammad Nur"}],"issued":{"date-parts":[["2024",10,9]]}}}],"schema":"https://github.com/citation-style-language/schema/raw/master/csl-citation.json"} </w:instrText>
+      </w:r>
+      <w:r>
+        <w:rPr>
+          <w:rFonts w:ascii="Times New Roman" w:eastAsia="Times New Roman" w:hAnsi="Times New Roman" w:cs="Times New Roman"/>
+          <w:kern w:val="0"/>
+          <w:sz w:val="24"/>
+          <w:szCs w:val="24"/>
+          <w:lang w:val="sv-SE"/>
+          <w14:ligatures w14:val="none"/>
+        </w:rPr>
+        <w:fldChar w:fldCharType="separate"/>
+      </w:r>
+      <w:r>
+        <w:rPr>
+          <w:rFonts w:ascii="Times New Roman" w:hAnsi="Times New Roman" w:cs="Times New Roman"/>
+          <w:sz w:val="24"/>
+          <w:lang w:val="sv-SE"/>
+        </w:rPr>
+        <w:t>(Darmawan et al., 2025; Fatih Muhammad &amp; Hasibuan, 2025; Widyawan et al., 2024)</w:t>
+      </w:r>
+      <w:r>
+        <w:rPr>
+          <w:rFonts w:ascii="Times New Roman" w:eastAsia="Times New Roman" w:hAnsi="Times New Roman" w:cs="Times New Roman"/>
+          <w:kern w:val="0"/>
+          <w:sz w:val="24"/>
+          <w:szCs w:val="24"/>
+          <w:lang w:val="sv-SE"/>
+          <w14:ligatures w14:val="none"/>
+        </w:rPr>
+        <w:fldChar w:fldCharType="end"/>
+      </w:r>
+      <w:r>
+        <w:rPr>
+          <w:rFonts w:ascii="Times New Roman" w:eastAsia="Times New Roman" w:hAnsi="Times New Roman" w:cs="Times New Roman"/>
+          <w:kern w:val="0"/>
+          <w:sz w:val="24"/>
+          <w:szCs w:val="24"/>
+          <w:lang w:val="sv-SE"/>
+          <w14:ligatures w14:val="none"/>
+        </w:rPr>
+        <w:t>, tetapi masih diterapkan pada entitas umum atau domain lain seperti dokumen hukum</w:t>
+      </w:r>
+      <w:r>
+        <w:rPr>
+          <w:rFonts w:ascii="Times New Roman" w:eastAsia="Times New Roman" w:hAnsi="Times New Roman" w:cs="Times New Roman"/>
+          <w:kern w:val="0"/>
+          <w:sz w:val="24"/>
+          <w:szCs w:val="24"/>
+          <w:lang w:val="sv-SE"/>
+          <w14:ligatures w14:val="none"/>
+        </w:rPr>
+        <w:t xml:space="preserve"> </w:t>
+      </w:r>
+      <w:r>
+        <w:rPr>
+          <w:rFonts w:ascii="Times New Roman" w:eastAsia="Times New Roman" w:hAnsi="Times New Roman" w:cs="Times New Roman"/>
+          <w:kern w:val="0"/>
+          <w:sz w:val="24"/>
+          <w:szCs w:val="24"/>
+          <w:lang w:val="sv-SE"/>
+          <w14:ligatures w14:val="none"/>
+        </w:rPr>
+        <w:fldChar w:fldCharType="begin"/>
+      </w:r>
+      <w:r>
+        <w:rPr>
+          <w:rFonts w:ascii="Times New Roman" w:eastAsia="Times New Roman" w:hAnsi="Times New Roman" w:cs="Times New Roman"/>
+          <w:kern w:val="0"/>
+          <w:sz w:val="24"/>
+          <w:szCs w:val="24"/>
+          <w:lang w:val="sv-SE"/>
+          <w14:ligatures w14:val="none"/>
+        </w:rPr>
+        <w:instrText xml:space="preserve"> ADDIN ZOTERO_ITEM CSL_CITATION {"citationID":"C7xb4GUz","properties":{"unsorted":false,"formattedCitation":"(Yulianti et al., 2024)","plainCitation":"(Yulianti et al., 2024)","noteIndex":0},"citationItems":[{"id":84,"uris":["http://zotero.org/users/local/cErev97L/items/ANWN4GKV"],"itemData":{"id":84,"type":"article-journal","abstract":"The large volume of court decision documents in Indonesia poses a challenge for researchers to assist legal practitioners in extracting useful information from the documents. This information can also benefit the general public by improving legal transparency, law enforcement, and people's understanding of the law implementation in Indonesia. A natural language processing task that extracts important information from a document is called named entity recognition (NER). In this study, the NER task is applied to legal domains, which is then referred to as legal entity recognition (LER) task. In this task, some important legal entities, such as judges, prosecutors, and advocates, are extracted from the decision documents. A new Indonesian LER dataset is built, called IndoLER data, consisting of approximately 1K decision documents with 20 types of fine-grained legal entities. Then, the transformer-based models, such as multilingual bidirectional encoder representations from transformers (BERT) or M-BERT, Indonesian BERT or IndoBERT, Indonesian robustly optimized BERT pretraining approach (RoBERTa) or IndoRoBERTa, XLM (cross lingual language model)-RoBERTa or XLMR, are proposed to solve the Indonesian LER task using this dataset. Our experimental results show that the RoBERTa-based models, such as XLM-R and IndoRoBERTa, can outperform the state-of-the-art deep-learning baselines using BiLSTM (bidirectional long short-term memory) and BiLSTM-conditional random field (BiLSTM-CRF) approaches by 7.2% to 7.9% and 2.1% to 2.6%, respectively. XLM-RoBERTa is shown to be the best-performing model, achieving the F1-score of 0.9295.","container-title":"International Journal of Electrical and Computer Engineering (IJECE)","DOI":"10.11591/ijece.v14i5.pp5489-5501","ISSN":"2722-2578, 2088-8708","issue":"5","journalAbbreviation":"IJECE","license":"http://creativecommons.org/licenses/by-sa/4.0","page":"5489","source":"DOI.org (Crossref)","title":"Named entity recognition on Indonesian legal documents: a dataset and study using transformer-based models","title-short":"Named entity recognition on Indonesian legal documents","volume":"14","author":[{"family":"Yulianti","given":"Evi"},{"family":"Bhary","given":"Naradhipa"},{"family":"Abdurrohman","given":"Jafar"},{"family":"Dwitilas","given":"Fariz Wahyuzan"},{"family":"Nuranti","given":"Eka Qadri"},{"family":"Husin","given":"Husna Sarirah"}],"issued":{"date-parts":[["2024",10,1]]}}}],"schema":"https://github.com/citation-style-language/schema/raw/master/csl-citation.json"} </w:instrText>
+      </w:r>
+      <w:r>
+        <w:rPr>
+          <w:rFonts w:ascii="Times New Roman" w:eastAsia="Times New Roman" w:hAnsi="Times New Roman" w:cs="Times New Roman"/>
+          <w:kern w:val="0"/>
+          <w:sz w:val="24"/>
+          <w:szCs w:val="24"/>
+          <w:lang w:val="sv-SE"/>
+          <w14:ligatures w14:val="none"/>
+        </w:rPr>
+        <w:fldChar w:fldCharType="separate"/>
+      </w:r>
+      <w:r>
+        <w:rPr>
+          <w:rFonts w:ascii="Times New Roman" w:hAnsi="Times New Roman" w:cs="Times New Roman"/>
+          <w:sz w:val="24"/>
+        </w:rPr>
+        <w:t>(Yulianti et al., 2024)</w:t>
+      </w:r>
+      <w:r>
+        <w:rPr>
+          <w:rFonts w:ascii="Times New Roman" w:eastAsia="Times New Roman" w:hAnsi="Times New Roman" w:cs="Times New Roman"/>
+          <w:kern w:val="0"/>
+          <w:sz w:val="24"/>
+          <w:szCs w:val="24"/>
+          <w:lang w:val="sv-SE"/>
+          <w14:ligatures w14:val="none"/>
+        </w:rPr>
+        <w:fldChar w:fldCharType="end"/>
+      </w:r>
+      <w:r>
+        <w:rPr>
+          <w:rFonts w:ascii="Times New Roman" w:eastAsia="Times New Roman" w:hAnsi="Times New Roman" w:cs="Times New Roman"/>
+          <w:kern w:val="0"/>
+          <w:sz w:val="24"/>
+          <w:szCs w:val="24"/>
+          <w:lang w:val="sv-SE"/>
+          <w14:ligatures w14:val="none"/>
+        </w:rPr>
+        <w:t xml:space="preserve">, belum pada entitas inventaris barang. Dengan demikian, penelitian ini mengisi celah tersebut, yaitu menggabungkan </w:t>
       </w:r>
       <w:r>
         <w:rPr>
@@ -25344,7 +25339,7 @@
           <w:lang w:val="sv-SE"/>
           <w14:ligatures w14:val="none"/>
         </w:rPr>
-        <w:t>NLP</w:t>
+        <w:t>Speech-to-Text</w:t>
       </w:r>
       <w:r>
         <w:rPr>
@@ -25355,7 +25350,18 @@
           <w:lang w:val="sv-SE"/>
           <w14:ligatures w14:val="none"/>
         </w:rPr>
-        <w:t xml:space="preserve"> untuk mengekstraksi entitas inventaris (nama barang, lokasi penyimpanan, jumlah, dan tanggal garansi) dari ucapan pengguna pada aplikasi mobile berbahasa Indonesia</w:t>
+        <w:t xml:space="preserve"> dan NLP untuk mengekstraksi entitas inventaris (nama barang, lokasi penyimpanan, jumlah, dan tanggal garansi) dari ucapan pengguna pada aplikasi mobile berbahasa Indonesia</w:t>
+      </w:r>
+      <w:r>
+        <w:rPr>
+          <w:rFonts w:ascii="Times New Roman" w:eastAsia="Times New Roman" w:hAnsi="Times New Roman" w:cs="Times New Roman"/>
+          <w:kern w:val="0"/>
+          <w:sz w:val="24"/>
+          <w:szCs w:val="24"/>
+          <w:lang w:val="sv-SE"/>
+          <w14:ligatures w14:val="none"/>
+        </w:rPr>
+        <w:t>.</w:t>
       </w:r>
     </w:p>
     <w:p>
@@ -26690,16 +26696,7 @@
           <w:szCs w:val="24"/>
           <w:lang w:val="sv-SE"/>
         </w:rPr>
-        <w:t xml:space="preserve"> memungkinkan pencatatan tanpa mengetik, tetapi keluarannya berupa teks bebas yang belum terstruktur, sehingga pengguna tetap harus memilah dan mengisi kolom data (nama barang, lokasi, jumlah, dan tanggal garansi) secara manual</w:t>
-      </w:r>
-      <w:r>
-        <w:rPr>
-          <w:rFonts w:ascii="Times New Roman" w:eastAsia="Times New Roman" w:hAnsi="Times New Roman" w:cs="Times New Roman"/>
-          <w:sz w:val="24"/>
-          <w:szCs w:val="24"/>
-          <w:lang w:val="sv-SE"/>
-        </w:rPr>
-        <w:t>.</w:t>
+        <w:t xml:space="preserve"> memungkinkan pencatatan tanpa mengetik, tetapi keluarannya berupa teks bebas yang belum terstruktur, sehingga pengguna tetap harus memilah dan mengisi kolom data (nama barang, lokasi, jumlah, dan tanggal garansi) secara manual.</w:t>
       </w:r>
     </w:p>
     <w:p>
@@ -27191,7 +27188,7 @@
           <w:szCs w:val="24"/>
           <w:lang w:val="sv-SE"/>
         </w:rPr>
-        <w:t>, kemudian menyimpannya secara otomatis ke basis data setelah dikonfirmasi pengguna, sehingga pengguna tidak perlu mengisi formulir secara manual. Pendekatan ini mengacu pada keberhasilan model bahasa berbasis BERT untuk ekstraksi entitas pada teks berbahasa Indonesia</w:t>
+        <w:t xml:space="preserve">, kemudian menyimpannya secara otomatis ke basis data setelah dikonfirmasi pengguna, sehingga pengguna tidak perlu mengisi formulir secara manual. Pendekatan ini mengacu pada keberhasilan model bahasa berbasis BERT untuk ekstraksi entitas pada teks berbahasa Indonesia </w:t>
       </w:r>
       <w:r>
         <w:rPr>
@@ -27200,7 +27197,7 @@
           <w:szCs w:val="24"/>
           <w:lang w:val="sv-SE"/>
         </w:rPr>
-        <w:t xml:space="preserve"> </w:t>
+        <w:fldChar w:fldCharType="begin"/>
       </w:r>
       <w:r>
         <w:rPr>
@@ -27209,7 +27206,7 @@
           <w:szCs w:val="24"/>
           <w:lang w:val="sv-SE"/>
         </w:rPr>
-        <w:fldChar w:fldCharType="begin"/>
+        <w:instrText xml:space="preserve"> ADDIN ZOTERO_ITEM CSL_CITATION {"citationID":"7f0NevnD","properties":{"unsorted":false,"formattedCitation":"(Hasibuan et al., 2022; Widyawan et al., 2024)","plainCitation":"(Hasibuan et al., 2022; Widyawan et al., 2024)","noteIndex":0},"citationItems":[{"id":74,"uris":["http://zotero.org/users/local/cErev97L/items/SV8IRZY9"],"itemData":{"id":74,"type":"article-journal","abstract":"In this increasingly advanced era, Information Technology (IT) is unavoidable. Everyone is competing to find innovations that can improve their performance. Private Universities (PTS) in Indonesia are no exception. An educational institution's attendance list is the primary reference in monitoring student activities. Although this sector is critical, traditional data collection is still taking place. As a result, many problems arise, such as data loss, long charging times, long queues, overcrowding, and even affects student concentration. ITS NU Kalimantan is one of several private universities in Central Kalimantan and is still relatively new. Student attendance applications are designed and developed for more mature data collection to avoid problems that arise later. This study offers the use of web android-based technology equipped with a QR code feature. Based on the questionnaire results conducted on 45 respondents who used the UAT model, the perceived usefulness aspect was 82%, the perceived ease of use aspect was 84%, the perceived user acceptance aspect was 82%, and the average rating produced was 83%. This percentage shows that users respond positively to this attendance system.","container-title":"JURNAL SISFOTEK GLOBAL","DOI":"10.38101/sisfotek.v12i2.548","ISSN":"2721-3161","issue":"2","language":"en","license":"Copyright (c) 2022 JURNAL SISFOTEK GLOBAL","page":"101-107","source":"journal.global.ac.id","title":"Student Attendance Information System Using QR Code (Quick Response) At ITSNU Kalimantan","volume":"12","author":[{"family":"Hasibuan","given":"Liyando Hermawan"},{"family":"Munaji","given":"Achmad Arif"},{"family":"Deolika","given":"Agatha"},{"family":"Chitayae","given":"Nadya"},{"family":"Setiawan","given":"Erik"}],"issued":{"date-parts":[["2022",9,30]]}}},{"id":82,"uris":["http://zotero.org/users/local/cErev97L/items/93N97I25"],"itemData":{"id":82,"type":"article-journal","abstract":"One of the important implementations in machine learning is Named Entity Recognition (NER), which is used to process text and extract entities such as people, organizations, laws, religions, and locations. NER for the Indonesian language still faces significant challenges due to the lack of high-quality labelled datasets, which limits the development of more advanced models. To address this issue, we utilized several pre-trained BERT models (bert-base-uncased, indobenchmark/indobert-base-p1, indolem/indobert-base-uncased) and datasets (NERGRIT-IndoNLU, NERGRIT-Corpus, NERUGM, and NERUI). This study proposes a novel fusion approach by integrating deep learning architectures such as CNN, Bi-LSTM, Bi-GRU, and CRF to detect 19 entities. This approach enhances BERT’s sequence modelling and feature extraction capabilities, while CRF improves entity prediction by enforcing global word-sequence constraints. Experimental results demonstrate that the fusion approach outperforms previous methods. On the bert-base-uncased dataset, accuracy reached 94.75%, while indobenchmark/indobert-base-p1 achieved 95.75%, and indolem/indobert-base-uncased achieved 95.85%. This study emphasizes the effectiveness of combining deep learning architectures with pre-trained transformers to improve NER performance in the Indonesian language. The proposed methodology offers significant advancements in entity extraction for languages with limited datasets, such as Indonesian.","container-title":"Jurnal Sistem Informasi Bisnis","DOI":"10.21456/vol14iss4pp311-320","ISSN":"2502-2377, 2088-3587","issue":"4","journalAbbreviation":"JSinbis","page":"311-320","source":"DOI.org (Crossref)","title":"A Novel Fusion of Machine Learning Methods for Enhancing Named Entity Recognition in Indonesian Language Text","volume":"14","author":[{"family":"Widyawan","given":"Widyawan"},{"family":"Utomo","given":"Bayu Prasetiyo"},{"family":"Rizala","given":"Muhammad Nur"}],"issued":{"date-parts":[["2024",10,9]]}}}],"schema":"https://github.com/citation-style-language/schema/raw/master/csl-citation.json"} </w:instrText>
       </w:r>
       <w:r>
         <w:rPr>
@@ -27218,15 +27215,6 @@
           <w:szCs w:val="24"/>
           <w:lang w:val="sv-SE"/>
         </w:rPr>
-        <w:instrText xml:space="preserve"> ADDIN ZOTERO_ITEM CSL_CITATION {"citationID":"7f0NevnD","properties":{"unsorted":false,"formattedCitation":"(Hasibuan et al., 2022; Widyawan et al., 2024)","plainCitation":"(Hasibuan et al., 2022; Widyawan et al., 2024)","noteIndex":0},"citationItems":[{"id":74,"uris":["http://zotero.org/users/local/cErev97L/items/SV8IRZY9"],"itemData":{"id":74,"type":"article-journal","abstract":"In this increasingly advanced era, Information Technology (IT) is unavoidable. Everyone is competing to find innovations that can improve their performance. Private Universities (PTS) in Indonesia are no exception. An educational institution's attendance list is the primary reference in monitoring student activities. Although this sector is critical, traditional data collection is still taking place. As a result, many problems arise, such as data loss, long charging times, long queues, overcrowding, and even affects student concentration. ITS NU Kalimantan is one of several private universities in Central Kalimantan and is still relatively new. Student attendance applications are designed and developed for more mature data collection to avoid problems that arise later. This study offers the use of web android-based technology equipped with a QR code feature. Based on the questionnaire results conducted on 45 respondents who used the UAT model, the perceived usefulness aspect was 82%, the perceived ease of use aspect was 84%, the perceived user acceptance aspect was 82%, and the average rating produced was 83%. This percentage shows that users respond positively to this attendance system.","container-title":"JURNAL SISFOTEK GLOBAL","DOI":"10.38101/sisfotek.v12i2.548","ISSN":"2721-3161","issue":"2","language":"en","license":"Copyright (c) 2022 JURNAL SISFOTEK GLOBAL","page":"101-107","source":"journal.global.ac.id","title":"Student Attendance Information System Using QR Code (Quick Response) At ITSNU Kalimantan","volume":"12","author":[{"family":"Hasibuan","given":"Liyando Hermawan"},{"family":"Munaji","given":"Achmad Arif"},{"family":"Deolika","given":"Agatha"},{"family":"Chitayae","given":"Nadya"},{"family":"Setiawan","given":"Erik"}],"issued":{"date-parts":[["2022",9,30]]}}},{"id":82,"uris":["http://zotero.org/users/local/cErev97L/items/93N97I25"],"itemData":{"id":82,"type":"article-journal","abstract":"One of the important implementations in machine learning is Named Entity Recognition (NER), which is used to process text and extract entities such as people, organizations, laws, religions, and locations. NER for the Indonesian language still faces significant challenges due to the lack of high-quality labelled datasets, which limits the development of more advanced models. To address this issue, we utilized several pre-trained BERT models (bert-base-uncased, indobenchmark/indobert-base-p1, indolem/indobert-base-uncased) and datasets (NERGRIT-IndoNLU, NERGRIT-Corpus, NERUGM, and NERUI). This study proposes a novel fusion approach by integrating deep learning architectures such as CNN, Bi-LSTM, Bi-GRU, and CRF to detect 19 entities. This approach enhances BERT’s sequence modelling and feature extraction capabilities, while CRF improves entity prediction by enforcing global word-sequence constraints. Experimental results demonstrate that the fusion approach outperforms previous methods. On the bert-base-uncased dataset, accuracy reached 94.75%, while indobenchmark/indobert-base-p1 achieved 95.75%, and indolem/indobert-base-uncased achieved 95.85%. This study emphasizes the effectiveness of combining deep learning architectures with pre-trained transformers to improve NER performance in the Indonesian language. The proposed methodology offers significant advancements in entity extraction for languages with limited datasets, such as Indonesian.","container-title":"Jurnal Sistem Informasi Bisnis","DOI":"10.21456/vol14iss4pp311-320","ISSN":"2502-2377, 2088-3587","issue":"4","journalAbbreviation":"JSinbis","page":"311-320","source":"DOI.org (Crossref)","title":"A Novel Fusion of Machine Learning Methods for Enhancing Named Entity Recognition in Indonesian Language Text","volume":"14","author":[{"family":"Widyawan","given":"Widyawan"},{"family":"Utomo","given":"Bayu Prasetiyo"},{"family":"Rizala","given":"Muhammad Nur"}],"issued":{"date-parts":[["2024",10,9]]}}}],"schema":"https://github.com/citation-style-language/schema/raw/master/csl-citation.json"} </w:instrText>
-      </w:r>
-      <w:r>
-        <w:rPr>
-          <w:rFonts w:ascii="Times New Roman" w:eastAsia="Times New Roman" w:hAnsi="Times New Roman" w:cs="Times New Roman"/>
-          <w:sz w:val="24"/>
-          <w:szCs w:val="24"/>
-          <w:lang w:val="sv-SE"/>
-        </w:rPr>
         <w:fldChar w:fldCharType="separate"/>
       </w:r>
       <w:r>
@@ -27234,39 +27222,7 @@
           <w:rFonts w:ascii="Times New Roman" w:hAnsi="Times New Roman" w:cs="Times New Roman"/>
           <w:sz w:val="24"/>
         </w:rPr>
-        <w:t>(</w:t>
-      </w:r>
-      <w:proofErr w:type="spellStart"/>
-      <w:r>
-        <w:rPr>
-          <w:rFonts w:ascii="Times New Roman" w:hAnsi="Times New Roman" w:cs="Times New Roman"/>
-          <w:sz w:val="24"/>
-        </w:rPr>
-        <w:t>Hasibuan</w:t>
-      </w:r>
-      <w:proofErr w:type="spellEnd"/>
-      <w:r>
-        <w:rPr>
-          <w:rFonts w:ascii="Times New Roman" w:hAnsi="Times New Roman" w:cs="Times New Roman"/>
-          <w:sz w:val="24"/>
-        </w:rPr>
-        <w:t xml:space="preserve"> et al., 2022; </w:t>
-      </w:r>
-      <w:proofErr w:type="spellStart"/>
-      <w:r>
-        <w:rPr>
-          <w:rFonts w:ascii="Times New Roman" w:hAnsi="Times New Roman" w:cs="Times New Roman"/>
-          <w:sz w:val="24"/>
-        </w:rPr>
-        <w:t>Widyawan</w:t>
-      </w:r>
-      <w:proofErr w:type="spellEnd"/>
-      <w:r>
-        <w:rPr>
-          <w:rFonts w:ascii="Times New Roman" w:hAnsi="Times New Roman" w:cs="Times New Roman"/>
-          <w:sz w:val="24"/>
-        </w:rPr>
-        <w:t xml:space="preserve"> et al., 2024)</w:t>
+        <w:t>(Hasibuan et al., 2022; Widyawan et al., 2024)</w:t>
       </w:r>
       <w:r>
         <w:rPr>
@@ -39881,16 +39837,7 @@
                 <w:iCs/>
                 <w:lang w:val="sv-SE"/>
               </w:rPr>
-              <w:t>password</w:t>
-            </w:r>
-            <w:r>
-              <w:rPr>
-                <w:rFonts w:ascii="Times New Roman" w:eastAsia="Times New Roman" w:hAnsi="Times New Roman" w:cs="Times New Roman"/>
-                <w:i/>
-                <w:iCs/>
-                <w:lang w:val="sv-SE"/>
-              </w:rPr>
-              <w:t xml:space="preserve"> </w:t>
+              <w:t xml:space="preserve">password </w:t>
             </w:r>
             <w:r>
               <w:rPr>
@@ -41708,18 +41655,38 @@
         </w:rPr>
         <w:t xml:space="preserve">(2), 104. </w:t>
       </w:r>
-      <w:hyperlink r:id="rId15" w:history="1">
-        <w:r>
-          <w:rPr>
-            <w:rStyle w:val="Hyperlink"/>
-            <w:rFonts w:ascii="Times New Roman" w:hAnsi="Times New Roman" w:cs="Times New Roman"/>
-            <w:sz w:val="24"/>
-            <w:szCs w:val="24"/>
-            <w:lang w:val="sv-SE"/>
-          </w:rPr>
-          <w:t>https://doi.org/10.31963/elekterika.v20i2.4631</w:t>
-        </w:r>
-      </w:hyperlink>
+      <w:r>
+        <w:fldChar w:fldCharType="begin"/>
+      </w:r>
+      <w:r>
+        <w:rPr>
+          <w:lang w:val="sv-SE"/>
+        </w:rPr>
+        <w:instrText>HYPERLINK "https://doi.org/10.31963/elekterika.v20i2.4631"</w:instrText>
+      </w:r>
+      <w:r>
+        <w:fldChar w:fldCharType="separate"/>
+      </w:r>
+      <w:r>
+        <w:rPr>
+          <w:rStyle w:val="Hyperlink"/>
+          <w:rFonts w:ascii="Times New Roman" w:hAnsi="Times New Roman" w:cs="Times New Roman"/>
+          <w:sz w:val="24"/>
+          <w:szCs w:val="24"/>
+          <w:lang w:val="sv-SE"/>
+        </w:rPr>
+        <w:t>https://doi.org/10.31963/elekterika.v20i2.4631</w:t>
+      </w:r>
+      <w:r>
+        <w:rPr>
+          <w:rStyle w:val="Hyperlink"/>
+          <w:rFonts w:ascii="Times New Roman" w:hAnsi="Times New Roman" w:cs="Times New Roman"/>
+          <w:sz w:val="24"/>
+          <w:szCs w:val="24"/>
+          <w:lang w:val="sv-SE"/>
+        </w:rPr>
+        <w:fldChar w:fldCharType="end"/>
+      </w:r>
     </w:p>
     <w:p>
       <w:pPr>
@@ -41841,18 +41808,38 @@
         </w:rPr>
         <w:t xml:space="preserve">(3), 373–382. </w:t>
       </w:r>
-      <w:hyperlink r:id="rId16" w:history="1">
-        <w:r>
-          <w:rPr>
-            <w:rStyle w:val="Hyperlink"/>
-            <w:rFonts w:ascii="Times New Roman" w:hAnsi="Times New Roman" w:cs="Times New Roman"/>
-            <w:sz w:val="24"/>
-            <w:szCs w:val="24"/>
-            <w:lang w:val="sv-SE"/>
-          </w:rPr>
-          <w:t>https://doi.org/10.28926/ilkomnika.v6i3.682</w:t>
-        </w:r>
-      </w:hyperlink>
+      <w:r>
+        <w:fldChar w:fldCharType="begin"/>
+      </w:r>
+      <w:r>
+        <w:rPr>
+          <w:lang w:val="sv-SE"/>
+        </w:rPr>
+        <w:instrText>HYPERLINK "https://doi.org/10.28926/ilkomnika.v6i3.682"</w:instrText>
+      </w:r>
+      <w:r>
+        <w:fldChar w:fldCharType="separate"/>
+      </w:r>
+      <w:r>
+        <w:rPr>
+          <w:rStyle w:val="Hyperlink"/>
+          <w:rFonts w:ascii="Times New Roman" w:hAnsi="Times New Roman" w:cs="Times New Roman"/>
+          <w:sz w:val="24"/>
+          <w:szCs w:val="24"/>
+          <w:lang w:val="sv-SE"/>
+        </w:rPr>
+        <w:t>https://doi.org/10.28926/ilkomnika.v6i3.682</w:t>
+      </w:r>
+      <w:r>
+        <w:rPr>
+          <w:rStyle w:val="Hyperlink"/>
+          <w:rFonts w:ascii="Times New Roman" w:hAnsi="Times New Roman" w:cs="Times New Roman"/>
+          <w:sz w:val="24"/>
+          <w:szCs w:val="24"/>
+          <w:lang w:val="sv-SE"/>
+        </w:rPr>
+        <w:fldChar w:fldCharType="end"/>
+      </w:r>
     </w:p>
     <w:p>
       <w:pPr>
@@ -41937,7 +41924,7 @@
         </w:rPr>
         <w:t xml:space="preserve">(1), 95–102. </w:t>
       </w:r>
-      <w:hyperlink r:id="rId17" w:history="1">
+      <w:hyperlink r:id="rId15" w:history="1">
         <w:r>
           <w:rPr>
             <w:rStyle w:val="Hyperlink"/>
@@ -42085,7 +42072,7 @@
         </w:rPr>
         <w:t xml:space="preserve">(2), 101–107. </w:t>
       </w:r>
-      <w:hyperlink r:id="rId18" w:history="1">
+      <w:hyperlink r:id="rId16" w:history="1">
         <w:r>
           <w:rPr>
             <w:rStyle w:val="Hyperlink"/>
@@ -42113,7 +42100,6 @@
           <w:rFonts w:ascii="Times New Roman" w:hAnsi="Times New Roman" w:cs="Times New Roman"/>
           <w:sz w:val="24"/>
           <w:szCs w:val="24"/>
-          <w:lang w:val="sv-SE"/>
         </w:rPr>
         <w:t xml:space="preserve">Mandala, R. C., &amp; Susanto, A. (2023). </w:t>
       </w:r>
@@ -42186,18 +42172,38 @@
         </w:rPr>
         <w:t xml:space="preserve">(1), 47–51. </w:t>
       </w:r>
-      <w:hyperlink r:id="rId19" w:history="1">
-        <w:r>
-          <w:rPr>
-            <w:rStyle w:val="Hyperlink"/>
-            <w:rFonts w:ascii="Times New Roman" w:hAnsi="Times New Roman" w:cs="Times New Roman"/>
-            <w:sz w:val="24"/>
-            <w:szCs w:val="24"/>
-            <w:lang w:val="sv-SE"/>
-          </w:rPr>
-          <w:t>https://doi.org/10.55382/jurnalpustakaai.v3i1.561</w:t>
-        </w:r>
-      </w:hyperlink>
+      <w:r>
+        <w:fldChar w:fldCharType="begin"/>
+      </w:r>
+      <w:r>
+        <w:rPr>
+          <w:lang w:val="sv-SE"/>
+        </w:rPr>
+        <w:instrText>HYPERLINK "https://doi.org/10.55382/jurnalpustakaai.v3i1.561"</w:instrText>
+      </w:r>
+      <w:r>
+        <w:fldChar w:fldCharType="separate"/>
+      </w:r>
+      <w:r>
+        <w:rPr>
+          <w:rStyle w:val="Hyperlink"/>
+          <w:rFonts w:ascii="Times New Roman" w:hAnsi="Times New Roman" w:cs="Times New Roman"/>
+          <w:sz w:val="24"/>
+          <w:szCs w:val="24"/>
+          <w:lang w:val="sv-SE"/>
+        </w:rPr>
+        <w:t>https://doi.org/10.55382/jurnalpustakaai.v3i1.561</w:t>
+      </w:r>
+      <w:r>
+        <w:rPr>
+          <w:rStyle w:val="Hyperlink"/>
+          <w:rFonts w:ascii="Times New Roman" w:hAnsi="Times New Roman" w:cs="Times New Roman"/>
+          <w:sz w:val="24"/>
+          <w:szCs w:val="24"/>
+          <w:lang w:val="sv-SE"/>
+        </w:rPr>
+        <w:fldChar w:fldCharType="end"/>
+      </w:r>
     </w:p>
     <w:p>
       <w:pPr>
@@ -42217,79 +42223,7 @@
           <w:szCs w:val="24"/>
           <w:lang w:val="sv-SE"/>
         </w:rPr>
-        <w:t xml:space="preserve">Rakhma, S. A., Tullah, R., &amp; Maisaroh, S. (2022). </w:t>
-      </w:r>
-      <w:proofErr w:type="spellStart"/>
-      <w:r>
-        <w:rPr>
-          <w:rFonts w:ascii="Times New Roman" w:hAnsi="Times New Roman" w:cs="Times New Roman"/>
-          <w:sz w:val="24"/>
-          <w:szCs w:val="24"/>
-        </w:rPr>
-        <w:t>Sistem</w:t>
-      </w:r>
-      <w:proofErr w:type="spellEnd"/>
-      <w:r>
-        <w:rPr>
-          <w:rFonts w:ascii="Times New Roman" w:hAnsi="Times New Roman" w:cs="Times New Roman"/>
-          <w:sz w:val="24"/>
-          <w:szCs w:val="24"/>
-        </w:rPr>
-        <w:t xml:space="preserve"> Monitoring Data Aset dan </w:t>
-      </w:r>
-      <w:proofErr w:type="spellStart"/>
-      <w:r>
-        <w:rPr>
-          <w:rFonts w:ascii="Times New Roman" w:hAnsi="Times New Roman" w:cs="Times New Roman"/>
-          <w:sz w:val="24"/>
-          <w:szCs w:val="24"/>
-        </w:rPr>
-        <w:t>Inventaris</w:t>
-      </w:r>
-      <w:proofErr w:type="spellEnd"/>
-      <w:r>
-        <w:rPr>
-          <w:rFonts w:ascii="Times New Roman" w:hAnsi="Times New Roman" w:cs="Times New Roman"/>
-          <w:sz w:val="24"/>
-          <w:szCs w:val="24"/>
-        </w:rPr>
-        <w:t xml:space="preserve"> IT </w:t>
-      </w:r>
-      <w:proofErr w:type="spellStart"/>
-      <w:r>
-        <w:rPr>
-          <w:rFonts w:ascii="Times New Roman" w:hAnsi="Times New Roman" w:cs="Times New Roman"/>
-          <w:sz w:val="24"/>
-          <w:szCs w:val="24"/>
-        </w:rPr>
-        <w:t>Berbasis</w:t>
-      </w:r>
-      <w:proofErr w:type="spellEnd"/>
-      <w:r>
-        <w:rPr>
-          <w:rFonts w:ascii="Times New Roman" w:hAnsi="Times New Roman" w:cs="Times New Roman"/>
-          <w:sz w:val="24"/>
-          <w:szCs w:val="24"/>
-        </w:rPr>
-        <w:t xml:space="preserve"> Web pada PT. Pan Brothers </w:t>
-      </w:r>
-      <w:proofErr w:type="spellStart"/>
-      <w:r>
-        <w:rPr>
-          <w:rFonts w:ascii="Times New Roman" w:hAnsi="Times New Roman" w:cs="Times New Roman"/>
-          <w:sz w:val="24"/>
-          <w:szCs w:val="24"/>
-        </w:rPr>
-        <w:t>Tbk</w:t>
-      </w:r>
-      <w:proofErr w:type="spellEnd"/>
-      <w:r>
-        <w:rPr>
-          <w:rFonts w:ascii="Times New Roman" w:hAnsi="Times New Roman" w:cs="Times New Roman"/>
-          <w:sz w:val="24"/>
-          <w:szCs w:val="24"/>
-        </w:rPr>
-        <w:t xml:space="preserve">. </w:t>
+        <w:t xml:space="preserve">Reswan, Y., Raffles, R., Wijaya, A., &amp; Apridiansyah, Y. (2024). PENERAPAN ALGORITMA OCR UNTUK EKSTRAKSI INFORMASI DARI CITRA KARTU TANDA MAHASISWA (KTM). </w:t>
       </w:r>
       <w:r>
         <w:rPr>
@@ -42300,7 +42234,7 @@
           <w:szCs w:val="24"/>
           <w:lang w:val="sv-SE"/>
         </w:rPr>
-        <w:t>JURNAL TOPIK GLOBAL</w:t>
+        <w:t>JATI (Jurnal Mahasiswa Teknik Informatika)</w:t>
       </w:r>
       <w:r>
         <w:rPr>
@@ -42320,29 +42254,49 @@
           <w:szCs w:val="24"/>
           <w:lang w:val="sv-SE"/>
         </w:rPr>
-        <w:t>1</w:t>
-      </w:r>
-      <w:r>
-        <w:rPr>
-          <w:rFonts w:ascii="Times New Roman" w:hAnsi="Times New Roman" w:cs="Times New Roman"/>
-          <w:sz w:val="24"/>
-          <w:szCs w:val="24"/>
-          <w:lang w:val="sv-SE"/>
-        </w:rPr>
-        <w:t xml:space="preserve">(2). </w:t>
-      </w:r>
-      <w:hyperlink r:id="rId20" w:history="1">
-        <w:r>
-          <w:rPr>
-            <w:rStyle w:val="Hyperlink"/>
-            <w:rFonts w:ascii="Times New Roman" w:hAnsi="Times New Roman" w:cs="Times New Roman"/>
-            <w:sz w:val="24"/>
-            <w:szCs w:val="24"/>
-            <w:lang w:val="sv-SE"/>
-          </w:rPr>
-          <w:t>https://doi.org/10.38101/jtopikglobal.v1i2.593</w:t>
-        </w:r>
-      </w:hyperlink>
+        <w:t>8</w:t>
+      </w:r>
+      <w:r>
+        <w:rPr>
+          <w:rFonts w:ascii="Times New Roman" w:hAnsi="Times New Roman" w:cs="Times New Roman"/>
+          <w:sz w:val="24"/>
+          <w:szCs w:val="24"/>
+          <w:lang w:val="sv-SE"/>
+        </w:rPr>
+        <w:t xml:space="preserve">(5), 11004–11009. </w:t>
+      </w:r>
+      <w:r>
+        <w:fldChar w:fldCharType="begin"/>
+      </w:r>
+      <w:r>
+        <w:rPr>
+          <w:lang w:val="sv-SE"/>
+        </w:rPr>
+        <w:instrText>HYPERLINK "https://doi.org/10.36040/jati.v8i5.11006"</w:instrText>
+      </w:r>
+      <w:r>
+        <w:fldChar w:fldCharType="separate"/>
+      </w:r>
+      <w:r>
+        <w:rPr>
+          <w:rStyle w:val="Hyperlink"/>
+          <w:rFonts w:ascii="Times New Roman" w:hAnsi="Times New Roman" w:cs="Times New Roman"/>
+          <w:sz w:val="24"/>
+          <w:szCs w:val="24"/>
+          <w:lang w:val="sv-SE"/>
+        </w:rPr>
+        <w:t>https://doi.org/10.36040/jati.v8i5.11006</w:t>
+      </w:r>
+      <w:r>
+        <w:rPr>
+          <w:rStyle w:val="Hyperlink"/>
+          <w:rFonts w:ascii="Times New Roman" w:hAnsi="Times New Roman" w:cs="Times New Roman"/>
+          <w:sz w:val="24"/>
+          <w:szCs w:val="24"/>
+          <w:lang w:val="sv-SE"/>
+        </w:rPr>
+        <w:fldChar w:fldCharType="end"/>
+      </w:r>
     </w:p>
     <w:p>
       <w:pPr>
@@ -42362,17 +42316,8 @@
           <w:szCs w:val="24"/>
           <w:lang w:val="sv-SE"/>
         </w:rPr>
-        <w:t xml:space="preserve">Reswan, Y., Raffles, R., Wijaya, A., &amp; Apridiansyah, Y. (2024). PENERAPAN ALGORITMA OCR UNTUK EKSTRAKSI INFORMASI DARI CITRA KARTU TANDA MAHASISWA </w:t>
-      </w:r>
-      <w:r>
-        <w:rPr>
-          <w:rFonts w:ascii="Times New Roman" w:hAnsi="Times New Roman" w:cs="Times New Roman"/>
-          <w:sz w:val="24"/>
-          <w:szCs w:val="24"/>
-          <w:lang w:val="sv-SE"/>
-        </w:rPr>
         <w:lastRenderedPageBreak/>
-        <w:t xml:space="preserve">(KTM). </w:t>
+        <w:t xml:space="preserve">Sutedi, A., Indrakusumah, M. R., Deddy Supriatna, A., &amp; Mulyani, A. (2025). Rancang Bangun Sistem Pengelolaan Inventaris Barang Dengan Verifikasi Pengguna Berbasis Face Recognition. </w:t>
       </w:r>
       <w:r>
         <w:rPr>
@@ -42383,7 +42328,7 @@
           <w:szCs w:val="24"/>
           <w:lang w:val="sv-SE"/>
         </w:rPr>
-        <w:t>JATI (Jurnal Mahasiswa Teknik Informatika)</w:t>
+        <w:t>Jurnal Algoritma</w:t>
       </w:r>
       <w:r>
         <w:rPr>
@@ -42403,79 +42348,6 @@
           <w:szCs w:val="24"/>
           <w:lang w:val="sv-SE"/>
         </w:rPr>
-        <w:t>8</w:t>
-      </w:r>
-      <w:r>
-        <w:rPr>
-          <w:rFonts w:ascii="Times New Roman" w:hAnsi="Times New Roman" w:cs="Times New Roman"/>
-          <w:sz w:val="24"/>
-          <w:szCs w:val="24"/>
-          <w:lang w:val="sv-SE"/>
-        </w:rPr>
-        <w:t xml:space="preserve">(5), 11004–11009. </w:t>
-      </w:r>
-      <w:hyperlink r:id="rId21" w:history="1">
-        <w:r>
-          <w:rPr>
-            <w:rStyle w:val="Hyperlink"/>
-            <w:rFonts w:ascii="Times New Roman" w:hAnsi="Times New Roman" w:cs="Times New Roman"/>
-            <w:sz w:val="24"/>
-            <w:szCs w:val="24"/>
-            <w:lang w:val="sv-SE"/>
-          </w:rPr>
-          <w:t>https://doi.org/10.36040/jati.v8i5.11006</w:t>
-        </w:r>
-      </w:hyperlink>
-    </w:p>
-    <w:p>
-      <w:pPr>
-        <w:spacing w:line="480" w:lineRule="auto"/>
-        <w:ind w:hanging="480"/>
-        <w:rPr>
-          <w:rFonts w:ascii="Times New Roman" w:hAnsi="Times New Roman" w:cs="Times New Roman"/>
-          <w:sz w:val="24"/>
-          <w:szCs w:val="24"/>
-          <w:lang w:val="sv-SE"/>
-        </w:rPr>
-      </w:pPr>
-      <w:r>
-        <w:rPr>
-          <w:rFonts w:ascii="Times New Roman" w:hAnsi="Times New Roman" w:cs="Times New Roman"/>
-          <w:sz w:val="24"/>
-          <w:szCs w:val="24"/>
-          <w:lang w:val="sv-SE"/>
-        </w:rPr>
-        <w:t xml:space="preserve">Sutedi, A., Indrakusumah, M. R., Deddy Supriatna, A., &amp; Mulyani, A. (2025). Rancang Bangun Sistem Pengelolaan Inventaris Barang Dengan Verifikasi Pengguna Berbasis Face Recognition. </w:t>
-      </w:r>
-      <w:r>
-        <w:rPr>
-          <w:rFonts w:ascii="Times New Roman" w:hAnsi="Times New Roman" w:cs="Times New Roman"/>
-          <w:i/>
-          <w:iCs/>
-          <w:sz w:val="24"/>
-          <w:szCs w:val="24"/>
-          <w:lang w:val="sv-SE"/>
-        </w:rPr>
-        <w:t>Jurnal Algoritma</w:t>
-      </w:r>
-      <w:r>
-        <w:rPr>
-          <w:rFonts w:ascii="Times New Roman" w:hAnsi="Times New Roman" w:cs="Times New Roman"/>
-          <w:sz w:val="24"/>
-          <w:szCs w:val="24"/>
-          <w:lang w:val="sv-SE"/>
-        </w:rPr>
-        <w:t xml:space="preserve">, </w:t>
-      </w:r>
-      <w:r>
-        <w:rPr>
-          <w:rFonts w:ascii="Times New Roman" w:hAnsi="Times New Roman" w:cs="Times New Roman"/>
-          <w:i/>
-          <w:iCs/>
-          <w:sz w:val="24"/>
-          <w:szCs w:val="24"/>
-          <w:lang w:val="sv-SE"/>
-        </w:rPr>
         <w:t>22</w:t>
       </w:r>
       <w:r>
@@ -42487,7 +42359,7 @@
         </w:rPr>
         <w:t xml:space="preserve">(2). </w:t>
       </w:r>
-      <w:hyperlink r:id="rId22" w:history="1">
+      <w:hyperlink r:id="rId17" w:history="1">
         <w:r>
           <w:rPr>
             <w:rStyle w:val="Hyperlink"/>
@@ -42540,7 +42412,7 @@
         </w:rPr>
         <w:t xml:space="preserve">. </w:t>
       </w:r>
-      <w:hyperlink r:id="rId23" w:history="1">
+      <w:hyperlink r:id="rId18" w:history="1">
         <w:r>
           <w:rPr>
             <w:rStyle w:val="Hyperlink"/>
@@ -42569,6 +42441,7 @@
           <w:rFonts w:ascii="Times New Roman" w:hAnsi="Times New Roman" w:cs="Times New Roman"/>
           <w:sz w:val="24"/>
           <w:szCs w:val="24"/>
+          <w:lang w:val="sv-SE"/>
         </w:rPr>
         <w:t xml:space="preserve">Tato, F. R., &amp; Ibrahim, I. M. (2025). </w:t>
       </w:r>
@@ -42620,18 +42493,38 @@
         </w:rPr>
         <w:t xml:space="preserve">(2), 233–239. </w:t>
       </w:r>
-      <w:hyperlink r:id="rId24" w:history="1">
-        <w:r>
-          <w:rPr>
-            <w:rStyle w:val="Hyperlink"/>
-            <w:rFonts w:ascii="Times New Roman" w:hAnsi="Times New Roman" w:cs="Times New Roman"/>
-            <w:sz w:val="24"/>
-            <w:szCs w:val="24"/>
-            <w:lang w:val="sv-SE"/>
-          </w:rPr>
-          <w:t>https://doi.org/10.31326/jisa.v7i2.2116</w:t>
-        </w:r>
-      </w:hyperlink>
+      <w:r>
+        <w:fldChar w:fldCharType="begin"/>
+      </w:r>
+      <w:r>
+        <w:rPr>
+          <w:lang w:val="sv-SE"/>
+        </w:rPr>
+        <w:instrText>HYPERLINK "https://doi.org/10.31326/jisa.v7i2.2116"</w:instrText>
+      </w:r>
+      <w:r>
+        <w:fldChar w:fldCharType="separate"/>
+      </w:r>
+      <w:r>
+        <w:rPr>
+          <w:rStyle w:val="Hyperlink"/>
+          <w:rFonts w:ascii="Times New Roman" w:hAnsi="Times New Roman" w:cs="Times New Roman"/>
+          <w:sz w:val="24"/>
+          <w:szCs w:val="24"/>
+          <w:lang w:val="sv-SE"/>
+        </w:rPr>
+        <w:t>https://doi.org/10.31326/jisa.v7i2.2116</w:t>
+      </w:r>
+      <w:r>
+        <w:rPr>
+          <w:rStyle w:val="Hyperlink"/>
+          <w:rFonts w:ascii="Times New Roman" w:hAnsi="Times New Roman" w:cs="Times New Roman"/>
+          <w:sz w:val="24"/>
+          <w:szCs w:val="24"/>
+          <w:lang w:val="sv-SE"/>
+        </w:rPr>
+        <w:fldChar w:fldCharType="end"/>
+      </w:r>
     </w:p>
     <w:p>
       <w:pPr>
@@ -42734,7 +42627,7 @@
         </w:rPr>
         <w:t xml:space="preserve">, 95–102. </w:t>
       </w:r>
-      <w:hyperlink r:id="rId25" w:history="1">
+      <w:hyperlink r:id="rId19" w:history="1">
         <w:r>
           <w:rPr>
             <w:rStyle w:val="Hyperlink"/>
@@ -42846,7 +42739,7 @@
         </w:rPr>
         <w:t xml:space="preserve">(3), 638–649. </w:t>
       </w:r>
-      <w:hyperlink r:id="rId26" w:history="1">
+      <w:hyperlink r:id="rId20" w:history="1">
         <w:r>
           <w:rPr>
             <w:rStyle w:val="Hyperlink"/>
@@ -42882,12 +42775,12 @@
       </w:pPr>
     </w:p>
     <w:sectPr>
-      <w:headerReference w:type="even" r:id="rId27"/>
-      <w:headerReference w:type="default" r:id="rId28"/>
-      <w:footerReference w:type="even" r:id="rId29"/>
-      <w:footerReference w:type="default" r:id="rId30"/>
-      <w:headerReference w:type="first" r:id="rId31"/>
-      <w:footerReference w:type="first" r:id="rId32"/>
+      <w:headerReference w:type="even" r:id="rId21"/>
+      <w:headerReference w:type="default" r:id="rId22"/>
+      <w:footerReference w:type="even" r:id="rId23"/>
+      <w:footerReference w:type="default" r:id="rId24"/>
+      <w:headerReference w:type="first" r:id="rId25"/>
+      <w:footerReference w:type="first" r:id="rId26"/>
       <w:pgSz w:w="11906" w:h="16838" w:code="9"/>
       <w:pgMar w:top="1418" w:right="1418" w:bottom="1418" w:left="1701" w:header="720" w:footer="720" w:gutter="0"/>
       <w:pgNumType w:start="1"/>
